--- a/32SS Systemy shtuchnogo/1/KNT-122_Onyshchenko_Variant-19_PR1.docx
+++ b/32SS Systemy shtuchnogo/1/KNT-122_Onyshchenko_Variant-19_PR1.docx
@@ -527,127 +527,16 @@
     </w:p>
     <w:p>
       <w:pPr>
-        <w:pStyle w:val="H2"/>
-        <w:rPr/>
-      </w:pPr>
-      <w:r>
-        <w:rPr/>
-        <w:t xml:space="preserve">1 Код </w:t>
-      </w:r>
-    </w:p>
-    <w:p>
-      <w:pPr>
         <w:pStyle w:val="P1"/>
-        <w:rPr/>
-      </w:pPr>
-      <w:r>
-        <w:rPr/>
-      </w:r>
-    </w:p>
-    <w:p>
-      <w:pPr>
-        <w:pStyle w:val="Code"/>
-        <w:rPr/>
-      </w:pPr>
-      <w:r>
-        <w:rPr/>
-        <w:t>Текст коду програми.</w:t>
-      </w:r>
-    </w:p>
-    <w:p>
-      <w:pPr>
-        <w:pStyle w:val="P1"/>
-        <w:rPr/>
-      </w:pPr>
-      <w:r>
-        <w:rPr/>
-      </w:r>
-    </w:p>
-    <w:p>
-      <w:pPr>
-        <w:pStyle w:val="H2"/>
-        <w:rPr/>
-      </w:pPr>
-      <w:r>
-        <w:rPr/>
-        <w:t xml:space="preserve">2 Результати </w:t>
-      </w:r>
-    </w:p>
-    <w:p>
-      <w:pPr>
-        <w:pStyle w:val="P1"/>
-        <w:rPr/>
-      </w:pPr>
-      <w:r>
-        <w:rPr/>
-      </w:r>
-    </w:p>
-    <w:p>
-      <w:pPr>
-        <w:pStyle w:val="IMG1"/>
-        <w:rPr/>
-      </w:pPr>
-      <w:r>
-        <w:rPr/>
-        <w:t>Картинка тут</w:t>
-      </w:r>
-    </w:p>
-    <w:p>
-      <w:pPr>
-        <w:pStyle w:val="IMG1"/>
-        <w:rPr/>
-      </w:pPr>
-      <w:r>
-        <w:rPr/>
-        <w:t>Рисунок 2.1 – Опис картинки</w:t>
-      </w:r>
-    </w:p>
-    <w:p>
-      <w:pPr>
-        <w:pStyle w:val="P1"/>
-        <w:rPr/>
-      </w:pPr>
-      <w:r>
-        <w:rPr/>
-      </w:r>
-    </w:p>
-    <w:p>
-      <w:pPr>
-        <w:pStyle w:val="H1"/>
-        <w:rPr/>
-      </w:pPr>
-      <w:r>
-        <w:rPr/>
-        <w:t xml:space="preserve">Питання </w:t>
-      </w:r>
-    </w:p>
-    <w:p>
-      <w:pPr>
-        <w:pStyle w:val="H2"/>
-        <w:rPr/>
-      </w:pPr>
-      <w:r>
-        <w:rPr/>
-        <w:t xml:space="preserve">Контрольне питання </w:t>
-      </w:r>
-    </w:p>
-    <w:p>
-      <w:pPr>
-        <w:pStyle w:val="P1"/>
-        <w:rPr/>
-      </w:pPr>
-      <w:r>
-        <w:rPr/>
-      </w:r>
-    </w:p>
-    <w:p>
-      <w:pPr>
-        <w:pStyle w:val="P1"/>
-        <w:rPr/>
-      </w:pPr>
-      <w:r>
-        <w:rPr/>
-        <w:t>Відповідь на контрольне питання.</w:t>
+        <w:rPr>
+          <w:lang w:val="en-US"/>
+        </w:rPr>
+      </w:pPr>
+      <w:r>
+        <w:rPr>
+          <w:lang w:val="en-US"/>
+        </w:rPr>
+        <w:t xml:space="preserve">1 </w:t>
       </w:r>
     </w:p>
     <w:sectPr>
@@ -1307,6 +1196,7 @@
     <w:qFormat/>
     <w:pPr>
       <w:widowControl/>
+      <w:suppressAutoHyphens w:val="true"/>
       <w:bidi w:val="0"/>
       <w:spacing w:lineRule="auto" w:line="360" w:before="0" w:after="0"/>
       <w:ind w:firstLine="851"/>
@@ -1318,7 +1208,7 @@
       <w:kern w:val="0"/>
       <w:sz w:val="28"/>
       <w:szCs w:val="28"/>
-      <w:lang w:eastAsia="uk-UA" w:val="uk-UA" w:bidi="ar-SA"/>
+      <w:lang w:val="uk-UA" w:eastAsia="uk-UA" w:bidi="ar-SA"/>
     </w:rPr>
   </w:style>
   <w:style w:type="paragraph" w:styleId="Heading1">
@@ -1688,9 +1578,35 @@
       <w:rFonts w:cs="Arial Unicode MS"/>
     </w:rPr>
   </w:style>
+  <w:style w:type="paragraph" w:styleId="user">
+    <w:name w:val="Заголовок (user)"/>
+    <w:basedOn w:val="Normal"/>
+    <w:next w:val="BodyText"/>
+    <w:qFormat/>
+    <w:pPr>
+      <w:keepNext w:val="true"/>
+      <w:spacing w:before="240" w:after="120"/>
+    </w:pPr>
+    <w:rPr>
+      <w:rFonts w:ascii="Liberation Sans" w:hAnsi="Liberation Sans" w:eastAsia="Microsoft YaHei" w:cs="Arial Unicode MS"/>
+      <w:sz w:val="28"/>
+      <w:szCs w:val="28"/>
+    </w:rPr>
+  </w:style>
+  <w:style w:type="paragraph" w:styleId="user1">
+    <w:name w:val="Покажчик (user)"/>
+    <w:basedOn w:val="Normal"/>
+    <w:qFormat/>
+    <w:pPr>
+      <w:suppressLineNumbers/>
+    </w:pPr>
+    <w:rPr>
+      <w:rFonts w:cs="Arial Unicode MS"/>
+    </w:rPr>
+  </w:style>
   <w:style w:type="paragraph" w:styleId="IndexHeading">
     <w:name w:val="index heading"/>
-    <w:basedOn w:val="Style12"/>
+    <w:basedOn w:val="user"/>
     <w:pPr/>
     <w:rPr/>
   </w:style>

--- a/32SS Systemy shtuchnogo/1/KNT-122_Onyshchenko_Variant-19_PR1.docx
+++ b/32SS Systemy shtuchnogo/1/KNT-122_Onyshchenko_Variant-19_PR1.docx
@@ -494,21 +494,478 @@
     <w:p>
       <w:pPr>
         <w:pStyle w:val="P1"/>
-        <w:numPr>
-          <w:ilvl w:val="0"/>
-          <w:numId w:val="1"/>
-        </w:numPr>
-        <w:ind w:hanging="360" w:left="1211"/>
-        <w:rPr/>
-      </w:pPr>
-      <w:r>
-        <w:rPr/>
-        <w:t>Виконати пункт один, і так далі.</w:t>
+        <w:rPr/>
+      </w:pPr>
+      <w:r>
+        <w:rPr/>
       </w:r>
     </w:p>
     <w:p>
       <w:pPr>
         <w:pStyle w:val="P1"/>
+        <w:rPr>
+          <w:i/>
+          <w:i/>
+          <w:iCs/>
+        </w:rPr>
+      </w:pPr>
+      <w:r>
+        <w:rPr>
+          <w:i/>
+          <w:iCs/>
+        </w:rPr>
+        <w:t>Частина 1.</w:t>
+      </w:r>
+    </w:p>
+    <w:p>
+      <w:pPr>
+        <w:pStyle w:val="P1"/>
+        <w:rPr/>
+      </w:pPr>
+      <w:r>
+        <w:rPr/>
+      </w:r>
+    </w:p>
+    <w:p>
+      <w:pPr>
+        <w:pStyle w:val="P1"/>
+        <w:rPr/>
+      </w:pPr>
+      <w:r>
+        <w:rPr>
+          <w:color w:val="0451A5"/>
+        </w:rPr>
+        <w:t>1.</w:t>
+      </w:r>
+      <w:r>
+        <w:rPr/>
+        <w:t xml:space="preserve"> Ознайомитися з конспектом лекцій та рекомендованою літературою. На мові програмування Python написати програму, що реалізує процедури для навчання та емуляції за методом еталонів.</w:t>
+      </w:r>
+    </w:p>
+    <w:p>
+      <w:pPr>
+        <w:pStyle w:val="P1"/>
+        <w:rPr/>
+      </w:pPr>
+      <w:r>
+        <w:rPr>
+          <w:color w:val="0451A5"/>
+        </w:rPr>
+        <w:t>2.</w:t>
+      </w:r>
+      <w:r>
+        <w:rPr/>
+        <w:t xml:space="preserve"> Згідно з номером студента за журналом для відповідного номера варіанта V сформувати навчаючу вибірку </w:t>
+      </w:r>
+      <w:r>
+        <w:rPr>
+          <w:color w:val="0F4A85"/>
+        </w:rPr>
+        <w:t>&lt;x,y&gt;</w:t>
+      </w:r>
+      <w:r>
+        <w:rPr/>
+        <w:t xml:space="preserve"> обсягом S екземплярів </w:t>
+      </w:r>
+      <w:r>
+        <w:rPr/>
+      </w:r>
+      <m:oMath xmlns:m="http://schemas.openxmlformats.org/officeDocument/2006/math">
+        <m:sSup>
+          <m:e>
+            <m:r>
+              <w:rPr>
+                <w:rFonts w:ascii="Cambria Math" w:hAnsi="Cambria Math"/>
+              </w:rPr>
+              <m:t xml:space="preserve">x</m:t>
+            </m:r>
+          </m:e>
+          <m:sup>
+            <m:r>
+              <w:rPr>
+                <w:rFonts w:ascii="Cambria Math" w:hAnsi="Cambria Math"/>
+              </w:rPr>
+              <m:t xml:space="preserve">s</m:t>
+            </m:r>
+          </m:sup>
+        </m:sSup>
+      </m:oMath>
+      <w:r>
+        <w:rPr/>
+        <w:t xml:space="preserve">, s=1, 2, ..., S, що характеризуються N ознаками </w:t>
+      </w:r>
+      <w:r>
+        <w:rPr/>
+      </w:r>
+      <m:oMath xmlns:m="http://schemas.openxmlformats.org/officeDocument/2006/math">
+        <m:sSubSup>
+          <m:e>
+            <m:r>
+              <w:rPr>
+                <w:rFonts w:ascii="Cambria Math" w:hAnsi="Cambria Math"/>
+              </w:rPr>
+              <m:t xml:space="preserve">x</m:t>
+            </m:r>
+          </m:e>
+          <m:sub>
+            <m:r>
+              <w:rPr>
+                <w:rFonts w:ascii="Cambria Math" w:hAnsi="Cambria Math"/>
+              </w:rPr>
+              <m:t xml:space="preserve">j</m:t>
+            </m:r>
+          </m:sub>
+          <m:sup>
+            <m:r>
+              <w:rPr>
+                <w:rFonts w:ascii="Cambria Math" w:hAnsi="Cambria Math"/>
+              </w:rPr>
+              <m:t xml:space="preserve">s</m:t>
+            </m:r>
+          </m:sup>
+        </m:sSubSup>
+      </m:oMath>
+      <w:r>
+        <w:rPr/>
+        <w:t xml:space="preserve">, j=1, 2, ..., N, та зіставити кожному екземпляру значення цільової ознаки </w:t>
+      </w:r>
+      <w:r>
+        <w:rPr/>
+      </w:r>
+      <m:oMath xmlns:m="http://schemas.openxmlformats.org/officeDocument/2006/math">
+        <m:r>
+          <w:rPr>
+            <w:rFonts w:ascii="Cambria Math" w:hAnsi="Cambria Math"/>
+          </w:rPr>
+          <m:t xml:space="preserve">ys</m:t>
+        </m:r>
+      </m:oMath>
+      <w:r>
+        <w:rPr/>
+        <w:t>:</w:t>
+      </w:r>
+    </w:p>
+    <w:p>
+      <w:pPr>
+        <w:pStyle w:val="P1"/>
+        <w:rPr/>
+      </w:pPr>
+      <w:r>
+        <w:rPr/>
+      </w:r>
+    </w:p>
+    <w:p>
+      <w:pPr>
+        <w:pStyle w:val="P1"/>
+        <w:rPr/>
+      </w:pPr>
+      <w:r>
+        <w:rPr/>
+        <w:drawing>
+          <wp:anchor behindDoc="0" distT="0" distB="0" distL="0" distR="0" simplePos="0" locked="0" layoutInCell="0" allowOverlap="1" relativeHeight="2">
+            <wp:simplePos x="0" y="0"/>
+            <wp:positionH relativeFrom="column">
+              <wp:align>center</wp:align>
+            </wp:positionH>
+            <wp:positionV relativeFrom="paragraph">
+              <wp:posOffset>635</wp:posOffset>
+            </wp:positionV>
+            <wp:extent cx="5731510" cy="1979295"/>
+            <wp:effectExtent l="0" t="0" r="0" b="0"/>
+            <wp:wrapSquare wrapText="largest"/>
+            <wp:docPr id="1" name="Зображення1" descr=""/>
+            <wp:cNvGraphicFramePr>
+              <a:graphicFrameLocks xmlns:a="http://schemas.openxmlformats.org/drawingml/2006/main" noChangeAspect="1"/>
+            </wp:cNvGraphicFramePr>
+            <a:graphic xmlns:a="http://schemas.openxmlformats.org/drawingml/2006/main">
+              <a:graphicData uri="http://schemas.openxmlformats.org/drawingml/2006/picture">
+                <pic:pic xmlns:pic="http://schemas.openxmlformats.org/drawingml/2006/picture">
+                  <pic:nvPicPr>
+                    <pic:cNvPr id="1" name="Зображення1" descr=""/>
+                    <pic:cNvPicPr>
+                      <a:picLocks noChangeAspect="1" noChangeArrowheads="1"/>
+                    </pic:cNvPicPr>
+                  </pic:nvPicPr>
+                  <pic:blipFill>
+                    <a:blip r:embed="rId2"/>
+                    <a:stretch>
+                      <a:fillRect/>
+                    </a:stretch>
+                  </pic:blipFill>
+                  <pic:spPr bwMode="auto">
+                    <a:xfrm>
+                      <a:off x="0" y="0"/>
+                      <a:ext cx="5731510" cy="1979295"/>
+                    </a:xfrm>
+                    <a:prstGeom prst="rect">
+                      <a:avLst/>
+                    </a:prstGeom>
+                    <a:noFill/>
+                  </pic:spPr>
+                </pic:pic>
+              </a:graphicData>
+            </a:graphic>
+          </wp:anchor>
+        </w:drawing>
+      </w:r>
+    </w:p>
+    <w:p>
+      <w:pPr>
+        <w:pStyle w:val="P1"/>
+        <w:rPr/>
+      </w:pPr>
+      <w:r>
+        <w:rPr/>
+        <w:t>де rand - випадкове число в діапазоні [0, 1].</w:t>
+      </w:r>
+    </w:p>
+    <w:p>
+      <w:pPr>
+        <w:pStyle w:val="P1"/>
+        <w:rPr/>
+      </w:pPr>
+      <w:r>
+        <w:rPr>
+          <w:color w:val="0451A5"/>
+        </w:rPr>
+        <w:t>3.</w:t>
+      </w:r>
+      <w:r>
+        <w:rPr/>
+        <w:t xml:space="preserve"> Виконати нормування навчаючої вибірки даних.</w:t>
+      </w:r>
+    </w:p>
+    <w:p>
+      <w:pPr>
+        <w:pStyle w:val="P1"/>
+        <w:rPr/>
+      </w:pPr>
+      <w:r>
+        <w:rPr>
+          <w:color w:val="0451A5"/>
+        </w:rPr>
+        <w:t>4.</w:t>
+      </w:r>
+      <w:r>
+        <w:rPr/>
+        <w:t xml:space="preserve"> На основі пронормованої вибірки побудувати розпізнаючу модель за методом еталонів, тобто визначити координати центрів класів (еталонів) у просторі ознак </w:t>
+      </w:r>
+      <w:r>
+        <w:rPr/>
+      </w:r>
+      <m:oMath xmlns:m="http://schemas.openxmlformats.org/officeDocument/2006/math">
+        <m:sSubSup>
+          <m:e>
+            <m:r>
+              <w:rPr>
+                <w:rFonts w:ascii="Cambria Math" w:hAnsi="Cambria Math"/>
+              </w:rPr>
+              <m:t xml:space="preserve">С</m:t>
+            </m:r>
+          </m:e>
+          <m:sub>
+            <m:r>
+              <w:rPr>
+                <w:rFonts w:ascii="Cambria Math" w:hAnsi="Cambria Math"/>
+              </w:rPr>
+              <m:t xml:space="preserve">j</m:t>
+            </m:r>
+          </m:sub>
+          <m:sup>
+            <m:r>
+              <w:rPr>
+                <w:rFonts w:ascii="Cambria Math" w:hAnsi="Cambria Math"/>
+              </w:rPr>
+              <m:t xml:space="preserve">q</m:t>
+            </m:r>
+          </m:sup>
+        </m:sSubSup>
+      </m:oMath>
+      <w:r>
+        <w:rPr/>
+        <w:t>, де q - номер класу, j - номер ознаки. Зафіксувати час навчання.</w:t>
+      </w:r>
+    </w:p>
+    <w:p>
+      <w:pPr>
+        <w:pStyle w:val="P1"/>
+        <w:rPr/>
+      </w:pPr>
+      <w:r>
+        <w:rPr>
+          <w:color w:val="0451A5"/>
+        </w:rPr>
+        <w:t>5.</w:t>
+      </w:r>
+      <w:r>
+        <w:rPr/>
+        <w:t xml:space="preserve"> На основі побудованої моделі для екземплярів навчаючої вибірки виконати розпізнавання, тобто визначити розрахункові номери класів </w:t>
+      </w:r>
+      <w:r>
+        <w:rPr>
+          <w:lang w:val="en-US"/>
+        </w:rPr>
+        <w:t>ys*</w:t>
+      </w:r>
+      <w:r>
+        <w:rPr/>
+        <w:t>. Зафіксувати час розпізнавання.</w:t>
+      </w:r>
+    </w:p>
+    <w:p>
+      <w:pPr>
+        <w:pStyle w:val="P1"/>
+        <w:rPr/>
+      </w:pPr>
+      <w:r>
+        <w:rPr>
+          <w:color w:val="0451A5"/>
+        </w:rPr>
+        <w:t>6.</w:t>
+      </w:r>
+      <w:r>
+        <w:rPr/>
+        <w:t xml:space="preserve"> Обчислити помилку розпізнавання, визначити ймовірність прийняття правильного рішення та ймовірність прийняття помилкового рішення для побудованої моделі.</w:t>
+      </w:r>
+    </w:p>
+    <w:p>
+      <w:pPr>
+        <w:pStyle w:val="P1"/>
+        <w:rPr/>
+      </w:pPr>
+      <w:r>
+        <w:rPr>
+          <w:color w:val="0451A5"/>
+        </w:rPr>
+        <w:t>7.</w:t>
+      </w:r>
+      <w:r>
+        <w:rPr/>
+        <w:t xml:space="preserve"> У попередньо сформованій вибірці залишити тільки одну ознаку, номер якої у попередній вибірці дорівнює V, а також у центрів еталонів класів залишити тільки V-ту координату СqV.</w:t>
+      </w:r>
+    </w:p>
+    <w:p>
+      <w:pPr>
+        <w:pStyle w:val="P1"/>
+        <w:rPr/>
+      </w:pPr>
+      <w:r>
+        <w:rPr>
+          <w:color w:val="0451A5"/>
+        </w:rPr>
+        <w:t>8.</w:t>
+      </w:r>
+      <w:r>
+        <w:rPr/>
+        <w:t xml:space="preserve"> Для нової вибірки та нових еталонів виконати розпізнавання, тобто визначити розрахункові номери класів y</w:t>
+      </w:r>
+      <w:r>
+        <w:rPr>
+          <w:lang w:val="en-US"/>
+        </w:rPr>
+        <w:t>s*</w:t>
+      </w:r>
+      <w:r>
+        <w:rPr/>
+        <w:t>. Зафіксувати час розпізнавання.</w:t>
+      </w:r>
+    </w:p>
+    <w:p>
+      <w:pPr>
+        <w:pStyle w:val="P1"/>
+        <w:rPr/>
+      </w:pPr>
+      <w:r>
+        <w:rPr>
+          <w:color w:val="0451A5"/>
+        </w:rPr>
+        <w:t>9.</w:t>
+      </w:r>
+      <w:r>
+        <w:rPr/>
+        <w:t xml:space="preserve"> Обчислити помилку розпізнавання, визначити ймовірність прийняття правильного рішення та ймовірність прийняття помилкового рішення для нової моделі.</w:t>
+      </w:r>
+    </w:p>
+    <w:p>
+      <w:pPr>
+        <w:pStyle w:val="P1"/>
+        <w:rPr>
+          <w:rFonts w:ascii="Times New Roman" w:hAnsi="Times New Roman"/>
+          <w:sz w:val="28"/>
+          <w:szCs w:val="28"/>
+        </w:rPr>
+      </w:pPr>
+      <w:r>
+        <w:rPr>
+          <w:rFonts w:ascii="Times New Roman" w:hAnsi="Times New Roman"/>
+          <w:b w:val="false"/>
+          <w:color w:val="0451A5"/>
+          <w:sz w:val="28"/>
+          <w:szCs w:val="28"/>
+          <w:shd w:fill="FFFFFF" w:val="clear"/>
+        </w:rPr>
+        <w:t>10.</w:t>
+      </w:r>
+      <w:r>
+        <w:rPr>
+          <w:rFonts w:ascii="Times New Roman" w:hAnsi="Times New Roman"/>
+          <w:b w:val="false"/>
+          <w:color w:val="292929"/>
+          <w:sz w:val="28"/>
+          <w:szCs w:val="28"/>
+          <w:shd w:fill="FFFFFF" w:val="clear"/>
+        </w:rPr>
+        <w:t xml:space="preserve"> Порівняти результати проведених експериментів, зробити висновки щодо впливу параметрів навчаючої вибірки на характеристики процесів навчання та розпізнавання.</w:t>
+      </w:r>
+    </w:p>
+    <w:p>
+      <w:pPr>
+        <w:pStyle w:val="P1"/>
+        <w:rPr/>
+      </w:pPr>
+      <w:r>
+        <w:rPr/>
+      </w:r>
+    </w:p>
+    <w:p>
+      <w:pPr>
+        <w:pStyle w:val="P1"/>
+        <w:rPr>
+          <w:i/>
+          <w:i/>
+          <w:iCs/>
+        </w:rPr>
+      </w:pPr>
+      <w:r>
+        <w:rPr>
+          <w:i/>
+          <w:iCs/>
+        </w:rPr>
+        <w:t>Частина 2.</w:t>
+      </w:r>
+    </w:p>
+    <w:p>
+      <w:pPr>
+        <w:pStyle w:val="P1"/>
+        <w:rPr/>
+      </w:pPr>
+      <w:r>
+        <w:rPr/>
+      </w:r>
+    </w:p>
+    <w:p>
+      <w:pPr>
+        <w:pStyle w:val="P1"/>
+        <w:rPr/>
+      </w:pPr>
+      <w:r>
+        <w:rPr/>
+        <w:t xml:space="preserve">1. </w:t>
+      </w:r>
+    </w:p>
+    <w:p>
+      <w:pPr>
+        <w:pStyle w:val="P1"/>
         <w:rPr/>
       </w:pPr>
       <w:r>
@@ -522,21 +979,5041 @@
       </w:pPr>
       <w:r>
         <w:rPr/>
-        <w:t xml:space="preserve">Виконання </w:t>
+        <w:t>Виконання</w:t>
       </w:r>
     </w:p>
     <w:p>
       <w:pPr>
         <w:pStyle w:val="P1"/>
-        <w:rPr>
-          <w:lang w:val="en-US"/>
-        </w:rPr>
-      </w:pPr>
-      <w:r>
-        <w:rPr>
-          <w:lang w:val="en-US"/>
-        </w:rPr>
-        <w:t xml:space="preserve">1 </w:t>
+        <w:rPr/>
+      </w:pPr>
+      <w:r>
+        <w:rPr/>
+        <w:t>Частина 1</w:t>
+      </w:r>
+    </w:p>
+    <w:p>
+      <w:pPr>
+        <w:pStyle w:val="P1"/>
+        <w:rPr/>
+      </w:pPr>
+      <w:r>
+        <w:rPr/>
+      </w:r>
+    </w:p>
+    <w:p>
+      <w:pPr>
+        <w:pStyle w:val="Code"/>
+        <w:rPr>
+          <w:rFonts w:ascii="Courier New" w:hAnsi="Courier New"/>
+        </w:rPr>
+      </w:pPr>
+      <w:r>
+        <w:rPr>
+          <w:rFonts w:ascii="Courier New" w:hAnsi="Courier New"/>
+          <w:color w:val="B5200D"/>
+        </w:rPr>
+        <w:t>import</w:t>
+      </w:r>
+      <w:r>
+        <w:rPr>
+          <w:rFonts w:ascii="Courier New" w:hAnsi="Courier New"/>
+        </w:rPr>
+        <w:t xml:space="preserve"> os</w:t>
+      </w:r>
+    </w:p>
+    <w:p>
+      <w:pPr>
+        <w:pStyle w:val="Code"/>
+        <w:rPr>
+          <w:rFonts w:ascii="Courier New" w:hAnsi="Courier New"/>
+        </w:rPr>
+      </w:pPr>
+      <w:r>
+        <w:rPr>
+          <w:rFonts w:ascii="Courier New" w:hAnsi="Courier New"/>
+          <w:color w:val="B5200D"/>
+        </w:rPr>
+        <w:t>import</w:t>
+      </w:r>
+      <w:r>
+        <w:rPr>
+          <w:rFonts w:ascii="Courier New" w:hAnsi="Courier New"/>
+        </w:rPr>
+        <w:t xml:space="preserve"> random</w:t>
+      </w:r>
+    </w:p>
+    <w:p>
+      <w:pPr>
+        <w:pStyle w:val="Code"/>
+        <w:rPr>
+          <w:rFonts w:ascii="Courier New" w:hAnsi="Courier New"/>
+        </w:rPr>
+      </w:pPr>
+      <w:r>
+        <w:rPr>
+          <w:rFonts w:ascii="Courier New" w:hAnsi="Courier New"/>
+          <w:color w:val="B5200D"/>
+        </w:rPr>
+        <w:t>import</w:t>
+      </w:r>
+      <w:r>
+        <w:rPr>
+          <w:rFonts w:ascii="Courier New" w:hAnsi="Courier New"/>
+        </w:rPr>
+        <w:t xml:space="preserve"> time</w:t>
+      </w:r>
+    </w:p>
+    <w:p>
+      <w:pPr>
+        <w:pStyle w:val="Code"/>
+        <w:rPr>
+          <w:rFonts w:ascii="Courier New" w:hAnsi="Courier New"/>
+        </w:rPr>
+      </w:pPr>
+      <w:r>
+        <w:rPr>
+          <w:rFonts w:ascii="Courier New" w:hAnsi="Courier New"/>
+          <w:color w:val="B5200D"/>
+        </w:rPr>
+        <w:t>import</w:t>
+      </w:r>
+      <w:r>
+        <w:rPr>
+          <w:rFonts w:ascii="Courier New" w:hAnsi="Courier New"/>
+        </w:rPr>
+        <w:t xml:space="preserve"> pandas </w:t>
+      </w:r>
+      <w:r>
+        <w:rPr>
+          <w:rFonts w:ascii="Courier New" w:hAnsi="Courier New"/>
+          <w:color w:val="B5200D"/>
+        </w:rPr>
+        <w:t>as</w:t>
+      </w:r>
+      <w:r>
+        <w:rPr>
+          <w:rFonts w:ascii="Courier New" w:hAnsi="Courier New"/>
+        </w:rPr>
+        <w:t xml:space="preserve"> pd</w:t>
+      </w:r>
+    </w:p>
+    <w:p>
+      <w:pPr>
+        <w:pStyle w:val="Code"/>
+        <w:rPr>
+          <w:rFonts w:ascii="Courier New" w:hAnsi="Courier New"/>
+        </w:rPr>
+      </w:pPr>
+      <w:r>
+        <w:rPr>
+          <w:rFonts w:ascii="Courier New" w:hAnsi="Courier New"/>
+          <w:color w:val="B5200D"/>
+        </w:rPr>
+        <w:t>import</w:t>
+      </w:r>
+      <w:r>
+        <w:rPr>
+          <w:rFonts w:ascii="Courier New" w:hAnsi="Courier New"/>
+        </w:rPr>
+        <w:t xml:space="preserve"> numpy </w:t>
+      </w:r>
+      <w:r>
+        <w:rPr>
+          <w:rFonts w:ascii="Courier New" w:hAnsi="Courier New"/>
+          <w:color w:val="B5200D"/>
+        </w:rPr>
+        <w:t>as</w:t>
+      </w:r>
+      <w:r>
+        <w:rPr>
+          <w:rFonts w:ascii="Courier New" w:hAnsi="Courier New"/>
+        </w:rPr>
+        <w:t xml:space="preserve"> np</w:t>
+      </w:r>
+    </w:p>
+    <w:p>
+      <w:pPr>
+        <w:pStyle w:val="Code"/>
+        <w:rPr>
+          <w:rFonts w:ascii="Courier New" w:hAnsi="Courier New"/>
+        </w:rPr>
+      </w:pPr>
+      <w:r>
+        <w:rPr>
+          <w:rFonts w:ascii="Courier New" w:hAnsi="Courier New"/>
+        </w:rPr>
+      </w:r>
+    </w:p>
+    <w:p>
+      <w:pPr>
+        <w:pStyle w:val="Code"/>
+        <w:rPr>
+          <w:rFonts w:ascii="Courier New" w:hAnsi="Courier New"/>
+        </w:rPr>
+      </w:pPr>
+      <w:r>
+        <w:rPr>
+          <w:rFonts w:ascii="Courier New" w:hAnsi="Courier New"/>
+          <w:color w:val="B5200D"/>
+        </w:rPr>
+        <w:t>from</w:t>
+      </w:r>
+      <w:r>
+        <w:rPr>
+          <w:rFonts w:ascii="Courier New" w:hAnsi="Courier New"/>
+        </w:rPr>
+        <w:t xml:space="preserve"> sklearn.cluster </w:t>
+      </w:r>
+      <w:r>
+        <w:rPr>
+          <w:rFonts w:ascii="Courier New" w:hAnsi="Courier New"/>
+          <w:color w:val="B5200D"/>
+        </w:rPr>
+        <w:t>import</w:t>
+      </w:r>
+      <w:r>
+        <w:rPr>
+          <w:rFonts w:ascii="Courier New" w:hAnsi="Courier New"/>
+        </w:rPr>
+        <w:t xml:space="preserve"> KMeans</w:t>
+      </w:r>
+    </w:p>
+    <w:p>
+      <w:pPr>
+        <w:pStyle w:val="Code"/>
+        <w:rPr>
+          <w:rFonts w:ascii="Courier New" w:hAnsi="Courier New"/>
+        </w:rPr>
+      </w:pPr>
+      <w:r>
+        <w:rPr>
+          <w:rFonts w:ascii="Courier New" w:hAnsi="Courier New"/>
+          <w:color w:val="B5200D"/>
+        </w:rPr>
+        <w:t>from</w:t>
+      </w:r>
+      <w:r>
+        <w:rPr>
+          <w:rFonts w:ascii="Courier New" w:hAnsi="Courier New"/>
+        </w:rPr>
+        <w:t xml:space="preserve"> sklearn.model_selection </w:t>
+      </w:r>
+      <w:r>
+        <w:rPr>
+          <w:rFonts w:ascii="Courier New" w:hAnsi="Courier New"/>
+          <w:color w:val="B5200D"/>
+        </w:rPr>
+        <w:t>import</w:t>
+      </w:r>
+      <w:r>
+        <w:rPr>
+          <w:rFonts w:ascii="Courier New" w:hAnsi="Courier New"/>
+        </w:rPr>
+        <w:t xml:space="preserve"> train_test_split</w:t>
+      </w:r>
+    </w:p>
+    <w:p>
+      <w:pPr>
+        <w:pStyle w:val="Code"/>
+        <w:rPr>
+          <w:rFonts w:ascii="Courier New" w:hAnsi="Courier New"/>
+        </w:rPr>
+      </w:pPr>
+      <w:r>
+        <w:rPr>
+          <w:rFonts w:ascii="Courier New" w:hAnsi="Courier New"/>
+          <w:color w:val="B5200D"/>
+        </w:rPr>
+        <w:t>from</w:t>
+      </w:r>
+      <w:r>
+        <w:rPr>
+          <w:rFonts w:ascii="Courier New" w:hAnsi="Courier New"/>
+        </w:rPr>
+        <w:t xml:space="preserve"> sklearn.preprocessing </w:t>
+      </w:r>
+      <w:r>
+        <w:rPr>
+          <w:rFonts w:ascii="Courier New" w:hAnsi="Courier New"/>
+          <w:color w:val="B5200D"/>
+        </w:rPr>
+        <w:t>import</w:t>
+      </w:r>
+      <w:r>
+        <w:rPr>
+          <w:rFonts w:ascii="Courier New" w:hAnsi="Courier New"/>
+        </w:rPr>
+        <w:t xml:space="preserve"> LabelEncoder, normalize</w:t>
+      </w:r>
+    </w:p>
+    <w:p>
+      <w:pPr>
+        <w:pStyle w:val="Code"/>
+        <w:rPr>
+          <w:rFonts w:ascii="Courier New" w:hAnsi="Courier New"/>
+        </w:rPr>
+      </w:pPr>
+      <w:r>
+        <w:rPr>
+          <w:rFonts w:ascii="Courier New" w:hAnsi="Courier New"/>
+        </w:rPr>
+      </w:r>
+    </w:p>
+    <w:p>
+      <w:pPr>
+        <w:pStyle w:val="Code"/>
+        <w:rPr>
+          <w:rFonts w:ascii="Courier New" w:hAnsi="Courier New"/>
+        </w:rPr>
+      </w:pPr>
+      <w:r>
+        <w:rPr>
+          <w:rFonts w:ascii="Courier New" w:hAnsi="Courier New"/>
+        </w:rPr>
+        <w:t xml:space="preserve">current_folder </w:t>
+      </w:r>
+      <w:r>
+        <w:rPr>
+          <w:rFonts w:ascii="Courier New" w:hAnsi="Courier New"/>
+          <w:color w:val="000000"/>
+        </w:rPr>
+        <w:t>=</w:t>
+      </w:r>
+      <w:r>
+        <w:rPr>
+          <w:rFonts w:ascii="Courier New" w:hAnsi="Courier New"/>
+        </w:rPr>
+        <w:t xml:space="preserve"> os.path.dirname(os.path.abspath(</w:t>
+      </w:r>
+      <w:r>
+        <w:rPr>
+          <w:rFonts w:ascii="Courier New" w:hAnsi="Courier New"/>
+          <w:color w:val="001080"/>
+        </w:rPr>
+        <w:t>__file__</w:t>
+      </w:r>
+      <w:r>
+        <w:rPr>
+          <w:rFonts w:ascii="Courier New" w:hAnsi="Courier New"/>
+        </w:rPr>
+        <w:t>))</w:t>
+      </w:r>
+    </w:p>
+    <w:p>
+      <w:pPr>
+        <w:pStyle w:val="Code"/>
+        <w:rPr>
+          <w:rFonts w:ascii="Courier New" w:hAnsi="Courier New"/>
+        </w:rPr>
+      </w:pPr>
+      <w:r>
+        <w:rPr>
+          <w:rFonts w:ascii="Courier New" w:hAnsi="Courier New"/>
+        </w:rPr>
+        <w:t xml:space="preserve">file_path </w:t>
+      </w:r>
+      <w:r>
+        <w:rPr>
+          <w:rFonts w:ascii="Courier New" w:hAnsi="Courier New"/>
+          <w:color w:val="000000"/>
+        </w:rPr>
+        <w:t>=</w:t>
+      </w:r>
+      <w:r>
+        <w:rPr>
+          <w:rFonts w:ascii="Courier New" w:hAnsi="Courier New"/>
+        </w:rPr>
+        <w:t xml:space="preserve"> os.path.join(current_folder, </w:t>
+      </w:r>
+      <w:r>
+        <w:rPr>
+          <w:rFonts w:ascii="Courier New" w:hAnsi="Courier New"/>
+          <w:color w:val="0F4A85"/>
+        </w:rPr>
+        <w:t>'train.csv'</w:t>
+      </w:r>
+      <w:r>
+        <w:rPr>
+          <w:rFonts w:ascii="Courier New" w:hAnsi="Courier New"/>
+        </w:rPr>
+        <w:t>)</w:t>
+      </w:r>
+    </w:p>
+    <w:p>
+      <w:pPr>
+        <w:pStyle w:val="Code"/>
+        <w:rPr>
+          <w:rFonts w:ascii="Courier New" w:hAnsi="Courier New"/>
+        </w:rPr>
+      </w:pPr>
+      <w:r>
+        <w:rPr>
+          <w:rFonts w:ascii="Courier New" w:hAnsi="Courier New"/>
+        </w:rPr>
+        <w:t xml:space="preserve">df </w:t>
+      </w:r>
+      <w:r>
+        <w:rPr>
+          <w:rFonts w:ascii="Courier New" w:hAnsi="Courier New"/>
+          <w:color w:val="000000"/>
+        </w:rPr>
+        <w:t>=</w:t>
+      </w:r>
+      <w:r>
+        <w:rPr>
+          <w:rFonts w:ascii="Courier New" w:hAnsi="Courier New"/>
+        </w:rPr>
+        <w:t xml:space="preserve"> pd.read_csv(file_path)</w:t>
+      </w:r>
+    </w:p>
+    <w:p>
+      <w:pPr>
+        <w:pStyle w:val="Code"/>
+        <w:rPr>
+          <w:rFonts w:ascii="Courier New" w:hAnsi="Courier New"/>
+        </w:rPr>
+      </w:pPr>
+      <w:r>
+        <w:rPr>
+          <w:rFonts w:ascii="Courier New" w:hAnsi="Courier New"/>
+        </w:rPr>
+      </w:r>
+    </w:p>
+    <w:p>
+      <w:pPr>
+        <w:pStyle w:val="Code"/>
+        <w:rPr>
+          <w:rFonts w:ascii="Courier New" w:hAnsi="Courier New"/>
+        </w:rPr>
+      </w:pPr>
+      <w:r>
+        <w:rPr>
+          <w:rFonts w:ascii="Courier New" w:hAnsi="Courier New"/>
+        </w:rPr>
+        <w:t># 1.1 Еталони</w:t>
+      </w:r>
+    </w:p>
+    <w:p>
+      <w:pPr>
+        <w:pStyle w:val="Code"/>
+        <w:rPr>
+          <w:rFonts w:ascii="Courier New" w:hAnsi="Courier New"/>
+        </w:rPr>
+      </w:pPr>
+      <w:r>
+        <w:rPr>
+          <w:rFonts w:ascii="Courier New" w:hAnsi="Courier New"/>
+        </w:rPr>
+      </w:r>
+    </w:p>
+    <w:p>
+      <w:pPr>
+        <w:pStyle w:val="Code"/>
+        <w:rPr>
+          <w:rFonts w:ascii="Courier New" w:hAnsi="Courier New"/>
+        </w:rPr>
+      </w:pPr>
+      <w:r>
+        <w:rPr>
+          <w:rFonts w:ascii="Courier New" w:hAnsi="Courier New"/>
+        </w:rPr>
+        <w:t>needed</w:t>
+      </w:r>
+      <w:r>
+        <w:rPr>
+          <w:rFonts w:ascii="Courier New" w:hAnsi="Courier New"/>
+          <w:color w:val="000000"/>
+        </w:rPr>
+        <w:t>=</w:t>
+      </w:r>
+      <w:r>
+        <w:rPr>
+          <w:rFonts w:ascii="Courier New" w:hAnsi="Courier New"/>
+          <w:color w:val="0F4A85"/>
+        </w:rPr>
+        <w:t>'Name,Age,Survived'</w:t>
+      </w:r>
+      <w:r>
+        <w:rPr>
+          <w:rFonts w:ascii="Courier New" w:hAnsi="Courier New"/>
+        </w:rPr>
+        <w:t>.split(</w:t>
+      </w:r>
+      <w:r>
+        <w:rPr>
+          <w:rFonts w:ascii="Courier New" w:hAnsi="Courier New"/>
+          <w:color w:val="0F4A85"/>
+        </w:rPr>
+        <w:t>','</w:t>
+      </w:r>
+      <w:r>
+        <w:rPr>
+          <w:rFonts w:ascii="Courier New" w:hAnsi="Courier New"/>
+        </w:rPr>
+        <w:t>)</w:t>
+      </w:r>
+    </w:p>
+    <w:p>
+      <w:pPr>
+        <w:pStyle w:val="Code"/>
+        <w:rPr>
+          <w:rFonts w:ascii="Courier New" w:hAnsi="Courier New"/>
+        </w:rPr>
+      </w:pPr>
+      <w:r>
+        <w:rPr>
+          <w:rFonts w:ascii="Courier New" w:hAnsi="Courier New"/>
+        </w:rPr>
+        <w:t>df</w:t>
+      </w:r>
+      <w:r>
+        <w:rPr>
+          <w:rFonts w:ascii="Courier New" w:hAnsi="Courier New"/>
+          <w:color w:val="000000"/>
+        </w:rPr>
+        <w:t>=</w:t>
+      </w:r>
+      <w:r>
+        <w:rPr>
+          <w:rFonts w:ascii="Courier New" w:hAnsi="Courier New"/>
+        </w:rPr>
+        <w:t>df[needed].dropna()</w:t>
+      </w:r>
+    </w:p>
+    <w:p>
+      <w:pPr>
+        <w:pStyle w:val="Code"/>
+        <w:rPr>
+          <w:rFonts w:ascii="Courier New" w:hAnsi="Courier New"/>
+        </w:rPr>
+      </w:pPr>
+      <w:r>
+        <w:rPr>
+          <w:rFonts w:ascii="Courier New" w:hAnsi="Courier New"/>
+        </w:rPr>
+        <w:t>le</w:t>
+      </w:r>
+      <w:r>
+        <w:rPr>
+          <w:rFonts w:ascii="Courier New" w:hAnsi="Courier New"/>
+          <w:color w:val="000000"/>
+        </w:rPr>
+        <w:t>=</w:t>
+      </w:r>
+      <w:r>
+        <w:rPr>
+          <w:rFonts w:ascii="Courier New" w:hAnsi="Courier New"/>
+        </w:rPr>
+        <w:t>LabelEncoder()</w:t>
+      </w:r>
+    </w:p>
+    <w:p>
+      <w:pPr>
+        <w:pStyle w:val="Code"/>
+        <w:rPr>
+          <w:rFonts w:ascii="Courier New" w:hAnsi="Courier New"/>
+        </w:rPr>
+      </w:pPr>
+      <w:r>
+        <w:rPr>
+          <w:rFonts w:ascii="Courier New" w:hAnsi="Courier New"/>
+        </w:rPr>
+      </w:r>
+    </w:p>
+    <w:p>
+      <w:pPr>
+        <w:pStyle w:val="Code"/>
+        <w:rPr>
+          <w:rFonts w:ascii="Courier New" w:hAnsi="Courier New"/>
+        </w:rPr>
+      </w:pPr>
+      <w:r>
+        <w:rPr>
+          <w:rFonts w:ascii="Courier New" w:hAnsi="Courier New"/>
+        </w:rPr>
+        <w:t>target_feature</w:t>
+      </w:r>
+      <w:r>
+        <w:rPr>
+          <w:rFonts w:ascii="Courier New" w:hAnsi="Courier New"/>
+          <w:color w:val="000000"/>
+        </w:rPr>
+        <w:t>=</w:t>
+      </w:r>
+      <w:r>
+        <w:rPr>
+          <w:rFonts w:ascii="Courier New" w:hAnsi="Courier New"/>
+        </w:rPr>
+        <w:t>df.Survived.to_numpy()</w:t>
+      </w:r>
+    </w:p>
+    <w:p>
+      <w:pPr>
+        <w:pStyle w:val="Code"/>
+        <w:rPr>
+          <w:rFonts w:ascii="Courier New" w:hAnsi="Courier New"/>
+        </w:rPr>
+      </w:pPr>
+      <w:r>
+        <w:rPr>
+          <w:rFonts w:ascii="Courier New" w:hAnsi="Courier New"/>
+        </w:rPr>
+        <w:t>df</w:t>
+      </w:r>
+      <w:r>
+        <w:rPr>
+          <w:rFonts w:ascii="Courier New" w:hAnsi="Courier New"/>
+          <w:color w:val="000000"/>
+        </w:rPr>
+        <w:t>=</w:t>
+      </w:r>
+      <w:r>
+        <w:rPr>
+          <w:rFonts w:ascii="Courier New" w:hAnsi="Courier New"/>
+        </w:rPr>
+        <w:t>df.drop([</w:t>
+      </w:r>
+      <w:r>
+        <w:rPr>
+          <w:rFonts w:ascii="Courier New" w:hAnsi="Courier New"/>
+          <w:color w:val="0F4A85"/>
+        </w:rPr>
+        <w:t>'Survived'</w:t>
+      </w:r>
+      <w:r>
+        <w:rPr>
+          <w:rFonts w:ascii="Courier New" w:hAnsi="Courier New"/>
+        </w:rPr>
+        <w:t>],</w:t>
+      </w:r>
+      <w:r>
+        <w:rPr>
+          <w:rFonts w:ascii="Courier New" w:hAnsi="Courier New"/>
+          <w:color w:val="001080"/>
+        </w:rPr>
+        <w:t>axis</w:t>
+      </w:r>
+      <w:r>
+        <w:rPr>
+          <w:rFonts w:ascii="Courier New" w:hAnsi="Courier New"/>
+          <w:color w:val="000000"/>
+        </w:rPr>
+        <w:t>=</w:t>
+      </w:r>
+      <w:r>
+        <w:rPr>
+          <w:rFonts w:ascii="Courier New" w:hAnsi="Courier New"/>
+          <w:color w:val="096D48"/>
+        </w:rPr>
+        <w:t>1</w:t>
+      </w:r>
+      <w:r>
+        <w:rPr>
+          <w:rFonts w:ascii="Courier New" w:hAnsi="Courier New"/>
+        </w:rPr>
+        <w:t>)</w:t>
+      </w:r>
+    </w:p>
+    <w:p>
+      <w:pPr>
+        <w:pStyle w:val="Code"/>
+        <w:rPr>
+          <w:rFonts w:ascii="Courier New" w:hAnsi="Courier New"/>
+        </w:rPr>
+      </w:pPr>
+      <w:r>
+        <w:rPr>
+          <w:rFonts w:ascii="Courier New" w:hAnsi="Courier New"/>
+        </w:rPr>
+        <w:t>df</w:t>
+      </w:r>
+      <w:r>
+        <w:rPr>
+          <w:rFonts w:ascii="Courier New" w:hAnsi="Courier New"/>
+          <w:color w:val="000000"/>
+        </w:rPr>
+        <w:t>=</w:t>
+      </w:r>
+      <w:r>
+        <w:rPr>
+          <w:rFonts w:ascii="Courier New" w:hAnsi="Courier New"/>
+        </w:rPr>
+        <w:t>df.drop([</w:t>
+      </w:r>
+      <w:r>
+        <w:rPr>
+          <w:rFonts w:ascii="Courier New" w:hAnsi="Courier New"/>
+          <w:color w:val="0F4A85"/>
+        </w:rPr>
+        <w:t>'Name'</w:t>
+      </w:r>
+      <w:r>
+        <w:rPr>
+          <w:rFonts w:ascii="Courier New" w:hAnsi="Courier New"/>
+        </w:rPr>
+        <w:t>],</w:t>
+      </w:r>
+      <w:r>
+        <w:rPr>
+          <w:rFonts w:ascii="Courier New" w:hAnsi="Courier New"/>
+          <w:color w:val="001080"/>
+        </w:rPr>
+        <w:t>axis</w:t>
+      </w:r>
+      <w:r>
+        <w:rPr>
+          <w:rFonts w:ascii="Courier New" w:hAnsi="Courier New"/>
+          <w:color w:val="000000"/>
+        </w:rPr>
+        <w:t>=</w:t>
+      </w:r>
+      <w:r>
+        <w:rPr>
+          <w:rFonts w:ascii="Courier New" w:hAnsi="Courier New"/>
+          <w:color w:val="096D48"/>
+        </w:rPr>
+        <w:t>1</w:t>
+      </w:r>
+      <w:r>
+        <w:rPr>
+          <w:rFonts w:ascii="Courier New" w:hAnsi="Courier New"/>
+        </w:rPr>
+        <w:t>)</w:t>
+      </w:r>
+    </w:p>
+    <w:p>
+      <w:pPr>
+        <w:pStyle w:val="Code"/>
+        <w:rPr>
+          <w:rFonts w:ascii="Courier New" w:hAnsi="Courier New"/>
+        </w:rPr>
+      </w:pPr>
+      <w:r>
+        <w:rPr>
+          <w:rFonts w:ascii="Courier New" w:hAnsi="Courier New"/>
+        </w:rPr>
+      </w:r>
+    </w:p>
+    <w:p>
+      <w:pPr>
+        <w:pStyle w:val="Code"/>
+        <w:rPr>
+          <w:rFonts w:ascii="Courier New" w:hAnsi="Courier New"/>
+        </w:rPr>
+      </w:pPr>
+      <w:r>
+        <w:rPr>
+          <w:rFonts w:ascii="Courier New" w:hAnsi="Courier New"/>
+        </w:rPr>
+        <w:t>X_train,X_test,y_train,y_test</w:t>
+      </w:r>
+      <w:r>
+        <w:rPr>
+          <w:rFonts w:ascii="Courier New" w:hAnsi="Courier New"/>
+          <w:color w:val="000000"/>
+        </w:rPr>
+        <w:t>=</w:t>
+      </w:r>
+      <w:r>
+        <w:rPr>
+          <w:rFonts w:ascii="Courier New" w:hAnsi="Courier New"/>
+        </w:rPr>
+        <w:t>train_test_split(df,target_feature,</w:t>
+      </w:r>
+      <w:r>
+        <w:rPr>
+          <w:rFonts w:ascii="Courier New" w:hAnsi="Courier New"/>
+          <w:color w:val="001080"/>
+        </w:rPr>
+        <w:t>test_size</w:t>
+      </w:r>
+      <w:r>
+        <w:rPr>
+          <w:rFonts w:ascii="Courier New" w:hAnsi="Courier New"/>
+          <w:color w:val="000000"/>
+        </w:rPr>
+        <w:t>=</w:t>
+      </w:r>
+      <w:r>
+        <w:rPr>
+          <w:rFonts w:ascii="Courier New" w:hAnsi="Courier New"/>
+          <w:color w:val="096D48"/>
+        </w:rPr>
+        <w:t>0.3</w:t>
+      </w:r>
+      <w:r>
+        <w:rPr>
+          <w:rFonts w:ascii="Courier New" w:hAnsi="Courier New"/>
+        </w:rPr>
+        <w:t>)</w:t>
+      </w:r>
+    </w:p>
+    <w:p>
+      <w:pPr>
+        <w:pStyle w:val="Code"/>
+        <w:rPr>
+          <w:rFonts w:ascii="Courier New" w:hAnsi="Courier New"/>
+        </w:rPr>
+      </w:pPr>
+      <w:r>
+        <w:rPr>
+          <w:rFonts w:ascii="Courier New" w:hAnsi="Courier New"/>
+        </w:rPr>
+        <w:t>model</w:t>
+      </w:r>
+      <w:r>
+        <w:rPr>
+          <w:rFonts w:ascii="Courier New" w:hAnsi="Courier New"/>
+          <w:color w:val="000000"/>
+        </w:rPr>
+        <w:t>=</w:t>
+      </w:r>
+      <w:r>
+        <w:rPr>
+          <w:rFonts w:ascii="Courier New" w:hAnsi="Courier New"/>
+        </w:rPr>
+        <w:t>KMeans(</w:t>
+      </w:r>
+      <w:r>
+        <w:rPr>
+          <w:rFonts w:ascii="Courier New" w:hAnsi="Courier New"/>
+          <w:color w:val="001080"/>
+        </w:rPr>
+        <w:t>n_clusters</w:t>
+      </w:r>
+      <w:r>
+        <w:rPr>
+          <w:rFonts w:ascii="Courier New" w:hAnsi="Courier New"/>
+          <w:color w:val="000000"/>
+        </w:rPr>
+        <w:t>=</w:t>
+      </w:r>
+      <w:r>
+        <w:rPr>
+          <w:rFonts w:ascii="Courier New" w:hAnsi="Courier New"/>
+          <w:color w:val="096D48"/>
+        </w:rPr>
+        <w:t>3</w:t>
+      </w:r>
+      <w:r>
+        <w:rPr>
+          <w:rFonts w:ascii="Courier New" w:hAnsi="Courier New"/>
+        </w:rPr>
+        <w:t>)</w:t>
+      </w:r>
+    </w:p>
+    <w:p>
+      <w:pPr>
+        <w:pStyle w:val="Code"/>
+        <w:rPr>
+          <w:rFonts w:ascii="Courier New" w:hAnsi="Courier New"/>
+        </w:rPr>
+      </w:pPr>
+      <w:r>
+        <w:rPr>
+          <w:rFonts w:ascii="Courier New" w:hAnsi="Courier New"/>
+        </w:rPr>
+        <w:t>model.fit(X_train)</w:t>
+      </w:r>
+    </w:p>
+    <w:p>
+      <w:pPr>
+        <w:pStyle w:val="Code"/>
+        <w:rPr>
+          <w:rFonts w:ascii="Courier New" w:hAnsi="Courier New"/>
+        </w:rPr>
+      </w:pPr>
+      <w:r>
+        <w:rPr>
+          <w:rFonts w:ascii="Courier New" w:hAnsi="Courier New"/>
+          <w:color w:val="5E2CBC"/>
+        </w:rPr>
+        <w:t>print</w:t>
+      </w:r>
+      <w:r>
+        <w:rPr>
+          <w:rFonts w:ascii="Courier New" w:hAnsi="Courier New"/>
+        </w:rPr>
+        <w:t>(</w:t>
+      </w:r>
+      <w:r>
+        <w:rPr>
+          <w:rFonts w:ascii="Courier New" w:hAnsi="Courier New"/>
+          <w:color w:val="0F4A85"/>
+        </w:rPr>
+        <w:t>f'{</w:t>
+      </w:r>
+      <w:r>
+        <w:rPr>
+          <w:rFonts w:ascii="Courier New" w:hAnsi="Courier New"/>
+        </w:rPr>
+        <w:t xml:space="preserve">model.cluster_centers_ = </w:t>
+      </w:r>
+      <w:r>
+        <w:rPr>
+          <w:rFonts w:ascii="Courier New" w:hAnsi="Courier New"/>
+          <w:color w:val="0F4A85"/>
+        </w:rPr>
+        <w:t>}'</w:t>
+      </w:r>
+      <w:r>
+        <w:rPr>
+          <w:rFonts w:ascii="Courier New" w:hAnsi="Courier New"/>
+        </w:rPr>
+        <w:t>)</w:t>
+      </w:r>
+    </w:p>
+    <w:p>
+      <w:pPr>
+        <w:pStyle w:val="Code"/>
+        <w:rPr>
+          <w:rFonts w:ascii="Courier New" w:hAnsi="Courier New"/>
+        </w:rPr>
+      </w:pPr>
+      <w:r>
+        <w:rPr>
+          <w:rFonts w:ascii="Courier New" w:hAnsi="Courier New"/>
+        </w:rPr>
+        <w:t>prediction_results</w:t>
+      </w:r>
+      <w:r>
+        <w:rPr>
+          <w:rFonts w:ascii="Courier New" w:hAnsi="Courier New"/>
+          <w:color w:val="000000"/>
+        </w:rPr>
+        <w:t>=</w:t>
+      </w:r>
+      <w:r>
+        <w:rPr>
+          <w:rFonts w:ascii="Courier New" w:hAnsi="Courier New"/>
+        </w:rPr>
+        <w:t>model.predict(X_test)</w:t>
+      </w:r>
+    </w:p>
+    <w:p>
+      <w:pPr>
+        <w:pStyle w:val="Code"/>
+        <w:rPr>
+          <w:rFonts w:ascii="Courier New" w:hAnsi="Courier New"/>
+        </w:rPr>
+      </w:pPr>
+      <w:r>
+        <w:rPr>
+          <w:rFonts w:ascii="Courier New" w:hAnsi="Courier New"/>
+          <w:color w:val="5E2CBC"/>
+        </w:rPr>
+        <w:t>print</w:t>
+      </w:r>
+      <w:r>
+        <w:rPr>
+          <w:rFonts w:ascii="Courier New" w:hAnsi="Courier New"/>
+        </w:rPr>
+        <w:t>(</w:t>
+      </w:r>
+      <w:r>
+        <w:rPr>
+          <w:rFonts w:ascii="Courier New" w:hAnsi="Courier New"/>
+          <w:color w:val="0F4A85"/>
+        </w:rPr>
+        <w:t>f'{</w:t>
+      </w:r>
+      <w:r>
+        <w:rPr>
+          <w:rFonts w:ascii="Courier New" w:hAnsi="Courier New"/>
+        </w:rPr>
+        <w:t xml:space="preserve">prediction_results = </w:t>
+      </w:r>
+      <w:r>
+        <w:rPr>
+          <w:rFonts w:ascii="Courier New" w:hAnsi="Courier New"/>
+          <w:color w:val="0F4A85"/>
+        </w:rPr>
+        <w:t>}'</w:t>
+      </w:r>
+      <w:r>
+        <w:rPr>
+          <w:rFonts w:ascii="Courier New" w:hAnsi="Courier New"/>
+        </w:rPr>
+        <w:t>)</w:t>
+      </w:r>
+    </w:p>
+    <w:p>
+      <w:pPr>
+        <w:pStyle w:val="Code"/>
+        <w:rPr>
+          <w:rFonts w:ascii="Courier New" w:hAnsi="Courier New"/>
+        </w:rPr>
+      </w:pPr>
+      <w:r>
+        <w:rPr>
+          <w:rFonts w:ascii="Courier New" w:hAnsi="Courier New"/>
+        </w:rPr>
+      </w:r>
+    </w:p>
+    <w:p>
+      <w:pPr>
+        <w:pStyle w:val="Code"/>
+        <w:rPr>
+          <w:rFonts w:ascii="Courier New" w:hAnsi="Courier New"/>
+        </w:rPr>
+      </w:pPr>
+      <w:r>
+        <w:rPr>
+          <w:rFonts w:ascii="Courier New" w:hAnsi="Courier New"/>
+        </w:rPr>
+        <w:t># 1.2 Вибірка</w:t>
+      </w:r>
+    </w:p>
+    <w:p>
+      <w:pPr>
+        <w:pStyle w:val="Code"/>
+        <w:rPr>
+          <w:rFonts w:ascii="Courier New" w:hAnsi="Courier New"/>
+        </w:rPr>
+      </w:pPr>
+      <w:r>
+        <w:rPr>
+          <w:rFonts w:ascii="Courier New" w:hAnsi="Courier New"/>
+        </w:rPr>
+      </w:r>
+    </w:p>
+    <w:p>
+      <w:pPr>
+        <w:pStyle w:val="Code"/>
+        <w:rPr>
+          <w:rFonts w:ascii="Courier New" w:hAnsi="Courier New"/>
+        </w:rPr>
+      </w:pPr>
+      <w:r>
+        <w:rPr>
+          <w:rFonts w:ascii="Courier New" w:hAnsi="Courier New"/>
+          <w:color w:val="0F4A85"/>
+        </w:rPr>
+        <w:t>def</w:t>
+      </w:r>
+      <w:r>
+        <w:rPr>
+          <w:rFonts w:ascii="Courier New" w:hAnsi="Courier New"/>
+        </w:rPr>
+        <w:t xml:space="preserve"> </w:t>
+      </w:r>
+      <w:r>
+        <w:rPr>
+          <w:rFonts w:ascii="Courier New" w:hAnsi="Courier New"/>
+          <w:color w:val="5E2CBC"/>
+        </w:rPr>
+        <w:t>get_target_feature</w:t>
+      </w:r>
+      <w:r>
+        <w:rPr>
+          <w:rFonts w:ascii="Courier New" w:hAnsi="Courier New"/>
+        </w:rPr>
+        <w:t>(</w:t>
+      </w:r>
+      <w:r>
+        <w:rPr>
+          <w:rFonts w:ascii="Courier New" w:hAnsi="Courier New"/>
+          <w:color w:val="001080"/>
+        </w:rPr>
+        <w:t>row</w:t>
+      </w:r>
+      <w:r>
+        <w:rPr>
+          <w:rFonts w:ascii="Courier New" w:hAnsi="Courier New"/>
+        </w:rPr>
+        <w:t>: list[</w:t>
+      </w:r>
+      <w:r>
+        <w:rPr>
+          <w:rFonts w:ascii="Courier New" w:hAnsi="Courier New"/>
+          <w:color w:val="185E73"/>
+        </w:rPr>
+        <w:t>int</w:t>
+      </w:r>
+      <w:r>
+        <w:rPr>
+          <w:rFonts w:ascii="Courier New" w:hAnsi="Courier New"/>
+        </w:rPr>
+        <w:t>]):</w:t>
+      </w:r>
+    </w:p>
+    <w:p>
+      <w:pPr>
+        <w:pStyle w:val="Code"/>
+        <w:rPr>
+          <w:rFonts w:ascii="Courier New" w:hAnsi="Courier New"/>
+        </w:rPr>
+      </w:pPr>
+      <w:r>
+        <w:rPr>
+          <w:rFonts w:ascii="Courier New" w:hAnsi="Courier New"/>
+        </w:rPr>
+        <w:t xml:space="preserve">    </w:t>
+      </w:r>
+      <w:r>
+        <w:rPr>
+          <w:rFonts w:ascii="Courier New" w:hAnsi="Courier New"/>
+          <w:b w:val="false"/>
+          <w:color w:val="B5200D"/>
+          <w:sz w:val="21"/>
+        </w:rPr>
+        <w:t>if</w:t>
+      </w:r>
+      <w:r>
+        <w:rPr>
+          <w:rFonts w:ascii="Courier New" w:hAnsi="Courier New"/>
+          <w:b w:val="false"/>
+          <w:sz w:val="21"/>
+        </w:rPr>
+        <w:t xml:space="preserve"> row[</w:t>
+      </w:r>
+      <w:r>
+        <w:rPr>
+          <w:rFonts w:ascii="Courier New" w:hAnsi="Courier New"/>
+          <w:b w:val="false"/>
+          <w:color w:val="096D48"/>
+          <w:sz w:val="21"/>
+        </w:rPr>
+        <w:t>0</w:t>
+      </w:r>
+      <w:r>
+        <w:rPr>
+          <w:rFonts w:ascii="Courier New" w:hAnsi="Courier New"/>
+          <w:b w:val="false"/>
+          <w:sz w:val="21"/>
+        </w:rPr>
+        <w:t>]</w:t>
+      </w:r>
+      <w:r>
+        <w:rPr>
+          <w:rFonts w:ascii="Courier New" w:hAnsi="Courier New"/>
+          <w:b w:val="false"/>
+          <w:color w:val="000000"/>
+          <w:sz w:val="21"/>
+        </w:rPr>
+        <w:t>**</w:t>
+      </w:r>
+      <w:r>
+        <w:rPr>
+          <w:rFonts w:ascii="Courier New" w:hAnsi="Courier New"/>
+          <w:b w:val="false"/>
+          <w:color w:val="096D48"/>
+          <w:sz w:val="21"/>
+        </w:rPr>
+        <w:t>2</w:t>
+      </w:r>
+      <w:r>
+        <w:rPr>
+          <w:rFonts w:ascii="Courier New" w:hAnsi="Courier New"/>
+          <w:b w:val="false"/>
+          <w:color w:val="000000"/>
+          <w:sz w:val="21"/>
+        </w:rPr>
+        <w:t>+</w:t>
+      </w:r>
+      <w:r>
+        <w:rPr>
+          <w:rFonts w:ascii="Courier New" w:hAnsi="Courier New"/>
+          <w:b w:val="false"/>
+          <w:sz w:val="21"/>
+        </w:rPr>
+        <w:t>row[</w:t>
+      </w:r>
+      <w:r>
+        <w:rPr>
+          <w:rFonts w:ascii="Courier New" w:hAnsi="Courier New"/>
+          <w:b w:val="false"/>
+          <w:color w:val="096D48"/>
+          <w:sz w:val="21"/>
+        </w:rPr>
+        <w:t>1</w:t>
+      </w:r>
+      <w:r>
+        <w:rPr>
+          <w:rFonts w:ascii="Courier New" w:hAnsi="Courier New"/>
+          <w:b w:val="false"/>
+          <w:sz w:val="21"/>
+        </w:rPr>
+        <w:t>]</w:t>
+      </w:r>
+      <w:r>
+        <w:rPr>
+          <w:rFonts w:ascii="Courier New" w:hAnsi="Courier New"/>
+          <w:b w:val="false"/>
+          <w:color w:val="000000"/>
+          <w:sz w:val="21"/>
+        </w:rPr>
+        <w:t>**</w:t>
+      </w:r>
+      <w:r>
+        <w:rPr>
+          <w:rFonts w:ascii="Courier New" w:hAnsi="Courier New"/>
+          <w:b w:val="false"/>
+          <w:color w:val="096D48"/>
+          <w:sz w:val="21"/>
+        </w:rPr>
+        <w:t>2</w:t>
+      </w:r>
+      <w:r>
+        <w:rPr>
+          <w:rFonts w:ascii="Courier New" w:hAnsi="Courier New"/>
+          <w:b w:val="false"/>
+          <w:sz w:val="21"/>
+        </w:rPr>
+        <w:t xml:space="preserve"> </w:t>
+      </w:r>
+      <w:r>
+        <w:rPr>
+          <w:rFonts w:ascii="Courier New" w:hAnsi="Courier New"/>
+          <w:b w:val="false"/>
+          <w:color w:val="000000"/>
+          <w:sz w:val="21"/>
+        </w:rPr>
+        <w:t>&lt;</w:t>
+      </w:r>
+      <w:r>
+        <w:rPr>
+          <w:rFonts w:ascii="Courier New" w:hAnsi="Courier New"/>
+          <w:b w:val="false"/>
+          <w:sz w:val="21"/>
+        </w:rPr>
+        <w:t xml:space="preserve"> variant</w:t>
+      </w:r>
+      <w:r>
+        <w:rPr>
+          <w:rFonts w:ascii="Courier New" w:hAnsi="Courier New"/>
+          <w:b w:val="false"/>
+          <w:color w:val="000000"/>
+          <w:sz w:val="21"/>
+        </w:rPr>
+        <w:t>**</w:t>
+      </w:r>
+      <w:r>
+        <w:rPr>
+          <w:rFonts w:ascii="Courier New" w:hAnsi="Courier New"/>
+          <w:b w:val="false"/>
+          <w:color w:val="096D48"/>
+          <w:sz w:val="21"/>
+        </w:rPr>
+        <w:t>2</w:t>
+      </w:r>
+      <w:r>
+        <w:rPr>
+          <w:rFonts w:ascii="Courier New" w:hAnsi="Courier New"/>
+          <w:b w:val="false"/>
+          <w:color w:val="000000"/>
+          <w:sz w:val="21"/>
+        </w:rPr>
+        <w:t>+</w:t>
+      </w:r>
+      <w:r>
+        <w:rPr>
+          <w:rFonts w:ascii="Courier New" w:hAnsi="Courier New"/>
+          <w:b w:val="false"/>
+          <w:color w:val="096D48"/>
+          <w:sz w:val="21"/>
+        </w:rPr>
+        <w:t>0.04</w:t>
+      </w:r>
+      <w:r>
+        <w:rPr>
+          <w:rFonts w:ascii="Courier New" w:hAnsi="Courier New"/>
+          <w:b w:val="false"/>
+          <w:color w:val="000000"/>
+          <w:sz w:val="21"/>
+        </w:rPr>
+        <w:t>*</w:t>
+      </w:r>
+      <w:r>
+        <w:rPr>
+          <w:rFonts w:ascii="Courier New" w:hAnsi="Courier New"/>
+          <w:b w:val="false"/>
+          <w:sz w:val="21"/>
+        </w:rPr>
+        <w:t>size</w:t>
+      </w:r>
+      <w:r>
+        <w:rPr>
+          <w:rFonts w:ascii="Courier New" w:hAnsi="Courier New"/>
+          <w:b w:val="false"/>
+          <w:color w:val="000000"/>
+          <w:sz w:val="21"/>
+        </w:rPr>
+        <w:t>**</w:t>
+      </w:r>
+      <w:r>
+        <w:rPr>
+          <w:rFonts w:ascii="Courier New" w:hAnsi="Courier New"/>
+          <w:b w:val="false"/>
+          <w:color w:val="096D48"/>
+          <w:sz w:val="21"/>
+        </w:rPr>
+        <w:t>2</w:t>
+      </w:r>
+      <w:r>
+        <w:rPr>
+          <w:rFonts w:ascii="Courier New" w:hAnsi="Courier New"/>
+          <w:b w:val="false"/>
+          <w:sz w:val="21"/>
+        </w:rPr>
+        <w:t xml:space="preserve">: </w:t>
+      </w:r>
+      <w:r>
+        <w:rPr>
+          <w:rFonts w:ascii="Courier New" w:hAnsi="Courier New"/>
+          <w:b w:val="false"/>
+          <w:color w:val="B5200D"/>
+          <w:sz w:val="21"/>
+        </w:rPr>
+        <w:t>return</w:t>
+      </w:r>
+      <w:r>
+        <w:rPr>
+          <w:rFonts w:ascii="Courier New" w:hAnsi="Courier New"/>
+          <w:b w:val="false"/>
+          <w:sz w:val="21"/>
+        </w:rPr>
+        <w:t xml:space="preserve"> </w:t>
+      </w:r>
+      <w:r>
+        <w:rPr>
+          <w:rFonts w:ascii="Courier New" w:hAnsi="Courier New"/>
+          <w:b w:val="false"/>
+          <w:color w:val="096D48"/>
+          <w:sz w:val="21"/>
+        </w:rPr>
+        <w:t>0</w:t>
+      </w:r>
+    </w:p>
+    <w:p>
+      <w:pPr>
+        <w:pStyle w:val="Code"/>
+        <w:rPr>
+          <w:rFonts w:ascii="Courier New" w:hAnsi="Courier New"/>
+        </w:rPr>
+      </w:pPr>
+      <w:r>
+        <w:rPr>
+          <w:rFonts w:ascii="Courier New" w:hAnsi="Courier New"/>
+        </w:rPr>
+        <w:t xml:space="preserve">    </w:t>
+      </w:r>
+      <w:r>
+        <w:rPr>
+          <w:rFonts w:ascii="Courier New" w:hAnsi="Courier New"/>
+          <w:b w:val="false"/>
+          <w:color w:val="B5200D"/>
+          <w:sz w:val="21"/>
+        </w:rPr>
+        <w:t>elif</w:t>
+      </w:r>
+      <w:r>
+        <w:rPr>
+          <w:rFonts w:ascii="Courier New" w:hAnsi="Courier New"/>
+          <w:b w:val="false"/>
+          <w:sz w:val="21"/>
+        </w:rPr>
+        <w:t xml:space="preserve"> row[</w:t>
+      </w:r>
+      <w:r>
+        <w:rPr>
+          <w:rFonts w:ascii="Courier New" w:hAnsi="Courier New"/>
+          <w:b w:val="false"/>
+          <w:color w:val="096D48"/>
+          <w:sz w:val="21"/>
+        </w:rPr>
+        <w:t>0</w:t>
+      </w:r>
+      <w:r>
+        <w:rPr>
+          <w:rFonts w:ascii="Courier New" w:hAnsi="Courier New"/>
+          <w:b w:val="false"/>
+          <w:sz w:val="21"/>
+        </w:rPr>
+        <w:t>]</w:t>
+      </w:r>
+      <w:r>
+        <w:rPr>
+          <w:rFonts w:ascii="Courier New" w:hAnsi="Courier New"/>
+          <w:b w:val="false"/>
+          <w:color w:val="000000"/>
+          <w:sz w:val="21"/>
+        </w:rPr>
+        <w:t>**</w:t>
+      </w:r>
+      <w:r>
+        <w:rPr>
+          <w:rFonts w:ascii="Courier New" w:hAnsi="Courier New"/>
+          <w:b w:val="false"/>
+          <w:color w:val="096D48"/>
+          <w:sz w:val="21"/>
+        </w:rPr>
+        <w:t>2</w:t>
+      </w:r>
+      <w:r>
+        <w:rPr>
+          <w:rFonts w:ascii="Courier New" w:hAnsi="Courier New"/>
+          <w:b w:val="false"/>
+          <w:color w:val="000000"/>
+          <w:sz w:val="21"/>
+        </w:rPr>
+        <w:t>+</w:t>
+      </w:r>
+      <w:r>
+        <w:rPr>
+          <w:rFonts w:ascii="Courier New" w:hAnsi="Courier New"/>
+          <w:b w:val="false"/>
+          <w:sz w:val="21"/>
+        </w:rPr>
+        <w:t>row[</w:t>
+      </w:r>
+      <w:r>
+        <w:rPr>
+          <w:rFonts w:ascii="Courier New" w:hAnsi="Courier New"/>
+          <w:b w:val="false"/>
+          <w:color w:val="096D48"/>
+          <w:sz w:val="21"/>
+        </w:rPr>
+        <w:t>1</w:t>
+      </w:r>
+      <w:r>
+        <w:rPr>
+          <w:rFonts w:ascii="Courier New" w:hAnsi="Courier New"/>
+          <w:b w:val="false"/>
+          <w:sz w:val="21"/>
+        </w:rPr>
+        <w:t>]</w:t>
+      </w:r>
+      <w:r>
+        <w:rPr>
+          <w:rFonts w:ascii="Courier New" w:hAnsi="Courier New"/>
+          <w:b w:val="false"/>
+          <w:color w:val="000000"/>
+          <w:sz w:val="21"/>
+        </w:rPr>
+        <w:t>**</w:t>
+      </w:r>
+      <w:r>
+        <w:rPr>
+          <w:rFonts w:ascii="Courier New" w:hAnsi="Courier New"/>
+          <w:b w:val="false"/>
+          <w:color w:val="096D48"/>
+          <w:sz w:val="21"/>
+        </w:rPr>
+        <w:t>2</w:t>
+      </w:r>
+      <w:r>
+        <w:rPr>
+          <w:rFonts w:ascii="Courier New" w:hAnsi="Courier New"/>
+          <w:b w:val="false"/>
+          <w:sz w:val="21"/>
+        </w:rPr>
+        <w:t xml:space="preserve"> </w:t>
+      </w:r>
+      <w:r>
+        <w:rPr>
+          <w:rFonts w:ascii="Courier New" w:hAnsi="Courier New"/>
+          <w:b w:val="false"/>
+          <w:color w:val="000000"/>
+          <w:sz w:val="21"/>
+        </w:rPr>
+        <w:t>&gt;=</w:t>
+      </w:r>
+      <w:r>
+        <w:rPr>
+          <w:rFonts w:ascii="Courier New" w:hAnsi="Courier New"/>
+          <w:b w:val="false"/>
+          <w:sz w:val="21"/>
+        </w:rPr>
+        <w:t xml:space="preserve"> variant</w:t>
+      </w:r>
+      <w:r>
+        <w:rPr>
+          <w:rFonts w:ascii="Courier New" w:hAnsi="Courier New"/>
+          <w:b w:val="false"/>
+          <w:color w:val="000000"/>
+          <w:sz w:val="21"/>
+        </w:rPr>
+        <w:t>**</w:t>
+      </w:r>
+      <w:r>
+        <w:rPr>
+          <w:rFonts w:ascii="Courier New" w:hAnsi="Courier New"/>
+          <w:b w:val="false"/>
+          <w:color w:val="096D48"/>
+          <w:sz w:val="21"/>
+        </w:rPr>
+        <w:t>2</w:t>
+      </w:r>
+      <w:r>
+        <w:rPr>
+          <w:rFonts w:ascii="Courier New" w:hAnsi="Courier New"/>
+          <w:b w:val="false"/>
+          <w:color w:val="000000"/>
+          <w:sz w:val="21"/>
+        </w:rPr>
+        <w:t>+</w:t>
+      </w:r>
+      <w:r>
+        <w:rPr>
+          <w:rFonts w:ascii="Courier New" w:hAnsi="Courier New"/>
+          <w:b w:val="false"/>
+          <w:color w:val="096D48"/>
+          <w:sz w:val="21"/>
+        </w:rPr>
+        <w:t>0.04</w:t>
+      </w:r>
+      <w:r>
+        <w:rPr>
+          <w:rFonts w:ascii="Courier New" w:hAnsi="Courier New"/>
+          <w:b w:val="false"/>
+          <w:color w:val="000000"/>
+          <w:sz w:val="21"/>
+        </w:rPr>
+        <w:t>*</w:t>
+      </w:r>
+      <w:r>
+        <w:rPr>
+          <w:rFonts w:ascii="Courier New" w:hAnsi="Courier New"/>
+          <w:b w:val="false"/>
+          <w:sz w:val="21"/>
+        </w:rPr>
+        <w:t>size</w:t>
+      </w:r>
+      <w:r>
+        <w:rPr>
+          <w:rFonts w:ascii="Courier New" w:hAnsi="Courier New"/>
+          <w:b w:val="false"/>
+          <w:color w:val="000000"/>
+          <w:sz w:val="21"/>
+        </w:rPr>
+        <w:t>**</w:t>
+      </w:r>
+      <w:r>
+        <w:rPr>
+          <w:rFonts w:ascii="Courier New" w:hAnsi="Courier New"/>
+          <w:b w:val="false"/>
+          <w:color w:val="096D48"/>
+          <w:sz w:val="21"/>
+        </w:rPr>
+        <w:t>2</w:t>
+      </w:r>
+      <w:r>
+        <w:rPr>
+          <w:rFonts w:ascii="Courier New" w:hAnsi="Courier New"/>
+          <w:b w:val="false"/>
+          <w:sz w:val="21"/>
+        </w:rPr>
+        <w:t xml:space="preserve">: </w:t>
+      </w:r>
+      <w:r>
+        <w:rPr>
+          <w:rFonts w:ascii="Courier New" w:hAnsi="Courier New"/>
+          <w:b w:val="false"/>
+          <w:color w:val="B5200D"/>
+          <w:sz w:val="21"/>
+        </w:rPr>
+        <w:t>return</w:t>
+      </w:r>
+      <w:r>
+        <w:rPr>
+          <w:rFonts w:ascii="Courier New" w:hAnsi="Courier New"/>
+          <w:b w:val="false"/>
+          <w:sz w:val="21"/>
+        </w:rPr>
+        <w:t xml:space="preserve"> </w:t>
+      </w:r>
+      <w:r>
+        <w:rPr>
+          <w:rFonts w:ascii="Courier New" w:hAnsi="Courier New"/>
+          <w:b w:val="false"/>
+          <w:color w:val="096D48"/>
+          <w:sz w:val="21"/>
+        </w:rPr>
+        <w:t>1</w:t>
+      </w:r>
+    </w:p>
+    <w:p>
+      <w:pPr>
+        <w:pStyle w:val="Code"/>
+        <w:rPr>
+          <w:rFonts w:ascii="Courier New" w:hAnsi="Courier New"/>
+        </w:rPr>
+      </w:pPr>
+      <w:r>
+        <w:rPr>
+          <w:rFonts w:ascii="Courier New" w:hAnsi="Courier New"/>
+        </w:rPr>
+      </w:r>
+    </w:p>
+    <w:p>
+      <w:pPr>
+        <w:pStyle w:val="Code"/>
+        <w:rPr>
+          <w:rFonts w:ascii="Courier New" w:hAnsi="Courier New"/>
+        </w:rPr>
+      </w:pPr>
+      <w:r>
+        <w:rPr>
+          <w:rFonts w:ascii="Courier New" w:hAnsi="Courier New"/>
+        </w:rPr>
+        <w:t>variant</w:t>
+      </w:r>
+      <w:r>
+        <w:rPr>
+          <w:rFonts w:ascii="Courier New" w:hAnsi="Courier New"/>
+          <w:color w:val="000000"/>
+        </w:rPr>
+        <w:t>=</w:t>
+      </w:r>
+      <w:r>
+        <w:rPr>
+          <w:rFonts w:ascii="Courier New" w:hAnsi="Courier New"/>
+          <w:color w:val="096D48"/>
+        </w:rPr>
+        <w:t>19</w:t>
+      </w:r>
+    </w:p>
+    <w:p>
+      <w:pPr>
+        <w:pStyle w:val="Code"/>
+        <w:rPr>
+          <w:rFonts w:ascii="Courier New" w:hAnsi="Courier New"/>
+        </w:rPr>
+      </w:pPr>
+      <w:r>
+        <w:rPr>
+          <w:rFonts w:ascii="Courier New" w:hAnsi="Courier New"/>
+        </w:rPr>
+        <w:t>size</w:t>
+      </w:r>
+      <w:r>
+        <w:rPr>
+          <w:rFonts w:ascii="Courier New" w:hAnsi="Courier New"/>
+          <w:color w:val="000000"/>
+        </w:rPr>
+        <w:t>=</w:t>
+      </w:r>
+      <w:r>
+        <w:rPr>
+          <w:rFonts w:ascii="Courier New" w:hAnsi="Courier New"/>
+          <w:color w:val="096D48"/>
+        </w:rPr>
+        <w:t>5</w:t>
+      </w:r>
+      <w:r>
+        <w:rPr>
+          <w:rFonts w:ascii="Courier New" w:hAnsi="Courier New"/>
+          <w:color w:val="000000"/>
+        </w:rPr>
+        <w:t>*</w:t>
+      </w:r>
+      <w:r>
+        <w:rPr>
+          <w:rFonts w:ascii="Courier New" w:hAnsi="Courier New"/>
+        </w:rPr>
+        <w:t>variant</w:t>
+      </w:r>
+    </w:p>
+    <w:p>
+      <w:pPr>
+        <w:pStyle w:val="Code"/>
+        <w:rPr>
+          <w:rFonts w:ascii="Courier New" w:hAnsi="Courier New"/>
+        </w:rPr>
+      </w:pPr>
+      <w:r>
+        <w:rPr>
+          <w:rFonts w:ascii="Courier New" w:hAnsi="Courier New"/>
+        </w:rPr>
+        <w:t>number_of_features</w:t>
+      </w:r>
+      <w:r>
+        <w:rPr>
+          <w:rFonts w:ascii="Courier New" w:hAnsi="Courier New"/>
+          <w:color w:val="000000"/>
+        </w:rPr>
+        <w:t>=</w:t>
+      </w:r>
+      <w:r>
+        <w:rPr>
+          <w:rFonts w:ascii="Courier New" w:hAnsi="Courier New"/>
+          <w:color w:val="096D48"/>
+        </w:rPr>
+        <w:t>3</w:t>
+      </w:r>
+      <w:r>
+        <w:rPr>
+          <w:rFonts w:ascii="Courier New" w:hAnsi="Courier New"/>
+          <w:color w:val="000000"/>
+        </w:rPr>
+        <w:t>*</w:t>
+      </w:r>
+      <w:r>
+        <w:rPr>
+          <w:rFonts w:ascii="Courier New" w:hAnsi="Courier New"/>
+        </w:rPr>
+        <w:t>variant</w:t>
+      </w:r>
+    </w:p>
+    <w:p>
+      <w:pPr>
+        <w:pStyle w:val="Code"/>
+        <w:rPr>
+          <w:rFonts w:ascii="Courier New" w:hAnsi="Courier New"/>
+        </w:rPr>
+      </w:pPr>
+      <w:r>
+        <w:rPr>
+          <w:rFonts w:ascii="Courier New" w:hAnsi="Courier New"/>
+        </w:rPr>
+      </w:r>
+    </w:p>
+    <w:p>
+      <w:pPr>
+        <w:pStyle w:val="Code"/>
+        <w:rPr>
+          <w:rFonts w:ascii="Courier New" w:hAnsi="Courier New"/>
+        </w:rPr>
+      </w:pPr>
+      <w:r>
+        <w:rPr>
+          <w:rFonts w:ascii="Courier New" w:hAnsi="Courier New"/>
+        </w:rPr>
+        <w:t>ones_range</w:t>
+      </w:r>
+      <w:r>
+        <w:rPr>
+          <w:rFonts w:ascii="Courier New" w:hAnsi="Courier New"/>
+          <w:color w:val="000000"/>
+        </w:rPr>
+        <w:t>=</w:t>
+      </w:r>
+      <w:r>
+        <w:rPr>
+          <w:rFonts w:ascii="Courier New" w:hAnsi="Courier New"/>
+          <w:color w:val="5E2CBC"/>
+        </w:rPr>
+        <w:t>range</w:t>
+      </w:r>
+      <w:r>
+        <w:rPr>
+          <w:rFonts w:ascii="Courier New" w:hAnsi="Courier New"/>
+        </w:rPr>
+        <w:t>(</w:t>
+      </w:r>
+      <w:r>
+        <w:rPr>
+          <w:rFonts w:ascii="Courier New" w:hAnsi="Courier New"/>
+          <w:color w:val="096D48"/>
+        </w:rPr>
+        <w:t>1</w:t>
+      </w:r>
+      <w:r>
+        <w:rPr>
+          <w:rFonts w:ascii="Courier New" w:hAnsi="Courier New"/>
+        </w:rPr>
+        <w:t>,size,</w:t>
+      </w:r>
+      <w:r>
+        <w:rPr>
+          <w:rFonts w:ascii="Courier New" w:hAnsi="Courier New"/>
+          <w:color w:val="096D48"/>
+        </w:rPr>
+        <w:t>4</w:t>
+      </w:r>
+      <w:r>
+        <w:rPr>
+          <w:rFonts w:ascii="Courier New" w:hAnsi="Courier New"/>
+        </w:rPr>
+        <w:t>)</w:t>
+      </w:r>
+    </w:p>
+    <w:p>
+      <w:pPr>
+        <w:pStyle w:val="Code"/>
+        <w:rPr>
+          <w:rFonts w:ascii="Courier New" w:hAnsi="Courier New"/>
+        </w:rPr>
+      </w:pPr>
+      <w:r>
+        <w:rPr>
+          <w:rFonts w:ascii="Courier New" w:hAnsi="Courier New"/>
+        </w:rPr>
+        <w:t>twos_range</w:t>
+      </w:r>
+      <w:r>
+        <w:rPr>
+          <w:rFonts w:ascii="Courier New" w:hAnsi="Courier New"/>
+          <w:color w:val="000000"/>
+        </w:rPr>
+        <w:t>=</w:t>
+      </w:r>
+      <w:r>
+        <w:rPr>
+          <w:rFonts w:ascii="Courier New" w:hAnsi="Courier New"/>
+          <w:color w:val="5E2CBC"/>
+        </w:rPr>
+        <w:t>range</w:t>
+      </w:r>
+      <w:r>
+        <w:rPr>
+          <w:rFonts w:ascii="Courier New" w:hAnsi="Courier New"/>
+        </w:rPr>
+        <w:t>(</w:t>
+      </w:r>
+      <w:r>
+        <w:rPr>
+          <w:rFonts w:ascii="Courier New" w:hAnsi="Courier New"/>
+          <w:color w:val="096D48"/>
+        </w:rPr>
+        <w:t>2</w:t>
+      </w:r>
+      <w:r>
+        <w:rPr>
+          <w:rFonts w:ascii="Courier New" w:hAnsi="Courier New"/>
+        </w:rPr>
+        <w:t>,size,</w:t>
+      </w:r>
+      <w:r>
+        <w:rPr>
+          <w:rFonts w:ascii="Courier New" w:hAnsi="Courier New"/>
+          <w:color w:val="096D48"/>
+        </w:rPr>
+        <w:t>4</w:t>
+      </w:r>
+      <w:r>
+        <w:rPr>
+          <w:rFonts w:ascii="Courier New" w:hAnsi="Courier New"/>
+        </w:rPr>
+        <w:t>)</w:t>
+      </w:r>
+    </w:p>
+    <w:p>
+      <w:pPr>
+        <w:pStyle w:val="Code"/>
+        <w:rPr>
+          <w:rFonts w:ascii="Courier New" w:hAnsi="Courier New"/>
+        </w:rPr>
+      </w:pPr>
+      <w:r>
+        <w:rPr>
+          <w:rFonts w:ascii="Courier New" w:hAnsi="Courier New"/>
+        </w:rPr>
+        <w:t>threes_range</w:t>
+      </w:r>
+      <w:r>
+        <w:rPr>
+          <w:rFonts w:ascii="Courier New" w:hAnsi="Courier New"/>
+          <w:color w:val="000000"/>
+        </w:rPr>
+        <w:t>=</w:t>
+      </w:r>
+      <w:r>
+        <w:rPr>
+          <w:rFonts w:ascii="Courier New" w:hAnsi="Courier New"/>
+          <w:color w:val="5E2CBC"/>
+        </w:rPr>
+        <w:t>range</w:t>
+      </w:r>
+      <w:r>
+        <w:rPr>
+          <w:rFonts w:ascii="Courier New" w:hAnsi="Courier New"/>
+        </w:rPr>
+        <w:t>(</w:t>
+      </w:r>
+      <w:r>
+        <w:rPr>
+          <w:rFonts w:ascii="Courier New" w:hAnsi="Courier New"/>
+          <w:color w:val="096D48"/>
+        </w:rPr>
+        <w:t>3</w:t>
+      </w:r>
+      <w:r>
+        <w:rPr>
+          <w:rFonts w:ascii="Courier New" w:hAnsi="Courier New"/>
+        </w:rPr>
+        <w:t>,size,</w:t>
+      </w:r>
+      <w:r>
+        <w:rPr>
+          <w:rFonts w:ascii="Courier New" w:hAnsi="Courier New"/>
+          <w:color w:val="096D48"/>
+        </w:rPr>
+        <w:t>4</w:t>
+      </w:r>
+      <w:r>
+        <w:rPr>
+          <w:rFonts w:ascii="Courier New" w:hAnsi="Courier New"/>
+        </w:rPr>
+        <w:t>)</w:t>
+      </w:r>
+    </w:p>
+    <w:p>
+      <w:pPr>
+        <w:pStyle w:val="Code"/>
+        <w:rPr>
+          <w:rFonts w:ascii="Courier New" w:hAnsi="Courier New"/>
+        </w:rPr>
+      </w:pPr>
+      <w:r>
+        <w:rPr>
+          <w:rFonts w:ascii="Courier New" w:hAnsi="Courier New"/>
+        </w:rPr>
+        <w:t>features_input</w:t>
+      </w:r>
+      <w:r>
+        <w:rPr>
+          <w:rFonts w:ascii="Courier New" w:hAnsi="Courier New"/>
+          <w:color w:val="000000"/>
+        </w:rPr>
+        <w:t>=</w:t>
+      </w:r>
+      <w:r>
+        <w:rPr>
+          <w:rFonts w:ascii="Courier New" w:hAnsi="Courier New"/>
+        </w:rPr>
+        <w:t>[]</w:t>
+      </w:r>
+    </w:p>
+    <w:p>
+      <w:pPr>
+        <w:pStyle w:val="Code"/>
+        <w:rPr>
+          <w:rFonts w:ascii="Courier New" w:hAnsi="Courier New"/>
+        </w:rPr>
+      </w:pPr>
+      <w:r>
+        <w:rPr>
+          <w:rFonts w:ascii="Courier New" w:hAnsi="Courier New"/>
+        </w:rPr>
+        <w:t>targets_input</w:t>
+      </w:r>
+      <w:r>
+        <w:rPr>
+          <w:rFonts w:ascii="Courier New" w:hAnsi="Courier New"/>
+          <w:color w:val="000000"/>
+        </w:rPr>
+        <w:t>=</w:t>
+      </w:r>
+      <w:r>
+        <w:rPr>
+          <w:rFonts w:ascii="Courier New" w:hAnsi="Courier New"/>
+        </w:rPr>
+        <w:t>[]</w:t>
+      </w:r>
+    </w:p>
+    <w:p>
+      <w:pPr>
+        <w:pStyle w:val="Code"/>
+        <w:rPr>
+          <w:rFonts w:ascii="Courier New" w:hAnsi="Courier New"/>
+        </w:rPr>
+      </w:pPr>
+      <w:r>
+        <w:rPr>
+          <w:rFonts w:ascii="Courier New" w:hAnsi="Courier New"/>
+          <w:color w:val="B5200D"/>
+        </w:rPr>
+        <w:t>for</w:t>
+      </w:r>
+      <w:r>
+        <w:rPr>
+          <w:rFonts w:ascii="Courier New" w:hAnsi="Courier New"/>
+        </w:rPr>
+        <w:t xml:space="preserve"> data_row </w:t>
+      </w:r>
+      <w:r>
+        <w:rPr>
+          <w:rFonts w:ascii="Courier New" w:hAnsi="Courier New"/>
+          <w:color w:val="B5200D"/>
+        </w:rPr>
+        <w:t>in</w:t>
+      </w:r>
+      <w:r>
+        <w:rPr>
+          <w:rFonts w:ascii="Courier New" w:hAnsi="Courier New"/>
+        </w:rPr>
+        <w:t xml:space="preserve"> </w:t>
+      </w:r>
+      <w:r>
+        <w:rPr>
+          <w:rFonts w:ascii="Courier New" w:hAnsi="Courier New"/>
+          <w:color w:val="5E2CBC"/>
+        </w:rPr>
+        <w:t>range</w:t>
+      </w:r>
+      <w:r>
+        <w:rPr>
+          <w:rFonts w:ascii="Courier New" w:hAnsi="Courier New"/>
+        </w:rPr>
+        <w:t>(</w:t>
+      </w:r>
+      <w:r>
+        <w:rPr>
+          <w:rFonts w:ascii="Courier New" w:hAnsi="Courier New"/>
+          <w:color w:val="096D48"/>
+        </w:rPr>
+        <w:t>1</w:t>
+      </w:r>
+      <w:r>
+        <w:rPr>
+          <w:rFonts w:ascii="Courier New" w:hAnsi="Courier New"/>
+        </w:rPr>
+        <w:t>,size):</w:t>
+      </w:r>
+    </w:p>
+    <w:p>
+      <w:pPr>
+        <w:pStyle w:val="Code"/>
+        <w:rPr>
+          <w:rFonts w:ascii="Courier New" w:hAnsi="Courier New"/>
+        </w:rPr>
+      </w:pPr>
+      <w:r>
+        <w:rPr>
+          <w:rFonts w:ascii="Courier New" w:hAnsi="Courier New"/>
+        </w:rPr>
+        <w:t xml:space="preserve">    </w:t>
+      </w:r>
+      <w:r>
+        <w:rPr>
+          <w:rFonts w:ascii="Courier New" w:hAnsi="Courier New"/>
+          <w:b w:val="false"/>
+          <w:sz w:val="21"/>
+        </w:rPr>
+        <w:t>row</w:t>
+      </w:r>
+      <w:r>
+        <w:rPr>
+          <w:rFonts w:ascii="Courier New" w:hAnsi="Courier New"/>
+          <w:b w:val="false"/>
+          <w:color w:val="000000"/>
+          <w:sz w:val="21"/>
+        </w:rPr>
+        <w:t>=</w:t>
+      </w:r>
+      <w:r>
+        <w:rPr>
+          <w:rFonts w:ascii="Courier New" w:hAnsi="Courier New"/>
+          <w:b w:val="false"/>
+          <w:sz w:val="21"/>
+        </w:rPr>
+        <w:t>[]</w:t>
+      </w:r>
+    </w:p>
+    <w:p>
+      <w:pPr>
+        <w:pStyle w:val="Code"/>
+        <w:rPr>
+          <w:rFonts w:ascii="Courier New" w:hAnsi="Courier New"/>
+        </w:rPr>
+      </w:pPr>
+      <w:r>
+        <w:rPr>
+          <w:rFonts w:ascii="Courier New" w:hAnsi="Courier New"/>
+        </w:rPr>
+        <w:t xml:space="preserve">    </w:t>
+      </w:r>
+      <w:r>
+        <w:rPr>
+          <w:rFonts w:ascii="Courier New" w:hAnsi="Courier New"/>
+          <w:b w:val="false"/>
+          <w:color w:val="B5200D"/>
+          <w:sz w:val="21"/>
+        </w:rPr>
+        <w:t>for</w:t>
+      </w:r>
+      <w:r>
+        <w:rPr>
+          <w:rFonts w:ascii="Courier New" w:hAnsi="Courier New"/>
+          <w:b w:val="false"/>
+          <w:sz w:val="21"/>
+        </w:rPr>
+        <w:t xml:space="preserve"> feature_col </w:t>
+      </w:r>
+      <w:r>
+        <w:rPr>
+          <w:rFonts w:ascii="Courier New" w:hAnsi="Courier New"/>
+          <w:b w:val="false"/>
+          <w:color w:val="B5200D"/>
+          <w:sz w:val="21"/>
+        </w:rPr>
+        <w:t>in</w:t>
+      </w:r>
+      <w:r>
+        <w:rPr>
+          <w:rFonts w:ascii="Courier New" w:hAnsi="Courier New"/>
+          <w:b w:val="false"/>
+          <w:sz w:val="21"/>
+        </w:rPr>
+        <w:t xml:space="preserve"> </w:t>
+      </w:r>
+      <w:r>
+        <w:rPr>
+          <w:rFonts w:ascii="Courier New" w:hAnsi="Courier New"/>
+          <w:b w:val="false"/>
+          <w:color w:val="5E2CBC"/>
+          <w:sz w:val="21"/>
+        </w:rPr>
+        <w:t>range</w:t>
+      </w:r>
+      <w:r>
+        <w:rPr>
+          <w:rFonts w:ascii="Courier New" w:hAnsi="Courier New"/>
+          <w:b w:val="false"/>
+          <w:sz w:val="21"/>
+        </w:rPr>
+        <w:t>(</w:t>
+      </w:r>
+      <w:r>
+        <w:rPr>
+          <w:rFonts w:ascii="Courier New" w:hAnsi="Courier New"/>
+          <w:b w:val="false"/>
+          <w:color w:val="096D48"/>
+          <w:sz w:val="21"/>
+        </w:rPr>
+        <w:t>1</w:t>
+      </w:r>
+      <w:r>
+        <w:rPr>
+          <w:rFonts w:ascii="Courier New" w:hAnsi="Courier New"/>
+          <w:b w:val="false"/>
+          <w:sz w:val="21"/>
+        </w:rPr>
+        <w:t>,number_of_features):</w:t>
+      </w:r>
+    </w:p>
+    <w:p>
+      <w:pPr>
+        <w:pStyle w:val="Code"/>
+        <w:rPr>
+          <w:rFonts w:ascii="Courier New" w:hAnsi="Courier New"/>
+        </w:rPr>
+      </w:pPr>
+      <w:r>
+        <w:rPr>
+          <w:rFonts w:ascii="Courier New" w:hAnsi="Courier New"/>
+        </w:rPr>
+        <w:t xml:space="preserve">        </w:t>
+      </w:r>
+      <w:r>
+        <w:rPr>
+          <w:rFonts w:ascii="Courier New" w:hAnsi="Courier New"/>
+          <w:b w:val="false"/>
+          <w:color w:val="B5200D"/>
+          <w:sz w:val="21"/>
+        </w:rPr>
+        <w:t>if</w:t>
+      </w:r>
+      <w:r>
+        <w:rPr>
+          <w:rFonts w:ascii="Courier New" w:hAnsi="Courier New"/>
+          <w:b w:val="false"/>
+          <w:sz w:val="21"/>
+        </w:rPr>
+        <w:t xml:space="preserve"> feature_col </w:t>
+      </w:r>
+      <w:r>
+        <w:rPr>
+          <w:rFonts w:ascii="Courier New" w:hAnsi="Courier New"/>
+          <w:b w:val="false"/>
+          <w:color w:val="0F4A85"/>
+          <w:sz w:val="21"/>
+        </w:rPr>
+        <w:t>in</w:t>
+      </w:r>
+      <w:r>
+        <w:rPr>
+          <w:rFonts w:ascii="Courier New" w:hAnsi="Courier New"/>
+          <w:b w:val="false"/>
+          <w:sz w:val="21"/>
+        </w:rPr>
+        <w:t xml:space="preserve"> ones_range:</w:t>
+      </w:r>
+    </w:p>
+    <w:p>
+      <w:pPr>
+        <w:pStyle w:val="Code"/>
+        <w:rPr>
+          <w:rFonts w:ascii="Courier New" w:hAnsi="Courier New"/>
+        </w:rPr>
+      </w:pPr>
+      <w:r>
+        <w:rPr>
+          <w:rFonts w:ascii="Courier New" w:hAnsi="Courier New"/>
+        </w:rPr>
+        <w:t xml:space="preserve">            </w:t>
+      </w:r>
+      <w:r>
+        <w:rPr>
+          <w:rFonts w:ascii="Courier New" w:hAnsi="Courier New"/>
+          <w:b w:val="false"/>
+          <w:sz w:val="21"/>
+        </w:rPr>
+        <w:t>result</w:t>
+      </w:r>
+      <w:r>
+        <w:rPr>
+          <w:rFonts w:ascii="Courier New" w:hAnsi="Courier New"/>
+          <w:b w:val="false"/>
+          <w:color w:val="000000"/>
+          <w:sz w:val="21"/>
+        </w:rPr>
+        <w:t>=</w:t>
+      </w:r>
+      <w:r>
+        <w:rPr>
+          <w:rFonts w:ascii="Courier New" w:hAnsi="Courier New"/>
+          <w:b w:val="false"/>
+          <w:sz w:val="21"/>
+        </w:rPr>
+        <w:t>feature_col</w:t>
+      </w:r>
+      <w:r>
+        <w:rPr>
+          <w:rFonts w:ascii="Courier New" w:hAnsi="Courier New"/>
+          <w:b w:val="false"/>
+          <w:color w:val="000000"/>
+          <w:sz w:val="21"/>
+        </w:rPr>
+        <w:t>*</w:t>
+      </w:r>
+      <w:r>
+        <w:rPr>
+          <w:rFonts w:ascii="Courier New" w:hAnsi="Courier New"/>
+          <w:b w:val="false"/>
+          <w:sz w:val="21"/>
+        </w:rPr>
+        <w:t>variant</w:t>
+      </w:r>
+      <w:r>
+        <w:rPr>
+          <w:rFonts w:ascii="Courier New" w:hAnsi="Courier New"/>
+          <w:b w:val="false"/>
+          <w:color w:val="000000"/>
+          <w:sz w:val="21"/>
+        </w:rPr>
+        <w:t>-</w:t>
+      </w:r>
+      <w:r>
+        <w:rPr>
+          <w:rFonts w:ascii="Courier New" w:hAnsi="Courier New"/>
+          <w:b w:val="false"/>
+          <w:color w:val="096D48"/>
+          <w:sz w:val="21"/>
+        </w:rPr>
+        <w:t>0.1</w:t>
+      </w:r>
+      <w:r>
+        <w:rPr>
+          <w:rFonts w:ascii="Courier New" w:hAnsi="Courier New"/>
+          <w:b w:val="false"/>
+          <w:color w:val="000000"/>
+          <w:sz w:val="21"/>
+        </w:rPr>
+        <w:t>*</w:t>
+      </w:r>
+      <w:r>
+        <w:rPr>
+          <w:rFonts w:ascii="Courier New" w:hAnsi="Courier New"/>
+          <w:b w:val="false"/>
+          <w:sz w:val="21"/>
+        </w:rPr>
+        <w:t>data_row</w:t>
+      </w:r>
+    </w:p>
+    <w:p>
+      <w:pPr>
+        <w:pStyle w:val="Code"/>
+        <w:rPr>
+          <w:rFonts w:ascii="Courier New" w:hAnsi="Courier New"/>
+        </w:rPr>
+      </w:pPr>
+      <w:r>
+        <w:rPr>
+          <w:rFonts w:ascii="Courier New" w:hAnsi="Courier New"/>
+        </w:rPr>
+        <w:t xml:space="preserve">        </w:t>
+      </w:r>
+      <w:r>
+        <w:rPr>
+          <w:rFonts w:ascii="Courier New" w:hAnsi="Courier New"/>
+          <w:b w:val="false"/>
+          <w:color w:val="B5200D"/>
+          <w:sz w:val="21"/>
+        </w:rPr>
+        <w:t>elif</w:t>
+      </w:r>
+      <w:r>
+        <w:rPr>
+          <w:rFonts w:ascii="Courier New" w:hAnsi="Courier New"/>
+          <w:b w:val="false"/>
+          <w:sz w:val="21"/>
+        </w:rPr>
+        <w:t xml:space="preserve"> feature_col </w:t>
+      </w:r>
+      <w:r>
+        <w:rPr>
+          <w:rFonts w:ascii="Courier New" w:hAnsi="Courier New"/>
+          <w:b w:val="false"/>
+          <w:color w:val="0F4A85"/>
+          <w:sz w:val="21"/>
+        </w:rPr>
+        <w:t>in</w:t>
+      </w:r>
+      <w:r>
+        <w:rPr>
+          <w:rFonts w:ascii="Courier New" w:hAnsi="Courier New"/>
+          <w:b w:val="false"/>
+          <w:sz w:val="21"/>
+        </w:rPr>
+        <w:t xml:space="preserve"> twos_range:</w:t>
+      </w:r>
+    </w:p>
+    <w:p>
+      <w:pPr>
+        <w:pStyle w:val="Code"/>
+        <w:rPr>
+          <w:rFonts w:ascii="Courier New" w:hAnsi="Courier New"/>
+        </w:rPr>
+      </w:pPr>
+      <w:r>
+        <w:rPr>
+          <w:rFonts w:ascii="Courier New" w:hAnsi="Courier New"/>
+        </w:rPr>
+        <w:t xml:space="preserve">            </w:t>
+      </w:r>
+      <w:r>
+        <w:rPr>
+          <w:rFonts w:ascii="Courier New" w:hAnsi="Courier New"/>
+          <w:b w:val="false"/>
+          <w:sz w:val="21"/>
+        </w:rPr>
+        <w:t>result</w:t>
+      </w:r>
+      <w:r>
+        <w:rPr>
+          <w:rFonts w:ascii="Courier New" w:hAnsi="Courier New"/>
+          <w:b w:val="false"/>
+          <w:color w:val="000000"/>
+          <w:sz w:val="21"/>
+        </w:rPr>
+        <w:t>=</w:t>
+      </w:r>
+      <w:r>
+        <w:rPr>
+          <w:rFonts w:ascii="Courier New" w:hAnsi="Courier New"/>
+          <w:b w:val="false"/>
+          <w:color w:val="096D48"/>
+          <w:sz w:val="21"/>
+        </w:rPr>
+        <w:t>0.01</w:t>
+      </w:r>
+      <w:r>
+        <w:rPr>
+          <w:rFonts w:ascii="Courier New" w:hAnsi="Courier New"/>
+          <w:b w:val="false"/>
+          <w:color w:val="000000"/>
+          <w:sz w:val="21"/>
+        </w:rPr>
+        <w:t>*</w:t>
+      </w:r>
+      <w:r>
+        <w:rPr>
+          <w:rFonts w:ascii="Courier New" w:hAnsi="Courier New"/>
+          <w:b w:val="false"/>
+          <w:sz w:val="21"/>
+        </w:rPr>
+        <w:t>feature_col</w:t>
+      </w:r>
+      <w:r>
+        <w:rPr>
+          <w:rFonts w:ascii="Courier New" w:hAnsi="Courier New"/>
+          <w:b w:val="false"/>
+          <w:color w:val="000000"/>
+          <w:sz w:val="21"/>
+        </w:rPr>
+        <w:t>*</w:t>
+      </w:r>
+      <w:r>
+        <w:rPr>
+          <w:rFonts w:ascii="Courier New" w:hAnsi="Courier New"/>
+          <w:b w:val="false"/>
+          <w:sz w:val="21"/>
+        </w:rPr>
+        <w:t>variant</w:t>
+      </w:r>
+      <w:r>
+        <w:rPr>
+          <w:rFonts w:ascii="Courier New" w:hAnsi="Courier New"/>
+          <w:b w:val="false"/>
+          <w:color w:val="000000"/>
+          <w:sz w:val="21"/>
+        </w:rPr>
+        <w:t>**-</w:t>
+      </w:r>
+      <w:r>
+        <w:rPr>
+          <w:rFonts w:ascii="Courier New" w:hAnsi="Courier New"/>
+          <w:b w:val="false"/>
+          <w:color w:val="096D48"/>
+          <w:sz w:val="21"/>
+        </w:rPr>
+        <w:t>1</w:t>
+      </w:r>
+    </w:p>
+    <w:p>
+      <w:pPr>
+        <w:pStyle w:val="Code"/>
+        <w:rPr>
+          <w:rFonts w:ascii="Courier New" w:hAnsi="Courier New"/>
+        </w:rPr>
+      </w:pPr>
+      <w:r>
+        <w:rPr>
+          <w:rFonts w:ascii="Courier New" w:hAnsi="Courier New"/>
+        </w:rPr>
+        <w:t xml:space="preserve">        </w:t>
+      </w:r>
+      <w:r>
+        <w:rPr>
+          <w:rFonts w:ascii="Courier New" w:hAnsi="Courier New"/>
+          <w:b w:val="false"/>
+          <w:color w:val="B5200D"/>
+          <w:sz w:val="21"/>
+        </w:rPr>
+        <w:t>elif</w:t>
+      </w:r>
+      <w:r>
+        <w:rPr>
+          <w:rFonts w:ascii="Courier New" w:hAnsi="Courier New"/>
+          <w:b w:val="false"/>
+          <w:sz w:val="21"/>
+        </w:rPr>
+        <w:t xml:space="preserve"> feature_col </w:t>
+      </w:r>
+      <w:r>
+        <w:rPr>
+          <w:rFonts w:ascii="Courier New" w:hAnsi="Courier New"/>
+          <w:b w:val="false"/>
+          <w:color w:val="0F4A85"/>
+          <w:sz w:val="21"/>
+        </w:rPr>
+        <w:t>in</w:t>
+      </w:r>
+      <w:r>
+        <w:rPr>
+          <w:rFonts w:ascii="Courier New" w:hAnsi="Courier New"/>
+          <w:b w:val="false"/>
+          <w:sz w:val="21"/>
+        </w:rPr>
+        <w:t xml:space="preserve"> threes_range:</w:t>
+      </w:r>
+    </w:p>
+    <w:p>
+      <w:pPr>
+        <w:pStyle w:val="Code"/>
+        <w:rPr>
+          <w:rFonts w:ascii="Courier New" w:hAnsi="Courier New"/>
+        </w:rPr>
+      </w:pPr>
+      <w:r>
+        <w:rPr>
+          <w:rFonts w:ascii="Courier New" w:hAnsi="Courier New"/>
+        </w:rPr>
+        <w:t xml:space="preserve">            </w:t>
+      </w:r>
+      <w:r>
+        <w:rPr>
+          <w:rFonts w:ascii="Courier New" w:hAnsi="Courier New"/>
+          <w:b w:val="false"/>
+          <w:sz w:val="21"/>
+        </w:rPr>
+        <w:t>result</w:t>
+      </w:r>
+      <w:r>
+        <w:rPr>
+          <w:rFonts w:ascii="Courier New" w:hAnsi="Courier New"/>
+          <w:b w:val="false"/>
+          <w:color w:val="000000"/>
+          <w:sz w:val="21"/>
+        </w:rPr>
+        <w:t>=</w:t>
+      </w:r>
+      <w:r>
+        <w:rPr>
+          <w:rFonts w:ascii="Courier New" w:hAnsi="Courier New"/>
+          <w:b w:val="false"/>
+          <w:sz w:val="21"/>
+        </w:rPr>
+        <w:t>feature_col</w:t>
+      </w:r>
+      <w:r>
+        <w:rPr>
+          <w:rFonts w:ascii="Courier New" w:hAnsi="Courier New"/>
+          <w:b w:val="false"/>
+          <w:color w:val="000000"/>
+          <w:sz w:val="21"/>
+        </w:rPr>
+        <w:t>*</w:t>
+      </w:r>
+      <w:r>
+        <w:rPr>
+          <w:rFonts w:ascii="Courier New" w:hAnsi="Courier New"/>
+          <w:b w:val="false"/>
+          <w:sz w:val="21"/>
+        </w:rPr>
+        <w:t>random.random()</w:t>
+      </w:r>
+    </w:p>
+    <w:p>
+      <w:pPr>
+        <w:pStyle w:val="Code"/>
+        <w:rPr>
+          <w:rFonts w:ascii="Courier New" w:hAnsi="Courier New"/>
+        </w:rPr>
+      </w:pPr>
+      <w:r>
+        <w:rPr>
+          <w:rFonts w:ascii="Courier New" w:hAnsi="Courier New"/>
+        </w:rPr>
+        <w:t xml:space="preserve">        </w:t>
+      </w:r>
+      <w:r>
+        <w:rPr>
+          <w:rFonts w:ascii="Courier New" w:hAnsi="Courier New"/>
+          <w:b w:val="false"/>
+          <w:sz w:val="21"/>
+        </w:rPr>
+        <w:t>row.append(result)</w:t>
+      </w:r>
+    </w:p>
+    <w:p>
+      <w:pPr>
+        <w:pStyle w:val="Code"/>
+        <w:rPr>
+          <w:rFonts w:ascii="Courier New" w:hAnsi="Courier New"/>
+        </w:rPr>
+      </w:pPr>
+      <w:r>
+        <w:rPr>
+          <w:rFonts w:ascii="Courier New" w:hAnsi="Courier New"/>
+        </w:rPr>
+      </w:r>
+    </w:p>
+    <w:p>
+      <w:pPr>
+        <w:pStyle w:val="Code"/>
+        <w:rPr>
+          <w:rFonts w:ascii="Courier New" w:hAnsi="Courier New"/>
+        </w:rPr>
+      </w:pPr>
+      <w:r>
+        <w:rPr>
+          <w:rFonts w:ascii="Courier New" w:hAnsi="Courier New"/>
+        </w:rPr>
+        <w:t xml:space="preserve">    </w:t>
+      </w:r>
+      <w:r>
+        <w:rPr>
+          <w:rFonts w:ascii="Courier New" w:hAnsi="Courier New"/>
+          <w:b w:val="false"/>
+          <w:sz w:val="21"/>
+        </w:rPr>
+        <w:t>targets_input.append(get_target_feature(</w:t>
+      </w:r>
+      <w:r>
+        <w:rPr>
+          <w:rFonts w:ascii="Courier New" w:hAnsi="Courier New"/>
+          <w:b w:val="false"/>
+          <w:color w:val="001080"/>
+          <w:sz w:val="21"/>
+        </w:rPr>
+        <w:t>row</w:t>
+      </w:r>
+      <w:r>
+        <w:rPr>
+          <w:rFonts w:ascii="Courier New" w:hAnsi="Courier New"/>
+          <w:b w:val="false"/>
+          <w:color w:val="000000"/>
+          <w:sz w:val="21"/>
+        </w:rPr>
+        <w:t>=</w:t>
+      </w:r>
+      <w:r>
+        <w:rPr>
+          <w:rFonts w:ascii="Courier New" w:hAnsi="Courier New"/>
+          <w:b w:val="false"/>
+          <w:sz w:val="21"/>
+        </w:rPr>
+        <w:t>row))</w:t>
+      </w:r>
+    </w:p>
+    <w:p>
+      <w:pPr>
+        <w:pStyle w:val="Code"/>
+        <w:rPr>
+          <w:rFonts w:ascii="Courier New" w:hAnsi="Courier New"/>
+        </w:rPr>
+      </w:pPr>
+      <w:r>
+        <w:rPr>
+          <w:rFonts w:ascii="Courier New" w:hAnsi="Courier New"/>
+        </w:rPr>
+        <w:t xml:space="preserve">    </w:t>
+      </w:r>
+      <w:r>
+        <w:rPr>
+          <w:rFonts w:ascii="Courier New" w:hAnsi="Courier New"/>
+          <w:b w:val="false"/>
+          <w:sz w:val="21"/>
+        </w:rPr>
+        <w:t>features_input.append(row)</w:t>
+      </w:r>
+    </w:p>
+    <w:p>
+      <w:pPr>
+        <w:pStyle w:val="Code"/>
+        <w:rPr>
+          <w:rFonts w:ascii="Courier New" w:hAnsi="Courier New"/>
+        </w:rPr>
+      </w:pPr>
+      <w:r>
+        <w:rPr>
+          <w:rFonts w:ascii="Courier New" w:hAnsi="Courier New"/>
+        </w:rPr>
+        <w:t>features</w:t>
+      </w:r>
+      <w:r>
+        <w:rPr>
+          <w:rFonts w:ascii="Courier New" w:hAnsi="Courier New"/>
+          <w:color w:val="000000"/>
+        </w:rPr>
+        <w:t>=</w:t>
+      </w:r>
+      <w:r>
+        <w:rPr>
+          <w:rFonts w:ascii="Courier New" w:hAnsi="Courier New"/>
+        </w:rPr>
+        <w:t>np.array(features_input)</w:t>
+      </w:r>
+    </w:p>
+    <w:p>
+      <w:pPr>
+        <w:pStyle w:val="Code"/>
+        <w:rPr>
+          <w:rFonts w:ascii="Courier New" w:hAnsi="Courier New"/>
+        </w:rPr>
+      </w:pPr>
+      <w:r>
+        <w:rPr>
+          <w:rFonts w:ascii="Courier New" w:hAnsi="Courier New"/>
+        </w:rPr>
+        <w:t>targets</w:t>
+      </w:r>
+      <w:r>
+        <w:rPr>
+          <w:rFonts w:ascii="Courier New" w:hAnsi="Courier New"/>
+          <w:color w:val="000000"/>
+        </w:rPr>
+        <w:t>=</w:t>
+      </w:r>
+      <w:r>
+        <w:rPr>
+          <w:rFonts w:ascii="Courier New" w:hAnsi="Courier New"/>
+        </w:rPr>
+        <w:t>np.array(targets_input)</w:t>
+      </w:r>
+    </w:p>
+    <w:p>
+      <w:pPr>
+        <w:pStyle w:val="Code"/>
+        <w:rPr>
+          <w:rFonts w:ascii="Courier New" w:hAnsi="Courier New"/>
+        </w:rPr>
+      </w:pPr>
+      <w:r>
+        <w:rPr>
+          <w:rFonts w:ascii="Courier New" w:hAnsi="Courier New"/>
+          <w:color w:val="5E2CBC"/>
+        </w:rPr>
+        <w:t>print</w:t>
+      </w:r>
+      <w:r>
+        <w:rPr>
+          <w:rFonts w:ascii="Courier New" w:hAnsi="Courier New"/>
+        </w:rPr>
+        <w:t>(</w:t>
+      </w:r>
+      <w:r>
+        <w:rPr>
+          <w:rFonts w:ascii="Courier New" w:hAnsi="Courier New"/>
+          <w:color w:val="0F4A85"/>
+        </w:rPr>
+        <w:t>f'{</w:t>
+      </w:r>
+      <w:r>
+        <w:rPr>
+          <w:rFonts w:ascii="Courier New" w:hAnsi="Courier New"/>
+        </w:rPr>
+        <w:t xml:space="preserve">features = </w:t>
+      </w:r>
+      <w:r>
+        <w:rPr>
+          <w:rFonts w:ascii="Courier New" w:hAnsi="Courier New"/>
+          <w:color w:val="0F4A85"/>
+        </w:rPr>
+        <w:t>}'</w:t>
+      </w:r>
+      <w:r>
+        <w:rPr>
+          <w:rFonts w:ascii="Courier New" w:hAnsi="Courier New"/>
+        </w:rPr>
+        <w:t>)</w:t>
+      </w:r>
+    </w:p>
+    <w:p>
+      <w:pPr>
+        <w:pStyle w:val="Code"/>
+        <w:rPr>
+          <w:rFonts w:ascii="Courier New" w:hAnsi="Courier New"/>
+        </w:rPr>
+      </w:pPr>
+      <w:r>
+        <w:rPr>
+          <w:rFonts w:ascii="Courier New" w:hAnsi="Courier New"/>
+          <w:color w:val="5E2CBC"/>
+        </w:rPr>
+        <w:t>print</w:t>
+      </w:r>
+      <w:r>
+        <w:rPr>
+          <w:rFonts w:ascii="Courier New" w:hAnsi="Courier New"/>
+        </w:rPr>
+        <w:t>(</w:t>
+      </w:r>
+      <w:r>
+        <w:rPr>
+          <w:rFonts w:ascii="Courier New" w:hAnsi="Courier New"/>
+          <w:color w:val="0F4A85"/>
+        </w:rPr>
+        <w:t>f'{</w:t>
+      </w:r>
+      <w:r>
+        <w:rPr>
+          <w:rFonts w:ascii="Courier New" w:hAnsi="Courier New"/>
+        </w:rPr>
+        <w:t xml:space="preserve">targets = </w:t>
+      </w:r>
+      <w:r>
+        <w:rPr>
+          <w:rFonts w:ascii="Courier New" w:hAnsi="Courier New"/>
+          <w:color w:val="0F4A85"/>
+        </w:rPr>
+        <w:t>}'</w:t>
+      </w:r>
+      <w:r>
+        <w:rPr>
+          <w:rFonts w:ascii="Courier New" w:hAnsi="Courier New"/>
+        </w:rPr>
+        <w:t>)</w:t>
+      </w:r>
+    </w:p>
+    <w:p>
+      <w:pPr>
+        <w:pStyle w:val="Code"/>
+        <w:rPr>
+          <w:rFonts w:ascii="Courier New" w:hAnsi="Courier New"/>
+        </w:rPr>
+      </w:pPr>
+      <w:r>
+        <w:rPr>
+          <w:rFonts w:ascii="Courier New" w:hAnsi="Courier New"/>
+        </w:rPr>
+      </w:r>
+    </w:p>
+    <w:p>
+      <w:pPr>
+        <w:pStyle w:val="Code"/>
+        <w:rPr>
+          <w:rFonts w:ascii="Courier New" w:hAnsi="Courier New"/>
+        </w:rPr>
+      </w:pPr>
+      <w:r>
+        <w:rPr>
+          <w:rFonts w:ascii="Courier New" w:hAnsi="Courier New"/>
+        </w:rPr>
+        <w:t># 1.3 Нормування</w:t>
+      </w:r>
+    </w:p>
+    <w:p>
+      <w:pPr>
+        <w:pStyle w:val="Code"/>
+        <w:rPr>
+          <w:rFonts w:ascii="Courier New" w:hAnsi="Courier New"/>
+        </w:rPr>
+      </w:pPr>
+      <w:r>
+        <w:rPr>
+          <w:rFonts w:ascii="Courier New" w:hAnsi="Courier New"/>
+        </w:rPr>
+      </w:r>
+    </w:p>
+    <w:p>
+      <w:pPr>
+        <w:pStyle w:val="Code"/>
+        <w:rPr>
+          <w:rFonts w:ascii="Courier New" w:hAnsi="Courier New"/>
+        </w:rPr>
+      </w:pPr>
+      <w:r>
+        <w:rPr>
+          <w:rFonts w:ascii="Courier New" w:hAnsi="Courier New"/>
+        </w:rPr>
+        <w:t>normalized_features</w:t>
+      </w:r>
+      <w:r>
+        <w:rPr>
+          <w:rFonts w:ascii="Courier New" w:hAnsi="Courier New"/>
+          <w:color w:val="000000"/>
+        </w:rPr>
+        <w:t>=</w:t>
+      </w:r>
+      <w:r>
+        <w:rPr>
+          <w:rFonts w:ascii="Courier New" w:hAnsi="Courier New"/>
+        </w:rPr>
+        <w:t>normalize(features)</w:t>
+      </w:r>
+    </w:p>
+    <w:p>
+      <w:pPr>
+        <w:pStyle w:val="Code"/>
+        <w:rPr>
+          <w:rFonts w:ascii="Courier New" w:hAnsi="Courier New"/>
+        </w:rPr>
+      </w:pPr>
+      <w:r>
+        <w:rPr>
+          <w:rFonts w:ascii="Courier New" w:hAnsi="Courier New"/>
+          <w:color w:val="5E2CBC"/>
+        </w:rPr>
+        <w:t>print</w:t>
+      </w:r>
+      <w:r>
+        <w:rPr>
+          <w:rFonts w:ascii="Courier New" w:hAnsi="Courier New"/>
+        </w:rPr>
+        <w:t>(</w:t>
+      </w:r>
+      <w:r>
+        <w:rPr>
+          <w:rFonts w:ascii="Courier New" w:hAnsi="Courier New"/>
+          <w:color w:val="0F4A85"/>
+        </w:rPr>
+        <w:t>f'{</w:t>
+      </w:r>
+      <w:r>
+        <w:rPr>
+          <w:rFonts w:ascii="Courier New" w:hAnsi="Courier New"/>
+        </w:rPr>
+        <w:t xml:space="preserve">normalized_features = </w:t>
+      </w:r>
+      <w:r>
+        <w:rPr>
+          <w:rFonts w:ascii="Courier New" w:hAnsi="Courier New"/>
+          <w:color w:val="0F4A85"/>
+        </w:rPr>
+        <w:t>}'</w:t>
+      </w:r>
+      <w:r>
+        <w:rPr>
+          <w:rFonts w:ascii="Courier New" w:hAnsi="Courier New"/>
+        </w:rPr>
+        <w:t>)</w:t>
+      </w:r>
+    </w:p>
+    <w:p>
+      <w:pPr>
+        <w:pStyle w:val="Code"/>
+        <w:rPr>
+          <w:rFonts w:ascii="Courier New" w:hAnsi="Courier New"/>
+        </w:rPr>
+      </w:pPr>
+      <w:r>
+        <w:rPr>
+          <w:rFonts w:ascii="Courier New" w:hAnsi="Courier New"/>
+        </w:rPr>
+      </w:r>
+    </w:p>
+    <w:p>
+      <w:pPr>
+        <w:pStyle w:val="Code"/>
+        <w:rPr>
+          <w:rFonts w:ascii="Courier New" w:hAnsi="Courier New"/>
+        </w:rPr>
+      </w:pPr>
+      <w:r>
+        <w:rPr>
+          <w:rFonts w:ascii="Courier New" w:hAnsi="Courier New"/>
+        </w:rPr>
+        <w:t># 1.4 Побудова моделі</w:t>
+      </w:r>
+    </w:p>
+    <w:p>
+      <w:pPr>
+        <w:pStyle w:val="Code"/>
+        <w:rPr>
+          <w:rFonts w:ascii="Courier New" w:hAnsi="Courier New"/>
+        </w:rPr>
+      </w:pPr>
+      <w:r>
+        <w:rPr>
+          <w:rFonts w:ascii="Courier New" w:hAnsi="Courier New"/>
+        </w:rPr>
+      </w:r>
+    </w:p>
+    <w:p>
+      <w:pPr>
+        <w:pStyle w:val="Code"/>
+        <w:rPr>
+          <w:rFonts w:ascii="Courier New" w:hAnsi="Courier New"/>
+        </w:rPr>
+      </w:pPr>
+      <w:r>
+        <w:rPr>
+          <w:rFonts w:ascii="Courier New" w:hAnsi="Courier New"/>
+        </w:rPr>
+        <w:t>features_train,features_test,targets_train,targets_test</w:t>
+      </w:r>
+      <w:r>
+        <w:rPr>
+          <w:rFonts w:ascii="Courier New" w:hAnsi="Courier New"/>
+          <w:color w:val="000000"/>
+        </w:rPr>
+        <w:t>=</w:t>
+      </w:r>
+      <w:r>
+        <w:rPr>
+          <w:rFonts w:ascii="Courier New" w:hAnsi="Courier New"/>
+        </w:rPr>
+        <w:t>train_test_split(normalized_features,targets)</w:t>
+      </w:r>
+    </w:p>
+    <w:p>
+      <w:pPr>
+        <w:pStyle w:val="Code"/>
+        <w:rPr>
+          <w:rFonts w:ascii="Courier New" w:hAnsi="Courier New"/>
+        </w:rPr>
+      </w:pPr>
+      <w:r>
+        <w:rPr>
+          <w:rFonts w:ascii="Courier New" w:hAnsi="Courier New"/>
+        </w:rPr>
+      </w:r>
+    </w:p>
+    <w:p>
+      <w:pPr>
+        <w:pStyle w:val="Code"/>
+        <w:rPr>
+          <w:rFonts w:ascii="Courier New" w:hAnsi="Courier New"/>
+        </w:rPr>
+      </w:pPr>
+      <w:r>
+        <w:rPr>
+          <w:rFonts w:ascii="Courier New" w:hAnsi="Courier New"/>
+        </w:rPr>
+        <w:t>start_time</w:t>
+      </w:r>
+      <w:r>
+        <w:rPr>
+          <w:rFonts w:ascii="Courier New" w:hAnsi="Courier New"/>
+          <w:color w:val="000000"/>
+        </w:rPr>
+        <w:t>=</w:t>
+      </w:r>
+      <w:r>
+        <w:rPr>
+          <w:rFonts w:ascii="Courier New" w:hAnsi="Courier New"/>
+        </w:rPr>
+        <w:t>time.perf_counter()</w:t>
+      </w:r>
+    </w:p>
+    <w:p>
+      <w:pPr>
+        <w:pStyle w:val="Code"/>
+        <w:rPr>
+          <w:rFonts w:ascii="Courier New" w:hAnsi="Courier New"/>
+        </w:rPr>
+      </w:pPr>
+      <w:r>
+        <w:rPr>
+          <w:rFonts w:ascii="Courier New" w:hAnsi="Courier New"/>
+        </w:rPr>
+        <w:t>model</w:t>
+      </w:r>
+      <w:r>
+        <w:rPr>
+          <w:rFonts w:ascii="Courier New" w:hAnsi="Courier New"/>
+          <w:color w:val="000000"/>
+        </w:rPr>
+        <w:t>=</w:t>
+      </w:r>
+      <w:r>
+        <w:rPr>
+          <w:rFonts w:ascii="Courier New" w:hAnsi="Courier New"/>
+        </w:rPr>
+        <w:t>KMeans(</w:t>
+      </w:r>
+      <w:r>
+        <w:rPr>
+          <w:rFonts w:ascii="Courier New" w:hAnsi="Courier New"/>
+          <w:color w:val="001080"/>
+        </w:rPr>
+        <w:t>n_clusters</w:t>
+      </w:r>
+      <w:r>
+        <w:rPr>
+          <w:rFonts w:ascii="Courier New" w:hAnsi="Courier New"/>
+          <w:color w:val="000000"/>
+        </w:rPr>
+        <w:t>=</w:t>
+      </w:r>
+      <w:r>
+        <w:rPr>
+          <w:rFonts w:ascii="Courier New" w:hAnsi="Courier New"/>
+        </w:rPr>
+        <w:t>number_of_features)</w:t>
+      </w:r>
+    </w:p>
+    <w:p>
+      <w:pPr>
+        <w:pStyle w:val="Code"/>
+        <w:rPr>
+          <w:rFonts w:ascii="Courier New" w:hAnsi="Courier New"/>
+        </w:rPr>
+      </w:pPr>
+      <w:r>
+        <w:rPr>
+          <w:rFonts w:ascii="Courier New" w:hAnsi="Courier New"/>
+        </w:rPr>
+        <w:t>model.fit(features_train)</w:t>
+      </w:r>
+    </w:p>
+    <w:p>
+      <w:pPr>
+        <w:pStyle w:val="Code"/>
+        <w:rPr>
+          <w:rFonts w:ascii="Courier New" w:hAnsi="Courier New"/>
+        </w:rPr>
+      </w:pPr>
+      <w:r>
+        <w:rPr>
+          <w:rFonts w:ascii="Courier New" w:hAnsi="Courier New"/>
+        </w:rPr>
+        <w:t>end_time</w:t>
+      </w:r>
+      <w:r>
+        <w:rPr>
+          <w:rFonts w:ascii="Courier New" w:hAnsi="Courier New"/>
+          <w:color w:val="000000"/>
+        </w:rPr>
+        <w:t>=</w:t>
+      </w:r>
+      <w:r>
+        <w:rPr>
+          <w:rFonts w:ascii="Courier New" w:hAnsi="Courier New"/>
+        </w:rPr>
+        <w:t>time.perf_counter()</w:t>
+      </w:r>
+    </w:p>
+    <w:p>
+      <w:pPr>
+        <w:pStyle w:val="Code"/>
+        <w:rPr>
+          <w:rFonts w:ascii="Courier New" w:hAnsi="Courier New"/>
+        </w:rPr>
+      </w:pPr>
+      <w:r>
+        <w:rPr>
+          <w:rFonts w:ascii="Courier New" w:hAnsi="Courier New"/>
+        </w:rPr>
+        <w:t>learning_time</w:t>
+      </w:r>
+      <w:r>
+        <w:rPr>
+          <w:rFonts w:ascii="Courier New" w:hAnsi="Courier New"/>
+          <w:color w:val="000000"/>
+        </w:rPr>
+        <w:t>=</w:t>
+      </w:r>
+      <w:r>
+        <w:rPr>
+          <w:rFonts w:ascii="Courier New" w:hAnsi="Courier New"/>
+        </w:rPr>
+        <w:t>end_time</w:t>
+      </w:r>
+      <w:r>
+        <w:rPr>
+          <w:rFonts w:ascii="Courier New" w:hAnsi="Courier New"/>
+          <w:color w:val="000000"/>
+        </w:rPr>
+        <w:t>-</w:t>
+      </w:r>
+      <w:r>
+        <w:rPr>
+          <w:rFonts w:ascii="Courier New" w:hAnsi="Courier New"/>
+        </w:rPr>
+        <w:t>start_time</w:t>
+      </w:r>
+    </w:p>
+    <w:p>
+      <w:pPr>
+        <w:pStyle w:val="Code"/>
+        <w:rPr>
+          <w:rFonts w:ascii="Courier New" w:hAnsi="Courier New"/>
+        </w:rPr>
+      </w:pPr>
+      <w:r>
+        <w:rPr>
+          <w:rFonts w:ascii="Courier New" w:hAnsi="Courier New"/>
+          <w:color w:val="5E2CBC"/>
+        </w:rPr>
+        <w:t>print</w:t>
+      </w:r>
+      <w:r>
+        <w:rPr>
+          <w:rFonts w:ascii="Courier New" w:hAnsi="Courier New"/>
+        </w:rPr>
+        <w:t>(</w:t>
+      </w:r>
+      <w:r>
+        <w:rPr>
+          <w:rFonts w:ascii="Courier New" w:hAnsi="Courier New"/>
+          <w:color w:val="0F4A85"/>
+        </w:rPr>
+        <w:t>f'{</w:t>
+      </w:r>
+      <w:r>
+        <w:rPr>
+          <w:rFonts w:ascii="Courier New" w:hAnsi="Courier New"/>
+        </w:rPr>
+        <w:t xml:space="preserve">learning_time = </w:t>
+      </w:r>
+      <w:r>
+        <w:rPr>
+          <w:rFonts w:ascii="Courier New" w:hAnsi="Courier New"/>
+          <w:color w:val="0F4A85"/>
+        </w:rPr>
+        <w:t>}'</w:t>
+      </w:r>
+      <w:r>
+        <w:rPr>
+          <w:rFonts w:ascii="Courier New" w:hAnsi="Courier New"/>
+        </w:rPr>
+        <w:t>)</w:t>
+      </w:r>
+    </w:p>
+    <w:p>
+      <w:pPr>
+        <w:pStyle w:val="Code"/>
+        <w:rPr>
+          <w:rFonts w:ascii="Courier New" w:hAnsi="Courier New"/>
+        </w:rPr>
+      </w:pPr>
+      <w:r>
+        <w:rPr>
+          <w:rFonts w:ascii="Courier New" w:hAnsi="Courier New"/>
+          <w:color w:val="5E2CBC"/>
+        </w:rPr>
+        <w:t>print</w:t>
+      </w:r>
+      <w:r>
+        <w:rPr>
+          <w:rFonts w:ascii="Courier New" w:hAnsi="Courier New"/>
+        </w:rPr>
+        <w:t>(</w:t>
+      </w:r>
+      <w:r>
+        <w:rPr>
+          <w:rFonts w:ascii="Courier New" w:hAnsi="Courier New"/>
+          <w:color w:val="0F4A85"/>
+        </w:rPr>
+        <w:t>f'{</w:t>
+      </w:r>
+      <w:r>
+        <w:rPr>
+          <w:rFonts w:ascii="Courier New" w:hAnsi="Courier New"/>
+        </w:rPr>
+        <w:t xml:space="preserve">model.cluster_centers_ = </w:t>
+      </w:r>
+      <w:r>
+        <w:rPr>
+          <w:rFonts w:ascii="Courier New" w:hAnsi="Courier New"/>
+          <w:color w:val="0F4A85"/>
+        </w:rPr>
+        <w:t>}'</w:t>
+      </w:r>
+      <w:r>
+        <w:rPr>
+          <w:rFonts w:ascii="Courier New" w:hAnsi="Courier New"/>
+        </w:rPr>
+        <w:t>)</w:t>
+      </w:r>
+    </w:p>
+    <w:p>
+      <w:pPr>
+        <w:pStyle w:val="Code"/>
+        <w:rPr>
+          <w:rFonts w:ascii="Courier New" w:hAnsi="Courier New"/>
+        </w:rPr>
+      </w:pPr>
+      <w:r>
+        <w:rPr>
+          <w:rFonts w:ascii="Courier New" w:hAnsi="Courier New"/>
+        </w:rPr>
+      </w:r>
+    </w:p>
+    <w:p>
+      <w:pPr>
+        <w:pStyle w:val="Code"/>
+        <w:rPr>
+          <w:rFonts w:ascii="Courier New" w:hAnsi="Courier New"/>
+        </w:rPr>
+      </w:pPr>
+      <w:r>
+        <w:rPr>
+          <w:rFonts w:ascii="Courier New" w:hAnsi="Courier New"/>
+        </w:rPr>
+        <w:t># 1.5 Розпізнавання</w:t>
+      </w:r>
+    </w:p>
+    <w:p>
+      <w:pPr>
+        <w:pStyle w:val="Code"/>
+        <w:rPr>
+          <w:rFonts w:ascii="Courier New" w:hAnsi="Courier New"/>
+        </w:rPr>
+      </w:pPr>
+      <w:r>
+        <w:rPr>
+          <w:rFonts w:ascii="Courier New" w:hAnsi="Courier New"/>
+        </w:rPr>
+      </w:r>
+    </w:p>
+    <w:p>
+      <w:pPr>
+        <w:pStyle w:val="Code"/>
+        <w:rPr>
+          <w:rFonts w:ascii="Courier New" w:hAnsi="Courier New"/>
+        </w:rPr>
+      </w:pPr>
+      <w:r>
+        <w:rPr>
+          <w:rFonts w:ascii="Courier New" w:hAnsi="Courier New"/>
+        </w:rPr>
+        <w:t>start_time</w:t>
+      </w:r>
+      <w:r>
+        <w:rPr>
+          <w:rFonts w:ascii="Courier New" w:hAnsi="Courier New"/>
+          <w:color w:val="000000"/>
+        </w:rPr>
+        <w:t>=</w:t>
+      </w:r>
+      <w:r>
+        <w:rPr>
+          <w:rFonts w:ascii="Courier New" w:hAnsi="Courier New"/>
+        </w:rPr>
+        <w:t>time.perf_counter()</w:t>
+      </w:r>
+    </w:p>
+    <w:p>
+      <w:pPr>
+        <w:pStyle w:val="Code"/>
+        <w:rPr>
+          <w:rFonts w:ascii="Courier New" w:hAnsi="Courier New"/>
+        </w:rPr>
+      </w:pPr>
+      <w:r>
+        <w:rPr>
+          <w:rFonts w:ascii="Courier New" w:hAnsi="Courier New"/>
+        </w:rPr>
+        <w:t>result</w:t>
+      </w:r>
+      <w:r>
+        <w:rPr>
+          <w:rFonts w:ascii="Courier New" w:hAnsi="Courier New"/>
+          <w:color w:val="000000"/>
+        </w:rPr>
+        <w:t>=</w:t>
+      </w:r>
+      <w:r>
+        <w:rPr>
+          <w:rFonts w:ascii="Courier New" w:hAnsi="Courier New"/>
+        </w:rPr>
+        <w:t>model.predict(features_test)</w:t>
+      </w:r>
+    </w:p>
+    <w:p>
+      <w:pPr>
+        <w:pStyle w:val="Code"/>
+        <w:rPr>
+          <w:rFonts w:ascii="Courier New" w:hAnsi="Courier New"/>
+        </w:rPr>
+      </w:pPr>
+      <w:r>
+        <w:rPr>
+          <w:rFonts w:ascii="Courier New" w:hAnsi="Courier New"/>
+          <w:color w:val="5E2CBC"/>
+        </w:rPr>
+        <w:t>print</w:t>
+      </w:r>
+      <w:r>
+        <w:rPr>
+          <w:rFonts w:ascii="Courier New" w:hAnsi="Courier New"/>
+        </w:rPr>
+        <w:t>(</w:t>
+      </w:r>
+      <w:r>
+        <w:rPr>
+          <w:rFonts w:ascii="Courier New" w:hAnsi="Courier New"/>
+          <w:color w:val="0F4A85"/>
+        </w:rPr>
+        <w:t>f'{</w:t>
+      </w:r>
+      <w:r>
+        <w:rPr>
+          <w:rFonts w:ascii="Courier New" w:hAnsi="Courier New"/>
+        </w:rPr>
+        <w:t xml:space="preserve">result = </w:t>
+      </w:r>
+      <w:r>
+        <w:rPr>
+          <w:rFonts w:ascii="Courier New" w:hAnsi="Courier New"/>
+          <w:color w:val="0F4A85"/>
+        </w:rPr>
+        <w:t>}'</w:t>
+      </w:r>
+      <w:r>
+        <w:rPr>
+          <w:rFonts w:ascii="Courier New" w:hAnsi="Courier New"/>
+        </w:rPr>
+        <w:t>)</w:t>
+      </w:r>
+    </w:p>
+    <w:p>
+      <w:pPr>
+        <w:pStyle w:val="Code"/>
+        <w:rPr>
+          <w:rFonts w:ascii="Courier New" w:hAnsi="Courier New"/>
+        </w:rPr>
+      </w:pPr>
+      <w:r>
+        <w:rPr>
+          <w:rFonts w:ascii="Courier New" w:hAnsi="Courier New"/>
+        </w:rPr>
+        <w:t>end_time</w:t>
+      </w:r>
+      <w:r>
+        <w:rPr>
+          <w:rFonts w:ascii="Courier New" w:hAnsi="Courier New"/>
+          <w:color w:val="000000"/>
+        </w:rPr>
+        <w:t>=</w:t>
+      </w:r>
+      <w:r>
+        <w:rPr>
+          <w:rFonts w:ascii="Courier New" w:hAnsi="Courier New"/>
+        </w:rPr>
+        <w:t>time.perf_counter()</w:t>
+      </w:r>
+    </w:p>
+    <w:p>
+      <w:pPr>
+        <w:pStyle w:val="Code"/>
+        <w:rPr>
+          <w:rFonts w:ascii="Courier New" w:hAnsi="Courier New"/>
+        </w:rPr>
+      </w:pPr>
+      <w:r>
+        <w:rPr>
+          <w:rFonts w:ascii="Courier New" w:hAnsi="Courier New"/>
+        </w:rPr>
+        <w:t>prediction_time</w:t>
+      </w:r>
+      <w:r>
+        <w:rPr>
+          <w:rFonts w:ascii="Courier New" w:hAnsi="Courier New"/>
+          <w:color w:val="000000"/>
+        </w:rPr>
+        <w:t>=</w:t>
+      </w:r>
+      <w:r>
+        <w:rPr>
+          <w:rFonts w:ascii="Courier New" w:hAnsi="Courier New"/>
+        </w:rPr>
+        <w:t>end_time</w:t>
+      </w:r>
+      <w:r>
+        <w:rPr>
+          <w:rFonts w:ascii="Courier New" w:hAnsi="Courier New"/>
+          <w:color w:val="000000"/>
+        </w:rPr>
+        <w:t>-</w:t>
+      </w:r>
+      <w:r>
+        <w:rPr>
+          <w:rFonts w:ascii="Courier New" w:hAnsi="Courier New"/>
+        </w:rPr>
+        <w:t>start_time</w:t>
+      </w:r>
+    </w:p>
+    <w:p>
+      <w:pPr>
+        <w:pStyle w:val="Code"/>
+        <w:rPr>
+          <w:rFonts w:ascii="Courier New" w:hAnsi="Courier New"/>
+        </w:rPr>
+      </w:pPr>
+      <w:r>
+        <w:rPr>
+          <w:rFonts w:ascii="Courier New" w:hAnsi="Courier New"/>
+          <w:color w:val="5E2CBC"/>
+        </w:rPr>
+        <w:t>print</w:t>
+      </w:r>
+      <w:r>
+        <w:rPr>
+          <w:rFonts w:ascii="Courier New" w:hAnsi="Courier New"/>
+        </w:rPr>
+        <w:t>(</w:t>
+      </w:r>
+      <w:r>
+        <w:rPr>
+          <w:rFonts w:ascii="Courier New" w:hAnsi="Courier New"/>
+          <w:color w:val="0F4A85"/>
+        </w:rPr>
+        <w:t>f'{</w:t>
+      </w:r>
+      <w:r>
+        <w:rPr>
+          <w:rFonts w:ascii="Courier New" w:hAnsi="Courier New"/>
+        </w:rPr>
+        <w:t xml:space="preserve">prediction_time = </w:t>
+      </w:r>
+      <w:r>
+        <w:rPr>
+          <w:rFonts w:ascii="Courier New" w:hAnsi="Courier New"/>
+          <w:color w:val="0F4A85"/>
+        </w:rPr>
+        <w:t>}'</w:t>
+      </w:r>
+      <w:r>
+        <w:rPr>
+          <w:rFonts w:ascii="Courier New" w:hAnsi="Courier New"/>
+        </w:rPr>
+        <w:t>)</w:t>
+      </w:r>
+    </w:p>
+    <w:p>
+      <w:pPr>
+        <w:pStyle w:val="Code"/>
+        <w:rPr>
+          <w:rFonts w:ascii="Courier New" w:hAnsi="Courier New"/>
+        </w:rPr>
+      </w:pPr>
+      <w:r>
+        <w:rPr>
+          <w:rFonts w:ascii="Courier New" w:hAnsi="Courier New"/>
+        </w:rPr>
+      </w:r>
+    </w:p>
+    <w:p>
+      <w:pPr>
+        <w:pStyle w:val="Code"/>
+        <w:rPr>
+          <w:rFonts w:ascii="Courier New" w:hAnsi="Courier New"/>
+        </w:rPr>
+      </w:pPr>
+      <w:r>
+        <w:rPr>
+          <w:rFonts w:ascii="Courier New" w:hAnsi="Courier New"/>
+        </w:rPr>
+        <w:t># 1.6 Помилка</w:t>
+      </w:r>
+    </w:p>
+    <w:p>
+      <w:pPr>
+        <w:pStyle w:val="Code"/>
+        <w:rPr>
+          <w:rFonts w:ascii="Courier New" w:hAnsi="Courier New"/>
+        </w:rPr>
+      </w:pPr>
+      <w:r>
+        <w:rPr>
+          <w:rFonts w:ascii="Courier New" w:hAnsi="Courier New"/>
+        </w:rPr>
+      </w:r>
+    </w:p>
+    <w:p>
+      <w:pPr>
+        <w:pStyle w:val="Code"/>
+        <w:rPr>
+          <w:rFonts w:ascii="Courier New" w:hAnsi="Courier New"/>
+        </w:rPr>
+      </w:pPr>
+      <w:r>
+        <w:rPr>
+          <w:rFonts w:ascii="Courier New" w:hAnsi="Courier New"/>
+        </w:rPr>
+        <w:t>first_prediction_error</w:t>
+      </w:r>
+      <w:r>
+        <w:rPr>
+          <w:rFonts w:ascii="Courier New" w:hAnsi="Courier New"/>
+          <w:color w:val="000000"/>
+        </w:rPr>
+        <w:t>=</w:t>
+      </w:r>
+      <w:r>
+        <w:rPr>
+          <w:rFonts w:ascii="Courier New" w:hAnsi="Courier New"/>
+        </w:rPr>
+        <w:t>model.score(features_test)</w:t>
+      </w:r>
+    </w:p>
+    <w:p>
+      <w:pPr>
+        <w:pStyle w:val="Code"/>
+        <w:rPr>
+          <w:rFonts w:ascii="Courier New" w:hAnsi="Courier New"/>
+        </w:rPr>
+      </w:pPr>
+      <w:r>
+        <w:rPr>
+          <w:rFonts w:ascii="Courier New" w:hAnsi="Courier New"/>
+          <w:color w:val="5E2CBC"/>
+        </w:rPr>
+        <w:t>print</w:t>
+      </w:r>
+      <w:r>
+        <w:rPr>
+          <w:rFonts w:ascii="Courier New" w:hAnsi="Courier New"/>
+        </w:rPr>
+        <w:t>(</w:t>
+      </w:r>
+      <w:r>
+        <w:rPr>
+          <w:rFonts w:ascii="Courier New" w:hAnsi="Courier New"/>
+          <w:color w:val="0F4A85"/>
+        </w:rPr>
+        <w:t>f'{</w:t>
+      </w:r>
+      <w:r>
+        <w:rPr>
+          <w:rFonts w:ascii="Courier New" w:hAnsi="Courier New"/>
+        </w:rPr>
+        <w:t xml:space="preserve">first_prediction_error = </w:t>
+      </w:r>
+      <w:r>
+        <w:rPr>
+          <w:rFonts w:ascii="Courier New" w:hAnsi="Courier New"/>
+          <w:color w:val="0F4A85"/>
+        </w:rPr>
+        <w:t>}'</w:t>
+      </w:r>
+      <w:r>
+        <w:rPr>
+          <w:rFonts w:ascii="Courier New" w:hAnsi="Courier New"/>
+        </w:rPr>
+        <w:t>)</w:t>
+      </w:r>
+    </w:p>
+    <w:p>
+      <w:pPr>
+        <w:pStyle w:val="Code"/>
+        <w:rPr>
+          <w:rFonts w:ascii="Courier New" w:hAnsi="Courier New"/>
+        </w:rPr>
+      </w:pPr>
+      <w:r>
+        <w:rPr>
+          <w:rFonts w:ascii="Courier New" w:hAnsi="Courier New"/>
+        </w:rPr>
+        <w:t>first_error_probability</w:t>
+      </w:r>
+      <w:r>
+        <w:rPr>
+          <w:rFonts w:ascii="Courier New" w:hAnsi="Courier New"/>
+          <w:color w:val="000000"/>
+        </w:rPr>
+        <w:t>=</w:t>
+      </w:r>
+      <w:r>
+        <w:rPr>
+          <w:rFonts w:ascii="Courier New" w:hAnsi="Courier New"/>
+        </w:rPr>
+        <w:t>first_prediction_error</w:t>
+      </w:r>
+      <w:r>
+        <w:rPr>
+          <w:rFonts w:ascii="Courier New" w:hAnsi="Courier New"/>
+          <w:color w:val="000000"/>
+        </w:rPr>
+        <w:t>/</w:t>
+      </w:r>
+      <w:r>
+        <w:rPr>
+          <w:rFonts w:ascii="Courier New" w:hAnsi="Courier New"/>
+        </w:rPr>
+        <w:t>size</w:t>
+      </w:r>
+      <w:r>
+        <w:rPr>
+          <w:rFonts w:ascii="Courier New" w:hAnsi="Courier New"/>
+          <w:color w:val="000000"/>
+        </w:rPr>
+        <w:t>*</w:t>
+      </w:r>
+      <w:r>
+        <w:rPr>
+          <w:rFonts w:ascii="Courier New" w:hAnsi="Courier New"/>
+        </w:rPr>
+        <w:t>number_of_features</w:t>
+      </w:r>
+    </w:p>
+    <w:p>
+      <w:pPr>
+        <w:pStyle w:val="Code"/>
+        <w:rPr>
+          <w:rFonts w:ascii="Courier New" w:hAnsi="Courier New"/>
+        </w:rPr>
+      </w:pPr>
+      <w:r>
+        <w:rPr>
+          <w:rFonts w:ascii="Courier New" w:hAnsi="Courier New"/>
+        </w:rPr>
+        <w:t>first_right_probability</w:t>
+      </w:r>
+      <w:r>
+        <w:rPr>
+          <w:rFonts w:ascii="Courier New" w:hAnsi="Courier New"/>
+          <w:color w:val="000000"/>
+        </w:rPr>
+        <w:t>=</w:t>
+      </w:r>
+      <w:r>
+        <w:rPr>
+          <w:rFonts w:ascii="Courier New" w:hAnsi="Courier New"/>
+          <w:color w:val="096D48"/>
+        </w:rPr>
+        <w:t>1</w:t>
+      </w:r>
+      <w:r>
+        <w:rPr>
+          <w:rFonts w:ascii="Courier New" w:hAnsi="Courier New"/>
+          <w:color w:val="000000"/>
+        </w:rPr>
+        <w:t>-</w:t>
+      </w:r>
+      <w:r>
+        <w:rPr>
+          <w:rFonts w:ascii="Courier New" w:hAnsi="Courier New"/>
+        </w:rPr>
+        <w:t>first_error_probability</w:t>
+      </w:r>
+    </w:p>
+    <w:p>
+      <w:pPr>
+        <w:pStyle w:val="Code"/>
+        <w:rPr>
+          <w:rFonts w:ascii="Courier New" w:hAnsi="Courier New"/>
+        </w:rPr>
+      </w:pPr>
+      <w:r>
+        <w:rPr>
+          <w:rFonts w:ascii="Courier New" w:hAnsi="Courier New"/>
+          <w:color w:val="5E2CBC"/>
+        </w:rPr>
+        <w:t>print</w:t>
+      </w:r>
+      <w:r>
+        <w:rPr>
+          <w:rFonts w:ascii="Courier New" w:hAnsi="Courier New"/>
+        </w:rPr>
+        <w:t>(</w:t>
+      </w:r>
+      <w:r>
+        <w:rPr>
+          <w:rFonts w:ascii="Courier New" w:hAnsi="Courier New"/>
+          <w:color w:val="0F4A85"/>
+        </w:rPr>
+        <w:t>f'{</w:t>
+      </w:r>
+      <w:r>
+        <w:rPr>
+          <w:rFonts w:ascii="Courier New" w:hAnsi="Courier New"/>
+        </w:rPr>
+        <w:t xml:space="preserve">first_error_probability = </w:t>
+      </w:r>
+      <w:r>
+        <w:rPr>
+          <w:rFonts w:ascii="Courier New" w:hAnsi="Courier New"/>
+          <w:color w:val="0F4A85"/>
+        </w:rPr>
+        <w:t>}'</w:t>
+      </w:r>
+      <w:r>
+        <w:rPr>
+          <w:rFonts w:ascii="Courier New" w:hAnsi="Courier New"/>
+        </w:rPr>
+        <w:t>)</w:t>
+      </w:r>
+    </w:p>
+    <w:p>
+      <w:pPr>
+        <w:pStyle w:val="Code"/>
+        <w:rPr>
+          <w:rFonts w:ascii="Courier New" w:hAnsi="Courier New"/>
+        </w:rPr>
+      </w:pPr>
+      <w:r>
+        <w:rPr>
+          <w:rFonts w:ascii="Courier New" w:hAnsi="Courier New"/>
+          <w:color w:val="5E2CBC"/>
+        </w:rPr>
+        <w:t>print</w:t>
+      </w:r>
+      <w:r>
+        <w:rPr>
+          <w:rFonts w:ascii="Courier New" w:hAnsi="Courier New"/>
+        </w:rPr>
+        <w:t>(</w:t>
+      </w:r>
+      <w:r>
+        <w:rPr>
+          <w:rFonts w:ascii="Courier New" w:hAnsi="Courier New"/>
+          <w:color w:val="0F4A85"/>
+        </w:rPr>
+        <w:t>f'{</w:t>
+      </w:r>
+      <w:r>
+        <w:rPr>
+          <w:rFonts w:ascii="Courier New" w:hAnsi="Courier New"/>
+        </w:rPr>
+        <w:t xml:space="preserve">first_right_probability = </w:t>
+      </w:r>
+      <w:r>
+        <w:rPr>
+          <w:rFonts w:ascii="Courier New" w:hAnsi="Courier New"/>
+          <w:color w:val="0F4A85"/>
+        </w:rPr>
+        <w:t>}'</w:t>
+      </w:r>
+      <w:r>
+        <w:rPr>
+          <w:rFonts w:ascii="Courier New" w:hAnsi="Courier New"/>
+        </w:rPr>
+        <w:t>)</w:t>
+      </w:r>
+    </w:p>
+    <w:p>
+      <w:pPr>
+        <w:pStyle w:val="Code"/>
+        <w:rPr>
+          <w:rFonts w:ascii="Courier New" w:hAnsi="Courier New"/>
+        </w:rPr>
+      </w:pPr>
+      <w:r>
+        <w:rPr>
+          <w:rFonts w:ascii="Courier New" w:hAnsi="Courier New"/>
+        </w:rPr>
+      </w:r>
+    </w:p>
+    <w:p>
+      <w:pPr>
+        <w:pStyle w:val="Code"/>
+        <w:rPr>
+          <w:rFonts w:ascii="Courier New" w:hAnsi="Courier New"/>
+        </w:rPr>
+      </w:pPr>
+      <w:r>
+        <w:rPr>
+          <w:rFonts w:ascii="Courier New" w:hAnsi="Courier New"/>
+        </w:rPr>
+        <w:t># 1.7 Нова вибірка</w:t>
+      </w:r>
+    </w:p>
+    <w:p>
+      <w:pPr>
+        <w:pStyle w:val="Code"/>
+        <w:rPr>
+          <w:rFonts w:ascii="Courier New" w:hAnsi="Courier New"/>
+        </w:rPr>
+      </w:pPr>
+      <w:r>
+        <w:rPr>
+          <w:rFonts w:ascii="Courier New" w:hAnsi="Courier New"/>
+        </w:rPr>
+      </w:r>
+    </w:p>
+    <w:p>
+      <w:pPr>
+        <w:pStyle w:val="Code"/>
+        <w:rPr>
+          <w:rFonts w:ascii="Courier New" w:hAnsi="Courier New"/>
+        </w:rPr>
+      </w:pPr>
+      <w:r>
+        <w:rPr>
+          <w:rFonts w:ascii="Courier New" w:hAnsi="Courier New"/>
+        </w:rPr>
+        <w:t>new_features</w:t>
+      </w:r>
+      <w:r>
+        <w:rPr>
+          <w:rFonts w:ascii="Courier New" w:hAnsi="Courier New"/>
+          <w:color w:val="000000"/>
+        </w:rPr>
+        <w:t>=</w:t>
+      </w:r>
+      <w:r>
+        <w:rPr>
+          <w:rFonts w:ascii="Courier New" w:hAnsi="Courier New"/>
+        </w:rPr>
+        <w:t xml:space="preserve">[row[variant] </w:t>
+      </w:r>
+      <w:r>
+        <w:rPr>
+          <w:rFonts w:ascii="Courier New" w:hAnsi="Courier New"/>
+          <w:color w:val="B5200D"/>
+        </w:rPr>
+        <w:t>for</w:t>
+      </w:r>
+      <w:r>
+        <w:rPr>
+          <w:rFonts w:ascii="Courier New" w:hAnsi="Courier New"/>
+        </w:rPr>
+        <w:t xml:space="preserve"> row </w:t>
+      </w:r>
+      <w:r>
+        <w:rPr>
+          <w:rFonts w:ascii="Courier New" w:hAnsi="Courier New"/>
+          <w:color w:val="B5200D"/>
+        </w:rPr>
+        <w:t>in</w:t>
+      </w:r>
+      <w:r>
+        <w:rPr>
+          <w:rFonts w:ascii="Courier New" w:hAnsi="Courier New"/>
+        </w:rPr>
+        <w:t xml:space="preserve"> features_input]</w:t>
+      </w:r>
+    </w:p>
+    <w:p>
+      <w:pPr>
+        <w:pStyle w:val="Code"/>
+        <w:rPr>
+          <w:rFonts w:ascii="Courier New" w:hAnsi="Courier New"/>
+        </w:rPr>
+      </w:pPr>
+      <w:r>
+        <w:rPr>
+          <w:rFonts w:ascii="Courier New" w:hAnsi="Courier New"/>
+          <w:color w:val="5E2CBC"/>
+        </w:rPr>
+        <w:t>print</w:t>
+      </w:r>
+      <w:r>
+        <w:rPr>
+          <w:rFonts w:ascii="Courier New" w:hAnsi="Courier New"/>
+        </w:rPr>
+        <w:t>(</w:t>
+      </w:r>
+      <w:r>
+        <w:rPr>
+          <w:rFonts w:ascii="Courier New" w:hAnsi="Courier New"/>
+          <w:color w:val="0F4A85"/>
+        </w:rPr>
+        <w:t>f'{</w:t>
+      </w:r>
+      <w:r>
+        <w:rPr>
+          <w:rFonts w:ascii="Courier New" w:hAnsi="Courier New"/>
+        </w:rPr>
+        <w:t xml:space="preserve">new_features = </w:t>
+      </w:r>
+      <w:r>
+        <w:rPr>
+          <w:rFonts w:ascii="Courier New" w:hAnsi="Courier New"/>
+          <w:color w:val="0F4A85"/>
+        </w:rPr>
+        <w:t>}'</w:t>
+      </w:r>
+      <w:r>
+        <w:rPr>
+          <w:rFonts w:ascii="Courier New" w:hAnsi="Courier New"/>
+        </w:rPr>
+        <w:t>)</w:t>
+      </w:r>
+    </w:p>
+    <w:p>
+      <w:pPr>
+        <w:pStyle w:val="Code"/>
+        <w:rPr>
+          <w:rFonts w:ascii="Courier New" w:hAnsi="Courier New"/>
+        </w:rPr>
+      </w:pPr>
+      <w:r>
+        <w:rPr>
+          <w:rFonts w:ascii="Courier New" w:hAnsi="Courier New"/>
+        </w:rPr>
+        <w:t>new_center</w:t>
+      </w:r>
+      <w:r>
+        <w:rPr>
+          <w:rFonts w:ascii="Courier New" w:hAnsi="Courier New"/>
+          <w:color w:val="000000"/>
+        </w:rPr>
+        <w:t>=</w:t>
+      </w:r>
+      <w:r>
+        <w:rPr>
+          <w:rFonts w:ascii="Courier New" w:hAnsi="Courier New"/>
+          <w:color w:val="185E73"/>
+        </w:rPr>
+        <w:t>int</w:t>
+      </w:r>
+      <w:r>
+        <w:rPr>
+          <w:rFonts w:ascii="Courier New" w:hAnsi="Courier New"/>
+        </w:rPr>
+        <w:t>(result[variant])</w:t>
+      </w:r>
+    </w:p>
+    <w:p>
+      <w:pPr>
+        <w:pStyle w:val="Code"/>
+        <w:rPr>
+          <w:rFonts w:ascii="Courier New" w:hAnsi="Courier New"/>
+        </w:rPr>
+      </w:pPr>
+      <w:r>
+        <w:rPr>
+          <w:rFonts w:ascii="Courier New" w:hAnsi="Courier New"/>
+          <w:color w:val="5E2CBC"/>
+        </w:rPr>
+        <w:t>print</w:t>
+      </w:r>
+      <w:r>
+        <w:rPr>
+          <w:rFonts w:ascii="Courier New" w:hAnsi="Courier New"/>
+        </w:rPr>
+        <w:t>(</w:t>
+      </w:r>
+      <w:r>
+        <w:rPr>
+          <w:rFonts w:ascii="Courier New" w:hAnsi="Courier New"/>
+          <w:color w:val="0F4A85"/>
+        </w:rPr>
+        <w:t>f'{</w:t>
+      </w:r>
+      <w:r>
+        <w:rPr>
+          <w:rFonts w:ascii="Courier New" w:hAnsi="Courier New"/>
+        </w:rPr>
+        <w:t xml:space="preserve">new_center = </w:t>
+      </w:r>
+      <w:r>
+        <w:rPr>
+          <w:rFonts w:ascii="Courier New" w:hAnsi="Courier New"/>
+          <w:color w:val="0F4A85"/>
+        </w:rPr>
+        <w:t>}'</w:t>
+      </w:r>
+      <w:r>
+        <w:rPr>
+          <w:rFonts w:ascii="Courier New" w:hAnsi="Courier New"/>
+        </w:rPr>
+        <w:t>)</w:t>
+      </w:r>
+    </w:p>
+    <w:p>
+      <w:pPr>
+        <w:pStyle w:val="Code"/>
+        <w:rPr>
+          <w:rFonts w:ascii="Courier New" w:hAnsi="Courier New"/>
+        </w:rPr>
+      </w:pPr>
+      <w:r>
+        <w:rPr>
+          <w:rFonts w:ascii="Courier New" w:hAnsi="Courier New"/>
+        </w:rPr>
+        <w:t>new_target</w:t>
+      </w:r>
+      <w:r>
+        <w:rPr>
+          <w:rFonts w:ascii="Courier New" w:hAnsi="Courier New"/>
+          <w:color w:val="000000"/>
+        </w:rPr>
+        <w:t>=</w:t>
+      </w:r>
+      <w:r>
+        <w:rPr>
+          <w:rFonts w:ascii="Courier New" w:hAnsi="Courier New"/>
+        </w:rPr>
+        <w:t>get_target_feature(</w:t>
+      </w:r>
+      <w:r>
+        <w:rPr>
+          <w:rFonts w:ascii="Courier New" w:hAnsi="Courier New"/>
+          <w:color w:val="001080"/>
+        </w:rPr>
+        <w:t>row</w:t>
+      </w:r>
+      <w:r>
+        <w:rPr>
+          <w:rFonts w:ascii="Courier New" w:hAnsi="Courier New"/>
+          <w:color w:val="000000"/>
+        </w:rPr>
+        <w:t>=</w:t>
+      </w:r>
+      <w:r>
+        <w:rPr>
+          <w:rFonts w:ascii="Courier New" w:hAnsi="Courier New"/>
+        </w:rPr>
+        <w:t>new_features)</w:t>
+      </w:r>
+    </w:p>
+    <w:p>
+      <w:pPr>
+        <w:pStyle w:val="Code"/>
+        <w:rPr>
+          <w:rFonts w:ascii="Courier New" w:hAnsi="Courier New"/>
+        </w:rPr>
+      </w:pPr>
+      <w:r>
+        <w:rPr>
+          <w:rFonts w:ascii="Courier New" w:hAnsi="Courier New"/>
+          <w:color w:val="5E2CBC"/>
+        </w:rPr>
+        <w:t>print</w:t>
+      </w:r>
+      <w:r>
+        <w:rPr>
+          <w:rFonts w:ascii="Courier New" w:hAnsi="Courier New"/>
+        </w:rPr>
+        <w:t>(</w:t>
+      </w:r>
+      <w:r>
+        <w:rPr>
+          <w:rFonts w:ascii="Courier New" w:hAnsi="Courier New"/>
+          <w:color w:val="0F4A85"/>
+        </w:rPr>
+        <w:t>f'{</w:t>
+      </w:r>
+      <w:r>
+        <w:rPr>
+          <w:rFonts w:ascii="Courier New" w:hAnsi="Courier New"/>
+        </w:rPr>
+        <w:t xml:space="preserve">new_target = </w:t>
+      </w:r>
+      <w:r>
+        <w:rPr>
+          <w:rFonts w:ascii="Courier New" w:hAnsi="Courier New"/>
+          <w:color w:val="0F4A85"/>
+        </w:rPr>
+        <w:t>}'</w:t>
+      </w:r>
+      <w:r>
+        <w:rPr>
+          <w:rFonts w:ascii="Courier New" w:hAnsi="Courier New"/>
+        </w:rPr>
+        <w:t>)</w:t>
+      </w:r>
+    </w:p>
+    <w:p>
+      <w:pPr>
+        <w:pStyle w:val="Code"/>
+        <w:rPr>
+          <w:rFonts w:ascii="Courier New" w:hAnsi="Courier New"/>
+        </w:rPr>
+      </w:pPr>
+      <w:r>
+        <w:rPr>
+          <w:rFonts w:ascii="Courier New" w:hAnsi="Courier New"/>
+        </w:rPr>
+      </w:r>
+    </w:p>
+    <w:p>
+      <w:pPr>
+        <w:pStyle w:val="Code"/>
+        <w:rPr>
+          <w:rFonts w:ascii="Courier New" w:hAnsi="Courier New"/>
+        </w:rPr>
+      </w:pPr>
+      <w:r>
+        <w:rPr>
+          <w:rFonts w:ascii="Courier New" w:hAnsi="Courier New"/>
+        </w:rPr>
+        <w:t># 1.8 Розпізнавання</w:t>
+      </w:r>
+    </w:p>
+    <w:p>
+      <w:pPr>
+        <w:pStyle w:val="Code"/>
+        <w:rPr>
+          <w:rFonts w:ascii="Courier New" w:hAnsi="Courier New"/>
+        </w:rPr>
+      </w:pPr>
+      <w:r>
+        <w:rPr>
+          <w:rFonts w:ascii="Courier New" w:hAnsi="Courier New"/>
+        </w:rPr>
+      </w:r>
+    </w:p>
+    <w:p>
+      <w:pPr>
+        <w:pStyle w:val="Code"/>
+        <w:rPr>
+          <w:rFonts w:ascii="Courier New" w:hAnsi="Courier New"/>
+        </w:rPr>
+      </w:pPr>
+      <w:r>
+        <w:rPr>
+          <w:rFonts w:ascii="Courier New" w:hAnsi="Courier New"/>
+        </w:rPr>
+        <w:t>new_features</w:t>
+      </w:r>
+      <w:r>
+        <w:rPr>
+          <w:rFonts w:ascii="Courier New" w:hAnsi="Courier New"/>
+          <w:color w:val="000000"/>
+        </w:rPr>
+        <w:t>=</w:t>
+      </w:r>
+      <w:r>
+        <w:rPr>
+          <w:rFonts w:ascii="Courier New" w:hAnsi="Courier New"/>
+        </w:rPr>
+        <w:t>np.array(new_features).reshape(</w:t>
+      </w:r>
+      <w:r>
+        <w:rPr>
+          <w:rFonts w:ascii="Courier New" w:hAnsi="Courier New"/>
+          <w:color w:val="000000"/>
+        </w:rPr>
+        <w:t>-</w:t>
+      </w:r>
+      <w:r>
+        <w:rPr>
+          <w:rFonts w:ascii="Courier New" w:hAnsi="Courier New"/>
+          <w:color w:val="096D48"/>
+        </w:rPr>
+        <w:t>1</w:t>
+      </w:r>
+      <w:r>
+        <w:rPr>
+          <w:rFonts w:ascii="Courier New" w:hAnsi="Courier New"/>
+        </w:rPr>
+        <w:t>,</w:t>
+      </w:r>
+      <w:r>
+        <w:rPr>
+          <w:rFonts w:ascii="Courier New" w:hAnsi="Courier New"/>
+          <w:color w:val="096D48"/>
+        </w:rPr>
+        <w:t>1</w:t>
+      </w:r>
+      <w:r>
+        <w:rPr>
+          <w:rFonts w:ascii="Courier New" w:hAnsi="Courier New"/>
+        </w:rPr>
+        <w:t>)</w:t>
+      </w:r>
+    </w:p>
+    <w:p>
+      <w:pPr>
+        <w:pStyle w:val="Code"/>
+        <w:rPr>
+          <w:rFonts w:ascii="Courier New" w:hAnsi="Courier New"/>
+        </w:rPr>
+      </w:pPr>
+      <w:r>
+        <w:rPr>
+          <w:rFonts w:ascii="Courier New" w:hAnsi="Courier New"/>
+        </w:rPr>
+        <w:t>model</w:t>
+      </w:r>
+      <w:r>
+        <w:rPr>
+          <w:rFonts w:ascii="Courier New" w:hAnsi="Courier New"/>
+          <w:color w:val="000000"/>
+        </w:rPr>
+        <w:t>=</w:t>
+      </w:r>
+      <w:r>
+        <w:rPr>
+          <w:rFonts w:ascii="Courier New" w:hAnsi="Courier New"/>
+        </w:rPr>
+        <w:t>model.fit(new_features)</w:t>
+      </w:r>
+    </w:p>
+    <w:p>
+      <w:pPr>
+        <w:pStyle w:val="Code"/>
+        <w:rPr>
+          <w:rFonts w:ascii="Courier New" w:hAnsi="Courier New"/>
+        </w:rPr>
+      </w:pPr>
+      <w:r>
+        <w:rPr>
+          <w:rFonts w:ascii="Courier New" w:hAnsi="Courier New"/>
+        </w:rPr>
+        <w:t>result</w:t>
+      </w:r>
+      <w:r>
+        <w:rPr>
+          <w:rFonts w:ascii="Courier New" w:hAnsi="Courier New"/>
+          <w:color w:val="000000"/>
+        </w:rPr>
+        <w:t>=</w:t>
+      </w:r>
+      <w:r>
+        <w:rPr>
+          <w:rFonts w:ascii="Courier New" w:hAnsi="Courier New"/>
+        </w:rPr>
+        <w:t>model.predict(new_features)</w:t>
+      </w:r>
+    </w:p>
+    <w:p>
+      <w:pPr>
+        <w:pStyle w:val="Code"/>
+        <w:rPr>
+          <w:rFonts w:ascii="Courier New" w:hAnsi="Courier New"/>
+        </w:rPr>
+      </w:pPr>
+      <w:r>
+        <w:rPr>
+          <w:rFonts w:ascii="Courier New" w:hAnsi="Courier New"/>
+          <w:color w:val="5E2CBC"/>
+        </w:rPr>
+        <w:t>print</w:t>
+      </w:r>
+      <w:r>
+        <w:rPr>
+          <w:rFonts w:ascii="Courier New" w:hAnsi="Courier New"/>
+        </w:rPr>
+        <w:t>(</w:t>
+      </w:r>
+      <w:r>
+        <w:rPr>
+          <w:rFonts w:ascii="Courier New" w:hAnsi="Courier New"/>
+          <w:color w:val="0F4A85"/>
+        </w:rPr>
+        <w:t>f'{</w:t>
+      </w:r>
+      <w:r>
+        <w:rPr>
+          <w:rFonts w:ascii="Courier New" w:hAnsi="Courier New"/>
+        </w:rPr>
+        <w:t xml:space="preserve">result = </w:t>
+      </w:r>
+      <w:r>
+        <w:rPr>
+          <w:rFonts w:ascii="Courier New" w:hAnsi="Courier New"/>
+          <w:color w:val="0F4A85"/>
+        </w:rPr>
+        <w:t>}'</w:t>
+      </w:r>
+      <w:r>
+        <w:rPr>
+          <w:rFonts w:ascii="Courier New" w:hAnsi="Courier New"/>
+        </w:rPr>
+        <w:t>)</w:t>
+      </w:r>
+    </w:p>
+    <w:p>
+      <w:pPr>
+        <w:pStyle w:val="Code"/>
+        <w:rPr>
+          <w:rFonts w:ascii="Courier New" w:hAnsi="Courier New"/>
+        </w:rPr>
+      </w:pPr>
+      <w:r>
+        <w:rPr>
+          <w:rFonts w:ascii="Courier New" w:hAnsi="Courier New"/>
+        </w:rPr>
+      </w:r>
+    </w:p>
+    <w:p>
+      <w:pPr>
+        <w:pStyle w:val="Code"/>
+        <w:rPr>
+          <w:rFonts w:ascii="Courier New" w:hAnsi="Courier New"/>
+        </w:rPr>
+      </w:pPr>
+      <w:r>
+        <w:rPr>
+          <w:rFonts w:ascii="Courier New" w:hAnsi="Courier New"/>
+        </w:rPr>
+        <w:t># 1.9 Помилка</w:t>
+      </w:r>
+    </w:p>
+    <w:p>
+      <w:pPr>
+        <w:pStyle w:val="Code"/>
+        <w:rPr>
+          <w:rFonts w:ascii="Courier New" w:hAnsi="Courier New"/>
+        </w:rPr>
+      </w:pPr>
+      <w:r>
+        <w:rPr>
+          <w:rFonts w:ascii="Courier New" w:hAnsi="Courier New"/>
+        </w:rPr>
+      </w:r>
+    </w:p>
+    <w:p>
+      <w:pPr>
+        <w:pStyle w:val="Code"/>
+        <w:rPr>
+          <w:rFonts w:ascii="Courier New" w:hAnsi="Courier New"/>
+        </w:rPr>
+      </w:pPr>
+      <w:r>
+        <w:rPr>
+          <w:rFonts w:ascii="Courier New" w:hAnsi="Courier New"/>
+        </w:rPr>
+        <w:t>prediction_error</w:t>
+      </w:r>
+      <w:r>
+        <w:rPr>
+          <w:rFonts w:ascii="Courier New" w:hAnsi="Courier New"/>
+          <w:color w:val="000000"/>
+        </w:rPr>
+        <w:t>=</w:t>
+      </w:r>
+      <w:r>
+        <w:rPr>
+          <w:rFonts w:ascii="Courier New" w:hAnsi="Courier New"/>
+        </w:rPr>
+        <w:t>model.score(new_features)</w:t>
+      </w:r>
+    </w:p>
+    <w:p>
+      <w:pPr>
+        <w:pStyle w:val="Code"/>
+        <w:rPr>
+          <w:rFonts w:ascii="Courier New" w:hAnsi="Courier New"/>
+        </w:rPr>
+      </w:pPr>
+      <w:r>
+        <w:rPr>
+          <w:rFonts w:ascii="Courier New" w:hAnsi="Courier New"/>
+          <w:color w:val="5E2CBC"/>
+        </w:rPr>
+        <w:t>print</w:t>
+      </w:r>
+      <w:r>
+        <w:rPr>
+          <w:rFonts w:ascii="Courier New" w:hAnsi="Courier New"/>
+        </w:rPr>
+        <w:t>(</w:t>
+      </w:r>
+      <w:r>
+        <w:rPr>
+          <w:rFonts w:ascii="Courier New" w:hAnsi="Courier New"/>
+          <w:color w:val="0F4A85"/>
+        </w:rPr>
+        <w:t>f'{</w:t>
+      </w:r>
+      <w:r>
+        <w:rPr>
+          <w:rFonts w:ascii="Courier New" w:hAnsi="Courier New"/>
+        </w:rPr>
+        <w:t xml:space="preserve">prediction_error = </w:t>
+      </w:r>
+      <w:r>
+        <w:rPr>
+          <w:rFonts w:ascii="Courier New" w:hAnsi="Courier New"/>
+          <w:color w:val="0F4A85"/>
+        </w:rPr>
+        <w:t>}'</w:t>
+      </w:r>
+      <w:r>
+        <w:rPr>
+          <w:rFonts w:ascii="Courier New" w:hAnsi="Courier New"/>
+        </w:rPr>
+        <w:t>)</w:t>
+      </w:r>
+    </w:p>
+    <w:p>
+      <w:pPr>
+        <w:pStyle w:val="Code"/>
+        <w:rPr>
+          <w:rFonts w:ascii="Courier New" w:hAnsi="Courier New"/>
+        </w:rPr>
+      </w:pPr>
+      <w:r>
+        <w:rPr>
+          <w:rFonts w:ascii="Courier New" w:hAnsi="Courier New"/>
+        </w:rPr>
+        <w:t>error_probability</w:t>
+      </w:r>
+      <w:r>
+        <w:rPr>
+          <w:rFonts w:ascii="Courier New" w:hAnsi="Courier New"/>
+          <w:color w:val="000000"/>
+        </w:rPr>
+        <w:t>=</w:t>
+      </w:r>
+      <w:r>
+        <w:rPr>
+          <w:rFonts w:ascii="Courier New" w:hAnsi="Courier New"/>
+        </w:rPr>
+        <w:t>prediction_error</w:t>
+      </w:r>
+      <w:r>
+        <w:rPr>
+          <w:rFonts w:ascii="Courier New" w:hAnsi="Courier New"/>
+          <w:color w:val="000000"/>
+        </w:rPr>
+        <w:t>/</w:t>
+      </w:r>
+      <w:r>
+        <w:rPr>
+          <w:rFonts w:ascii="Courier New" w:hAnsi="Courier New"/>
+          <w:color w:val="5E2CBC"/>
+        </w:rPr>
+        <w:t>len</w:t>
+      </w:r>
+      <w:r>
+        <w:rPr>
+          <w:rFonts w:ascii="Courier New" w:hAnsi="Courier New"/>
+        </w:rPr>
+        <w:t>(new_features)</w:t>
+      </w:r>
+      <w:r>
+        <w:rPr>
+          <w:rFonts w:ascii="Courier New" w:hAnsi="Courier New"/>
+          <w:color w:val="000000"/>
+        </w:rPr>
+        <w:t>*</w:t>
+      </w:r>
+      <w:r>
+        <w:rPr>
+          <w:rFonts w:ascii="Courier New" w:hAnsi="Courier New"/>
+          <w:color w:val="096D48"/>
+        </w:rPr>
+        <w:t>1</w:t>
+      </w:r>
+    </w:p>
+    <w:p>
+      <w:pPr>
+        <w:pStyle w:val="Code"/>
+        <w:rPr>
+          <w:rFonts w:ascii="Courier New" w:hAnsi="Courier New"/>
+        </w:rPr>
+      </w:pPr>
+      <w:r>
+        <w:rPr>
+          <w:rFonts w:ascii="Courier New" w:hAnsi="Courier New"/>
+        </w:rPr>
+        <w:t>right_probability</w:t>
+      </w:r>
+      <w:r>
+        <w:rPr>
+          <w:rFonts w:ascii="Courier New" w:hAnsi="Courier New"/>
+          <w:color w:val="000000"/>
+        </w:rPr>
+        <w:t>=</w:t>
+      </w:r>
+      <w:r>
+        <w:rPr>
+          <w:rFonts w:ascii="Courier New" w:hAnsi="Courier New"/>
+          <w:color w:val="096D48"/>
+        </w:rPr>
+        <w:t>1</w:t>
+      </w:r>
+      <w:r>
+        <w:rPr>
+          <w:rFonts w:ascii="Courier New" w:hAnsi="Courier New"/>
+          <w:color w:val="000000"/>
+        </w:rPr>
+        <w:t>-</w:t>
+      </w:r>
+      <w:r>
+        <w:rPr>
+          <w:rFonts w:ascii="Courier New" w:hAnsi="Courier New"/>
+        </w:rPr>
+        <w:t>error_probability</w:t>
+      </w:r>
+    </w:p>
+    <w:p>
+      <w:pPr>
+        <w:pStyle w:val="Code"/>
+        <w:rPr>
+          <w:rFonts w:ascii="Courier New" w:hAnsi="Courier New"/>
+        </w:rPr>
+      </w:pPr>
+      <w:r>
+        <w:rPr>
+          <w:rFonts w:ascii="Courier New" w:hAnsi="Courier New"/>
+          <w:color w:val="5E2CBC"/>
+        </w:rPr>
+        <w:t>print</w:t>
+      </w:r>
+      <w:r>
+        <w:rPr>
+          <w:rFonts w:ascii="Courier New" w:hAnsi="Courier New"/>
+        </w:rPr>
+        <w:t>(</w:t>
+      </w:r>
+      <w:r>
+        <w:rPr>
+          <w:rFonts w:ascii="Courier New" w:hAnsi="Courier New"/>
+          <w:color w:val="0F4A85"/>
+        </w:rPr>
+        <w:t>f'{</w:t>
+      </w:r>
+      <w:r>
+        <w:rPr>
+          <w:rFonts w:ascii="Courier New" w:hAnsi="Courier New"/>
+        </w:rPr>
+        <w:t xml:space="preserve">error_probability = </w:t>
+      </w:r>
+      <w:r>
+        <w:rPr>
+          <w:rFonts w:ascii="Courier New" w:hAnsi="Courier New"/>
+          <w:color w:val="0F4A85"/>
+        </w:rPr>
+        <w:t>}'</w:t>
+      </w:r>
+      <w:r>
+        <w:rPr>
+          <w:rFonts w:ascii="Courier New" w:hAnsi="Courier New"/>
+        </w:rPr>
+        <w:t>)</w:t>
+      </w:r>
+    </w:p>
+    <w:p>
+      <w:pPr>
+        <w:pStyle w:val="Code"/>
+        <w:rPr>
+          <w:rFonts w:ascii="Courier New" w:hAnsi="Courier New"/>
+        </w:rPr>
+      </w:pPr>
+      <w:r>
+        <w:rPr>
+          <w:rFonts w:ascii="Courier New" w:hAnsi="Courier New"/>
+          <w:color w:val="5E2CBC"/>
+        </w:rPr>
+        <w:t>print</w:t>
+      </w:r>
+      <w:r>
+        <w:rPr>
+          <w:rFonts w:ascii="Courier New" w:hAnsi="Courier New"/>
+        </w:rPr>
+        <w:t>(</w:t>
+      </w:r>
+      <w:r>
+        <w:rPr>
+          <w:rFonts w:ascii="Courier New" w:hAnsi="Courier New"/>
+          <w:color w:val="0F4A85"/>
+        </w:rPr>
+        <w:t>f'{</w:t>
+      </w:r>
+      <w:r>
+        <w:rPr>
+          <w:rFonts w:ascii="Courier New" w:hAnsi="Courier New"/>
+        </w:rPr>
+        <w:t xml:space="preserve">right_probability = </w:t>
+      </w:r>
+      <w:r>
+        <w:rPr>
+          <w:rFonts w:ascii="Courier New" w:hAnsi="Courier New"/>
+          <w:color w:val="0F4A85"/>
+        </w:rPr>
+        <w:t>}'</w:t>
+      </w:r>
+      <w:r>
+        <w:rPr>
+          <w:rFonts w:ascii="Courier New" w:hAnsi="Courier New"/>
+        </w:rPr>
+        <w:t>)</w:t>
+      </w:r>
+    </w:p>
+    <w:p>
+      <w:pPr>
+        <w:pStyle w:val="Code"/>
+        <w:rPr>
+          <w:rFonts w:ascii="Courier New" w:hAnsi="Courier New"/>
+        </w:rPr>
+      </w:pPr>
+      <w:r>
+        <w:rPr>
+          <w:rFonts w:ascii="Courier New" w:hAnsi="Courier New"/>
+        </w:rPr>
+      </w:r>
+    </w:p>
+    <w:p>
+      <w:pPr>
+        <w:pStyle w:val="Code"/>
+        <w:rPr>
+          <w:rFonts w:ascii="Courier New" w:hAnsi="Courier New"/>
+        </w:rPr>
+      </w:pPr>
+      <w:r>
+        <w:rPr>
+          <w:rFonts w:ascii="Courier New" w:hAnsi="Courier New"/>
+        </w:rPr>
+        <w:t># 1.10 Порівняння</w:t>
+      </w:r>
+    </w:p>
+    <w:p>
+      <w:pPr>
+        <w:pStyle w:val="Code"/>
+        <w:rPr>
+          <w:rFonts w:ascii="Courier New" w:hAnsi="Courier New"/>
+        </w:rPr>
+      </w:pPr>
+      <w:r>
+        <w:rPr>
+          <w:rFonts w:ascii="Courier New" w:hAnsi="Courier New"/>
+        </w:rPr>
+      </w:r>
+    </w:p>
+    <w:p>
+      <w:pPr>
+        <w:pStyle w:val="Code"/>
+        <w:rPr>
+          <w:rFonts w:ascii="Courier New" w:hAnsi="Courier New"/>
+        </w:rPr>
+      </w:pPr>
+      <w:r>
+        <w:rPr>
+          <w:rFonts w:ascii="Courier New" w:hAnsi="Courier New"/>
+        </w:rPr>
+        <w:t>prediction_error_difference</w:t>
+      </w:r>
+      <w:r>
+        <w:rPr>
+          <w:rFonts w:ascii="Courier New" w:hAnsi="Courier New"/>
+          <w:color w:val="000000"/>
+        </w:rPr>
+        <w:t>=</w:t>
+      </w:r>
+      <w:r>
+        <w:rPr>
+          <w:rFonts w:ascii="Courier New" w:hAnsi="Courier New"/>
+          <w:color w:val="5E2CBC"/>
+        </w:rPr>
+        <w:t>abs</w:t>
+      </w:r>
+      <w:r>
+        <w:rPr>
+          <w:rFonts w:ascii="Courier New" w:hAnsi="Courier New"/>
+        </w:rPr>
+        <w:t>(first_prediction_error</w:t>
+      </w:r>
+      <w:r>
+        <w:rPr>
+          <w:rFonts w:ascii="Courier New" w:hAnsi="Courier New"/>
+          <w:color w:val="000000"/>
+        </w:rPr>
+        <w:t>-</w:t>
+      </w:r>
+      <w:r>
+        <w:rPr>
+          <w:rFonts w:ascii="Courier New" w:hAnsi="Courier New"/>
+        </w:rPr>
+        <w:t>prediction_error)</w:t>
+      </w:r>
+    </w:p>
+    <w:p>
+      <w:pPr>
+        <w:pStyle w:val="Code"/>
+        <w:rPr>
+          <w:rFonts w:ascii="Courier New" w:hAnsi="Courier New"/>
+        </w:rPr>
+      </w:pPr>
+      <w:r>
+        <w:rPr>
+          <w:rFonts w:ascii="Courier New" w:hAnsi="Courier New"/>
+        </w:rPr>
+        <w:t>error_probability_difference</w:t>
+      </w:r>
+      <w:r>
+        <w:rPr>
+          <w:rFonts w:ascii="Courier New" w:hAnsi="Courier New"/>
+          <w:color w:val="000000"/>
+        </w:rPr>
+        <w:t>=</w:t>
+      </w:r>
+      <w:r>
+        <w:rPr>
+          <w:rFonts w:ascii="Courier New" w:hAnsi="Courier New"/>
+          <w:color w:val="5E2CBC"/>
+        </w:rPr>
+        <w:t>abs</w:t>
+      </w:r>
+      <w:r>
+        <w:rPr>
+          <w:rFonts w:ascii="Courier New" w:hAnsi="Courier New"/>
+        </w:rPr>
+        <w:t>(first_error_probability</w:t>
+      </w:r>
+      <w:r>
+        <w:rPr>
+          <w:rFonts w:ascii="Courier New" w:hAnsi="Courier New"/>
+          <w:color w:val="000000"/>
+        </w:rPr>
+        <w:t>-</w:t>
+      </w:r>
+      <w:r>
+        <w:rPr>
+          <w:rFonts w:ascii="Courier New" w:hAnsi="Courier New"/>
+        </w:rPr>
+        <w:t>error_probability)</w:t>
+      </w:r>
+    </w:p>
+    <w:p>
+      <w:pPr>
+        <w:pStyle w:val="Code"/>
+        <w:rPr>
+          <w:rFonts w:ascii="Courier New" w:hAnsi="Courier New"/>
+        </w:rPr>
+      </w:pPr>
+      <w:r>
+        <w:rPr>
+          <w:rFonts w:ascii="Courier New" w:hAnsi="Courier New"/>
+        </w:rPr>
+        <w:t>right_probability_difference</w:t>
+      </w:r>
+      <w:r>
+        <w:rPr>
+          <w:rFonts w:ascii="Courier New" w:hAnsi="Courier New"/>
+          <w:color w:val="000000"/>
+        </w:rPr>
+        <w:t>=</w:t>
+      </w:r>
+      <w:r>
+        <w:rPr>
+          <w:rFonts w:ascii="Courier New" w:hAnsi="Courier New"/>
+          <w:color w:val="5E2CBC"/>
+        </w:rPr>
+        <w:t>abs</w:t>
+      </w:r>
+      <w:r>
+        <w:rPr>
+          <w:rFonts w:ascii="Courier New" w:hAnsi="Courier New"/>
+        </w:rPr>
+        <w:t>(first_right_probability</w:t>
+      </w:r>
+      <w:r>
+        <w:rPr>
+          <w:rFonts w:ascii="Courier New" w:hAnsi="Courier New"/>
+          <w:color w:val="000000"/>
+        </w:rPr>
+        <w:t>-</w:t>
+      </w:r>
+      <w:r>
+        <w:rPr>
+          <w:rFonts w:ascii="Courier New" w:hAnsi="Courier New"/>
+        </w:rPr>
+        <w:t>right_probability)</w:t>
+      </w:r>
+    </w:p>
+    <w:p>
+      <w:pPr>
+        <w:pStyle w:val="Code"/>
+        <w:rPr>
+          <w:rFonts w:ascii="Courier New" w:hAnsi="Courier New"/>
+        </w:rPr>
+      </w:pPr>
+      <w:r>
+        <w:rPr>
+          <w:rFonts w:ascii="Courier New" w:hAnsi="Courier New"/>
+          <w:color w:val="5E2CBC"/>
+        </w:rPr>
+        <w:t>print</w:t>
+      </w:r>
+      <w:r>
+        <w:rPr>
+          <w:rFonts w:ascii="Courier New" w:hAnsi="Courier New"/>
+        </w:rPr>
+        <w:t>(</w:t>
+      </w:r>
+      <w:r>
+        <w:rPr>
+          <w:rFonts w:ascii="Courier New" w:hAnsi="Courier New"/>
+          <w:color w:val="0F4A85"/>
+        </w:rPr>
+        <w:t>f'{</w:t>
+      </w:r>
+      <w:r>
+        <w:rPr>
+          <w:rFonts w:ascii="Courier New" w:hAnsi="Courier New"/>
+        </w:rPr>
+        <w:t xml:space="preserve">prediction_error_difference = </w:t>
+      </w:r>
+      <w:r>
+        <w:rPr>
+          <w:rFonts w:ascii="Courier New" w:hAnsi="Courier New"/>
+          <w:color w:val="0F4A85"/>
+        </w:rPr>
+        <w:t>}'</w:t>
+      </w:r>
+      <w:r>
+        <w:rPr>
+          <w:rFonts w:ascii="Courier New" w:hAnsi="Courier New"/>
+        </w:rPr>
+        <w:t>)</w:t>
+      </w:r>
+    </w:p>
+    <w:p>
+      <w:pPr>
+        <w:pStyle w:val="Code"/>
+        <w:rPr>
+          <w:rFonts w:ascii="Courier New" w:hAnsi="Courier New"/>
+        </w:rPr>
+      </w:pPr>
+      <w:r>
+        <w:rPr>
+          <w:rFonts w:ascii="Courier New" w:hAnsi="Courier New"/>
+          <w:color w:val="5E2CBC"/>
+        </w:rPr>
+        <w:t>print</w:t>
+      </w:r>
+      <w:r>
+        <w:rPr>
+          <w:rFonts w:ascii="Courier New" w:hAnsi="Courier New"/>
+        </w:rPr>
+        <w:t>(</w:t>
+      </w:r>
+      <w:r>
+        <w:rPr>
+          <w:rFonts w:ascii="Courier New" w:hAnsi="Courier New"/>
+          <w:color w:val="0F4A85"/>
+        </w:rPr>
+        <w:t>f'{</w:t>
+      </w:r>
+      <w:r>
+        <w:rPr>
+          <w:rFonts w:ascii="Courier New" w:hAnsi="Courier New"/>
+        </w:rPr>
+        <w:t xml:space="preserve">error_probability_difference = </w:t>
+      </w:r>
+      <w:r>
+        <w:rPr>
+          <w:rFonts w:ascii="Courier New" w:hAnsi="Courier New"/>
+          <w:color w:val="0F4A85"/>
+        </w:rPr>
+        <w:t>}'</w:t>
+      </w:r>
+      <w:r>
+        <w:rPr>
+          <w:rFonts w:ascii="Courier New" w:hAnsi="Courier New"/>
+        </w:rPr>
+        <w:t>)</w:t>
+      </w:r>
+    </w:p>
+    <w:p>
+      <w:pPr>
+        <w:pStyle w:val="Code"/>
+        <w:rPr>
+          <w:rFonts w:ascii="Courier New" w:hAnsi="Courier New"/>
+        </w:rPr>
+      </w:pPr>
+      <w:r>
+        <w:rPr>
+          <w:rFonts w:ascii="Courier New" w:hAnsi="Courier New"/>
+          <w:color w:val="5E2CBC"/>
+        </w:rPr>
+        <w:t>print</w:t>
+      </w:r>
+      <w:r>
+        <w:rPr>
+          <w:rFonts w:ascii="Courier New" w:hAnsi="Courier New"/>
+        </w:rPr>
+        <w:t>(</w:t>
+      </w:r>
+      <w:r>
+        <w:rPr>
+          <w:rFonts w:ascii="Courier New" w:hAnsi="Courier New"/>
+          <w:color w:val="0F4A85"/>
+        </w:rPr>
+        <w:t>f'{</w:t>
+      </w:r>
+      <w:r>
+        <w:rPr>
+          <w:rFonts w:ascii="Courier New" w:hAnsi="Courier New"/>
+        </w:rPr>
+        <w:t xml:space="preserve">right_probability_difference = </w:t>
+      </w:r>
+      <w:r>
+        <w:rPr>
+          <w:rFonts w:ascii="Courier New" w:hAnsi="Courier New"/>
+          <w:color w:val="0F4A85"/>
+        </w:rPr>
+        <w:t>}'</w:t>
+      </w:r>
+      <w:r>
+        <w:rPr>
+          <w:rFonts w:ascii="Courier New" w:hAnsi="Courier New"/>
+        </w:rPr>
+        <w:t>)</w:t>
+      </w:r>
+    </w:p>
+    <w:p>
+      <w:pPr>
+        <w:pStyle w:val="Code"/>
+        <w:rPr>
+          <w:rFonts w:ascii="Courier New" w:hAnsi="Courier New"/>
+        </w:rPr>
+      </w:pPr>
+      <w:r>
+        <w:rPr>
+          <w:rFonts w:ascii="Courier New" w:hAnsi="Courier New"/>
+        </w:rPr>
+      </w:r>
+    </w:p>
+    <w:p>
+      <w:pPr>
+        <w:pStyle w:val="P1"/>
+        <w:rPr/>
+      </w:pPr>
+      <w:r>
+        <w:drawing>
+          <wp:anchor behindDoc="0" distT="0" distB="0" distL="0" distR="0" simplePos="0" locked="0" layoutInCell="0" allowOverlap="1" relativeHeight="7">
+            <wp:simplePos x="0" y="0"/>
+            <wp:positionH relativeFrom="column">
+              <wp:align>center</wp:align>
+            </wp:positionH>
+            <wp:positionV relativeFrom="paragraph">
+              <wp:posOffset>635</wp:posOffset>
+            </wp:positionV>
+            <wp:extent cx="5731510" cy="8065770"/>
+            <wp:effectExtent l="0" t="0" r="0" b="0"/>
+            <wp:wrapSquare wrapText="largest"/>
+            <wp:docPr id="2" name="Зображення2" descr=""/>
+            <wp:cNvGraphicFramePr>
+              <a:graphicFrameLocks xmlns:a="http://schemas.openxmlformats.org/drawingml/2006/main" noChangeAspect="1"/>
+            </wp:cNvGraphicFramePr>
+            <a:graphic xmlns:a="http://schemas.openxmlformats.org/drawingml/2006/main">
+              <a:graphicData uri="http://schemas.openxmlformats.org/drawingml/2006/picture">
+                <pic:pic xmlns:pic="http://schemas.openxmlformats.org/drawingml/2006/picture">
+                  <pic:nvPicPr>
+                    <pic:cNvPr id="2" name="Зображення2" descr=""/>
+                    <pic:cNvPicPr>
+                      <a:picLocks noChangeAspect="1" noChangeArrowheads="1"/>
+                    </pic:cNvPicPr>
+                  </pic:nvPicPr>
+                  <pic:blipFill>
+                    <a:blip r:embed="rId3"/>
+                    <a:stretch>
+                      <a:fillRect/>
+                    </a:stretch>
+                  </pic:blipFill>
+                  <pic:spPr bwMode="auto">
+                    <a:xfrm>
+                      <a:off x="0" y="0"/>
+                      <a:ext cx="5731510" cy="8065770"/>
+                    </a:xfrm>
+                    <a:prstGeom prst="rect">
+                      <a:avLst/>
+                    </a:prstGeom>
+                    <a:noFill/>
+                  </pic:spPr>
+                </pic:pic>
+              </a:graphicData>
+            </a:graphic>
+          </wp:anchor>
+        </w:drawing>
+      </w:r>
+      <w:r>
+        <w:rPr/>
+        <w:t>Рисунок 1.1 — Виконання, частина 1</w:t>
+      </w:r>
+    </w:p>
+    <w:p>
+      <w:pPr>
+        <w:pStyle w:val="P1"/>
+        <w:rPr/>
+      </w:pPr>
+      <w:r>
+        <w:rPr/>
+      </w:r>
+    </w:p>
+    <w:p>
+      <w:pPr>
+        <w:pStyle w:val="P1"/>
+        <w:rPr/>
+      </w:pPr>
+      <w:r>
+        <w:drawing>
+          <wp:anchor behindDoc="0" distT="0" distB="0" distL="0" distR="0" simplePos="0" locked="0" layoutInCell="0" allowOverlap="1" relativeHeight="8">
+            <wp:simplePos x="0" y="0"/>
+            <wp:positionH relativeFrom="column">
+              <wp:align>center</wp:align>
+            </wp:positionH>
+            <wp:positionV relativeFrom="paragraph">
+              <wp:posOffset>635</wp:posOffset>
+            </wp:positionV>
+            <wp:extent cx="5731510" cy="5003800"/>
+            <wp:effectExtent l="0" t="0" r="0" b="0"/>
+            <wp:wrapSquare wrapText="largest"/>
+            <wp:docPr id="3" name="Зображення3" descr=""/>
+            <wp:cNvGraphicFramePr>
+              <a:graphicFrameLocks xmlns:a="http://schemas.openxmlformats.org/drawingml/2006/main" noChangeAspect="1"/>
+            </wp:cNvGraphicFramePr>
+            <a:graphic xmlns:a="http://schemas.openxmlformats.org/drawingml/2006/main">
+              <a:graphicData uri="http://schemas.openxmlformats.org/drawingml/2006/picture">
+                <pic:pic xmlns:pic="http://schemas.openxmlformats.org/drawingml/2006/picture">
+                  <pic:nvPicPr>
+                    <pic:cNvPr id="3" name="Зображення3" descr=""/>
+                    <pic:cNvPicPr>
+                      <a:picLocks noChangeAspect="1" noChangeArrowheads="1"/>
+                    </pic:cNvPicPr>
+                  </pic:nvPicPr>
+                  <pic:blipFill>
+                    <a:blip r:embed="rId4"/>
+                    <a:stretch>
+                      <a:fillRect/>
+                    </a:stretch>
+                  </pic:blipFill>
+                  <pic:spPr bwMode="auto">
+                    <a:xfrm>
+                      <a:off x="0" y="0"/>
+                      <a:ext cx="5731510" cy="5003800"/>
+                    </a:xfrm>
+                    <a:prstGeom prst="rect">
+                      <a:avLst/>
+                    </a:prstGeom>
+                    <a:noFill/>
+                  </pic:spPr>
+                </pic:pic>
+              </a:graphicData>
+            </a:graphic>
+          </wp:anchor>
+        </w:drawing>
+      </w:r>
+      <w:r>
+        <w:rPr/>
+        <w:t>Рисунок 1.2 — Виконання, частина 2</w:t>
+      </w:r>
+    </w:p>
+    <w:p>
+      <w:pPr>
+        <w:pStyle w:val="P1"/>
+        <w:rPr/>
+      </w:pPr>
+      <w:r>
+        <w:rPr/>
       </w:r>
     </w:p>
     <w:sectPr>
@@ -550,255 +6027,6 @@
     </w:sectPr>
   </w:body>
 </w:document>
-</file>
-
-<file path=word/numbering.xml><?xml version="1.0" encoding="utf-8"?>
-<w:numbering xmlns:w="http://schemas.openxmlformats.org/wordprocessingml/2006/main" xmlns:o="urn:schemas-microsoft-com:office:office" xmlns:r="http://schemas.openxmlformats.org/officeDocument/2006/relationships" xmlns:v="urn:schemas-microsoft-com:vml" xmlns:mc="http://schemas.openxmlformats.org/markup-compatibility/2006" xmlns:w14="http://schemas.microsoft.com/office/word/2010/wordml" mc:Ignorable="w14">
-  <w:abstractNum w:abstractNumId="1">
-    <w:lvl w:ilvl="0">
-      <w:start w:val="1"/>
-      <w:numFmt w:val="decimal"/>
-      <w:lvlText w:val="%1."/>
-      <w:lvlJc w:val="left"/>
-      <w:pPr>
-        <w:tabs>
-          <w:tab w:val="num" w:pos="0"/>
-        </w:tabs>
-        <w:ind w:left="851" w:hanging="0"/>
-      </w:pPr>
-      <w:rPr/>
-    </w:lvl>
-    <w:lvl w:ilvl="1">
-      <w:start w:val="1"/>
-      <w:numFmt w:val="lowerLetter"/>
-      <w:lvlText w:val="%2."/>
-      <w:lvlJc w:val="left"/>
-      <w:pPr>
-        <w:tabs>
-          <w:tab w:val="num" w:pos="0"/>
-        </w:tabs>
-        <w:ind w:left="1571" w:hanging="0"/>
-      </w:pPr>
-      <w:rPr/>
-    </w:lvl>
-    <w:lvl w:ilvl="2">
-      <w:start w:val="1"/>
-      <w:numFmt w:val="lowerRoman"/>
-      <w:lvlText w:val="%3."/>
-      <w:lvlJc w:val="right"/>
-      <w:pPr>
-        <w:tabs>
-          <w:tab w:val="num" w:pos="0"/>
-        </w:tabs>
-        <w:ind w:left="2471" w:hanging="0"/>
-      </w:pPr>
-      <w:rPr/>
-    </w:lvl>
-    <w:lvl w:ilvl="3">
-      <w:start w:val="1"/>
-      <w:numFmt w:val="decimal"/>
-      <w:lvlText w:val="%4."/>
-      <w:lvlJc w:val="left"/>
-      <w:pPr>
-        <w:tabs>
-          <w:tab w:val="num" w:pos="0"/>
-        </w:tabs>
-        <w:ind w:left="3011" w:hanging="0"/>
-      </w:pPr>
-      <w:rPr/>
-    </w:lvl>
-    <w:lvl w:ilvl="4">
-      <w:start w:val="1"/>
-      <w:numFmt w:val="lowerLetter"/>
-      <w:lvlText w:val="%5."/>
-      <w:lvlJc w:val="left"/>
-      <w:pPr>
-        <w:tabs>
-          <w:tab w:val="num" w:pos="0"/>
-        </w:tabs>
-        <w:ind w:left="3731" w:hanging="0"/>
-      </w:pPr>
-      <w:rPr/>
-    </w:lvl>
-    <w:lvl w:ilvl="5">
-      <w:start w:val="1"/>
-      <w:numFmt w:val="lowerRoman"/>
-      <w:lvlText w:val="%6."/>
-      <w:lvlJc w:val="right"/>
-      <w:pPr>
-        <w:tabs>
-          <w:tab w:val="num" w:pos="0"/>
-        </w:tabs>
-        <w:ind w:left="4631" w:hanging="0"/>
-      </w:pPr>
-      <w:rPr/>
-    </w:lvl>
-    <w:lvl w:ilvl="6">
-      <w:start w:val="1"/>
-      <w:numFmt w:val="decimal"/>
-      <w:lvlText w:val="%7."/>
-      <w:lvlJc w:val="left"/>
-      <w:pPr>
-        <w:tabs>
-          <w:tab w:val="num" w:pos="0"/>
-        </w:tabs>
-        <w:ind w:left="5171" w:hanging="0"/>
-      </w:pPr>
-      <w:rPr/>
-    </w:lvl>
-    <w:lvl w:ilvl="7">
-      <w:start w:val="1"/>
-      <w:numFmt w:val="lowerLetter"/>
-      <w:lvlText w:val="%8."/>
-      <w:lvlJc w:val="left"/>
-      <w:pPr>
-        <w:tabs>
-          <w:tab w:val="num" w:pos="0"/>
-        </w:tabs>
-        <w:ind w:left="5891" w:hanging="0"/>
-      </w:pPr>
-      <w:rPr/>
-    </w:lvl>
-    <w:lvl w:ilvl="8">
-      <w:start w:val="1"/>
-      <w:numFmt w:val="lowerRoman"/>
-      <w:lvlText w:val="%9."/>
-      <w:lvlJc w:val="right"/>
-      <w:pPr>
-        <w:tabs>
-          <w:tab w:val="num" w:pos="0"/>
-        </w:tabs>
-        <w:ind w:left="6791" w:hanging="0"/>
-      </w:pPr>
-      <w:rPr/>
-    </w:lvl>
-  </w:abstractNum>
-  <w:abstractNum w:abstractNumId="2">
-    <w:lvl w:ilvl="0">
-      <w:start w:val="1"/>
-      <w:numFmt w:val="none"/>
-      <w:suff w:val="nothing"/>
-      <w:lvlText w:val=""/>
-      <w:lvlJc w:val="left"/>
-      <w:pPr>
-        <w:tabs>
-          <w:tab w:val="num" w:pos="0"/>
-        </w:tabs>
-        <w:ind w:left="0" w:hanging="0"/>
-      </w:pPr>
-    </w:lvl>
-    <w:lvl w:ilvl="1">
-      <w:start w:val="1"/>
-      <w:numFmt w:val="none"/>
-      <w:suff w:val="nothing"/>
-      <w:lvlText w:val=""/>
-      <w:lvlJc w:val="left"/>
-      <w:pPr>
-        <w:tabs>
-          <w:tab w:val="num" w:pos="0"/>
-        </w:tabs>
-        <w:ind w:left="0" w:hanging="0"/>
-      </w:pPr>
-    </w:lvl>
-    <w:lvl w:ilvl="2">
-      <w:start w:val="1"/>
-      <w:numFmt w:val="none"/>
-      <w:suff w:val="nothing"/>
-      <w:lvlText w:val=""/>
-      <w:lvlJc w:val="left"/>
-      <w:pPr>
-        <w:tabs>
-          <w:tab w:val="num" w:pos="0"/>
-        </w:tabs>
-        <w:ind w:left="0" w:hanging="0"/>
-      </w:pPr>
-    </w:lvl>
-    <w:lvl w:ilvl="3">
-      <w:start w:val="1"/>
-      <w:numFmt w:val="none"/>
-      <w:suff w:val="nothing"/>
-      <w:lvlText w:val=""/>
-      <w:lvlJc w:val="left"/>
-      <w:pPr>
-        <w:tabs>
-          <w:tab w:val="num" w:pos="0"/>
-        </w:tabs>
-        <w:ind w:left="0" w:hanging="0"/>
-      </w:pPr>
-    </w:lvl>
-    <w:lvl w:ilvl="4">
-      <w:start w:val="1"/>
-      <w:numFmt w:val="none"/>
-      <w:suff w:val="nothing"/>
-      <w:lvlText w:val=""/>
-      <w:lvlJc w:val="left"/>
-      <w:pPr>
-        <w:tabs>
-          <w:tab w:val="num" w:pos="0"/>
-        </w:tabs>
-        <w:ind w:left="0" w:hanging="0"/>
-      </w:pPr>
-    </w:lvl>
-    <w:lvl w:ilvl="5">
-      <w:start w:val="1"/>
-      <w:numFmt w:val="none"/>
-      <w:suff w:val="nothing"/>
-      <w:lvlText w:val=""/>
-      <w:lvlJc w:val="left"/>
-      <w:pPr>
-        <w:tabs>
-          <w:tab w:val="num" w:pos="0"/>
-        </w:tabs>
-        <w:ind w:left="0" w:hanging="0"/>
-      </w:pPr>
-    </w:lvl>
-    <w:lvl w:ilvl="6">
-      <w:start w:val="1"/>
-      <w:numFmt w:val="none"/>
-      <w:suff w:val="nothing"/>
-      <w:lvlText w:val=""/>
-      <w:lvlJc w:val="left"/>
-      <w:pPr>
-        <w:tabs>
-          <w:tab w:val="num" w:pos="0"/>
-        </w:tabs>
-        <w:ind w:left="0" w:hanging="0"/>
-      </w:pPr>
-    </w:lvl>
-    <w:lvl w:ilvl="7">
-      <w:start w:val="1"/>
-      <w:numFmt w:val="none"/>
-      <w:suff w:val="nothing"/>
-      <w:lvlText w:val=""/>
-      <w:lvlJc w:val="left"/>
-      <w:pPr>
-        <w:tabs>
-          <w:tab w:val="num" w:pos="0"/>
-        </w:tabs>
-        <w:ind w:left="0" w:hanging="0"/>
-      </w:pPr>
-    </w:lvl>
-    <w:lvl w:ilvl="8">
-      <w:start w:val="1"/>
-      <w:numFmt w:val="none"/>
-      <w:suff w:val="nothing"/>
-      <w:lvlText w:val=""/>
-      <w:lvlJc w:val="left"/>
-      <w:pPr>
-        <w:tabs>
-          <w:tab w:val="num" w:pos="0"/>
-        </w:tabs>
-        <w:ind w:left="0" w:hanging="0"/>
-      </w:pPr>
-    </w:lvl>
-  </w:abstractNum>
-  <w:num w:numId="1">
-    <w:abstractNumId w:val="1"/>
-  </w:num>
-  <w:num w:numId="2">
-    <w:abstractNumId w:val="2"/>
-  </w:num>
-</w:numbering>
 </file>
 
 <file path=word/styles.xml><?xml version="1.0" encoding="utf-8"?>
@@ -1606,7 +6834,7 @@
   </w:style>
   <w:style w:type="paragraph" w:styleId="IndexHeading">
     <w:name w:val="index heading"/>
-    <w:basedOn w:val="user"/>
+    <w:basedOn w:val="Style12"/>
     <w:pPr/>
     <w:rPr/>
   </w:style>

--- a/32SS Systemy shtuchnogo/1/KNT-122_Onyshchenko_Variant-19_PR1.docx
+++ b/32SS Systemy shtuchnogo/1/KNT-122_Onyshchenko_Variant-19_PR1.docx
@@ -6016,6 +6016,446 @@
         <w:rPr/>
       </w:r>
     </w:p>
+    <w:p>
+      <w:pPr>
+        <w:pStyle w:val="P1"/>
+        <w:rPr/>
+      </w:pPr>
+      <w:r>
+        <w:rPr/>
+        <w:t>Частина 2</w:t>
+      </w:r>
+    </w:p>
+    <w:p>
+      <w:pPr>
+        <w:pStyle w:val="P1"/>
+        <w:rPr/>
+      </w:pPr>
+      <w:r>
+        <w:rPr/>
+      </w:r>
+    </w:p>
+    <w:p>
+      <w:pPr>
+        <w:pStyle w:val="P1"/>
+        <w:rPr/>
+      </w:pPr>
+      <w:r>
+        <w:rPr/>
+        <w:t>Вибірка є даними про пасажирів човна Титанік, що потонув; має такі ознаки:</w:t>
+      </w:r>
+    </w:p>
+    <w:p>
+      <w:pPr>
+        <w:pStyle w:val="P1"/>
+        <w:rPr/>
+      </w:pPr>
+      <w:r>
+        <w:rPr/>
+      </w:r>
+    </w:p>
+    <w:p>
+      <w:pPr>
+        <w:pStyle w:val="P1"/>
+        <w:numPr>
+          <w:ilvl w:val="0"/>
+          <w:numId w:val="1"/>
+        </w:numPr>
+        <w:rPr/>
+      </w:pPr>
+      <w:r>
+        <w:rPr>
+          <w:lang w:val="en-US"/>
+        </w:rPr>
+        <w:t xml:space="preserve">PassengerId: </w:t>
+      </w:r>
+      <w:r>
+        <w:rPr>
+          <w:lang w:val="uk-UA"/>
+        </w:rPr>
+        <w:t>ідентифікатор;</w:t>
+      </w:r>
+    </w:p>
+    <w:p>
+      <w:pPr>
+        <w:pStyle w:val="P1"/>
+        <w:numPr>
+          <w:ilvl w:val="0"/>
+          <w:numId w:val="1"/>
+        </w:numPr>
+        <w:rPr>
+          <w:lang w:val="en-US"/>
+        </w:rPr>
+      </w:pPr>
+      <w:r>
+        <w:rPr>
+          <w:lang w:val="en-US"/>
+        </w:rPr>
+        <w:t xml:space="preserve">Survived: </w:t>
+      </w:r>
+      <w:r>
+        <w:rPr>
+          <w:lang w:val="uk-UA"/>
+        </w:rPr>
+        <w:t>0 — не вижив, 1 — вижив</w:t>
+      </w:r>
+      <w:r>
+        <w:rPr>
+          <w:lang w:val="en-US"/>
+        </w:rPr>
+        <w:t>;</w:t>
+      </w:r>
+    </w:p>
+    <w:p>
+      <w:pPr>
+        <w:pStyle w:val="P1"/>
+        <w:numPr>
+          <w:ilvl w:val="0"/>
+          <w:numId w:val="1"/>
+        </w:numPr>
+        <w:rPr>
+          <w:lang w:val="en-US"/>
+        </w:rPr>
+      </w:pPr>
+      <w:r>
+        <w:rPr>
+          <w:lang w:val="en-US"/>
+        </w:rPr>
+        <w:t xml:space="preserve">Pclass: </w:t>
+      </w:r>
+      <w:r>
+        <w:rPr>
+          <w:lang w:val="uk-UA"/>
+        </w:rPr>
+        <w:t>клас, 1 або 2 або 3</w:t>
+      </w:r>
+      <w:r>
+        <w:rPr>
+          <w:lang w:val="en-US"/>
+        </w:rPr>
+        <w:t>;</w:t>
+      </w:r>
+    </w:p>
+    <w:p>
+      <w:pPr>
+        <w:pStyle w:val="P1"/>
+        <w:numPr>
+          <w:ilvl w:val="0"/>
+          <w:numId w:val="1"/>
+        </w:numPr>
+        <w:rPr>
+          <w:lang w:val="en-US"/>
+        </w:rPr>
+      </w:pPr>
+      <w:r>
+        <w:rPr>
+          <w:lang w:val="en-US"/>
+        </w:rPr>
+        <w:t xml:space="preserve">Name: </w:t>
+      </w:r>
+      <w:r>
+        <w:rPr>
+          <w:lang w:val="uk-UA"/>
+        </w:rPr>
+        <w:t>ім’я пасажира</w:t>
+      </w:r>
+      <w:r>
+        <w:rPr>
+          <w:lang w:val="en-US"/>
+        </w:rPr>
+        <w:t>;</w:t>
+      </w:r>
+    </w:p>
+    <w:p>
+      <w:pPr>
+        <w:pStyle w:val="P1"/>
+        <w:numPr>
+          <w:ilvl w:val="0"/>
+          <w:numId w:val="1"/>
+        </w:numPr>
+        <w:rPr>
+          <w:lang w:val="en-US"/>
+        </w:rPr>
+      </w:pPr>
+      <w:r>
+        <w:rPr>
+          <w:lang w:val="en-US"/>
+        </w:rPr>
+        <w:t xml:space="preserve">Sex: male </w:t>
+      </w:r>
+      <w:r>
+        <w:rPr>
+          <w:lang w:val="uk-UA"/>
+        </w:rPr>
+        <w:t xml:space="preserve">або </w:t>
+      </w:r>
+      <w:r>
+        <w:rPr>
+          <w:lang w:val="en-US"/>
+        </w:rPr>
+        <w:t>female;</w:t>
+      </w:r>
+    </w:p>
+    <w:p>
+      <w:pPr>
+        <w:pStyle w:val="P1"/>
+        <w:numPr>
+          <w:ilvl w:val="0"/>
+          <w:numId w:val="1"/>
+        </w:numPr>
+        <w:rPr>
+          <w:lang w:val="en-US"/>
+        </w:rPr>
+      </w:pPr>
+      <w:r>
+        <w:rPr>
+          <w:lang w:val="en-US"/>
+        </w:rPr>
+        <w:t xml:space="preserve">Age: </w:t>
+      </w:r>
+      <w:r>
+        <w:rPr>
+          <w:lang w:val="uk-UA"/>
+        </w:rPr>
+        <w:t>вік</w:t>
+      </w:r>
+      <w:r>
+        <w:rPr>
+          <w:lang w:val="en-US"/>
+        </w:rPr>
+        <w:t>;</w:t>
+      </w:r>
+    </w:p>
+    <w:p>
+      <w:pPr>
+        <w:pStyle w:val="P1"/>
+        <w:numPr>
+          <w:ilvl w:val="0"/>
+          <w:numId w:val="1"/>
+        </w:numPr>
+        <w:rPr>
+          <w:lang w:val="en-US"/>
+        </w:rPr>
+      </w:pPr>
+      <w:r>
+        <w:rPr>
+          <w:lang w:val="en-US"/>
+        </w:rPr>
+        <w:t xml:space="preserve">SibSp: </w:t>
+      </w:r>
+      <w:r>
+        <w:rPr>
+          <w:lang w:val="uk-UA"/>
+        </w:rPr>
+        <w:t>кількість братів/сестер або дружини на борту</w:t>
+      </w:r>
+      <w:r>
+        <w:rPr>
+          <w:lang w:val="en-US"/>
+        </w:rPr>
+        <w:t>;</w:t>
+      </w:r>
+    </w:p>
+    <w:p>
+      <w:pPr>
+        <w:pStyle w:val="P1"/>
+        <w:numPr>
+          <w:ilvl w:val="0"/>
+          <w:numId w:val="1"/>
+        </w:numPr>
+        <w:rPr>
+          <w:lang w:val="en-US"/>
+        </w:rPr>
+      </w:pPr>
+      <w:r>
+        <w:rPr>
+          <w:lang w:val="en-US"/>
+        </w:rPr>
+        <w:t xml:space="preserve">Parch: </w:t>
+      </w:r>
+      <w:r>
+        <w:rPr>
+          <w:lang w:val="uk-UA"/>
+        </w:rPr>
+        <w:t>кількість батьків або дітей</w:t>
+      </w:r>
+      <w:r>
+        <w:rPr>
+          <w:lang w:val="en-US"/>
+        </w:rPr>
+        <w:t>;</w:t>
+      </w:r>
+    </w:p>
+    <w:p>
+      <w:pPr>
+        <w:pStyle w:val="P1"/>
+        <w:numPr>
+          <w:ilvl w:val="0"/>
+          <w:numId w:val="1"/>
+        </w:numPr>
+        <w:rPr>
+          <w:lang w:val="en-US"/>
+        </w:rPr>
+      </w:pPr>
+      <w:r>
+        <w:rPr>
+          <w:lang w:val="en-US"/>
+        </w:rPr>
+        <w:t xml:space="preserve">Ticket: </w:t>
+      </w:r>
+      <w:r>
+        <w:rPr>
+          <w:lang w:val="uk-UA"/>
+        </w:rPr>
+        <w:t>номер квитка</w:t>
+      </w:r>
+      <w:r>
+        <w:rPr>
+          <w:lang w:val="en-US"/>
+        </w:rPr>
+        <w:t>;</w:t>
+      </w:r>
+    </w:p>
+    <w:p>
+      <w:pPr>
+        <w:pStyle w:val="P1"/>
+        <w:numPr>
+          <w:ilvl w:val="0"/>
+          <w:numId w:val="1"/>
+        </w:numPr>
+        <w:rPr>
+          <w:lang w:val="en-US"/>
+        </w:rPr>
+      </w:pPr>
+      <w:r>
+        <w:rPr>
+          <w:lang w:val="en-US"/>
+        </w:rPr>
+        <w:t xml:space="preserve">Fare: </w:t>
+      </w:r>
+      <w:r>
+        <w:rPr>
+          <w:lang w:val="uk-UA"/>
+        </w:rPr>
+        <w:t>вартість квитка</w:t>
+      </w:r>
+      <w:r>
+        <w:rPr>
+          <w:lang w:val="en-US"/>
+        </w:rPr>
+        <w:t>;</w:t>
+      </w:r>
+    </w:p>
+    <w:p>
+      <w:pPr>
+        <w:pStyle w:val="P1"/>
+        <w:numPr>
+          <w:ilvl w:val="0"/>
+          <w:numId w:val="1"/>
+        </w:numPr>
+        <w:rPr>
+          <w:lang w:val="en-US"/>
+        </w:rPr>
+      </w:pPr>
+      <w:r>
+        <w:rPr>
+          <w:lang w:val="en-US"/>
+        </w:rPr>
+        <w:t xml:space="preserve">Cabin: </w:t>
+      </w:r>
+      <w:r>
+        <w:rPr>
+          <w:lang w:val="uk-UA"/>
+        </w:rPr>
+        <w:t>каюта</w:t>
+      </w:r>
+      <w:r>
+        <w:rPr>
+          <w:lang w:val="en-US"/>
+        </w:rPr>
+        <w:t>;</w:t>
+      </w:r>
+    </w:p>
+    <w:p>
+      <w:pPr>
+        <w:pStyle w:val="P1"/>
+        <w:numPr>
+          <w:ilvl w:val="0"/>
+          <w:numId w:val="1"/>
+        </w:numPr>
+        <w:rPr>
+          <w:lang w:val="en-US"/>
+        </w:rPr>
+      </w:pPr>
+      <w:r>
+        <w:rPr>
+          <w:lang w:val="en-US"/>
+        </w:rPr>
+        <w:t xml:space="preserve">Embarked: </w:t>
+      </w:r>
+      <w:r>
+        <w:rPr>
+          <w:lang w:val="uk-UA"/>
+        </w:rPr>
+        <w:t>порт, на якому сіли: С — Чербурґ</w:t>
+      </w:r>
+      <w:r>
+        <w:rPr>
+          <w:lang w:val="en-US"/>
+        </w:rPr>
+        <w:t xml:space="preserve">, Q – </w:t>
+      </w:r>
+      <w:r>
+        <w:rPr>
+          <w:lang w:val="uk-UA"/>
+        </w:rPr>
+        <w:t xml:space="preserve">Квінстаун, </w:t>
+      </w:r>
+      <w:r>
+        <w:rPr>
+          <w:lang w:val="en-US"/>
+        </w:rPr>
+        <w:t xml:space="preserve">S – </w:t>
+      </w:r>
+      <w:r>
+        <w:rPr>
+          <w:lang w:val="uk-UA"/>
+        </w:rPr>
+        <w:t>Саутхемптон</w:t>
+      </w:r>
+      <w:r>
+        <w:rPr>
+          <w:lang w:val="en-US"/>
+        </w:rPr>
+        <w:t>;</w:t>
+      </w:r>
+    </w:p>
+    <w:p>
+      <w:pPr>
+        <w:pStyle w:val="P1"/>
+        <w:rPr>
+          <w:lang w:val="en-US"/>
+        </w:rPr>
+      </w:pPr>
+      <w:r>
+        <w:rPr>
+          <w:lang w:val="en-US"/>
+        </w:rPr>
+      </w:r>
+    </w:p>
+    <w:p>
+      <w:pPr>
+        <w:pStyle w:val="P1"/>
+        <w:rPr>
+          <w:lang w:val="en-US"/>
+        </w:rPr>
+      </w:pPr>
+      <w:r>
+        <w:rPr>
+          <w:lang w:val="en-US"/>
+        </w:rPr>
+      </w:r>
+    </w:p>
     <w:sectPr>
       <w:type w:val="nextPage"/>
       <w:pgSz w:w="11906" w:h="16838"/>
@@ -6027,6 +6467,273 @@
     </w:sectPr>
   </w:body>
 </w:document>
+</file>
+
+<file path=word/numbering.xml><?xml version="1.0" encoding="utf-8"?>
+<w:numbering xmlns:w="http://schemas.openxmlformats.org/wordprocessingml/2006/main" xmlns:o="urn:schemas-microsoft-com:office:office" xmlns:r="http://schemas.openxmlformats.org/officeDocument/2006/relationships" xmlns:v="urn:schemas-microsoft-com:vml" xmlns:mc="http://schemas.openxmlformats.org/markup-compatibility/2006" xmlns:w14="http://schemas.microsoft.com/office/word/2010/wordml" mc:Ignorable="w14">
+  <w:abstractNum w:abstractNumId="1">
+    <w:lvl w:ilvl="0">
+      <w:start w:val="1"/>
+      <w:numFmt w:val="bullet"/>
+      <w:lvlText w:val=""/>
+      <w:lvlJc w:val="left"/>
+      <w:pPr>
+        <w:tabs>
+          <w:tab w:val="num" w:pos="720"/>
+        </w:tabs>
+        <w:ind w:left="720" w:hanging="360"/>
+      </w:pPr>
+      <w:rPr>
+        <w:rFonts w:ascii="Symbol" w:hAnsi="Symbol" w:cs="Symbol" w:hint="default"/>
+      </w:rPr>
+    </w:lvl>
+    <w:lvl w:ilvl="1">
+      <w:start w:val="1"/>
+      <w:numFmt w:val="bullet"/>
+      <w:lvlText w:val=""/>
+      <w:lvlJc w:val="left"/>
+      <w:pPr>
+        <w:tabs>
+          <w:tab w:val="num" w:pos="1080"/>
+        </w:tabs>
+        <w:ind w:left="1080" w:hanging="360"/>
+      </w:pPr>
+      <w:rPr>
+        <w:rFonts w:ascii="Symbol" w:hAnsi="Symbol" w:cs="Symbol" w:hint="default"/>
+      </w:rPr>
+    </w:lvl>
+    <w:lvl w:ilvl="2">
+      <w:start w:val="1"/>
+      <w:numFmt w:val="bullet"/>
+      <w:lvlText w:val=""/>
+      <w:lvlJc w:val="left"/>
+      <w:pPr>
+        <w:tabs>
+          <w:tab w:val="num" w:pos="1440"/>
+        </w:tabs>
+        <w:ind w:left="1440" w:hanging="360"/>
+      </w:pPr>
+      <w:rPr>
+        <w:rFonts w:ascii="Symbol" w:hAnsi="Symbol" w:cs="Symbol" w:hint="default"/>
+      </w:rPr>
+    </w:lvl>
+    <w:lvl w:ilvl="3">
+      <w:start w:val="1"/>
+      <w:numFmt w:val="bullet"/>
+      <w:lvlText w:val=""/>
+      <w:lvlJc w:val="left"/>
+      <w:pPr>
+        <w:tabs>
+          <w:tab w:val="num" w:pos="1800"/>
+        </w:tabs>
+        <w:ind w:left="1800" w:hanging="360"/>
+      </w:pPr>
+      <w:rPr>
+        <w:rFonts w:ascii="Symbol" w:hAnsi="Symbol" w:cs="Symbol" w:hint="default"/>
+      </w:rPr>
+    </w:lvl>
+    <w:lvl w:ilvl="4">
+      <w:start w:val="1"/>
+      <w:numFmt w:val="bullet"/>
+      <w:lvlText w:val=""/>
+      <w:lvlJc w:val="left"/>
+      <w:pPr>
+        <w:tabs>
+          <w:tab w:val="num" w:pos="2160"/>
+        </w:tabs>
+        <w:ind w:left="2160" w:hanging="360"/>
+      </w:pPr>
+      <w:rPr>
+        <w:rFonts w:ascii="Symbol" w:hAnsi="Symbol" w:cs="Symbol" w:hint="default"/>
+      </w:rPr>
+    </w:lvl>
+    <w:lvl w:ilvl="5">
+      <w:start w:val="1"/>
+      <w:numFmt w:val="bullet"/>
+      <w:lvlText w:val=""/>
+      <w:lvlJc w:val="left"/>
+      <w:pPr>
+        <w:tabs>
+          <w:tab w:val="num" w:pos="2520"/>
+        </w:tabs>
+        <w:ind w:left="2520" w:hanging="360"/>
+      </w:pPr>
+      <w:rPr>
+        <w:rFonts w:ascii="Symbol" w:hAnsi="Symbol" w:cs="Symbol" w:hint="default"/>
+      </w:rPr>
+    </w:lvl>
+    <w:lvl w:ilvl="6">
+      <w:start w:val="1"/>
+      <w:numFmt w:val="bullet"/>
+      <w:lvlText w:val=""/>
+      <w:lvlJc w:val="left"/>
+      <w:pPr>
+        <w:tabs>
+          <w:tab w:val="num" w:pos="2880"/>
+        </w:tabs>
+        <w:ind w:left="2880" w:hanging="360"/>
+      </w:pPr>
+      <w:rPr>
+        <w:rFonts w:ascii="Symbol" w:hAnsi="Symbol" w:cs="Symbol" w:hint="default"/>
+      </w:rPr>
+    </w:lvl>
+    <w:lvl w:ilvl="7">
+      <w:start w:val="1"/>
+      <w:numFmt w:val="bullet"/>
+      <w:lvlText w:val=""/>
+      <w:lvlJc w:val="left"/>
+      <w:pPr>
+        <w:tabs>
+          <w:tab w:val="num" w:pos="3240"/>
+        </w:tabs>
+        <w:ind w:left="3240" w:hanging="360"/>
+      </w:pPr>
+      <w:rPr>
+        <w:rFonts w:ascii="Symbol" w:hAnsi="Symbol" w:cs="Symbol" w:hint="default"/>
+      </w:rPr>
+    </w:lvl>
+    <w:lvl w:ilvl="8">
+      <w:start w:val="1"/>
+      <w:numFmt w:val="bullet"/>
+      <w:lvlText w:val=""/>
+      <w:lvlJc w:val="left"/>
+      <w:pPr>
+        <w:tabs>
+          <w:tab w:val="num" w:pos="3600"/>
+        </w:tabs>
+        <w:ind w:left="3600" w:hanging="360"/>
+      </w:pPr>
+      <w:rPr>
+        <w:rFonts w:ascii="Symbol" w:hAnsi="Symbol" w:cs="Symbol" w:hint="default"/>
+      </w:rPr>
+    </w:lvl>
+  </w:abstractNum>
+  <w:abstractNum w:abstractNumId="2">
+    <w:lvl w:ilvl="0">
+      <w:start w:val="1"/>
+      <w:numFmt w:val="none"/>
+      <w:suff w:val="nothing"/>
+      <w:lvlText w:val=""/>
+      <w:lvlJc w:val="left"/>
+      <w:pPr>
+        <w:tabs>
+          <w:tab w:val="num" w:pos="0"/>
+        </w:tabs>
+        <w:ind w:left="0" w:hanging="0"/>
+      </w:pPr>
+    </w:lvl>
+    <w:lvl w:ilvl="1">
+      <w:start w:val="1"/>
+      <w:numFmt w:val="none"/>
+      <w:suff w:val="nothing"/>
+      <w:lvlText w:val=""/>
+      <w:lvlJc w:val="left"/>
+      <w:pPr>
+        <w:tabs>
+          <w:tab w:val="num" w:pos="0"/>
+        </w:tabs>
+        <w:ind w:left="0" w:hanging="0"/>
+      </w:pPr>
+    </w:lvl>
+    <w:lvl w:ilvl="2">
+      <w:start w:val="1"/>
+      <w:numFmt w:val="none"/>
+      <w:suff w:val="nothing"/>
+      <w:lvlText w:val=""/>
+      <w:lvlJc w:val="left"/>
+      <w:pPr>
+        <w:tabs>
+          <w:tab w:val="num" w:pos="0"/>
+        </w:tabs>
+        <w:ind w:left="0" w:hanging="0"/>
+      </w:pPr>
+    </w:lvl>
+    <w:lvl w:ilvl="3">
+      <w:start w:val="1"/>
+      <w:numFmt w:val="none"/>
+      <w:suff w:val="nothing"/>
+      <w:lvlText w:val=""/>
+      <w:lvlJc w:val="left"/>
+      <w:pPr>
+        <w:tabs>
+          <w:tab w:val="num" w:pos="0"/>
+        </w:tabs>
+        <w:ind w:left="0" w:hanging="0"/>
+      </w:pPr>
+    </w:lvl>
+    <w:lvl w:ilvl="4">
+      <w:start w:val="1"/>
+      <w:numFmt w:val="none"/>
+      <w:suff w:val="nothing"/>
+      <w:lvlText w:val=""/>
+      <w:lvlJc w:val="left"/>
+      <w:pPr>
+        <w:tabs>
+          <w:tab w:val="num" w:pos="0"/>
+        </w:tabs>
+        <w:ind w:left="0" w:hanging="0"/>
+      </w:pPr>
+    </w:lvl>
+    <w:lvl w:ilvl="5">
+      <w:start w:val="1"/>
+      <w:numFmt w:val="none"/>
+      <w:suff w:val="nothing"/>
+      <w:lvlText w:val=""/>
+      <w:lvlJc w:val="left"/>
+      <w:pPr>
+        <w:tabs>
+          <w:tab w:val="num" w:pos="0"/>
+        </w:tabs>
+        <w:ind w:left="0" w:hanging="0"/>
+      </w:pPr>
+    </w:lvl>
+    <w:lvl w:ilvl="6">
+      <w:start w:val="1"/>
+      <w:numFmt w:val="none"/>
+      <w:suff w:val="nothing"/>
+      <w:lvlText w:val=""/>
+      <w:lvlJc w:val="left"/>
+      <w:pPr>
+        <w:tabs>
+          <w:tab w:val="num" w:pos="0"/>
+        </w:tabs>
+        <w:ind w:left="0" w:hanging="0"/>
+      </w:pPr>
+    </w:lvl>
+    <w:lvl w:ilvl="7">
+      <w:start w:val="1"/>
+      <w:numFmt w:val="none"/>
+      <w:suff w:val="nothing"/>
+      <w:lvlText w:val=""/>
+      <w:lvlJc w:val="left"/>
+      <w:pPr>
+        <w:tabs>
+          <w:tab w:val="num" w:pos="0"/>
+        </w:tabs>
+        <w:ind w:left="0" w:hanging="0"/>
+      </w:pPr>
+    </w:lvl>
+    <w:lvl w:ilvl="8">
+      <w:start w:val="1"/>
+      <w:numFmt w:val="none"/>
+      <w:suff w:val="nothing"/>
+      <w:lvlText w:val=""/>
+      <w:lvlJc w:val="left"/>
+      <w:pPr>
+        <w:tabs>
+          <w:tab w:val="num" w:pos="0"/>
+        </w:tabs>
+        <w:ind w:left="0" w:hanging="0"/>
+      </w:pPr>
+    </w:lvl>
+  </w:abstractNum>
+  <w:num w:numId="1">
+    <w:abstractNumId w:val="1"/>
+  </w:num>
+  <w:num w:numId="2">
+    <w:abstractNumId w:val="2"/>
+  </w:num>
+</w:numbering>
 </file>
 
 <file path=word/styles.xml><?xml version="1.0" encoding="utf-8"?>
@@ -6748,7 +7455,14 @@
       <w:lang w:val="en-US" w:eastAsia="uk-UA"/>
     </w:rPr>
   </w:style>
-  <w:style w:type="paragraph" w:styleId="Style12">
+  <w:style w:type="character" w:styleId="Style12">
+    <w:name w:val="Маркери"/>
+    <w:qFormat/>
+    <w:rPr>
+      <w:rFonts w:ascii="OpenSymbol" w:hAnsi="OpenSymbol" w:eastAsia="OpenSymbol" w:cs="OpenSymbol"/>
+    </w:rPr>
+  </w:style>
+  <w:style w:type="paragraph" w:styleId="Style13">
     <w:name w:val="Заголовок"/>
     <w:basedOn w:val="Normal"/>
     <w:next w:val="BodyText"/>
@@ -6795,7 +7509,7 @@
       <w:szCs w:val="24"/>
     </w:rPr>
   </w:style>
-  <w:style w:type="paragraph" w:styleId="Style13">
+  <w:style w:type="paragraph" w:styleId="Style14">
     <w:name w:val="Покажчик"/>
     <w:basedOn w:val="Normal"/>
     <w:qFormat/>
@@ -6834,7 +7548,7 @@
   </w:style>
   <w:style w:type="paragraph" w:styleId="IndexHeading">
     <w:name w:val="index heading"/>
-    <w:basedOn w:val="Style12"/>
+    <w:basedOn w:val="Style13"/>
     <w:pPr/>
     <w:rPr/>
   </w:style>
@@ -7063,6 +7777,16 @@
       <w:lang w:val="en-US"/>
     </w:rPr>
   </w:style>
+  <w:style w:type="paragraph" w:styleId="Style15">
+    <w:name w:val="Вміст таблиці"/>
+    <w:basedOn w:val="Normal"/>
+    <w:qFormat/>
+    <w:pPr>
+      <w:widowControl w:val="false"/>
+      <w:suppressLineNumbers/>
+    </w:pPr>
+    <w:rPr/>
+  </w:style>
   <w:style w:type="table" w:default="1" w:styleId="TableNormal">
     <w:name w:val="Звичайна таблиця"/>
     <w:uiPriority w:val="99"/>

--- a/32SS Systemy shtuchnogo/1/KNT-122_Onyshchenko_Variant-19_PR1.docx
+++ b/32SS Systemy shtuchnogo/1/KNT-122_Onyshchenko_Variant-19_PR1.docx
@@ -660,9 +660,7 @@
         <w:t xml:space="preserve">2. Згідно з номером студента за журналом для відповідного номера варіанта V сформувати навчаючу вибірку &lt;x,y&gt; обсягом S екземплярів </w:t>
       </w:r>
       <w:r>
-        <w:rPr>
-          <w:color w:val="auto"/>
-        </w:rPr>
+        <w:rPr/>
       </w:r>
       <m:oMath xmlns:m="http://schemas.openxmlformats.org/officeDocument/2006/math">
         <m:sSup>
@@ -691,9 +689,7 @@
         <w:t xml:space="preserve">, s=1, 2, ..., S, що характеризуються N ознаками </w:t>
       </w:r>
       <w:r>
-        <w:rPr>
-          <w:color w:val="auto"/>
-        </w:rPr>
+        <w:rPr/>
       </w:r>
       <m:oMath xmlns:m="http://schemas.openxmlformats.org/officeDocument/2006/math">
         <m:sSubSup>
@@ -730,9 +726,7 @@
         <w:t xml:space="preserve">, j=1, 2, ..., N, та зіставити кожному екземпляру значення цільової ознаки </w:t>
       </w:r>
       <w:r>
-        <w:rPr>
-          <w:color w:val="auto"/>
-        </w:rPr>
+        <w:rPr/>
       </w:r>
       <m:oMath xmlns:m="http://schemas.openxmlformats.org/officeDocument/2006/math">
         <m:r>
@@ -863,9 +857,7 @@
         <w:t xml:space="preserve">4. На основі пронормованої вибірки побудувати розпізнаючу модель за методом еталонів, тобто визначити координати центрів класів (еталонів) у просторі ознак </w:t>
       </w:r>
       <w:r>
-        <w:rPr>
-          <w:color w:val="auto"/>
-        </w:rPr>
+        <w:rPr/>
       </w:r>
       <m:oMath xmlns:m="http://schemas.openxmlformats.org/officeDocument/2006/math">
         <m:sSubSup>
@@ -1010,7 +1002,6 @@
       </w:pPr>
       <w:r>
         <w:rPr>
-          <w:rFonts w:ascii="Times New Roman" w:hAnsi="Times New Roman"/>
           <w:b w:val="false"/>
           <w:color w:val="000000"/>
           <w:sz w:val="28"/>
@@ -1077,7 +1068,6 @@
       </w:pPr>
       <w:r>
         <w:rPr>
-          <w:rFonts w:ascii="Times New Roman" w:hAnsi="Times New Roman"/>
           <w:b w:val="false"/>
           <w:color w:val="000000"/>
           <w:sz w:val="28"/>
@@ -1099,7 +1089,6 @@
       </w:pPr>
       <w:r>
         <w:rPr>
-          <w:rFonts w:ascii="Times New Roman" w:hAnsi="Times New Roman"/>
           <w:color w:val="auto"/>
           <w:sz w:val="28"/>
           <w:szCs w:val="28"/>
@@ -1119,7 +1108,6 @@
       </w:pPr>
       <w:r>
         <w:rPr>
-          <w:rFonts w:ascii="Times New Roman" w:hAnsi="Times New Roman"/>
           <w:color w:val="auto"/>
           <w:sz w:val="28"/>
           <w:szCs w:val="28"/>
@@ -1139,7 +1127,6 @@
       </w:pPr>
       <w:r>
         <w:rPr>
-          <w:rFonts w:ascii="Times New Roman" w:hAnsi="Times New Roman"/>
           <w:color w:val="auto"/>
           <w:sz w:val="28"/>
           <w:szCs w:val="28"/>
@@ -1159,7 +1146,6 @@
       </w:pPr>
       <w:r>
         <w:rPr>
-          <w:rFonts w:ascii="Times New Roman" w:hAnsi="Times New Roman"/>
           <w:color w:val="auto"/>
           <w:sz w:val="28"/>
           <w:szCs w:val="28"/>
@@ -1179,7 +1165,6 @@
       </w:pPr>
       <w:r>
         <w:rPr>
-          <w:rFonts w:ascii="Times New Roman" w:hAnsi="Times New Roman"/>
           <w:color w:val="auto"/>
           <w:sz w:val="28"/>
           <w:szCs w:val="28"/>
@@ -1199,7 +1184,6 @@
       </w:pPr>
       <w:r>
         <w:rPr>
-          <w:rFonts w:ascii="Times New Roman" w:hAnsi="Times New Roman"/>
           <w:color w:val="auto"/>
           <w:sz w:val="28"/>
           <w:szCs w:val="28"/>
@@ -1219,7 +1203,6 @@
       </w:pPr>
       <w:r>
         <w:rPr>
-          <w:rFonts w:ascii="Times New Roman" w:hAnsi="Times New Roman"/>
           <w:b w:val="false"/>
           <w:color w:val="000000"/>
           <w:sz w:val="28"/>
@@ -1241,7 +1224,6 @@
       </w:pPr>
       <w:r>
         <w:rPr>
-          <w:rFonts w:ascii="Times New Roman" w:hAnsi="Times New Roman"/>
           <w:color w:val="auto"/>
           <w:sz w:val="28"/>
           <w:szCs w:val="28"/>
@@ -1270,7 +1252,6 @@
       </w:pPr>
       <w:r>
         <w:rPr>
-          <w:rFonts w:ascii="Times New Roman" w:hAnsi="Times New Roman"/>
           <w:color w:val="auto"/>
           <w:sz w:val="28"/>
           <w:szCs w:val="28"/>
@@ -1289,7 +1270,6 @@
       </w:pPr>
       <w:r>
         <w:rPr>
-          <w:rFonts w:ascii="Times New Roman" w:hAnsi="Times New Roman"/>
           <w:color w:val="auto"/>
           <w:sz w:val="28"/>
           <w:szCs w:val="28"/>
@@ -1298,7 +1278,6 @@
       </w:r>
       <w:r>
         <w:rPr>
-          <w:rFonts w:ascii="Times New Roman" w:hAnsi="Times New Roman"/>
           <w:color w:val="auto"/>
           <w:sz w:val="28"/>
           <w:szCs w:val="28"/>
@@ -1308,7 +1287,6 @@
       </w:r>
       <w:r>
         <w:rPr>
-          <w:rFonts w:ascii="Times New Roman" w:hAnsi="Times New Roman"/>
           <w:color w:val="auto"/>
           <w:sz w:val="28"/>
           <w:szCs w:val="28"/>
@@ -1330,7 +1308,6 @@
       </w:pPr>
       <w:r>
         <w:rPr>
-          <w:rFonts w:ascii="Times New Roman" w:hAnsi="Times New Roman"/>
           <w:color w:val="auto"/>
           <w:sz w:val="28"/>
           <w:szCs w:val="28"/>
@@ -1340,7 +1317,6 @@
       </w:r>
       <w:r>
         <w:rPr>
-          <w:rFonts w:ascii="Times New Roman" w:hAnsi="Times New Roman"/>
           <w:color w:val="auto"/>
           <w:sz w:val="28"/>
           <w:szCs w:val="28"/>
@@ -1362,7 +1338,6 @@
       </w:pPr>
       <w:r>
         <w:rPr>
-          <w:rFonts w:ascii="Times New Roman" w:hAnsi="Times New Roman"/>
           <w:color w:val="auto"/>
           <w:sz w:val="28"/>
           <w:szCs w:val="28"/>
@@ -1372,7 +1347,6 @@
       </w:r>
       <w:r>
         <w:rPr>
-          <w:rFonts w:ascii="Times New Roman" w:hAnsi="Times New Roman"/>
           <w:color w:val="auto"/>
           <w:sz w:val="28"/>
           <w:szCs w:val="28"/>
@@ -1394,7 +1368,6 @@
       </w:pPr>
       <w:r>
         <w:rPr>
-          <w:rFonts w:ascii="Times New Roman" w:hAnsi="Times New Roman"/>
           <w:color w:val="auto"/>
           <w:sz w:val="28"/>
           <w:szCs w:val="28"/>
@@ -1404,7 +1377,6 @@
       </w:r>
       <w:r>
         <w:rPr>
-          <w:rFonts w:ascii="Times New Roman" w:hAnsi="Times New Roman"/>
           <w:color w:val="auto"/>
           <w:sz w:val="28"/>
           <w:szCs w:val="28"/>
@@ -1414,7 +1386,6 @@
       </w:r>
       <w:r>
         <w:rPr>
-          <w:rFonts w:ascii="Times New Roman" w:hAnsi="Times New Roman"/>
           <w:color w:val="auto"/>
           <w:sz w:val="28"/>
           <w:szCs w:val="28"/>
@@ -1436,7 +1407,6 @@
       </w:pPr>
       <w:r>
         <w:rPr>
-          <w:rFonts w:ascii="Times New Roman" w:hAnsi="Times New Roman"/>
           <w:color w:val="auto"/>
           <w:sz w:val="28"/>
           <w:szCs w:val="28"/>
@@ -1446,7 +1416,6 @@
       </w:r>
       <w:r>
         <w:rPr>
-          <w:rFonts w:ascii="Times New Roman" w:hAnsi="Times New Roman"/>
           <w:color w:val="auto"/>
           <w:sz w:val="28"/>
           <w:szCs w:val="28"/>
@@ -1456,7 +1425,6 @@
       </w:r>
       <w:r>
         <w:rPr>
-          <w:rFonts w:ascii="Times New Roman" w:hAnsi="Times New Roman"/>
           <w:color w:val="auto"/>
           <w:sz w:val="28"/>
           <w:szCs w:val="28"/>
@@ -1466,7 +1434,6 @@
       </w:r>
       <w:r>
         <w:rPr>
-          <w:rFonts w:ascii="Times New Roman" w:hAnsi="Times New Roman"/>
           <w:color w:val="auto"/>
           <w:sz w:val="28"/>
           <w:szCs w:val="28"/>
@@ -1488,7 +1455,6 @@
       </w:pPr>
       <w:r>
         <w:rPr>
-          <w:rFonts w:ascii="Times New Roman" w:hAnsi="Times New Roman"/>
           <w:color w:val="auto"/>
           <w:sz w:val="28"/>
           <w:szCs w:val="28"/>
@@ -1498,7 +1464,6 @@
       </w:r>
       <w:r>
         <w:rPr>
-          <w:rFonts w:ascii="Times New Roman" w:hAnsi="Times New Roman"/>
           <w:color w:val="auto"/>
           <w:sz w:val="28"/>
           <w:szCs w:val="28"/>
@@ -1520,7 +1485,6 @@
       </w:pPr>
       <w:r>
         <w:rPr>
-          <w:rFonts w:ascii="Times New Roman" w:hAnsi="Times New Roman"/>
           <w:color w:val="auto"/>
           <w:sz w:val="28"/>
           <w:szCs w:val="28"/>
@@ -1530,7 +1494,6 @@
       </w:r>
       <w:r>
         <w:rPr>
-          <w:rFonts w:ascii="Times New Roman" w:hAnsi="Times New Roman"/>
           <w:color w:val="auto"/>
           <w:sz w:val="28"/>
           <w:szCs w:val="28"/>
@@ -1540,7 +1503,6 @@
       </w:r>
       <w:r>
         <w:rPr>
-          <w:rFonts w:ascii="Times New Roman" w:hAnsi="Times New Roman"/>
           <w:color w:val="auto"/>
           <w:sz w:val="28"/>
           <w:szCs w:val="28"/>
@@ -1550,7 +1512,6 @@
       </w:r>
       <w:r>
         <w:rPr>
-          <w:rFonts w:ascii="Times New Roman" w:hAnsi="Times New Roman"/>
           <w:color w:val="auto"/>
           <w:sz w:val="28"/>
           <w:szCs w:val="28"/>
@@ -1572,7 +1533,6 @@
       </w:pPr>
       <w:r>
         <w:rPr>
-          <w:rFonts w:ascii="Times New Roman" w:hAnsi="Times New Roman"/>
           <w:color w:val="auto"/>
           <w:sz w:val="28"/>
           <w:szCs w:val="28"/>
@@ -1582,7 +1542,6 @@
       </w:r>
       <w:r>
         <w:rPr>
-          <w:rFonts w:ascii="Times New Roman" w:hAnsi="Times New Roman"/>
           <w:color w:val="auto"/>
           <w:sz w:val="28"/>
           <w:szCs w:val="28"/>
@@ -1604,7 +1563,6 @@
       </w:pPr>
       <w:r>
         <w:rPr>
-          <w:rFonts w:ascii="Times New Roman" w:hAnsi="Times New Roman"/>
           <w:color w:val="auto"/>
           <w:sz w:val="28"/>
           <w:szCs w:val="28"/>
@@ -1663,7 +1621,6 @@
       </w:pPr>
       <w:r>
         <w:rPr>
-          <w:rFonts w:ascii="Courier New" w:hAnsi="Courier New"/>
           <w:color w:val="auto"/>
         </w:rPr>
         <w:t>import os</w:t>
@@ -1679,7 +1636,6 @@
       </w:pPr>
       <w:r>
         <w:rPr>
-          <w:rFonts w:ascii="Courier New" w:hAnsi="Courier New"/>
           <w:color w:val="auto"/>
         </w:rPr>
         <w:t>import random</w:t>
@@ -1695,7 +1651,6 @@
       </w:pPr>
       <w:r>
         <w:rPr>
-          <w:rFonts w:ascii="Courier New" w:hAnsi="Courier New"/>
           <w:color w:val="auto"/>
         </w:rPr>
         <w:t>import time</w:t>
@@ -1711,7 +1666,6 @@
       </w:pPr>
       <w:r>
         <w:rPr>
-          <w:rFonts w:ascii="Courier New" w:hAnsi="Courier New"/>
           <w:color w:val="auto"/>
         </w:rPr>
         <w:t>import pandas as pd</w:t>
@@ -1727,7 +1681,6 @@
       </w:pPr>
       <w:r>
         <w:rPr>
-          <w:rFonts w:ascii="Courier New" w:hAnsi="Courier New"/>
           <w:color w:val="auto"/>
         </w:rPr>
         <w:t>import numpy as np</w:t>
@@ -1743,22 +1696,20 @@
       </w:pPr>
       <w:r>
         <w:rPr>
-          <w:rFonts w:ascii="Courier New" w:hAnsi="Courier New"/>
-          <w:color w:val="auto"/>
-        </w:rPr>
-      </w:r>
-    </w:p>
-    <w:p>
-      <w:pPr>
-        <w:pStyle w:val="Code"/>
-        <w:rPr>
-          <w:rFonts w:ascii="Courier New" w:hAnsi="Courier New"/>
-          <w:color w:val="auto"/>
-        </w:rPr>
-      </w:pPr>
-      <w:r>
-        <w:rPr>
-          <w:rFonts w:ascii="Courier New" w:hAnsi="Courier New"/>
+          <w:color w:val="auto"/>
+        </w:rPr>
+      </w:r>
+    </w:p>
+    <w:p>
+      <w:pPr>
+        <w:pStyle w:val="Code"/>
+        <w:rPr>
+          <w:rFonts w:ascii="Courier New" w:hAnsi="Courier New"/>
+          <w:color w:val="auto"/>
+        </w:rPr>
+      </w:pPr>
+      <w:r>
+        <w:rPr>
           <w:color w:val="auto"/>
         </w:rPr>
         <w:t>from sklearn.cluster import KMeans</w:t>
@@ -1774,7 +1725,6 @@
       </w:pPr>
       <w:r>
         <w:rPr>
-          <w:rFonts w:ascii="Courier New" w:hAnsi="Courier New"/>
           <w:color w:val="auto"/>
         </w:rPr>
         <w:t>from sklearn.model_selection import train_test_split</w:t>
@@ -1790,7 +1740,6 @@
       </w:pPr>
       <w:r>
         <w:rPr>
-          <w:rFonts w:ascii="Courier New" w:hAnsi="Courier New"/>
           <w:color w:val="auto"/>
         </w:rPr>
         <w:t>from sklearn.preprocessing import LabelEncoder, normalize</w:t>
@@ -1806,22 +1755,20 @@
       </w:pPr>
       <w:r>
         <w:rPr>
-          <w:rFonts w:ascii="Courier New" w:hAnsi="Courier New"/>
-          <w:color w:val="auto"/>
-        </w:rPr>
-      </w:r>
-    </w:p>
-    <w:p>
-      <w:pPr>
-        <w:pStyle w:val="Code"/>
-        <w:rPr>
-          <w:rFonts w:ascii="Courier New" w:hAnsi="Courier New"/>
-          <w:color w:val="auto"/>
-        </w:rPr>
-      </w:pPr>
-      <w:r>
-        <w:rPr>
-          <w:rFonts w:ascii="Courier New" w:hAnsi="Courier New"/>
+          <w:color w:val="auto"/>
+        </w:rPr>
+      </w:r>
+    </w:p>
+    <w:p>
+      <w:pPr>
+        <w:pStyle w:val="Code"/>
+        <w:rPr>
+          <w:rFonts w:ascii="Courier New" w:hAnsi="Courier New"/>
+          <w:color w:val="auto"/>
+        </w:rPr>
+      </w:pPr>
+      <w:r>
+        <w:rPr>
           <w:color w:val="auto"/>
         </w:rPr>
         <w:t>current_folder = os.path.dirname(os.path.abspath(__file__))</w:t>
@@ -1837,7 +1784,6 @@
       </w:pPr>
       <w:r>
         <w:rPr>
-          <w:rFonts w:ascii="Courier New" w:hAnsi="Courier New"/>
           <w:color w:val="auto"/>
         </w:rPr>
         <w:t>file_path = os.path.join(current_folder, 'train.csv')</w:t>
@@ -1853,7 +1799,6 @@
       </w:pPr>
       <w:r>
         <w:rPr>
-          <w:rFonts w:ascii="Courier New" w:hAnsi="Courier New"/>
           <w:color w:val="auto"/>
         </w:rPr>
         <w:t>df = pd.read_csv(file_path)</w:t>
@@ -1869,22 +1814,20 @@
       </w:pPr>
       <w:r>
         <w:rPr>
-          <w:rFonts w:ascii="Courier New" w:hAnsi="Courier New"/>
-          <w:color w:val="auto"/>
-        </w:rPr>
-      </w:r>
-    </w:p>
-    <w:p>
-      <w:pPr>
-        <w:pStyle w:val="Code"/>
-        <w:rPr>
-          <w:rFonts w:ascii="Courier New" w:hAnsi="Courier New"/>
-          <w:color w:val="auto"/>
-        </w:rPr>
-      </w:pPr>
-      <w:r>
-        <w:rPr>
-          <w:rFonts w:ascii="Courier New" w:hAnsi="Courier New"/>
+          <w:color w:val="auto"/>
+        </w:rPr>
+      </w:r>
+    </w:p>
+    <w:p>
+      <w:pPr>
+        <w:pStyle w:val="Code"/>
+        <w:rPr>
+          <w:rFonts w:ascii="Courier New" w:hAnsi="Courier New"/>
+          <w:color w:val="auto"/>
+        </w:rPr>
+      </w:pPr>
+      <w:r>
+        <w:rPr>
           <w:color w:val="auto"/>
         </w:rPr>
         <w:t># 1.1 Еталони</w:t>
@@ -1900,22 +1843,20 @@
       </w:pPr>
       <w:r>
         <w:rPr>
-          <w:rFonts w:ascii="Courier New" w:hAnsi="Courier New"/>
-          <w:color w:val="auto"/>
-        </w:rPr>
-      </w:r>
-    </w:p>
-    <w:p>
-      <w:pPr>
-        <w:pStyle w:val="Code"/>
-        <w:rPr>
-          <w:rFonts w:ascii="Courier New" w:hAnsi="Courier New"/>
-          <w:color w:val="auto"/>
-        </w:rPr>
-      </w:pPr>
-      <w:r>
-        <w:rPr>
-          <w:rFonts w:ascii="Courier New" w:hAnsi="Courier New"/>
+          <w:color w:val="auto"/>
+        </w:rPr>
+      </w:r>
+    </w:p>
+    <w:p>
+      <w:pPr>
+        <w:pStyle w:val="Code"/>
+        <w:rPr>
+          <w:rFonts w:ascii="Courier New" w:hAnsi="Courier New"/>
+          <w:color w:val="auto"/>
+        </w:rPr>
+      </w:pPr>
+      <w:r>
+        <w:rPr>
           <w:color w:val="auto"/>
         </w:rPr>
         <w:t>needed='Name,Age,Survived'.split(',')</w:t>
@@ -1931,7 +1872,6 @@
       </w:pPr>
       <w:r>
         <w:rPr>
-          <w:rFonts w:ascii="Courier New" w:hAnsi="Courier New"/>
           <w:color w:val="auto"/>
         </w:rPr>
         <w:t>df=df[needed].dropna()</w:t>
@@ -1947,7 +1887,6 @@
       </w:pPr>
       <w:r>
         <w:rPr>
-          <w:rFonts w:ascii="Courier New" w:hAnsi="Courier New"/>
           <w:color w:val="auto"/>
         </w:rPr>
         <w:t>le=LabelEncoder()</w:t>
@@ -1963,22 +1902,20 @@
       </w:pPr>
       <w:r>
         <w:rPr>
-          <w:rFonts w:ascii="Courier New" w:hAnsi="Courier New"/>
-          <w:color w:val="auto"/>
-        </w:rPr>
-      </w:r>
-    </w:p>
-    <w:p>
-      <w:pPr>
-        <w:pStyle w:val="Code"/>
-        <w:rPr>
-          <w:rFonts w:ascii="Courier New" w:hAnsi="Courier New"/>
-          <w:color w:val="auto"/>
-        </w:rPr>
-      </w:pPr>
-      <w:r>
-        <w:rPr>
-          <w:rFonts w:ascii="Courier New" w:hAnsi="Courier New"/>
+          <w:color w:val="auto"/>
+        </w:rPr>
+      </w:r>
+    </w:p>
+    <w:p>
+      <w:pPr>
+        <w:pStyle w:val="Code"/>
+        <w:rPr>
+          <w:rFonts w:ascii="Courier New" w:hAnsi="Courier New"/>
+          <w:color w:val="auto"/>
+        </w:rPr>
+      </w:pPr>
+      <w:r>
+        <w:rPr>
           <w:color w:val="auto"/>
         </w:rPr>
         <w:t>target_feature=df.Survived.to_numpy()</w:t>
@@ -1994,7 +1931,6 @@
       </w:pPr>
       <w:r>
         <w:rPr>
-          <w:rFonts w:ascii="Courier New" w:hAnsi="Courier New"/>
           <w:color w:val="auto"/>
         </w:rPr>
         <w:t>df=df.drop(['Survived'],axis=1)</w:t>
@@ -2010,7 +1946,6 @@
       </w:pPr>
       <w:r>
         <w:rPr>
-          <w:rFonts w:ascii="Courier New" w:hAnsi="Courier New"/>
           <w:color w:val="auto"/>
         </w:rPr>
         <w:t>df=df.drop(['Name'],axis=1)</w:t>
@@ -2026,22 +1961,20 @@
       </w:pPr>
       <w:r>
         <w:rPr>
-          <w:rFonts w:ascii="Courier New" w:hAnsi="Courier New"/>
-          <w:color w:val="auto"/>
-        </w:rPr>
-      </w:r>
-    </w:p>
-    <w:p>
-      <w:pPr>
-        <w:pStyle w:val="Code"/>
-        <w:rPr>
-          <w:rFonts w:ascii="Courier New" w:hAnsi="Courier New"/>
-          <w:color w:val="auto"/>
-        </w:rPr>
-      </w:pPr>
-      <w:r>
-        <w:rPr>
-          <w:rFonts w:ascii="Courier New" w:hAnsi="Courier New"/>
+          <w:color w:val="auto"/>
+        </w:rPr>
+      </w:r>
+    </w:p>
+    <w:p>
+      <w:pPr>
+        <w:pStyle w:val="Code"/>
+        <w:rPr>
+          <w:rFonts w:ascii="Courier New" w:hAnsi="Courier New"/>
+          <w:color w:val="auto"/>
+        </w:rPr>
+      </w:pPr>
+      <w:r>
+        <w:rPr>
           <w:color w:val="auto"/>
         </w:rPr>
         <w:t>X_train,X_test,y_train,y_test=train_test_split(df,target_feature,test_size=0.3)</w:t>
@@ -2057,7 +1990,6 @@
       </w:pPr>
       <w:r>
         <w:rPr>
-          <w:rFonts w:ascii="Courier New" w:hAnsi="Courier New"/>
           <w:color w:val="auto"/>
         </w:rPr>
         <w:t>model=KMeans(n_clusters=3)</w:t>
@@ -2073,7 +2005,6 @@
       </w:pPr>
       <w:r>
         <w:rPr>
-          <w:rFonts w:ascii="Courier New" w:hAnsi="Courier New"/>
           <w:color w:val="auto"/>
         </w:rPr>
         <w:t>model.fit(X_train)</w:t>
@@ -2089,7 +2020,6 @@
       </w:pPr>
       <w:r>
         <w:rPr>
-          <w:rFonts w:ascii="Courier New" w:hAnsi="Courier New"/>
           <w:color w:val="auto"/>
         </w:rPr>
         <w:t>print(f'{model.cluster_centers_ = }')</w:t>
@@ -2105,7 +2035,6 @@
       </w:pPr>
       <w:r>
         <w:rPr>
-          <w:rFonts w:ascii="Courier New" w:hAnsi="Courier New"/>
           <w:color w:val="auto"/>
         </w:rPr>
         <w:t>prediction_results=model.predict(X_test)</w:t>
@@ -2121,7 +2050,6 @@
       </w:pPr>
       <w:r>
         <w:rPr>
-          <w:rFonts w:ascii="Courier New" w:hAnsi="Courier New"/>
           <w:color w:val="auto"/>
         </w:rPr>
         <w:t>print(f'{prediction_results = }')</w:t>
@@ -2137,22 +2065,20 @@
       </w:pPr>
       <w:r>
         <w:rPr>
-          <w:rFonts w:ascii="Courier New" w:hAnsi="Courier New"/>
-          <w:color w:val="auto"/>
-        </w:rPr>
-      </w:r>
-    </w:p>
-    <w:p>
-      <w:pPr>
-        <w:pStyle w:val="Code"/>
-        <w:rPr>
-          <w:rFonts w:ascii="Courier New" w:hAnsi="Courier New"/>
-          <w:color w:val="auto"/>
-        </w:rPr>
-      </w:pPr>
-      <w:r>
-        <w:rPr>
-          <w:rFonts w:ascii="Courier New" w:hAnsi="Courier New"/>
+          <w:color w:val="auto"/>
+        </w:rPr>
+      </w:r>
+    </w:p>
+    <w:p>
+      <w:pPr>
+        <w:pStyle w:val="Code"/>
+        <w:rPr>
+          <w:rFonts w:ascii="Courier New" w:hAnsi="Courier New"/>
+          <w:color w:val="auto"/>
+        </w:rPr>
+      </w:pPr>
+      <w:r>
+        <w:rPr>
           <w:color w:val="auto"/>
         </w:rPr>
         <w:t># 1.2 Вибірка</w:t>
@@ -2168,22 +2094,20 @@
       </w:pPr>
       <w:r>
         <w:rPr>
-          <w:rFonts w:ascii="Courier New" w:hAnsi="Courier New"/>
-          <w:color w:val="auto"/>
-        </w:rPr>
-      </w:r>
-    </w:p>
-    <w:p>
-      <w:pPr>
-        <w:pStyle w:val="Code"/>
-        <w:rPr>
-          <w:rFonts w:ascii="Courier New" w:hAnsi="Courier New"/>
-          <w:color w:val="auto"/>
-        </w:rPr>
-      </w:pPr>
-      <w:r>
-        <w:rPr>
-          <w:rFonts w:ascii="Courier New" w:hAnsi="Courier New"/>
+          <w:color w:val="auto"/>
+        </w:rPr>
+      </w:r>
+    </w:p>
+    <w:p>
+      <w:pPr>
+        <w:pStyle w:val="Code"/>
+        <w:rPr>
+          <w:rFonts w:ascii="Courier New" w:hAnsi="Courier New"/>
+          <w:color w:val="auto"/>
+        </w:rPr>
+      </w:pPr>
+      <w:r>
+        <w:rPr>
           <w:color w:val="auto"/>
         </w:rPr>
         <w:t>def get_target_feature(row: list[int]):</w:t>
@@ -2199,14 +2123,12 @@
       </w:pPr>
       <w:r>
         <w:rPr>
-          <w:rFonts w:ascii="Courier New" w:hAnsi="Courier New"/>
           <w:color w:val="auto"/>
         </w:rPr>
         <w:t xml:space="preserve">    </w:t>
       </w:r>
       <w:r>
         <w:rPr>
-          <w:rFonts w:ascii="Courier New" w:hAnsi="Courier New"/>
           <w:b w:val="false"/>
           <w:color w:val="auto"/>
           <w:sz w:val="21"/>
@@ -2224,14 +2146,12 @@
       </w:pPr>
       <w:r>
         <w:rPr>
-          <w:rFonts w:ascii="Courier New" w:hAnsi="Courier New"/>
           <w:color w:val="auto"/>
         </w:rPr>
         <w:t xml:space="preserve">    </w:t>
       </w:r>
       <w:r>
         <w:rPr>
-          <w:rFonts w:ascii="Courier New" w:hAnsi="Courier New"/>
           <w:b w:val="false"/>
           <w:color w:val="auto"/>
           <w:sz w:val="21"/>
@@ -2249,22 +2169,20 @@
       </w:pPr>
       <w:r>
         <w:rPr>
-          <w:rFonts w:ascii="Courier New" w:hAnsi="Courier New"/>
-          <w:color w:val="auto"/>
-        </w:rPr>
-      </w:r>
-    </w:p>
-    <w:p>
-      <w:pPr>
-        <w:pStyle w:val="Code"/>
-        <w:rPr>
-          <w:rFonts w:ascii="Courier New" w:hAnsi="Courier New"/>
-          <w:color w:val="auto"/>
-        </w:rPr>
-      </w:pPr>
-      <w:r>
-        <w:rPr>
-          <w:rFonts w:ascii="Courier New" w:hAnsi="Courier New"/>
+          <w:color w:val="auto"/>
+        </w:rPr>
+      </w:r>
+    </w:p>
+    <w:p>
+      <w:pPr>
+        <w:pStyle w:val="Code"/>
+        <w:rPr>
+          <w:rFonts w:ascii="Courier New" w:hAnsi="Courier New"/>
+          <w:color w:val="auto"/>
+        </w:rPr>
+      </w:pPr>
+      <w:r>
+        <w:rPr>
           <w:color w:val="auto"/>
         </w:rPr>
         <w:t>variant=19</w:t>
@@ -2280,7 +2198,6 @@
       </w:pPr>
       <w:r>
         <w:rPr>
-          <w:rFonts w:ascii="Courier New" w:hAnsi="Courier New"/>
           <w:color w:val="auto"/>
         </w:rPr>
         <w:t>size=5*variant</w:t>
@@ -2296,7 +2213,6 @@
       </w:pPr>
       <w:r>
         <w:rPr>
-          <w:rFonts w:ascii="Courier New" w:hAnsi="Courier New"/>
           <w:color w:val="auto"/>
         </w:rPr>
         <w:t>number_of_features=3*variant</w:t>
@@ -2312,22 +2228,20 @@
       </w:pPr>
       <w:r>
         <w:rPr>
-          <w:rFonts w:ascii="Courier New" w:hAnsi="Courier New"/>
-          <w:color w:val="auto"/>
-        </w:rPr>
-      </w:r>
-    </w:p>
-    <w:p>
-      <w:pPr>
-        <w:pStyle w:val="Code"/>
-        <w:rPr>
-          <w:rFonts w:ascii="Courier New" w:hAnsi="Courier New"/>
-          <w:color w:val="auto"/>
-        </w:rPr>
-      </w:pPr>
-      <w:r>
-        <w:rPr>
-          <w:rFonts w:ascii="Courier New" w:hAnsi="Courier New"/>
+          <w:color w:val="auto"/>
+        </w:rPr>
+      </w:r>
+    </w:p>
+    <w:p>
+      <w:pPr>
+        <w:pStyle w:val="Code"/>
+        <w:rPr>
+          <w:rFonts w:ascii="Courier New" w:hAnsi="Courier New"/>
+          <w:color w:val="auto"/>
+        </w:rPr>
+      </w:pPr>
+      <w:r>
+        <w:rPr>
           <w:color w:val="auto"/>
         </w:rPr>
         <w:t>ones_range=range(1,size,4)</w:t>
@@ -2343,7 +2257,6 @@
       </w:pPr>
       <w:r>
         <w:rPr>
-          <w:rFonts w:ascii="Courier New" w:hAnsi="Courier New"/>
           <w:color w:val="auto"/>
         </w:rPr>
         <w:t>twos_range=range(2,size,4)</w:t>
@@ -2359,7 +2272,6 @@
       </w:pPr>
       <w:r>
         <w:rPr>
-          <w:rFonts w:ascii="Courier New" w:hAnsi="Courier New"/>
           <w:color w:val="auto"/>
         </w:rPr>
         <w:t>threes_range=range(3,size,4)</w:t>
@@ -2375,7 +2287,6 @@
       </w:pPr>
       <w:r>
         <w:rPr>
-          <w:rFonts w:ascii="Courier New" w:hAnsi="Courier New"/>
           <w:color w:val="auto"/>
         </w:rPr>
         <w:t>features_input=[]</w:t>
@@ -2391,7 +2302,6 @@
       </w:pPr>
       <w:r>
         <w:rPr>
-          <w:rFonts w:ascii="Courier New" w:hAnsi="Courier New"/>
           <w:color w:val="auto"/>
         </w:rPr>
         <w:t>targets_input=[]</w:t>
@@ -2407,7 +2317,6 @@
       </w:pPr>
       <w:r>
         <w:rPr>
-          <w:rFonts w:ascii="Courier New" w:hAnsi="Courier New"/>
           <w:color w:val="auto"/>
         </w:rPr>
         <w:t>for data_row in range(1,size):</w:t>
@@ -2423,14 +2332,12 @@
       </w:pPr>
       <w:r>
         <w:rPr>
-          <w:rFonts w:ascii="Courier New" w:hAnsi="Courier New"/>
           <w:color w:val="auto"/>
         </w:rPr>
         <w:t xml:space="preserve">    </w:t>
       </w:r>
       <w:r>
         <w:rPr>
-          <w:rFonts w:ascii="Courier New" w:hAnsi="Courier New"/>
           <w:b w:val="false"/>
           <w:color w:val="auto"/>
           <w:sz w:val="21"/>
@@ -2448,14 +2355,12 @@
       </w:pPr>
       <w:r>
         <w:rPr>
-          <w:rFonts w:ascii="Courier New" w:hAnsi="Courier New"/>
           <w:color w:val="auto"/>
         </w:rPr>
         <w:t xml:space="preserve">    </w:t>
       </w:r>
       <w:r>
         <w:rPr>
-          <w:rFonts w:ascii="Courier New" w:hAnsi="Courier New"/>
           <w:b w:val="false"/>
           <w:color w:val="auto"/>
           <w:sz w:val="21"/>
@@ -2473,14 +2378,12 @@
       </w:pPr>
       <w:r>
         <w:rPr>
-          <w:rFonts w:ascii="Courier New" w:hAnsi="Courier New"/>
           <w:color w:val="auto"/>
         </w:rPr>
         <w:t xml:space="preserve">        </w:t>
       </w:r>
       <w:r>
         <w:rPr>
-          <w:rFonts w:ascii="Courier New" w:hAnsi="Courier New"/>
           <w:b w:val="false"/>
           <w:color w:val="auto"/>
           <w:sz w:val="21"/>
@@ -2498,14 +2401,12 @@
       </w:pPr>
       <w:r>
         <w:rPr>
-          <w:rFonts w:ascii="Courier New" w:hAnsi="Courier New"/>
           <w:color w:val="auto"/>
         </w:rPr>
         <w:t xml:space="preserve">            </w:t>
       </w:r>
       <w:r>
         <w:rPr>
-          <w:rFonts w:ascii="Courier New" w:hAnsi="Courier New"/>
           <w:b w:val="false"/>
           <w:color w:val="auto"/>
           <w:sz w:val="21"/>
@@ -2523,14 +2424,12 @@
       </w:pPr>
       <w:r>
         <w:rPr>
-          <w:rFonts w:ascii="Courier New" w:hAnsi="Courier New"/>
           <w:color w:val="auto"/>
         </w:rPr>
         <w:t xml:space="preserve">        </w:t>
       </w:r>
       <w:r>
         <w:rPr>
-          <w:rFonts w:ascii="Courier New" w:hAnsi="Courier New"/>
           <w:b w:val="false"/>
           <w:color w:val="auto"/>
           <w:sz w:val="21"/>
@@ -2548,14 +2447,12 @@
       </w:pPr>
       <w:r>
         <w:rPr>
-          <w:rFonts w:ascii="Courier New" w:hAnsi="Courier New"/>
           <w:color w:val="auto"/>
         </w:rPr>
         <w:t xml:space="preserve">            </w:t>
       </w:r>
       <w:r>
         <w:rPr>
-          <w:rFonts w:ascii="Courier New" w:hAnsi="Courier New"/>
           <w:b w:val="false"/>
           <w:color w:val="auto"/>
           <w:sz w:val="21"/>
@@ -2573,14 +2470,12 @@
       </w:pPr>
       <w:r>
         <w:rPr>
-          <w:rFonts w:ascii="Courier New" w:hAnsi="Courier New"/>
           <w:color w:val="auto"/>
         </w:rPr>
         <w:t xml:space="preserve">        </w:t>
       </w:r>
       <w:r>
         <w:rPr>
-          <w:rFonts w:ascii="Courier New" w:hAnsi="Courier New"/>
           <w:b w:val="false"/>
           <w:color w:val="auto"/>
           <w:sz w:val="21"/>
@@ -2598,14 +2493,12 @@
       </w:pPr>
       <w:r>
         <w:rPr>
-          <w:rFonts w:ascii="Courier New" w:hAnsi="Courier New"/>
           <w:color w:val="auto"/>
         </w:rPr>
         <w:t xml:space="preserve">            </w:t>
       </w:r>
       <w:r>
         <w:rPr>
-          <w:rFonts w:ascii="Courier New" w:hAnsi="Courier New"/>
           <w:b w:val="false"/>
           <w:color w:val="auto"/>
           <w:sz w:val="21"/>
@@ -2623,14 +2516,12 @@
       </w:pPr>
       <w:r>
         <w:rPr>
-          <w:rFonts w:ascii="Courier New" w:hAnsi="Courier New"/>
           <w:color w:val="auto"/>
         </w:rPr>
         <w:t xml:space="preserve">        </w:t>
       </w:r>
       <w:r>
         <w:rPr>
-          <w:rFonts w:ascii="Courier New" w:hAnsi="Courier New"/>
           <w:b w:val="false"/>
           <w:color w:val="auto"/>
           <w:sz w:val="21"/>
@@ -2648,29 +2539,26 @@
       </w:pPr>
       <w:r>
         <w:rPr>
-          <w:rFonts w:ascii="Courier New" w:hAnsi="Courier New"/>
-          <w:color w:val="auto"/>
-        </w:rPr>
-      </w:r>
-    </w:p>
-    <w:p>
-      <w:pPr>
-        <w:pStyle w:val="Code"/>
-        <w:rPr>
-          <w:rFonts w:ascii="Courier New" w:hAnsi="Courier New"/>
-          <w:color w:val="auto"/>
-        </w:rPr>
-      </w:pPr>
-      <w:r>
-        <w:rPr>
-          <w:rFonts w:ascii="Courier New" w:hAnsi="Courier New"/>
+          <w:color w:val="auto"/>
+        </w:rPr>
+      </w:r>
+    </w:p>
+    <w:p>
+      <w:pPr>
+        <w:pStyle w:val="Code"/>
+        <w:rPr>
+          <w:rFonts w:ascii="Courier New" w:hAnsi="Courier New"/>
+          <w:color w:val="auto"/>
+        </w:rPr>
+      </w:pPr>
+      <w:r>
+        <w:rPr>
           <w:color w:val="auto"/>
         </w:rPr>
         <w:t xml:space="preserve">    </w:t>
       </w:r>
       <w:r>
         <w:rPr>
-          <w:rFonts w:ascii="Courier New" w:hAnsi="Courier New"/>
           <w:b w:val="false"/>
           <w:color w:val="auto"/>
           <w:sz w:val="21"/>
@@ -2688,14 +2576,12 @@
       </w:pPr>
       <w:r>
         <w:rPr>
-          <w:rFonts w:ascii="Courier New" w:hAnsi="Courier New"/>
           <w:color w:val="auto"/>
         </w:rPr>
         <w:t xml:space="preserve">    </w:t>
       </w:r>
       <w:r>
         <w:rPr>
-          <w:rFonts w:ascii="Courier New" w:hAnsi="Courier New"/>
           <w:b w:val="false"/>
           <w:color w:val="auto"/>
           <w:sz w:val="21"/>
@@ -2713,7 +2599,6 @@
       </w:pPr>
       <w:r>
         <w:rPr>
-          <w:rFonts w:ascii="Courier New" w:hAnsi="Courier New"/>
           <w:color w:val="auto"/>
         </w:rPr>
         <w:t>features=np.array(features_input)</w:t>
@@ -2729,7 +2614,6 @@
       </w:pPr>
       <w:r>
         <w:rPr>
-          <w:rFonts w:ascii="Courier New" w:hAnsi="Courier New"/>
           <w:color w:val="auto"/>
         </w:rPr>
         <w:t>targets=np.array(targets_input)</w:t>
@@ -2745,7 +2629,6 @@
       </w:pPr>
       <w:r>
         <w:rPr>
-          <w:rFonts w:ascii="Courier New" w:hAnsi="Courier New"/>
           <w:color w:val="auto"/>
         </w:rPr>
         <w:t>print(f'{features = }')</w:t>
@@ -2761,7 +2644,6 @@
       </w:pPr>
       <w:r>
         <w:rPr>
-          <w:rFonts w:ascii="Courier New" w:hAnsi="Courier New"/>
           <w:color w:val="auto"/>
         </w:rPr>
         <w:t>print(f'{targets = }')</w:t>
@@ -2777,22 +2659,20 @@
       </w:pPr>
       <w:r>
         <w:rPr>
-          <w:rFonts w:ascii="Courier New" w:hAnsi="Courier New"/>
-          <w:color w:val="auto"/>
-        </w:rPr>
-      </w:r>
-    </w:p>
-    <w:p>
-      <w:pPr>
-        <w:pStyle w:val="Code"/>
-        <w:rPr>
-          <w:rFonts w:ascii="Courier New" w:hAnsi="Courier New"/>
-          <w:color w:val="auto"/>
-        </w:rPr>
-      </w:pPr>
-      <w:r>
-        <w:rPr>
-          <w:rFonts w:ascii="Courier New" w:hAnsi="Courier New"/>
+          <w:color w:val="auto"/>
+        </w:rPr>
+      </w:r>
+    </w:p>
+    <w:p>
+      <w:pPr>
+        <w:pStyle w:val="Code"/>
+        <w:rPr>
+          <w:rFonts w:ascii="Courier New" w:hAnsi="Courier New"/>
+          <w:color w:val="auto"/>
+        </w:rPr>
+      </w:pPr>
+      <w:r>
+        <w:rPr>
           <w:color w:val="auto"/>
         </w:rPr>
         <w:t># 1.3 Нормування</w:t>
@@ -2808,22 +2688,20 @@
       </w:pPr>
       <w:r>
         <w:rPr>
-          <w:rFonts w:ascii="Courier New" w:hAnsi="Courier New"/>
-          <w:color w:val="auto"/>
-        </w:rPr>
-      </w:r>
-    </w:p>
-    <w:p>
-      <w:pPr>
-        <w:pStyle w:val="Code"/>
-        <w:rPr>
-          <w:rFonts w:ascii="Courier New" w:hAnsi="Courier New"/>
-          <w:color w:val="auto"/>
-        </w:rPr>
-      </w:pPr>
-      <w:r>
-        <w:rPr>
-          <w:rFonts w:ascii="Courier New" w:hAnsi="Courier New"/>
+          <w:color w:val="auto"/>
+        </w:rPr>
+      </w:r>
+    </w:p>
+    <w:p>
+      <w:pPr>
+        <w:pStyle w:val="Code"/>
+        <w:rPr>
+          <w:rFonts w:ascii="Courier New" w:hAnsi="Courier New"/>
+          <w:color w:val="auto"/>
+        </w:rPr>
+      </w:pPr>
+      <w:r>
+        <w:rPr>
           <w:color w:val="auto"/>
         </w:rPr>
         <w:t>normalized_features=normalize(features)</w:t>
@@ -2839,7 +2717,6 @@
       </w:pPr>
       <w:r>
         <w:rPr>
-          <w:rFonts w:ascii="Courier New" w:hAnsi="Courier New"/>
           <w:color w:val="auto"/>
         </w:rPr>
         <w:t>print(f'{normalized_features = }')</w:t>
@@ -2855,22 +2732,20 @@
       </w:pPr>
       <w:r>
         <w:rPr>
-          <w:rFonts w:ascii="Courier New" w:hAnsi="Courier New"/>
-          <w:color w:val="auto"/>
-        </w:rPr>
-      </w:r>
-    </w:p>
-    <w:p>
-      <w:pPr>
-        <w:pStyle w:val="Code"/>
-        <w:rPr>
-          <w:rFonts w:ascii="Courier New" w:hAnsi="Courier New"/>
-          <w:color w:val="auto"/>
-        </w:rPr>
-      </w:pPr>
-      <w:r>
-        <w:rPr>
-          <w:rFonts w:ascii="Courier New" w:hAnsi="Courier New"/>
+          <w:color w:val="auto"/>
+        </w:rPr>
+      </w:r>
+    </w:p>
+    <w:p>
+      <w:pPr>
+        <w:pStyle w:val="Code"/>
+        <w:rPr>
+          <w:rFonts w:ascii="Courier New" w:hAnsi="Courier New"/>
+          <w:color w:val="auto"/>
+        </w:rPr>
+      </w:pPr>
+      <w:r>
+        <w:rPr>
           <w:color w:val="auto"/>
         </w:rPr>
         <w:t># 1.4 Побудова моделі</w:t>
@@ -2886,22 +2761,20 @@
       </w:pPr>
       <w:r>
         <w:rPr>
-          <w:rFonts w:ascii="Courier New" w:hAnsi="Courier New"/>
-          <w:color w:val="auto"/>
-        </w:rPr>
-      </w:r>
-    </w:p>
-    <w:p>
-      <w:pPr>
-        <w:pStyle w:val="Code"/>
-        <w:rPr>
-          <w:rFonts w:ascii="Courier New" w:hAnsi="Courier New"/>
-          <w:color w:val="auto"/>
-        </w:rPr>
-      </w:pPr>
-      <w:r>
-        <w:rPr>
-          <w:rFonts w:ascii="Courier New" w:hAnsi="Courier New"/>
+          <w:color w:val="auto"/>
+        </w:rPr>
+      </w:r>
+    </w:p>
+    <w:p>
+      <w:pPr>
+        <w:pStyle w:val="Code"/>
+        <w:rPr>
+          <w:rFonts w:ascii="Courier New" w:hAnsi="Courier New"/>
+          <w:color w:val="auto"/>
+        </w:rPr>
+      </w:pPr>
+      <w:r>
+        <w:rPr>
           <w:color w:val="auto"/>
         </w:rPr>
         <w:t>features_train,features_test,targets_train,targets_test=train_test_split(normalized_features,targets)</w:t>
@@ -2917,22 +2790,20 @@
       </w:pPr>
       <w:r>
         <w:rPr>
-          <w:rFonts w:ascii="Courier New" w:hAnsi="Courier New"/>
-          <w:color w:val="auto"/>
-        </w:rPr>
-      </w:r>
-    </w:p>
-    <w:p>
-      <w:pPr>
-        <w:pStyle w:val="Code"/>
-        <w:rPr>
-          <w:rFonts w:ascii="Courier New" w:hAnsi="Courier New"/>
-          <w:color w:val="auto"/>
-        </w:rPr>
-      </w:pPr>
-      <w:r>
-        <w:rPr>
-          <w:rFonts w:ascii="Courier New" w:hAnsi="Courier New"/>
+          <w:color w:val="auto"/>
+        </w:rPr>
+      </w:r>
+    </w:p>
+    <w:p>
+      <w:pPr>
+        <w:pStyle w:val="Code"/>
+        <w:rPr>
+          <w:rFonts w:ascii="Courier New" w:hAnsi="Courier New"/>
+          <w:color w:val="auto"/>
+        </w:rPr>
+      </w:pPr>
+      <w:r>
+        <w:rPr>
           <w:color w:val="auto"/>
         </w:rPr>
         <w:t>start_time=time.perf_counter()</w:t>
@@ -2948,7 +2819,6 @@
       </w:pPr>
       <w:r>
         <w:rPr>
-          <w:rFonts w:ascii="Courier New" w:hAnsi="Courier New"/>
           <w:color w:val="auto"/>
         </w:rPr>
         <w:t>model=KMeans(n_clusters=number_of_features)</w:t>
@@ -2964,7 +2834,6 @@
       </w:pPr>
       <w:r>
         <w:rPr>
-          <w:rFonts w:ascii="Courier New" w:hAnsi="Courier New"/>
           <w:color w:val="auto"/>
         </w:rPr>
         <w:t>model.fit(features_train)</w:t>
@@ -2980,7 +2849,6 @@
       </w:pPr>
       <w:r>
         <w:rPr>
-          <w:rFonts w:ascii="Courier New" w:hAnsi="Courier New"/>
           <w:color w:val="auto"/>
         </w:rPr>
         <w:t>end_time=time.perf_counter()</w:t>
@@ -2996,7 +2864,6 @@
       </w:pPr>
       <w:r>
         <w:rPr>
-          <w:rFonts w:ascii="Courier New" w:hAnsi="Courier New"/>
           <w:color w:val="auto"/>
         </w:rPr>
         <w:t>learning_time=end_time-start_time</w:t>
@@ -3012,7 +2879,6 @@
       </w:pPr>
       <w:r>
         <w:rPr>
-          <w:rFonts w:ascii="Courier New" w:hAnsi="Courier New"/>
           <w:color w:val="auto"/>
         </w:rPr>
         <w:t>print(f'{learning_time = }')</w:t>
@@ -3028,7 +2894,6 @@
       </w:pPr>
       <w:r>
         <w:rPr>
-          <w:rFonts w:ascii="Courier New" w:hAnsi="Courier New"/>
           <w:color w:val="auto"/>
         </w:rPr>
         <w:t>print(f'{model.cluster_centers_ = }')</w:t>
@@ -3044,22 +2909,20 @@
       </w:pPr>
       <w:r>
         <w:rPr>
-          <w:rFonts w:ascii="Courier New" w:hAnsi="Courier New"/>
-          <w:color w:val="auto"/>
-        </w:rPr>
-      </w:r>
-    </w:p>
-    <w:p>
-      <w:pPr>
-        <w:pStyle w:val="Code"/>
-        <w:rPr>
-          <w:rFonts w:ascii="Courier New" w:hAnsi="Courier New"/>
-          <w:color w:val="auto"/>
-        </w:rPr>
-      </w:pPr>
-      <w:r>
-        <w:rPr>
-          <w:rFonts w:ascii="Courier New" w:hAnsi="Courier New"/>
+          <w:color w:val="auto"/>
+        </w:rPr>
+      </w:r>
+    </w:p>
+    <w:p>
+      <w:pPr>
+        <w:pStyle w:val="Code"/>
+        <w:rPr>
+          <w:rFonts w:ascii="Courier New" w:hAnsi="Courier New"/>
+          <w:color w:val="auto"/>
+        </w:rPr>
+      </w:pPr>
+      <w:r>
+        <w:rPr>
           <w:color w:val="auto"/>
         </w:rPr>
         <w:t># 1.5 Розпізнавання</w:t>
@@ -3075,22 +2938,20 @@
       </w:pPr>
       <w:r>
         <w:rPr>
-          <w:rFonts w:ascii="Courier New" w:hAnsi="Courier New"/>
-          <w:color w:val="auto"/>
-        </w:rPr>
-      </w:r>
-    </w:p>
-    <w:p>
-      <w:pPr>
-        <w:pStyle w:val="Code"/>
-        <w:rPr>
-          <w:rFonts w:ascii="Courier New" w:hAnsi="Courier New"/>
-          <w:color w:val="auto"/>
-        </w:rPr>
-      </w:pPr>
-      <w:r>
-        <w:rPr>
-          <w:rFonts w:ascii="Courier New" w:hAnsi="Courier New"/>
+          <w:color w:val="auto"/>
+        </w:rPr>
+      </w:r>
+    </w:p>
+    <w:p>
+      <w:pPr>
+        <w:pStyle w:val="Code"/>
+        <w:rPr>
+          <w:rFonts w:ascii="Courier New" w:hAnsi="Courier New"/>
+          <w:color w:val="auto"/>
+        </w:rPr>
+      </w:pPr>
+      <w:r>
+        <w:rPr>
           <w:color w:val="auto"/>
         </w:rPr>
         <w:t>start_time=time.perf_counter()</w:t>
@@ -3106,7 +2967,6 @@
       </w:pPr>
       <w:r>
         <w:rPr>
-          <w:rFonts w:ascii="Courier New" w:hAnsi="Courier New"/>
           <w:color w:val="auto"/>
         </w:rPr>
         <w:t>result=model.predict(features_test)</w:t>
@@ -3122,7 +2982,6 @@
       </w:pPr>
       <w:r>
         <w:rPr>
-          <w:rFonts w:ascii="Courier New" w:hAnsi="Courier New"/>
           <w:color w:val="auto"/>
         </w:rPr>
         <w:t>print(f'{result = }')</w:t>
@@ -3138,7 +2997,6 @@
       </w:pPr>
       <w:r>
         <w:rPr>
-          <w:rFonts w:ascii="Courier New" w:hAnsi="Courier New"/>
           <w:color w:val="auto"/>
         </w:rPr>
         <w:t>end_time=time.perf_counter()</w:t>
@@ -3154,7 +3012,6 @@
       </w:pPr>
       <w:r>
         <w:rPr>
-          <w:rFonts w:ascii="Courier New" w:hAnsi="Courier New"/>
           <w:color w:val="auto"/>
         </w:rPr>
         <w:t>prediction_time=end_time-start_time</w:t>
@@ -3170,7 +3027,6 @@
       </w:pPr>
       <w:r>
         <w:rPr>
-          <w:rFonts w:ascii="Courier New" w:hAnsi="Courier New"/>
           <w:color w:val="auto"/>
         </w:rPr>
         <w:t>print(f'{prediction_time = }')</w:t>
@@ -3186,22 +3042,20 @@
       </w:pPr>
       <w:r>
         <w:rPr>
-          <w:rFonts w:ascii="Courier New" w:hAnsi="Courier New"/>
-          <w:color w:val="auto"/>
-        </w:rPr>
-      </w:r>
-    </w:p>
-    <w:p>
-      <w:pPr>
-        <w:pStyle w:val="Code"/>
-        <w:rPr>
-          <w:rFonts w:ascii="Courier New" w:hAnsi="Courier New"/>
-          <w:color w:val="auto"/>
-        </w:rPr>
-      </w:pPr>
-      <w:r>
-        <w:rPr>
-          <w:rFonts w:ascii="Courier New" w:hAnsi="Courier New"/>
+          <w:color w:val="auto"/>
+        </w:rPr>
+      </w:r>
+    </w:p>
+    <w:p>
+      <w:pPr>
+        <w:pStyle w:val="Code"/>
+        <w:rPr>
+          <w:rFonts w:ascii="Courier New" w:hAnsi="Courier New"/>
+          <w:color w:val="auto"/>
+        </w:rPr>
+      </w:pPr>
+      <w:r>
+        <w:rPr>
           <w:color w:val="auto"/>
         </w:rPr>
         <w:t># 1.6 Помилка</w:t>
@@ -3217,22 +3071,20 @@
       </w:pPr>
       <w:r>
         <w:rPr>
-          <w:rFonts w:ascii="Courier New" w:hAnsi="Courier New"/>
-          <w:color w:val="auto"/>
-        </w:rPr>
-      </w:r>
-    </w:p>
-    <w:p>
-      <w:pPr>
-        <w:pStyle w:val="Code"/>
-        <w:rPr>
-          <w:rFonts w:ascii="Courier New" w:hAnsi="Courier New"/>
-          <w:color w:val="auto"/>
-        </w:rPr>
-      </w:pPr>
-      <w:r>
-        <w:rPr>
-          <w:rFonts w:ascii="Courier New" w:hAnsi="Courier New"/>
+          <w:color w:val="auto"/>
+        </w:rPr>
+      </w:r>
+    </w:p>
+    <w:p>
+      <w:pPr>
+        <w:pStyle w:val="Code"/>
+        <w:rPr>
+          <w:rFonts w:ascii="Courier New" w:hAnsi="Courier New"/>
+          <w:color w:val="auto"/>
+        </w:rPr>
+      </w:pPr>
+      <w:r>
+        <w:rPr>
           <w:color w:val="auto"/>
         </w:rPr>
         <w:t>first_prediction_error=model.score(features_test)</w:t>
@@ -3248,7 +3100,6 @@
       </w:pPr>
       <w:r>
         <w:rPr>
-          <w:rFonts w:ascii="Courier New" w:hAnsi="Courier New"/>
           <w:color w:val="auto"/>
         </w:rPr>
         <w:t>print(f'{first_prediction_error = }')</w:t>
@@ -3264,7 +3115,6 @@
       </w:pPr>
       <w:r>
         <w:rPr>
-          <w:rFonts w:ascii="Courier New" w:hAnsi="Courier New"/>
           <w:color w:val="auto"/>
         </w:rPr>
         <w:t>first_error_probability=first_prediction_error/size*number_of_features</w:t>
@@ -3280,7 +3130,6 @@
       </w:pPr>
       <w:r>
         <w:rPr>
-          <w:rFonts w:ascii="Courier New" w:hAnsi="Courier New"/>
           <w:color w:val="auto"/>
         </w:rPr>
         <w:t>first_right_probability=1-first_error_probability</w:t>
@@ -3296,7 +3145,6 @@
       </w:pPr>
       <w:r>
         <w:rPr>
-          <w:rFonts w:ascii="Courier New" w:hAnsi="Courier New"/>
           <w:color w:val="auto"/>
         </w:rPr>
         <w:t>print(f'{first_error_probability = }')</w:t>
@@ -3312,7 +3160,6 @@
       </w:pPr>
       <w:r>
         <w:rPr>
-          <w:rFonts w:ascii="Courier New" w:hAnsi="Courier New"/>
           <w:color w:val="auto"/>
         </w:rPr>
         <w:t>print(f'{first_right_probability = }')</w:t>
@@ -3328,22 +3175,20 @@
       </w:pPr>
       <w:r>
         <w:rPr>
-          <w:rFonts w:ascii="Courier New" w:hAnsi="Courier New"/>
-          <w:color w:val="auto"/>
-        </w:rPr>
-      </w:r>
-    </w:p>
-    <w:p>
-      <w:pPr>
-        <w:pStyle w:val="Code"/>
-        <w:rPr>
-          <w:rFonts w:ascii="Courier New" w:hAnsi="Courier New"/>
-          <w:color w:val="auto"/>
-        </w:rPr>
-      </w:pPr>
-      <w:r>
-        <w:rPr>
-          <w:rFonts w:ascii="Courier New" w:hAnsi="Courier New"/>
+          <w:color w:val="auto"/>
+        </w:rPr>
+      </w:r>
+    </w:p>
+    <w:p>
+      <w:pPr>
+        <w:pStyle w:val="Code"/>
+        <w:rPr>
+          <w:rFonts w:ascii="Courier New" w:hAnsi="Courier New"/>
+          <w:color w:val="auto"/>
+        </w:rPr>
+      </w:pPr>
+      <w:r>
+        <w:rPr>
           <w:color w:val="auto"/>
         </w:rPr>
         <w:t># 1.7 Нова вибірка</w:t>
@@ -3359,22 +3204,20 @@
       </w:pPr>
       <w:r>
         <w:rPr>
-          <w:rFonts w:ascii="Courier New" w:hAnsi="Courier New"/>
-          <w:color w:val="auto"/>
-        </w:rPr>
-      </w:r>
-    </w:p>
-    <w:p>
-      <w:pPr>
-        <w:pStyle w:val="Code"/>
-        <w:rPr>
-          <w:rFonts w:ascii="Courier New" w:hAnsi="Courier New"/>
-          <w:color w:val="auto"/>
-        </w:rPr>
-      </w:pPr>
-      <w:r>
-        <w:rPr>
-          <w:rFonts w:ascii="Courier New" w:hAnsi="Courier New"/>
+          <w:color w:val="auto"/>
+        </w:rPr>
+      </w:r>
+    </w:p>
+    <w:p>
+      <w:pPr>
+        <w:pStyle w:val="Code"/>
+        <w:rPr>
+          <w:rFonts w:ascii="Courier New" w:hAnsi="Courier New"/>
+          <w:color w:val="auto"/>
+        </w:rPr>
+      </w:pPr>
+      <w:r>
+        <w:rPr>
           <w:color w:val="auto"/>
         </w:rPr>
         <w:t>new_features=[row[variant] for row in features_input]</w:t>
@@ -3390,7 +3233,6 @@
       </w:pPr>
       <w:r>
         <w:rPr>
-          <w:rFonts w:ascii="Courier New" w:hAnsi="Courier New"/>
           <w:color w:val="auto"/>
         </w:rPr>
         <w:t>print(f'{new_features = }')</w:t>
@@ -3406,7 +3248,6 @@
       </w:pPr>
       <w:r>
         <w:rPr>
-          <w:rFonts w:ascii="Courier New" w:hAnsi="Courier New"/>
           <w:color w:val="auto"/>
         </w:rPr>
         <w:t>new_center=int(result[variant])</w:t>
@@ -3422,7 +3263,6 @@
       </w:pPr>
       <w:r>
         <w:rPr>
-          <w:rFonts w:ascii="Courier New" w:hAnsi="Courier New"/>
           <w:color w:val="auto"/>
         </w:rPr>
         <w:t>print(f'{new_center = }')</w:t>
@@ -3438,7 +3278,6 @@
       </w:pPr>
       <w:r>
         <w:rPr>
-          <w:rFonts w:ascii="Courier New" w:hAnsi="Courier New"/>
           <w:color w:val="auto"/>
         </w:rPr>
         <w:t>new_target=get_target_feature(row=new_features)</w:t>
@@ -3454,7 +3293,6 @@
       </w:pPr>
       <w:r>
         <w:rPr>
-          <w:rFonts w:ascii="Courier New" w:hAnsi="Courier New"/>
           <w:color w:val="auto"/>
         </w:rPr>
         <w:t>print(f'{new_target = }')</w:t>
@@ -3470,22 +3308,20 @@
       </w:pPr>
       <w:r>
         <w:rPr>
-          <w:rFonts w:ascii="Courier New" w:hAnsi="Courier New"/>
-          <w:color w:val="auto"/>
-        </w:rPr>
-      </w:r>
-    </w:p>
-    <w:p>
-      <w:pPr>
-        <w:pStyle w:val="Code"/>
-        <w:rPr>
-          <w:rFonts w:ascii="Courier New" w:hAnsi="Courier New"/>
-          <w:color w:val="auto"/>
-        </w:rPr>
-      </w:pPr>
-      <w:r>
-        <w:rPr>
-          <w:rFonts w:ascii="Courier New" w:hAnsi="Courier New"/>
+          <w:color w:val="auto"/>
+        </w:rPr>
+      </w:r>
+    </w:p>
+    <w:p>
+      <w:pPr>
+        <w:pStyle w:val="Code"/>
+        <w:rPr>
+          <w:rFonts w:ascii="Courier New" w:hAnsi="Courier New"/>
+          <w:color w:val="auto"/>
+        </w:rPr>
+      </w:pPr>
+      <w:r>
+        <w:rPr>
           <w:color w:val="auto"/>
         </w:rPr>
         <w:t># 1.8 Розпізнавання</w:t>
@@ -3501,22 +3337,20 @@
       </w:pPr>
       <w:r>
         <w:rPr>
-          <w:rFonts w:ascii="Courier New" w:hAnsi="Courier New"/>
-          <w:color w:val="auto"/>
-        </w:rPr>
-      </w:r>
-    </w:p>
-    <w:p>
-      <w:pPr>
-        <w:pStyle w:val="Code"/>
-        <w:rPr>
-          <w:rFonts w:ascii="Courier New" w:hAnsi="Courier New"/>
-          <w:color w:val="auto"/>
-        </w:rPr>
-      </w:pPr>
-      <w:r>
-        <w:rPr>
-          <w:rFonts w:ascii="Courier New" w:hAnsi="Courier New"/>
+          <w:color w:val="auto"/>
+        </w:rPr>
+      </w:r>
+    </w:p>
+    <w:p>
+      <w:pPr>
+        <w:pStyle w:val="Code"/>
+        <w:rPr>
+          <w:rFonts w:ascii="Courier New" w:hAnsi="Courier New"/>
+          <w:color w:val="auto"/>
+        </w:rPr>
+      </w:pPr>
+      <w:r>
+        <w:rPr>
           <w:color w:val="auto"/>
         </w:rPr>
         <w:t>new_features=np.array(new_features).reshape(-1,1)</w:t>
@@ -3532,7 +3366,6 @@
       </w:pPr>
       <w:r>
         <w:rPr>
-          <w:rFonts w:ascii="Courier New" w:hAnsi="Courier New"/>
           <w:color w:val="auto"/>
         </w:rPr>
         <w:t>model=model.fit(new_features)</w:t>
@@ -3548,7 +3381,6 @@
       </w:pPr>
       <w:r>
         <w:rPr>
-          <w:rFonts w:ascii="Courier New" w:hAnsi="Courier New"/>
           <w:color w:val="auto"/>
         </w:rPr>
         <w:t>result=model.predict(new_features)</w:t>
@@ -3564,7 +3396,6 @@
       </w:pPr>
       <w:r>
         <w:rPr>
-          <w:rFonts w:ascii="Courier New" w:hAnsi="Courier New"/>
           <w:color w:val="auto"/>
         </w:rPr>
         <w:t>print(f'{result = }')</w:t>
@@ -3580,22 +3411,20 @@
       </w:pPr>
       <w:r>
         <w:rPr>
-          <w:rFonts w:ascii="Courier New" w:hAnsi="Courier New"/>
-          <w:color w:val="auto"/>
-        </w:rPr>
-      </w:r>
-    </w:p>
-    <w:p>
-      <w:pPr>
-        <w:pStyle w:val="Code"/>
-        <w:rPr>
-          <w:rFonts w:ascii="Courier New" w:hAnsi="Courier New"/>
-          <w:color w:val="auto"/>
-        </w:rPr>
-      </w:pPr>
-      <w:r>
-        <w:rPr>
-          <w:rFonts w:ascii="Courier New" w:hAnsi="Courier New"/>
+          <w:color w:val="auto"/>
+        </w:rPr>
+      </w:r>
+    </w:p>
+    <w:p>
+      <w:pPr>
+        <w:pStyle w:val="Code"/>
+        <w:rPr>
+          <w:rFonts w:ascii="Courier New" w:hAnsi="Courier New"/>
+          <w:color w:val="auto"/>
+        </w:rPr>
+      </w:pPr>
+      <w:r>
+        <w:rPr>
           <w:color w:val="auto"/>
         </w:rPr>
         <w:t># 1.9 Помилка</w:t>
@@ -3611,22 +3440,20 @@
       </w:pPr>
       <w:r>
         <w:rPr>
-          <w:rFonts w:ascii="Courier New" w:hAnsi="Courier New"/>
-          <w:color w:val="auto"/>
-        </w:rPr>
-      </w:r>
-    </w:p>
-    <w:p>
-      <w:pPr>
-        <w:pStyle w:val="Code"/>
-        <w:rPr>
-          <w:rFonts w:ascii="Courier New" w:hAnsi="Courier New"/>
-          <w:color w:val="auto"/>
-        </w:rPr>
-      </w:pPr>
-      <w:r>
-        <w:rPr>
-          <w:rFonts w:ascii="Courier New" w:hAnsi="Courier New"/>
+          <w:color w:val="auto"/>
+        </w:rPr>
+      </w:r>
+    </w:p>
+    <w:p>
+      <w:pPr>
+        <w:pStyle w:val="Code"/>
+        <w:rPr>
+          <w:rFonts w:ascii="Courier New" w:hAnsi="Courier New"/>
+          <w:color w:val="auto"/>
+        </w:rPr>
+      </w:pPr>
+      <w:r>
+        <w:rPr>
           <w:color w:val="auto"/>
         </w:rPr>
         <w:t>prediction_error=model.score(new_features)</w:t>
@@ -3642,7 +3469,6 @@
       </w:pPr>
       <w:r>
         <w:rPr>
-          <w:rFonts w:ascii="Courier New" w:hAnsi="Courier New"/>
           <w:color w:val="auto"/>
         </w:rPr>
         <w:t>print(f'{prediction_error = }')</w:t>
@@ -3658,7 +3484,6 @@
       </w:pPr>
       <w:r>
         <w:rPr>
-          <w:rFonts w:ascii="Courier New" w:hAnsi="Courier New"/>
           <w:color w:val="auto"/>
         </w:rPr>
         <w:t>error_probability=prediction_error/len(new_features)*1</w:t>
@@ -3674,7 +3499,6 @@
       </w:pPr>
       <w:r>
         <w:rPr>
-          <w:rFonts w:ascii="Courier New" w:hAnsi="Courier New"/>
           <w:color w:val="auto"/>
         </w:rPr>
         <w:t>right_probability=1-error_probability</w:t>
@@ -3690,7 +3514,6 @@
       </w:pPr>
       <w:r>
         <w:rPr>
-          <w:rFonts w:ascii="Courier New" w:hAnsi="Courier New"/>
           <w:color w:val="auto"/>
         </w:rPr>
         <w:t>print(f'{error_probability = }')</w:t>
@@ -3706,7 +3529,6 @@
       </w:pPr>
       <w:r>
         <w:rPr>
-          <w:rFonts w:ascii="Courier New" w:hAnsi="Courier New"/>
           <w:color w:val="auto"/>
         </w:rPr>
         <w:t>print(f'{right_probability = }')</w:t>
@@ -3722,22 +3544,20 @@
       </w:pPr>
       <w:r>
         <w:rPr>
-          <w:rFonts w:ascii="Courier New" w:hAnsi="Courier New"/>
-          <w:color w:val="auto"/>
-        </w:rPr>
-      </w:r>
-    </w:p>
-    <w:p>
-      <w:pPr>
-        <w:pStyle w:val="Code"/>
-        <w:rPr>
-          <w:rFonts w:ascii="Courier New" w:hAnsi="Courier New"/>
-          <w:color w:val="auto"/>
-        </w:rPr>
-      </w:pPr>
-      <w:r>
-        <w:rPr>
-          <w:rFonts w:ascii="Courier New" w:hAnsi="Courier New"/>
+          <w:color w:val="auto"/>
+        </w:rPr>
+      </w:r>
+    </w:p>
+    <w:p>
+      <w:pPr>
+        <w:pStyle w:val="Code"/>
+        <w:rPr>
+          <w:rFonts w:ascii="Courier New" w:hAnsi="Courier New"/>
+          <w:color w:val="auto"/>
+        </w:rPr>
+      </w:pPr>
+      <w:r>
+        <w:rPr>
           <w:color w:val="auto"/>
         </w:rPr>
         <w:t># 1.10 Порівняння</w:t>
@@ -3753,22 +3573,20 @@
       </w:pPr>
       <w:r>
         <w:rPr>
-          <w:rFonts w:ascii="Courier New" w:hAnsi="Courier New"/>
-          <w:color w:val="auto"/>
-        </w:rPr>
-      </w:r>
-    </w:p>
-    <w:p>
-      <w:pPr>
-        <w:pStyle w:val="Code"/>
-        <w:rPr>
-          <w:rFonts w:ascii="Courier New" w:hAnsi="Courier New"/>
-          <w:color w:val="auto"/>
-        </w:rPr>
-      </w:pPr>
-      <w:r>
-        <w:rPr>
-          <w:rFonts w:ascii="Courier New" w:hAnsi="Courier New"/>
+          <w:color w:val="auto"/>
+        </w:rPr>
+      </w:r>
+    </w:p>
+    <w:p>
+      <w:pPr>
+        <w:pStyle w:val="Code"/>
+        <w:rPr>
+          <w:rFonts w:ascii="Courier New" w:hAnsi="Courier New"/>
+          <w:color w:val="auto"/>
+        </w:rPr>
+      </w:pPr>
+      <w:r>
+        <w:rPr>
           <w:color w:val="auto"/>
         </w:rPr>
         <w:t>prediction_error_difference=abs(first_prediction_error-prediction_error)</w:t>
@@ -3784,7 +3602,6 @@
       </w:pPr>
       <w:r>
         <w:rPr>
-          <w:rFonts w:ascii="Courier New" w:hAnsi="Courier New"/>
           <w:color w:val="auto"/>
         </w:rPr>
         <w:t>error_probability_difference=abs(first_error_probability-error_probability)</w:t>
@@ -3800,7 +3617,6 @@
       </w:pPr>
       <w:r>
         <w:rPr>
-          <w:rFonts w:ascii="Courier New" w:hAnsi="Courier New"/>
           <w:color w:val="auto"/>
         </w:rPr>
         <w:t>right_probability_difference=abs(first_right_probability-right_probability)</w:t>
@@ -3816,7 +3632,6 @@
       </w:pPr>
       <w:r>
         <w:rPr>
-          <w:rFonts w:ascii="Courier New" w:hAnsi="Courier New"/>
           <w:color w:val="auto"/>
         </w:rPr>
         <w:t>print(f'{prediction_error_difference = }')</w:t>
@@ -3832,7 +3647,6 @@
       </w:pPr>
       <w:r>
         <w:rPr>
-          <w:rFonts w:ascii="Courier New" w:hAnsi="Courier New"/>
           <w:color w:val="auto"/>
         </w:rPr>
         <w:t>print(f'{error_probability_difference = }')</w:t>
@@ -3848,7 +3662,6 @@
       </w:pPr>
       <w:r>
         <w:rPr>
-          <w:rFonts w:ascii="Courier New" w:hAnsi="Courier New"/>
           <w:color w:val="auto"/>
         </w:rPr>
         <w:t>print(f'{right_probability_difference = }')</w:t>
@@ -3864,7 +3677,6 @@
       </w:pPr>
       <w:r>
         <w:rPr>
-          <w:rFonts w:ascii="Courier New" w:hAnsi="Courier New"/>
           <w:color w:val="auto"/>
         </w:rPr>
       </w:r>
@@ -3878,7 +3690,7 @@
       </w:pPr>
       <w:r>
         <w:drawing>
-          <wp:anchor behindDoc="0" distT="0" distB="0" distL="0" distR="0" simplePos="0" locked="0" layoutInCell="0" allowOverlap="1" relativeHeight="7">
+          <wp:anchor behindDoc="0" distT="0" distB="0" distL="0" distR="0" simplePos="0" locked="0" layoutInCell="0" allowOverlap="1" relativeHeight="3">
             <wp:simplePos x="0" y="0"/>
             <wp:positionH relativeFrom="column">
               <wp:align>center</wp:align>
@@ -3953,7 +3765,7 @@
       </w:pPr>
       <w:r>
         <w:drawing>
-          <wp:anchor behindDoc="0" distT="0" distB="0" distL="0" distR="0" simplePos="0" locked="0" layoutInCell="0" allowOverlap="1" relativeHeight="8">
+          <wp:anchor behindDoc="0" distT="0" distB="0" distL="0" distR="0" simplePos="0" locked="0" layoutInCell="0" allowOverlap="1" relativeHeight="4">
             <wp:simplePos x="0" y="0"/>
             <wp:positionH relativeFrom="column">
               <wp:align>center</wp:align>
@@ -4023,14 +3835,14 @@
       <w:pPr>
         <w:pStyle w:val="P1"/>
         <w:rPr>
-          <w:color w:val="auto"/>
-        </w:rPr>
-      </w:pPr>
-      <w:r>
-        <w:rPr>
-          <w:color w:val="auto"/>
-        </w:rPr>
-        <w:t>У другій вибірці помилка більше. В ній також менше екземплярів. Тому, можливо, чим більше вибірка — тим менше помилка.</w:t>
+          <w:lang w:val="uk-UA"/>
+        </w:rPr>
+      </w:pPr>
+      <w:r>
+        <w:rPr>
+          <w:lang w:val="uk-UA"/>
+        </w:rPr>
+        <w:t xml:space="preserve">У новій </w:t>
       </w:r>
     </w:p>
     <w:p>
@@ -4572,6 +4384,78 @@
           <w:color w:val="auto"/>
           <w:lang w:val="uk-UA"/>
         </w:rPr>
+        <w:t xml:space="preserve">Відкинуто ознаки </w:t>
+      </w:r>
+      <w:r>
+        <w:rPr>
+          <w:color w:val="auto"/>
+          <w:lang w:val="en-US"/>
+        </w:rPr>
+        <w:t xml:space="preserve">PassengerID, Pclass, SibSp, Parch, Ticket, Fare, Cabin, Embarked. </w:t>
+      </w:r>
+      <w:r>
+        <w:rPr>
+          <w:color w:val="auto"/>
+          <w:lang w:val="uk-UA"/>
+        </w:rPr>
+        <w:t>Залишено S</w:t>
+      </w:r>
+      <w:r>
+        <w:rPr>
+          <w:color w:val="auto"/>
+          <w:lang w:val="en-US"/>
+        </w:rPr>
+        <w:t>urvived (</w:t>
+      </w:r>
+      <w:r>
+        <w:rPr>
+          <w:color w:val="auto"/>
+          <w:lang w:val="uk-UA"/>
+        </w:rPr>
+        <w:t xml:space="preserve">цільова ознака), </w:t>
+      </w:r>
+      <w:r>
+        <w:rPr>
+          <w:color w:val="auto"/>
+          <w:lang w:val="en-US"/>
+        </w:rPr>
+        <w:t xml:space="preserve">Name, Sex, Age. </w:t>
+      </w:r>
+      <w:r>
+        <w:rPr>
+          <w:color w:val="auto"/>
+          <w:lang w:val="uk-UA"/>
+        </w:rPr>
+        <w:t xml:space="preserve">Після виводу </w:t>
+      </w:r>
+      <w:r>
+        <w:rPr>
+          <w:color w:val="auto"/>
+          <w:lang w:val="en-US"/>
+        </w:rPr>
+        <w:t xml:space="preserve">Name </w:t>
+      </w:r>
+      <w:r>
+        <w:rPr>
+          <w:color w:val="auto"/>
+          <w:lang w:val="uk-UA"/>
+        </w:rPr>
+        <w:t>теж прибрано.</w:t>
+      </w:r>
+    </w:p>
+    <w:p>
+      <w:pPr>
+        <w:pStyle w:val="P1"/>
+        <w:rPr>
+          <w:color w:val="auto"/>
+          <w:lang w:val="uk-UA"/>
+        </w:rPr>
+      </w:pPr>
+      <w:r>
+        <w:rPr>
+          <w:color w:val="auto"/>
+          <w:lang w:val="uk-UA"/>
+        </w:rPr>
       </w:r>
     </w:p>
     <w:p>
@@ -5718,7 +5602,6 @@
       </w:pPr>
       <w:r>
         <w:rPr>
-          <w:rFonts w:ascii="Courier New" w:hAnsi="Courier New"/>
           <w:color w:val="auto"/>
         </w:rPr>
       </w:r>
@@ -5732,7 +5615,7 @@
       </w:pPr>
       <w:r>
         <w:drawing>
-          <wp:anchor behindDoc="0" distT="0" distB="0" distL="0" distR="0" simplePos="0" locked="0" layoutInCell="0" allowOverlap="1" relativeHeight="9">
+          <wp:anchor behindDoc="0" distT="0" distB="0" distL="0" distR="0" simplePos="0" locked="0" layoutInCell="0" allowOverlap="1" relativeHeight="5">
             <wp:simplePos x="0" y="0"/>
             <wp:positionH relativeFrom="column">
               <wp:align>center</wp:align>
@@ -5807,7 +5690,7 @@
       </w:pPr>
       <w:r>
         <w:drawing>
-          <wp:anchor behindDoc="0" distT="0" distB="0" distL="0" distR="0" simplePos="0" locked="0" layoutInCell="0" allowOverlap="1" relativeHeight="10">
+          <wp:anchor behindDoc="0" distT="0" distB="0" distL="0" distR="0" simplePos="0" locked="0" layoutInCell="0" allowOverlap="1" relativeHeight="6">
             <wp:simplePos x="0" y="0"/>
             <wp:positionH relativeFrom="column">
               <wp:align>center</wp:align>
@@ -5874,7 +5757,7 @@
       </w:pPr>
       <w:r>
         <w:drawing>
-          <wp:anchor behindDoc="0" distT="0" distB="0" distL="0" distR="0" simplePos="0" locked="0" layoutInCell="0" allowOverlap="1" relativeHeight="11">
+          <wp:anchor behindDoc="0" distT="0" distB="0" distL="0" distR="0" simplePos="0" locked="0" layoutInCell="0" allowOverlap="1" relativeHeight="7">
             <wp:simplePos x="0" y="0"/>
             <wp:positionH relativeFrom="column">
               <wp:align>center</wp:align>
@@ -7837,19 +7720,19 @@
       <w:lang w:val="en-US" w:eastAsia="uk-UA"/>
     </w:rPr>
   </w:style>
-  <w:style w:type="character" w:styleId="Style12">
-    <w:name w:val="Маркери"/>
+  <w:style w:type="character" w:styleId="user">
+    <w:name w:val="Маркери (user)"/>
     <w:qFormat/>
     <w:rPr>
       <w:rFonts w:ascii="OpenSymbol" w:hAnsi="OpenSymbol" w:eastAsia="OpenSymbol" w:cs="OpenSymbol"/>
     </w:rPr>
   </w:style>
-  <w:style w:type="character" w:styleId="Style13">
-    <w:name w:val="Символ нумерації"/>
+  <w:style w:type="character" w:styleId="user1">
+    <w:name w:val="Символ нумерації (user)"/>
     <w:qFormat/>
     <w:rPr/>
   </w:style>
-  <w:style w:type="paragraph" w:styleId="Style14">
+  <w:style w:type="paragraph" w:styleId="Style12">
     <w:name w:val="Заголовок"/>
     <w:basedOn w:val="Normal"/>
     <w:next w:val="BodyText"/>
@@ -7896,7 +7779,7 @@
       <w:szCs w:val="24"/>
     </w:rPr>
   </w:style>
-  <w:style w:type="paragraph" w:styleId="Style15">
+  <w:style w:type="paragraph" w:styleId="Style13">
     <w:name w:val="Покажчик"/>
     <w:basedOn w:val="Normal"/>
     <w:qFormat/>
@@ -7907,7 +7790,7 @@
       <w:rFonts w:cs="Arial Unicode MS"/>
     </w:rPr>
   </w:style>
-  <w:style w:type="paragraph" w:styleId="user">
+  <w:style w:type="paragraph" w:styleId="user2">
     <w:name w:val="Заголовок (user)"/>
     <w:basedOn w:val="Normal"/>
     <w:next w:val="BodyText"/>
@@ -7922,7 +7805,7 @@
       <w:szCs w:val="28"/>
     </w:rPr>
   </w:style>
-  <w:style w:type="paragraph" w:styleId="user1">
+  <w:style w:type="paragraph" w:styleId="user3">
     <w:name w:val="Покажчик (user)"/>
     <w:basedOn w:val="Normal"/>
     <w:qFormat/>
@@ -7935,7 +7818,7 @@
   </w:style>
   <w:style w:type="paragraph" w:styleId="IndexHeading">
     <w:name w:val="index heading"/>
-    <w:basedOn w:val="Style14"/>
+    <w:basedOn w:val="user2"/>
     <w:pPr/>
     <w:rPr/>
   </w:style>
@@ -8164,8 +8047,8 @@
       <w:lang w:val="en-US"/>
     </w:rPr>
   </w:style>
-  <w:style w:type="paragraph" w:styleId="Style16">
-    <w:name w:val="Вміст таблиці"/>
+  <w:style w:type="paragraph" w:styleId="user4">
+    <w:name w:val="Вміст таблиці (user)"/>
     <w:basedOn w:val="Normal"/>
     <w:qFormat/>
     <w:pPr>

--- a/32SS Systemy shtuchnogo/1/KNT-122_Onyshchenko_Variant-19_PR1.docx
+++ b/32SS Systemy shtuchnogo/1/KNT-122_Onyshchenko_Variant-19_PR1.docx
@@ -5614,18 +5614,13 @@
         </w:rPr>
       </w:pPr>
       <w:r>
+        <w:rPr>
+          <w:color w:val="auto"/>
+        </w:rPr>
         <w:drawing>
-          <wp:anchor behindDoc="0" distT="0" distB="0" distL="0" distR="0" simplePos="0" locked="0" layoutInCell="0" allowOverlap="1" relativeHeight="5">
-            <wp:simplePos x="0" y="0"/>
-            <wp:positionH relativeFrom="column">
-              <wp:align>center</wp:align>
-            </wp:positionH>
-            <wp:positionV relativeFrom="paragraph">
-              <wp:posOffset>635</wp:posOffset>
-            </wp:positionV>
-            <wp:extent cx="5731510" cy="4530090"/>
+          <wp:inline distT="0" distB="0" distL="0" distR="0">
+            <wp:extent cx="5731510" cy="4298315"/>
             <wp:effectExtent l="0" t="0" r="0" b="0"/>
-            <wp:wrapSquare wrapText="largest"/>
             <wp:docPr id="4" name="Зображення4" descr=""/>
             <wp:cNvGraphicFramePr>
               <a:graphicFrameLocks xmlns:a="http://schemas.openxmlformats.org/drawingml/2006/main" noChangeAspect="1"/>
@@ -5648,7 +5643,7 @@
                   <pic:spPr bwMode="auto">
                     <a:xfrm>
                       <a:off x="0" y="0"/>
-                      <a:ext cx="5731510" cy="4530090"/>
+                      <a:ext cx="5731510" cy="4298315"/>
                     </a:xfrm>
                     <a:prstGeom prst="rect">
                       <a:avLst/>
@@ -5658,7 +5653,7 @@
                 </pic:pic>
               </a:graphicData>
             </a:graphic>
-          </wp:anchor>
+          </wp:inline>
         </w:drawing>
       </w:r>
       <w:r>
@@ -5690,7 +5685,7 @@
       </w:pPr>
       <w:r>
         <w:drawing>
-          <wp:anchor behindDoc="0" distT="0" distB="0" distL="0" distR="0" simplePos="0" locked="0" layoutInCell="0" allowOverlap="1" relativeHeight="6">
+          <wp:anchor behindDoc="0" distT="0" distB="0" distL="0" distR="0" simplePos="0" locked="0" layoutInCell="0" allowOverlap="1" relativeHeight="5">
             <wp:simplePos x="0" y="0"/>
             <wp:positionH relativeFrom="column">
               <wp:align>center</wp:align>
@@ -5757,7 +5752,7 @@
       </w:pPr>
       <w:r>
         <w:drawing>
-          <wp:anchor behindDoc="0" distT="0" distB="0" distL="0" distR="0" simplePos="0" locked="0" layoutInCell="0" allowOverlap="1" relativeHeight="7">
+          <wp:anchor behindDoc="0" distT="0" distB="0" distL="0" distR="0" simplePos="0" locked="0" layoutInCell="0" allowOverlap="1" relativeHeight="6">
             <wp:simplePos x="0" y="0"/>
             <wp:positionH relativeFrom="column">
               <wp:align>center</wp:align>
@@ -5765,7 +5760,7 @@
             <wp:positionV relativeFrom="paragraph">
               <wp:posOffset>635</wp:posOffset>
             </wp:positionV>
-            <wp:extent cx="5731510" cy="7728585"/>
+            <wp:extent cx="5731510" cy="7601585"/>
             <wp:effectExtent l="0" t="0" r="0" b="0"/>
             <wp:wrapSquare wrapText="largest"/>
             <wp:docPr id="6" name="Зображення6" descr=""/>
@@ -5783,6 +5778,7 @@
                   </pic:nvPicPr>
                   <pic:blipFill>
                     <a:blip r:embed="rId7"/>
+                    <a:srcRect l="0" t="0" r="0" b="1643"/>
                     <a:stretch>
                       <a:fillRect/>
                     </a:stretch>
@@ -5790,7 +5786,7 @@
                   <pic:spPr bwMode="auto">
                     <a:xfrm>
                       <a:off x="0" y="0"/>
-                      <a:ext cx="5731510" cy="7728585"/>
+                      <a:ext cx="5731510" cy="7601585"/>
                     </a:xfrm>
                     <a:prstGeom prst="rect">
                       <a:avLst/>
@@ -5810,47 +5806,202 @@
     </w:p>
     <w:p>
       <w:pPr>
-        <w:pStyle w:val="P1"/>
-        <w:rPr>
-          <w:color w:val="auto"/>
+        <w:pStyle w:val="IMG1"/>
+        <w:rPr/>
+      </w:pPr>
+      <w:r>
+        <w:rPr/>
+      </w:r>
+    </w:p>
+    <w:p>
+      <w:pPr>
+        <w:pStyle w:val="IMG1"/>
+        <w:rPr>
+          <w:lang w:val="en-US"/>
+        </w:rPr>
+      </w:pPr>
+      <w:r>
+        <w:rPr>
+          <w:lang w:val="en-US"/>
+        </w:rPr>
+      </w:r>
+    </w:p>
+    <w:p>
+      <w:pPr>
+        <w:pStyle w:val="IMG1"/>
+        <w:rPr>
           <w:lang w:val="uk-UA"/>
         </w:rPr>
       </w:pPr>
       <w:r>
         <w:rPr>
-          <w:color w:val="auto"/>
           <w:lang w:val="uk-UA"/>
         </w:rPr>
-      </w:r>
-    </w:p>
-    <w:p>
-      <w:pPr>
-        <w:pStyle w:val="P1"/>
-        <w:rPr>
-          <w:color w:val="auto"/>
+        <w:drawing>
+          <wp:inline distT="0" distB="0" distL="0" distR="0">
+            <wp:extent cx="5731510" cy="245110"/>
+            <wp:effectExtent l="0" t="0" r="0" b="0"/>
+            <wp:docPr id="7" name="Зображення7" descr=""/>
+            <wp:cNvGraphicFramePr>
+              <a:graphicFrameLocks xmlns:a="http://schemas.openxmlformats.org/drawingml/2006/main" noChangeAspect="1"/>
+            </wp:cNvGraphicFramePr>
+            <a:graphic xmlns:a="http://schemas.openxmlformats.org/drawingml/2006/main">
+              <a:graphicData uri="http://schemas.openxmlformats.org/drawingml/2006/picture">
+                <pic:pic xmlns:pic="http://schemas.openxmlformats.org/drawingml/2006/picture">
+                  <pic:nvPicPr>
+                    <pic:cNvPr id="7" name="Зображення7" descr=""/>
+                    <pic:cNvPicPr>
+                      <a:picLocks noChangeAspect="1" noChangeArrowheads="1"/>
+                    </pic:cNvPicPr>
+                  </pic:nvPicPr>
+                  <pic:blipFill>
+                    <a:blip r:embed="rId8"/>
+                    <a:stretch>
+                      <a:fillRect/>
+                    </a:stretch>
+                  </pic:blipFill>
+                  <pic:spPr bwMode="auto">
+                    <a:xfrm>
+                      <a:off x="0" y="0"/>
+                      <a:ext cx="5731510" cy="245110"/>
+                    </a:xfrm>
+                    <a:prstGeom prst="rect">
+                      <a:avLst/>
+                    </a:prstGeom>
+                    <a:noFill/>
+                  </pic:spPr>
+                </pic:pic>
+              </a:graphicData>
+            </a:graphic>
+          </wp:inline>
+        </w:drawing>
+      </w:r>
+      <w:r>
+        <w:rPr>
           <w:lang w:val="uk-UA"/>
         </w:rPr>
-      </w:pPr>
-      <w:r>
-        <w:rPr>
-          <w:color w:val="auto"/>
+        <w:t>Рисунок 2.</w:t>
+      </w:r>
+      <w:r>
+        <w:rPr>
+          <w:lang w:val="en-US"/>
+        </w:rPr>
+        <w:t xml:space="preserve">4 – </w:t>
+      </w:r>
+      <w:r>
+        <w:rPr>
           <w:lang w:val="uk-UA"/>
         </w:rPr>
-        <w:t xml:space="preserve">Логістична регресія завжди має кращі результати. Після неї випадковий ліс і к-сусідів. </w:t>
+        <w:t>Помилки моделей</w:t>
+      </w:r>
+    </w:p>
+    <w:p>
+      <w:pPr>
+        <w:pStyle w:val="P1"/>
+        <w:rPr>
+          <w:color w:val="auto"/>
+          <w:lang w:val="uk-UA"/>
+        </w:rPr>
+      </w:pPr>
+      <w:r>
+        <w:rPr>
+          <w:color w:val="auto"/>
+          <w:lang w:val="uk-UA"/>
+        </w:rPr>
+      </w:r>
+    </w:p>
+    <w:p>
+      <w:pPr>
+        <w:pStyle w:val="P1"/>
+        <w:rPr>
+          <w:color w:val="auto"/>
+          <w:lang w:val="uk-UA"/>
+        </w:rPr>
+      </w:pPr>
+      <w:r>
+        <w:rPr>
+          <w:color w:val="auto"/>
+          <w:lang w:val="uk-UA"/>
+        </w:rPr>
+        <w:t>Отримані помилки:</w:t>
+      </w:r>
+    </w:p>
+    <w:p>
+      <w:pPr>
+        <w:pStyle w:val="P1"/>
+        <w:rPr>
+          <w:color w:val="auto"/>
+          <w:lang w:val="uk-UA"/>
+        </w:rPr>
+      </w:pPr>
+      <w:r>
+        <w:rPr>
+          <w:color w:val="auto"/>
+          <w:lang w:val="uk-UA"/>
+        </w:rPr>
+        <w:t>- к-сусідів — 27%;</w:t>
+      </w:r>
+    </w:p>
+    <w:p>
+      <w:pPr>
+        <w:pStyle w:val="P1"/>
+        <w:rPr>
+          <w:color w:val="auto"/>
+          <w:lang w:val="uk-UA"/>
+        </w:rPr>
+      </w:pPr>
+      <w:r>
+        <w:rPr>
+          <w:color w:val="auto"/>
+          <w:lang w:val="uk-UA"/>
+        </w:rPr>
+        <w:t>- випадковий ліс — 23%;</w:t>
+      </w:r>
+    </w:p>
+    <w:p>
+      <w:pPr>
+        <w:pStyle w:val="P1"/>
+        <w:rPr>
+          <w:color w:val="auto"/>
+          <w:lang w:val="uk-UA"/>
+        </w:rPr>
+      </w:pPr>
+      <w:r>
+        <w:rPr>
+          <w:color w:val="auto"/>
+          <w:lang w:val="uk-UA"/>
+        </w:rPr>
+        <w:t>- логістична регресія — 22%;</w:t>
+      </w:r>
+    </w:p>
+    <w:p>
+      <w:pPr>
+        <w:pStyle w:val="P1"/>
+        <w:rPr>
+          <w:color w:val="auto"/>
+          <w:lang w:val="uk-UA"/>
+        </w:rPr>
+      </w:pPr>
+      <w:r>
+        <w:rPr>
+          <w:color w:val="auto"/>
+          <w:lang w:val="uk-UA"/>
+        </w:rPr>
+        <w:t xml:space="preserve">- </w:t>
       </w:r>
       <w:r>
         <w:rPr>
           <w:color w:val="auto"/>
           <w:lang w:val="en-US"/>
         </w:rPr>
-        <w:t xml:space="preserve">SVC </w:t>
+        <w:t xml:space="preserve">SVC – </w:t>
       </w:r>
       <w:r>
         <w:rPr>
           <w:color w:val="auto"/>
           <w:lang w:val="uk-UA"/>
         </w:rPr>
-        <w:t>завжди остання.</w:t>
+        <w:t>37%.</w:t>
       </w:r>
     </w:p>
     <w:p>

--- a/32SS Systemy shtuchnogo/1/KNT-122_Onyshchenko_Variant-19_PR1.docx
+++ b/32SS Systemy shtuchnogo/1/KNT-122_Onyshchenko_Variant-19_PR1.docx
@@ -768,7 +768,7 @@
           <w:color w:val="auto"/>
         </w:rPr>
         <w:drawing>
-          <wp:anchor behindDoc="0" distT="0" distB="0" distL="0" distR="0" simplePos="0" locked="0" layoutInCell="0" allowOverlap="1" relativeHeight="2">
+          <wp:anchor behindDoc="0" distT="0" distB="0" distL="0" distR="0" simplePos="0" locked="0" layoutInCell="0" allowOverlap="1" relativeHeight="4">
             <wp:simplePos x="0" y="0"/>
             <wp:positionH relativeFrom="column">
               <wp:align>center</wp:align>
@@ -3690,7 +3690,7 @@
       </w:pPr>
       <w:r>
         <w:drawing>
-          <wp:anchor behindDoc="0" distT="0" distB="0" distL="0" distR="0" simplePos="0" locked="0" layoutInCell="0" allowOverlap="1" relativeHeight="3">
+          <wp:anchor behindDoc="0" distT="0" distB="0" distL="0" distR="0" simplePos="0" locked="0" layoutInCell="0" allowOverlap="1" relativeHeight="5">
             <wp:simplePos x="0" y="0"/>
             <wp:positionH relativeFrom="column">
               <wp:align>center</wp:align>
@@ -3765,7 +3765,7 @@
       </w:pPr>
       <w:r>
         <w:drawing>
-          <wp:anchor behindDoc="0" distT="0" distB="0" distL="0" distR="0" simplePos="0" locked="0" layoutInCell="0" allowOverlap="1" relativeHeight="4">
+          <wp:anchor behindDoc="0" distT="0" distB="0" distL="0" distR="0" simplePos="0" locked="0" layoutInCell="0" allowOverlap="1" relativeHeight="6">
             <wp:simplePos x="0" y="0"/>
             <wp:positionH relativeFrom="column">
               <wp:align>center</wp:align>
@@ -5614,9 +5614,7 @@
         </w:rPr>
       </w:pPr>
       <w:r>
-        <w:rPr>
-          <w:color w:val="auto"/>
-        </w:rPr>
+        <w:rPr/>
         <w:drawing>
           <wp:inline distT="0" distB="0" distL="0" distR="0">
             <wp:extent cx="5731510" cy="4298315"/>
@@ -5685,7 +5683,7 @@
       </w:pPr>
       <w:r>
         <w:drawing>
-          <wp:anchor behindDoc="0" distT="0" distB="0" distL="0" distR="0" simplePos="0" locked="0" layoutInCell="0" allowOverlap="1" relativeHeight="5">
+          <wp:anchor behindDoc="0" distT="0" distB="0" distL="0" distR="0" simplePos="0" locked="0" layoutInCell="0" allowOverlap="1" relativeHeight="7">
             <wp:simplePos x="0" y="0"/>
             <wp:positionH relativeFrom="column">
               <wp:align>center</wp:align>
@@ -5752,7 +5750,7 @@
       </w:pPr>
       <w:r>
         <w:drawing>
-          <wp:anchor behindDoc="0" distT="0" distB="0" distL="0" distR="0" simplePos="0" locked="0" layoutInCell="0" allowOverlap="1" relativeHeight="6">
+          <wp:anchor behindDoc="0" distT="0" distB="0" distL="0" distR="0" simplePos="0" locked="0" layoutInCell="0" allowOverlap="1" relativeHeight="8">
             <wp:simplePos x="0" y="0"/>
             <wp:positionH relativeFrom="column">
               <wp:align>center</wp:align>
@@ -5834,9 +5832,7 @@
         </w:rPr>
       </w:pPr>
       <w:r>
-        <w:rPr>
-          <w:lang w:val="uk-UA"/>
-        </w:rPr>
+        <w:rPr/>
         <w:drawing>
           <wp:inline distT="0" distB="0" distL="0" distR="0">
             <wp:extent cx="5731510" cy="245110"/>
@@ -7871,19 +7867,19 @@
       <w:lang w:val="en-US" w:eastAsia="uk-UA"/>
     </w:rPr>
   </w:style>
-  <w:style w:type="character" w:styleId="user">
-    <w:name w:val="Маркери (user)"/>
+  <w:style w:type="character" w:styleId="Style12">
+    <w:name w:val="Маркери"/>
     <w:qFormat/>
     <w:rPr>
       <w:rFonts w:ascii="OpenSymbol" w:hAnsi="OpenSymbol" w:eastAsia="OpenSymbol" w:cs="OpenSymbol"/>
     </w:rPr>
   </w:style>
-  <w:style w:type="character" w:styleId="user1">
-    <w:name w:val="Символ нумерації (user)"/>
+  <w:style w:type="character" w:styleId="Style13">
+    <w:name w:val="Символ нумерації"/>
     <w:qFormat/>
     <w:rPr/>
   </w:style>
-  <w:style w:type="paragraph" w:styleId="Style12">
+  <w:style w:type="paragraph" w:styleId="Style14">
     <w:name w:val="Заголовок"/>
     <w:basedOn w:val="Normal"/>
     <w:next w:val="BodyText"/>
@@ -7930,7 +7926,7 @@
       <w:szCs w:val="24"/>
     </w:rPr>
   </w:style>
-  <w:style w:type="paragraph" w:styleId="Style13">
+  <w:style w:type="paragraph" w:styleId="Style15">
     <w:name w:val="Покажчик"/>
     <w:basedOn w:val="Normal"/>
     <w:qFormat/>
@@ -7941,7 +7937,7 @@
       <w:rFonts w:cs="Arial Unicode MS"/>
     </w:rPr>
   </w:style>
-  <w:style w:type="paragraph" w:styleId="user2">
+  <w:style w:type="paragraph" w:styleId="user">
     <w:name w:val="Заголовок (user)"/>
     <w:basedOn w:val="Normal"/>
     <w:next w:val="BodyText"/>
@@ -7956,7 +7952,7 @@
       <w:szCs w:val="28"/>
     </w:rPr>
   </w:style>
-  <w:style w:type="paragraph" w:styleId="user3">
+  <w:style w:type="paragraph" w:styleId="user1">
     <w:name w:val="Покажчик (user)"/>
     <w:basedOn w:val="Normal"/>
     <w:qFormat/>
@@ -7969,7 +7965,7 @@
   </w:style>
   <w:style w:type="paragraph" w:styleId="IndexHeading">
     <w:name w:val="index heading"/>
-    <w:basedOn w:val="user2"/>
+    <w:basedOn w:val="Style14"/>
     <w:pPr/>
     <w:rPr/>
   </w:style>
@@ -8198,8 +8194,8 @@
       <w:lang w:val="en-US"/>
     </w:rPr>
   </w:style>
-  <w:style w:type="paragraph" w:styleId="user4">
-    <w:name w:val="Вміст таблиці (user)"/>
+  <w:style w:type="paragraph" w:styleId="Style16">
+    <w:name w:val="Вміст таблиці"/>
     <w:basedOn w:val="Normal"/>
     <w:qFormat/>
     <w:pPr>

--- a/32SS Systemy shtuchnogo/1/KNT-122_Onyshchenko_Variant-19_PR1.docx
+++ b/32SS Systemy shtuchnogo/1/KNT-122_Onyshchenko_Variant-19_PR1.docx
@@ -1589,38 +1589,49 @@
         <w:pStyle w:val="H2"/>
         <w:rPr>
           <w:color w:val="auto"/>
-        </w:rPr>
-      </w:pPr>
-      <w:r>
-        <w:rPr>
-          <w:color w:val="auto"/>
-        </w:rPr>
-        <w:t>Частина 1</w:t>
-      </w:r>
-    </w:p>
-    <w:p>
-      <w:pPr>
-        <w:pStyle w:val="P1"/>
-        <w:rPr>
-          <w:color w:val="auto"/>
-        </w:rPr>
-      </w:pPr>
-      <w:r>
-        <w:rPr>
-          <w:color w:val="auto"/>
-        </w:rPr>
-      </w:r>
-    </w:p>
-    <w:p>
-      <w:pPr>
-        <w:pStyle w:val="Code"/>
-        <w:rPr>
-          <w:rFonts w:ascii="Courier New" w:hAnsi="Courier New"/>
-          <w:color w:val="auto"/>
-        </w:rPr>
-      </w:pPr>
-      <w:r>
-        <w:rPr>
+          <w:lang w:val="uk-UA"/>
+        </w:rPr>
+      </w:pPr>
+      <w:r>
+        <w:rPr>
+          <w:color w:val="auto"/>
+        </w:rPr>
+        <w:t xml:space="preserve">1 </w:t>
+      </w:r>
+      <w:r>
+        <w:rPr>
+          <w:color w:val="auto"/>
+          <w:lang w:val="uk-UA"/>
+        </w:rPr>
+        <w:t>Метод еталонів</w:t>
+      </w:r>
+    </w:p>
+    <w:p>
+      <w:pPr>
+        <w:pStyle w:val="P1"/>
+        <w:rPr>
+          <w:color w:val="auto"/>
+          <w:lang w:val="uk-UA"/>
+        </w:rPr>
+      </w:pPr>
+      <w:r>
+        <w:rPr>
+          <w:color w:val="auto"/>
+          <w:lang w:val="uk-UA"/>
+        </w:rPr>
+      </w:r>
+    </w:p>
+    <w:p>
+      <w:pPr>
+        <w:pStyle w:val="Code"/>
+        <w:rPr>
+          <w:rFonts w:ascii="Courier New" w:hAnsi="Courier New"/>
+          <w:color w:val="auto"/>
+        </w:rPr>
+      </w:pPr>
+      <w:r>
+        <w:rPr>
+          <w:rFonts w:ascii="Courier New" w:hAnsi="Courier New"/>
           <w:color w:val="auto"/>
         </w:rPr>
         <w:t>import os</w:t>
@@ -1636,6 +1647,7 @@
       </w:pPr>
       <w:r>
         <w:rPr>
+          <w:rFonts w:ascii="Courier New" w:hAnsi="Courier New"/>
           <w:color w:val="auto"/>
         </w:rPr>
         <w:t>import random</w:t>
@@ -1651,6 +1663,7 @@
       </w:pPr>
       <w:r>
         <w:rPr>
+          <w:rFonts w:ascii="Courier New" w:hAnsi="Courier New"/>
           <w:color w:val="auto"/>
         </w:rPr>
         <w:t>import time</w:t>
@@ -1666,6 +1679,7 @@
       </w:pPr>
       <w:r>
         <w:rPr>
+          <w:rFonts w:ascii="Courier New" w:hAnsi="Courier New"/>
           <w:color w:val="auto"/>
         </w:rPr>
         <w:t>import pandas as pd</w:t>
@@ -1681,6 +1695,7 @@
       </w:pPr>
       <w:r>
         <w:rPr>
+          <w:rFonts w:ascii="Courier New" w:hAnsi="Courier New"/>
           <w:color w:val="auto"/>
         </w:rPr>
         <w:t>import numpy as np</w:t>
@@ -1696,20 +1711,38 @@
       </w:pPr>
       <w:r>
         <w:rPr>
-          <w:color w:val="auto"/>
-        </w:rPr>
-      </w:r>
-    </w:p>
-    <w:p>
-      <w:pPr>
-        <w:pStyle w:val="Code"/>
-        <w:rPr>
-          <w:rFonts w:ascii="Courier New" w:hAnsi="Courier New"/>
-          <w:color w:val="auto"/>
-        </w:rPr>
-      </w:pPr>
-      <w:r>
-        <w:rPr>
+          <w:rFonts w:ascii="Courier New" w:hAnsi="Courier New"/>
+          <w:color w:val="auto"/>
+        </w:rPr>
+        <w:t>import matplotlib.pyplot as plt</w:t>
+      </w:r>
+    </w:p>
+    <w:p>
+      <w:pPr>
+        <w:pStyle w:val="Code"/>
+        <w:rPr>
+          <w:rFonts w:ascii="Courier New" w:hAnsi="Courier New"/>
+          <w:color w:val="auto"/>
+        </w:rPr>
+      </w:pPr>
+      <w:r>
+        <w:rPr>
+          <w:rFonts w:ascii="Courier New" w:hAnsi="Courier New"/>
+          <w:color w:val="auto"/>
+        </w:rPr>
+      </w:r>
+    </w:p>
+    <w:p>
+      <w:pPr>
+        <w:pStyle w:val="Code"/>
+        <w:rPr>
+          <w:rFonts w:ascii="Courier New" w:hAnsi="Courier New"/>
+          <w:color w:val="auto"/>
+        </w:rPr>
+      </w:pPr>
+      <w:r>
+        <w:rPr>
+          <w:rFonts w:ascii="Courier New" w:hAnsi="Courier New"/>
           <w:color w:val="auto"/>
         </w:rPr>
         <w:t>from sklearn.cluster import KMeans</w:t>
@@ -1725,6 +1758,7 @@
       </w:pPr>
       <w:r>
         <w:rPr>
+          <w:rFonts w:ascii="Courier New" w:hAnsi="Courier New"/>
           <w:color w:val="auto"/>
         </w:rPr>
         <w:t>from sklearn.model_selection import train_test_split</w:t>
@@ -1740,6 +1774,7 @@
       </w:pPr>
       <w:r>
         <w:rPr>
+          <w:rFonts w:ascii="Courier New" w:hAnsi="Courier New"/>
           <w:color w:val="auto"/>
         </w:rPr>
         <w:t>from sklearn.preprocessing import LabelEncoder, normalize</w:t>
@@ -1755,20 +1790,22 @@
       </w:pPr>
       <w:r>
         <w:rPr>
-          <w:color w:val="auto"/>
-        </w:rPr>
-      </w:r>
-    </w:p>
-    <w:p>
-      <w:pPr>
-        <w:pStyle w:val="Code"/>
-        <w:rPr>
-          <w:rFonts w:ascii="Courier New" w:hAnsi="Courier New"/>
-          <w:color w:val="auto"/>
-        </w:rPr>
-      </w:pPr>
-      <w:r>
-        <w:rPr>
+          <w:rFonts w:ascii="Courier New" w:hAnsi="Courier New"/>
+          <w:color w:val="auto"/>
+        </w:rPr>
+      </w:r>
+    </w:p>
+    <w:p>
+      <w:pPr>
+        <w:pStyle w:val="Code"/>
+        <w:rPr>
+          <w:rFonts w:ascii="Courier New" w:hAnsi="Courier New"/>
+          <w:color w:val="auto"/>
+        </w:rPr>
+      </w:pPr>
+      <w:r>
+        <w:rPr>
+          <w:rFonts w:ascii="Courier New" w:hAnsi="Courier New"/>
           <w:color w:val="auto"/>
         </w:rPr>
         <w:t>current_folder = os.path.dirname(os.path.abspath(__file__))</w:t>
@@ -1784,50 +1821,54 @@
       </w:pPr>
       <w:r>
         <w:rPr>
-          <w:color w:val="auto"/>
-        </w:rPr>
-        <w:t>file_path = os.path.join(current_folder, 'train.csv')</w:t>
-      </w:r>
-    </w:p>
-    <w:p>
-      <w:pPr>
-        <w:pStyle w:val="Code"/>
-        <w:rPr>
-          <w:rFonts w:ascii="Courier New" w:hAnsi="Courier New"/>
-          <w:color w:val="auto"/>
-        </w:rPr>
-      </w:pPr>
-      <w:r>
-        <w:rPr>
-          <w:color w:val="auto"/>
-        </w:rPr>
-        <w:t>df = pd.read_csv(file_path)</w:t>
-      </w:r>
-    </w:p>
-    <w:p>
-      <w:pPr>
-        <w:pStyle w:val="Code"/>
-        <w:rPr>
-          <w:rFonts w:ascii="Courier New" w:hAnsi="Courier New"/>
-          <w:color w:val="auto"/>
-        </w:rPr>
-      </w:pPr>
-      <w:r>
-        <w:rPr>
-          <w:color w:val="auto"/>
-        </w:rPr>
-      </w:r>
-    </w:p>
-    <w:p>
-      <w:pPr>
-        <w:pStyle w:val="Code"/>
-        <w:rPr>
-          <w:rFonts w:ascii="Courier New" w:hAnsi="Courier New"/>
-          <w:color w:val="auto"/>
-        </w:rPr>
-      </w:pPr>
-      <w:r>
-        <w:rPr>
+          <w:rFonts w:ascii="Courier New" w:hAnsi="Courier New"/>
+          <w:color w:val="auto"/>
+        </w:rPr>
+        <w:t>file_path = os.path.join(current_folder, "train.csv")</w:t>
+      </w:r>
+    </w:p>
+    <w:p>
+      <w:pPr>
+        <w:pStyle w:val="Code"/>
+        <w:rPr>
+          <w:rFonts w:ascii="Courier New" w:hAnsi="Courier New"/>
+          <w:color w:val="auto"/>
+        </w:rPr>
+      </w:pPr>
+      <w:r>
+        <w:rPr>
+          <w:rFonts w:ascii="Courier New" w:hAnsi="Courier New"/>
+          <w:color w:val="auto"/>
+        </w:rPr>
+        <w:t>data = pd.read_csv(file_path)</w:t>
+      </w:r>
+    </w:p>
+    <w:p>
+      <w:pPr>
+        <w:pStyle w:val="Code"/>
+        <w:rPr>
+          <w:rFonts w:ascii="Courier New" w:hAnsi="Courier New"/>
+          <w:color w:val="auto"/>
+        </w:rPr>
+      </w:pPr>
+      <w:r>
+        <w:rPr>
+          <w:rFonts w:ascii="Courier New" w:hAnsi="Courier New"/>
+          <w:color w:val="auto"/>
+        </w:rPr>
+      </w:r>
+    </w:p>
+    <w:p>
+      <w:pPr>
+        <w:pStyle w:val="Code"/>
+        <w:rPr>
+          <w:rFonts w:ascii="Courier New" w:hAnsi="Courier New"/>
+          <w:color w:val="auto"/>
+        </w:rPr>
+      </w:pPr>
+      <w:r>
+        <w:rPr>
+          <w:rFonts w:ascii="Courier New" w:hAnsi="Courier New"/>
           <w:color w:val="auto"/>
         </w:rPr>
         <w:t># 1.1 Еталони</w:t>
@@ -1843,168 +1884,164 @@
       </w:pPr>
       <w:r>
         <w:rPr>
-          <w:color w:val="auto"/>
-        </w:rPr>
-      </w:r>
-    </w:p>
-    <w:p>
-      <w:pPr>
-        <w:pStyle w:val="Code"/>
-        <w:rPr>
-          <w:rFonts w:ascii="Courier New" w:hAnsi="Courier New"/>
-          <w:color w:val="auto"/>
-        </w:rPr>
-      </w:pPr>
-      <w:r>
-        <w:rPr>
-          <w:color w:val="auto"/>
-        </w:rPr>
-        <w:t>needed='Name,Age,Survived'.split(',')</w:t>
-      </w:r>
-    </w:p>
-    <w:p>
-      <w:pPr>
-        <w:pStyle w:val="Code"/>
-        <w:rPr>
-          <w:rFonts w:ascii="Courier New" w:hAnsi="Courier New"/>
-          <w:color w:val="auto"/>
-        </w:rPr>
-      </w:pPr>
-      <w:r>
-        <w:rPr>
-          <w:color w:val="auto"/>
-        </w:rPr>
-        <w:t>df=df[needed].dropna()</w:t>
-      </w:r>
-    </w:p>
-    <w:p>
-      <w:pPr>
-        <w:pStyle w:val="Code"/>
-        <w:rPr>
-          <w:rFonts w:ascii="Courier New" w:hAnsi="Courier New"/>
-          <w:color w:val="auto"/>
-        </w:rPr>
-      </w:pPr>
-      <w:r>
-        <w:rPr>
-          <w:color w:val="auto"/>
-        </w:rPr>
-        <w:t>le=LabelEncoder()</w:t>
-      </w:r>
-    </w:p>
-    <w:p>
-      <w:pPr>
-        <w:pStyle w:val="Code"/>
-        <w:rPr>
-          <w:rFonts w:ascii="Courier New" w:hAnsi="Courier New"/>
-          <w:color w:val="auto"/>
-        </w:rPr>
-      </w:pPr>
-      <w:r>
-        <w:rPr>
-          <w:color w:val="auto"/>
-        </w:rPr>
-      </w:r>
-    </w:p>
-    <w:p>
-      <w:pPr>
-        <w:pStyle w:val="Code"/>
-        <w:rPr>
-          <w:rFonts w:ascii="Courier New" w:hAnsi="Courier New"/>
-          <w:color w:val="auto"/>
-        </w:rPr>
-      </w:pPr>
-      <w:r>
-        <w:rPr>
-          <w:color w:val="auto"/>
-        </w:rPr>
-        <w:t>target_feature=df.Survived.to_numpy()</w:t>
-      </w:r>
-    </w:p>
-    <w:p>
-      <w:pPr>
-        <w:pStyle w:val="Code"/>
-        <w:rPr>
-          <w:rFonts w:ascii="Courier New" w:hAnsi="Courier New"/>
-          <w:color w:val="auto"/>
-        </w:rPr>
-      </w:pPr>
-      <w:r>
-        <w:rPr>
-          <w:color w:val="auto"/>
-        </w:rPr>
-        <w:t>df=df.drop(['Survived'],axis=1)</w:t>
-      </w:r>
-    </w:p>
-    <w:p>
-      <w:pPr>
-        <w:pStyle w:val="Code"/>
-        <w:rPr>
-          <w:rFonts w:ascii="Courier New" w:hAnsi="Courier New"/>
-          <w:color w:val="auto"/>
-        </w:rPr>
-      </w:pPr>
-      <w:r>
-        <w:rPr>
-          <w:color w:val="auto"/>
-        </w:rPr>
-        <w:t>df=df.drop(['Name'],axis=1)</w:t>
-      </w:r>
-    </w:p>
-    <w:p>
-      <w:pPr>
-        <w:pStyle w:val="Code"/>
-        <w:rPr>
-          <w:rFonts w:ascii="Courier New" w:hAnsi="Courier New"/>
-          <w:color w:val="auto"/>
-        </w:rPr>
-      </w:pPr>
-      <w:r>
-        <w:rPr>
-          <w:color w:val="auto"/>
-        </w:rPr>
-      </w:r>
-    </w:p>
-    <w:p>
-      <w:pPr>
-        <w:pStyle w:val="Code"/>
-        <w:rPr>
-          <w:rFonts w:ascii="Courier New" w:hAnsi="Courier New"/>
-          <w:color w:val="auto"/>
-        </w:rPr>
-      </w:pPr>
-      <w:r>
-        <w:rPr>
-          <w:color w:val="auto"/>
-        </w:rPr>
-        <w:t>X_train,X_test,y_train,y_test=train_test_split(df,target_feature,test_size=0.3)</w:t>
-      </w:r>
-    </w:p>
-    <w:p>
-      <w:pPr>
-        <w:pStyle w:val="Code"/>
-        <w:rPr>
-          <w:rFonts w:ascii="Courier New" w:hAnsi="Courier New"/>
-          <w:color w:val="auto"/>
-        </w:rPr>
-      </w:pPr>
-      <w:r>
-        <w:rPr>
-          <w:color w:val="auto"/>
-        </w:rPr>
-        <w:t>model=KMeans(n_clusters=3)</w:t>
-      </w:r>
-    </w:p>
-    <w:p>
-      <w:pPr>
-        <w:pStyle w:val="Code"/>
-        <w:rPr>
-          <w:rFonts w:ascii="Courier New" w:hAnsi="Courier New"/>
-          <w:color w:val="auto"/>
-        </w:rPr>
-      </w:pPr>
-      <w:r>
-        <w:rPr>
+          <w:rFonts w:ascii="Courier New" w:hAnsi="Courier New"/>
+          <w:color w:val="auto"/>
+        </w:rPr>
+      </w:r>
+    </w:p>
+    <w:p>
+      <w:pPr>
+        <w:pStyle w:val="Code"/>
+        <w:rPr>
+          <w:rFonts w:ascii="Courier New" w:hAnsi="Courier New"/>
+          <w:color w:val="auto"/>
+        </w:rPr>
+      </w:pPr>
+      <w:r>
+        <w:rPr>
+          <w:rFonts w:ascii="Courier New" w:hAnsi="Courier New"/>
+          <w:color w:val="auto"/>
+        </w:rPr>
+        <w:t>needed = "Name,Age,Survived".split(",")</w:t>
+      </w:r>
+    </w:p>
+    <w:p>
+      <w:pPr>
+        <w:pStyle w:val="Code"/>
+        <w:rPr>
+          <w:rFonts w:ascii="Courier New" w:hAnsi="Courier New"/>
+          <w:color w:val="auto"/>
+        </w:rPr>
+      </w:pPr>
+      <w:r>
+        <w:rPr>
+          <w:rFonts w:ascii="Courier New" w:hAnsi="Courier New"/>
+          <w:color w:val="auto"/>
+        </w:rPr>
+        <w:t>data = data[needed].dropna()</w:t>
+      </w:r>
+    </w:p>
+    <w:p>
+      <w:pPr>
+        <w:pStyle w:val="Code"/>
+        <w:rPr>
+          <w:rFonts w:ascii="Courier New" w:hAnsi="Courier New"/>
+          <w:color w:val="auto"/>
+        </w:rPr>
+      </w:pPr>
+      <w:r>
+        <w:rPr>
+          <w:rFonts w:ascii="Courier New" w:hAnsi="Courier New"/>
+          <w:color w:val="auto"/>
+        </w:rPr>
+        <w:t>print(data)</w:t>
+      </w:r>
+    </w:p>
+    <w:p>
+      <w:pPr>
+        <w:pStyle w:val="Code"/>
+        <w:rPr>
+          <w:rFonts w:ascii="Courier New" w:hAnsi="Courier New"/>
+          <w:color w:val="auto"/>
+        </w:rPr>
+      </w:pPr>
+      <w:r>
+        <w:rPr>
+          <w:rFonts w:ascii="Courier New" w:hAnsi="Courier New"/>
+          <w:color w:val="auto"/>
+        </w:rPr>
+      </w:r>
+    </w:p>
+    <w:p>
+      <w:pPr>
+        <w:pStyle w:val="Code"/>
+        <w:rPr>
+          <w:rFonts w:ascii="Courier New" w:hAnsi="Courier New"/>
+          <w:color w:val="auto"/>
+        </w:rPr>
+      </w:pPr>
+      <w:r>
+        <w:rPr>
+          <w:rFonts w:ascii="Courier New" w:hAnsi="Courier New"/>
+          <w:color w:val="auto"/>
+        </w:rPr>
+        <w:t>survived_label = data.Survived.to_numpy()</w:t>
+      </w:r>
+    </w:p>
+    <w:p>
+      <w:pPr>
+        <w:pStyle w:val="Code"/>
+        <w:rPr>
+          <w:rFonts w:ascii="Courier New" w:hAnsi="Courier New"/>
+          <w:color w:val="auto"/>
+        </w:rPr>
+      </w:pPr>
+      <w:r>
+        <w:rPr>
+          <w:rFonts w:ascii="Courier New" w:hAnsi="Courier New"/>
+          <w:color w:val="auto"/>
+        </w:rPr>
+        <w:t>data = data.drop(["Survived", "Name"], axis=1)</w:t>
+      </w:r>
+    </w:p>
+    <w:p>
+      <w:pPr>
+        <w:pStyle w:val="Code"/>
+        <w:rPr>
+          <w:rFonts w:ascii="Courier New" w:hAnsi="Courier New"/>
+          <w:color w:val="auto"/>
+        </w:rPr>
+      </w:pPr>
+      <w:r>
+        <w:rPr>
+          <w:rFonts w:ascii="Courier New" w:hAnsi="Courier New"/>
+          <w:color w:val="auto"/>
+        </w:rPr>
+      </w:r>
+    </w:p>
+    <w:p>
+      <w:pPr>
+        <w:pStyle w:val="Code"/>
+        <w:rPr>
+          <w:rFonts w:ascii="Courier New" w:hAnsi="Courier New"/>
+          <w:color w:val="auto"/>
+        </w:rPr>
+      </w:pPr>
+      <w:r>
+        <w:rPr>
+          <w:rFonts w:ascii="Courier New" w:hAnsi="Courier New"/>
+          <w:color w:val="auto"/>
+        </w:rPr>
+        <w:t>X_train, X_test, y_train, y_test = train_test_split(data, survived_label)</w:t>
+      </w:r>
+    </w:p>
+    <w:p>
+      <w:pPr>
+        <w:pStyle w:val="Code"/>
+        <w:rPr>
+          <w:rFonts w:ascii="Courier New" w:hAnsi="Courier New"/>
+          <w:color w:val="auto"/>
+        </w:rPr>
+      </w:pPr>
+      <w:r>
+        <w:rPr>
+          <w:rFonts w:ascii="Courier New" w:hAnsi="Courier New"/>
+          <w:color w:val="auto"/>
+        </w:rPr>
+        <w:t>model = KMeans(n_clusters=3)</w:t>
+      </w:r>
+    </w:p>
+    <w:p>
+      <w:pPr>
+        <w:pStyle w:val="Code"/>
+        <w:rPr>
+          <w:rFonts w:ascii="Courier New" w:hAnsi="Courier New"/>
+          <w:color w:val="auto"/>
+        </w:rPr>
+      </w:pPr>
+      <w:r>
+        <w:rPr>
+          <w:rFonts w:ascii="Courier New" w:hAnsi="Courier New"/>
           <w:color w:val="auto"/>
         </w:rPr>
         <w:t>model.fit(X_train)</w:t>
@@ -2020,65 +2057,70 @@
       </w:pPr>
       <w:r>
         <w:rPr>
-          <w:color w:val="auto"/>
-        </w:rPr>
-        <w:t>print(f'{model.cluster_centers_ = }')</w:t>
-      </w:r>
-    </w:p>
-    <w:p>
-      <w:pPr>
-        <w:pStyle w:val="Code"/>
-        <w:rPr>
-          <w:rFonts w:ascii="Courier New" w:hAnsi="Courier New"/>
-          <w:color w:val="auto"/>
-        </w:rPr>
-      </w:pPr>
-      <w:r>
-        <w:rPr>
-          <w:color w:val="auto"/>
-        </w:rPr>
-        <w:t>prediction_results=model.predict(X_test)</w:t>
-      </w:r>
-    </w:p>
-    <w:p>
-      <w:pPr>
-        <w:pStyle w:val="Code"/>
-        <w:rPr>
-          <w:rFonts w:ascii="Courier New" w:hAnsi="Courier New"/>
-          <w:color w:val="auto"/>
-        </w:rPr>
-      </w:pPr>
-      <w:r>
-        <w:rPr>
-          <w:color w:val="auto"/>
-        </w:rPr>
-        <w:t>print(f'{prediction_results = }')</w:t>
-      </w:r>
-    </w:p>
-    <w:p>
-      <w:pPr>
-        <w:pStyle w:val="Code"/>
-        <w:rPr>
-          <w:rFonts w:ascii="Courier New" w:hAnsi="Courier New"/>
-          <w:color w:val="auto"/>
-        </w:rPr>
-      </w:pPr>
-      <w:r>
-        <w:rPr>
-          <w:color w:val="auto"/>
-        </w:rPr>
-      </w:r>
-    </w:p>
-    <w:p>
-      <w:pPr>
-        <w:pStyle w:val="Code"/>
-        <w:rPr>
-          <w:rFonts w:ascii="Courier New" w:hAnsi="Courier New"/>
-          <w:color w:val="auto"/>
-        </w:rPr>
-      </w:pPr>
-      <w:r>
-        <w:rPr>
+          <w:rFonts w:ascii="Courier New" w:hAnsi="Courier New"/>
+          <w:color w:val="auto"/>
+        </w:rPr>
+        <w:t>print(f"{model.cluster_centers_ = }")</w:t>
+      </w:r>
+    </w:p>
+    <w:p>
+      <w:pPr>
+        <w:pStyle w:val="Code"/>
+        <w:rPr>
+          <w:rFonts w:ascii="Courier New" w:hAnsi="Courier New"/>
+          <w:color w:val="auto"/>
+        </w:rPr>
+      </w:pPr>
+      <w:r>
+        <w:rPr>
+          <w:rFonts w:ascii="Courier New" w:hAnsi="Courier New"/>
+          <w:color w:val="auto"/>
+        </w:rPr>
+        <w:t>prediction_results = model.predict(X_test)</w:t>
+      </w:r>
+    </w:p>
+    <w:p>
+      <w:pPr>
+        <w:pStyle w:val="Code"/>
+        <w:rPr>
+          <w:rFonts w:ascii="Courier New" w:hAnsi="Courier New"/>
+          <w:color w:val="auto"/>
+        </w:rPr>
+      </w:pPr>
+      <w:r>
+        <w:rPr>
+          <w:rFonts w:ascii="Courier New" w:hAnsi="Courier New"/>
+          <w:color w:val="auto"/>
+        </w:rPr>
+        <w:t>print(f"{prediction_results = }")</w:t>
+      </w:r>
+    </w:p>
+    <w:p>
+      <w:pPr>
+        <w:pStyle w:val="Code"/>
+        <w:rPr>
+          <w:rFonts w:ascii="Courier New" w:hAnsi="Courier New"/>
+          <w:color w:val="auto"/>
+        </w:rPr>
+      </w:pPr>
+      <w:r>
+        <w:rPr>
+          <w:rFonts w:ascii="Courier New" w:hAnsi="Courier New"/>
+          <w:color w:val="auto"/>
+        </w:rPr>
+      </w:r>
+    </w:p>
+    <w:p>
+      <w:pPr>
+        <w:pStyle w:val="Code"/>
+        <w:rPr>
+          <w:rFonts w:ascii="Courier New" w:hAnsi="Courier New"/>
+          <w:color w:val="auto"/>
+        </w:rPr>
+      </w:pPr>
+      <w:r>
+        <w:rPr>
+          <w:rFonts w:ascii="Courier New" w:hAnsi="Courier New"/>
           <w:color w:val="auto"/>
         </w:rPr>
         <w:t># 1.2 Вибірка</w:t>
@@ -2094,20 +2136,22 @@
       </w:pPr>
       <w:r>
         <w:rPr>
-          <w:color w:val="auto"/>
-        </w:rPr>
-      </w:r>
-    </w:p>
-    <w:p>
-      <w:pPr>
-        <w:pStyle w:val="Code"/>
-        <w:rPr>
-          <w:rFonts w:ascii="Courier New" w:hAnsi="Courier New"/>
-          <w:color w:val="auto"/>
-        </w:rPr>
-      </w:pPr>
-      <w:r>
-        <w:rPr>
+          <w:rFonts w:ascii="Courier New" w:hAnsi="Courier New"/>
+          <w:color w:val="auto"/>
+        </w:rPr>
+      </w:r>
+    </w:p>
+    <w:p>
+      <w:pPr>
+        <w:pStyle w:val="Code"/>
+        <w:rPr>
+          <w:rFonts w:ascii="Courier New" w:hAnsi="Courier New"/>
+          <w:color w:val="auto"/>
+        </w:rPr>
+      </w:pPr>
+      <w:r>
+        <w:rPr>
+          <w:rFonts w:ascii="Courier New" w:hAnsi="Courier New"/>
           <w:color w:val="auto"/>
         </w:rPr>
         <w:t>def get_target_feature(row: list[int]):</w:t>
@@ -2123,556 +2167,713 @@
       </w:pPr>
       <w:r>
         <w:rPr>
+          <w:rFonts w:ascii="Courier New" w:hAnsi="Courier New"/>
           <w:color w:val="auto"/>
         </w:rPr>
         <w:t xml:space="preserve">    </w:t>
       </w:r>
       <w:r>
         <w:rPr>
+          <w:rFonts w:ascii="Courier New" w:hAnsi="Courier New"/>
           <w:b w:val="false"/>
           <w:color w:val="auto"/>
           <w:sz w:val="21"/>
         </w:rPr>
-        <w:t>if row[0]**2+row[1]**2 &lt; variant**2+0.04*size**2: return 0</w:t>
-      </w:r>
-    </w:p>
-    <w:p>
-      <w:pPr>
-        <w:pStyle w:val="Code"/>
-        <w:rPr>
-          <w:rFonts w:ascii="Courier New" w:hAnsi="Courier New"/>
-          <w:color w:val="auto"/>
-        </w:rPr>
-      </w:pPr>
-      <w:r>
-        <w:rPr>
+        <w:t>if row[0] ** 2 + row[1] ** 2 &lt; variant**2 + 0.04 * dataset_size**2:</w:t>
+      </w:r>
+    </w:p>
+    <w:p>
+      <w:pPr>
+        <w:pStyle w:val="Code"/>
+        <w:rPr>
+          <w:rFonts w:ascii="Courier New" w:hAnsi="Courier New"/>
+          <w:color w:val="auto"/>
+        </w:rPr>
+      </w:pPr>
+      <w:r>
+        <w:rPr>
+          <w:rFonts w:ascii="Courier New" w:hAnsi="Courier New"/>
+          <w:color w:val="auto"/>
+        </w:rPr>
+        <w:t xml:space="preserve">        </w:t>
+      </w:r>
+      <w:r>
+        <w:rPr>
+          <w:rFonts w:ascii="Courier New" w:hAnsi="Courier New"/>
+          <w:b w:val="false"/>
+          <w:color w:val="auto"/>
+          <w:sz w:val="21"/>
+        </w:rPr>
+        <w:t>return 0</w:t>
+      </w:r>
+    </w:p>
+    <w:p>
+      <w:pPr>
+        <w:pStyle w:val="Code"/>
+        <w:rPr>
+          <w:rFonts w:ascii="Courier New" w:hAnsi="Courier New"/>
+          <w:color w:val="auto"/>
+        </w:rPr>
+      </w:pPr>
+      <w:r>
+        <w:rPr>
+          <w:rFonts w:ascii="Courier New" w:hAnsi="Courier New"/>
           <w:color w:val="auto"/>
         </w:rPr>
         <w:t xml:space="preserve">    </w:t>
       </w:r>
       <w:r>
         <w:rPr>
+          <w:rFonts w:ascii="Courier New" w:hAnsi="Courier New"/>
           <w:b w:val="false"/>
           <w:color w:val="auto"/>
           <w:sz w:val="21"/>
         </w:rPr>
-        <w:t>elif row[0]**2+row[1]**2 &gt;= variant**2+0.04*size**2: return 1</w:t>
-      </w:r>
-    </w:p>
-    <w:p>
-      <w:pPr>
-        <w:pStyle w:val="Code"/>
-        <w:rPr>
-          <w:rFonts w:ascii="Courier New" w:hAnsi="Courier New"/>
-          <w:color w:val="auto"/>
-        </w:rPr>
-      </w:pPr>
-      <w:r>
-        <w:rPr>
-          <w:color w:val="auto"/>
-        </w:rPr>
-      </w:r>
-    </w:p>
-    <w:p>
-      <w:pPr>
-        <w:pStyle w:val="Code"/>
-        <w:rPr>
-          <w:rFonts w:ascii="Courier New" w:hAnsi="Courier New"/>
-          <w:color w:val="auto"/>
-        </w:rPr>
-      </w:pPr>
-      <w:r>
-        <w:rPr>
-          <w:color w:val="auto"/>
-        </w:rPr>
-        <w:t>variant=19</w:t>
-      </w:r>
-    </w:p>
-    <w:p>
-      <w:pPr>
-        <w:pStyle w:val="Code"/>
-        <w:rPr>
-          <w:rFonts w:ascii="Courier New" w:hAnsi="Courier New"/>
-          <w:color w:val="auto"/>
-        </w:rPr>
-      </w:pPr>
-      <w:r>
-        <w:rPr>
-          <w:color w:val="auto"/>
-        </w:rPr>
-        <w:t>size=5*variant</w:t>
-      </w:r>
-    </w:p>
-    <w:p>
-      <w:pPr>
-        <w:pStyle w:val="Code"/>
-        <w:rPr>
-          <w:rFonts w:ascii="Courier New" w:hAnsi="Courier New"/>
-          <w:color w:val="auto"/>
-        </w:rPr>
-      </w:pPr>
-      <w:r>
-        <w:rPr>
-          <w:color w:val="auto"/>
-        </w:rPr>
-        <w:t>number_of_features=3*variant</w:t>
-      </w:r>
-    </w:p>
-    <w:p>
-      <w:pPr>
-        <w:pStyle w:val="Code"/>
-        <w:rPr>
-          <w:rFonts w:ascii="Courier New" w:hAnsi="Courier New"/>
-          <w:color w:val="auto"/>
-        </w:rPr>
-      </w:pPr>
-      <w:r>
-        <w:rPr>
-          <w:color w:val="auto"/>
-        </w:rPr>
-      </w:r>
-    </w:p>
-    <w:p>
-      <w:pPr>
-        <w:pStyle w:val="Code"/>
-        <w:rPr>
-          <w:rFonts w:ascii="Courier New" w:hAnsi="Courier New"/>
-          <w:color w:val="auto"/>
-        </w:rPr>
-      </w:pPr>
-      <w:r>
-        <w:rPr>
-          <w:color w:val="auto"/>
-        </w:rPr>
-        <w:t>ones_range=range(1,size,4)</w:t>
-      </w:r>
-    </w:p>
-    <w:p>
-      <w:pPr>
-        <w:pStyle w:val="Code"/>
-        <w:rPr>
-          <w:rFonts w:ascii="Courier New" w:hAnsi="Courier New"/>
-          <w:color w:val="auto"/>
-        </w:rPr>
-      </w:pPr>
-      <w:r>
-        <w:rPr>
-          <w:color w:val="auto"/>
-        </w:rPr>
-        <w:t>twos_range=range(2,size,4)</w:t>
-      </w:r>
-    </w:p>
-    <w:p>
-      <w:pPr>
-        <w:pStyle w:val="Code"/>
-        <w:rPr>
-          <w:rFonts w:ascii="Courier New" w:hAnsi="Courier New"/>
-          <w:color w:val="auto"/>
-        </w:rPr>
-      </w:pPr>
-      <w:r>
-        <w:rPr>
-          <w:color w:val="auto"/>
-        </w:rPr>
-        <w:t>threes_range=range(3,size,4)</w:t>
-      </w:r>
-    </w:p>
-    <w:p>
-      <w:pPr>
-        <w:pStyle w:val="Code"/>
-        <w:rPr>
-          <w:rFonts w:ascii="Courier New" w:hAnsi="Courier New"/>
-          <w:color w:val="auto"/>
-        </w:rPr>
-      </w:pPr>
-      <w:r>
-        <w:rPr>
-          <w:color w:val="auto"/>
-        </w:rPr>
-        <w:t>features_input=[]</w:t>
-      </w:r>
-    </w:p>
-    <w:p>
-      <w:pPr>
-        <w:pStyle w:val="Code"/>
-        <w:rPr>
-          <w:rFonts w:ascii="Courier New" w:hAnsi="Courier New"/>
-          <w:color w:val="auto"/>
-        </w:rPr>
-      </w:pPr>
-      <w:r>
-        <w:rPr>
-          <w:color w:val="auto"/>
-        </w:rPr>
-        <w:t>targets_input=[]</w:t>
-      </w:r>
-    </w:p>
-    <w:p>
-      <w:pPr>
-        <w:pStyle w:val="Code"/>
-        <w:rPr>
-          <w:rFonts w:ascii="Courier New" w:hAnsi="Courier New"/>
-          <w:color w:val="auto"/>
-        </w:rPr>
-      </w:pPr>
-      <w:r>
-        <w:rPr>
-          <w:color w:val="auto"/>
-        </w:rPr>
-        <w:t>for data_row in range(1,size):</w:t>
-      </w:r>
-    </w:p>
-    <w:p>
-      <w:pPr>
-        <w:pStyle w:val="Code"/>
-        <w:rPr>
-          <w:rFonts w:ascii="Courier New" w:hAnsi="Courier New"/>
-          <w:color w:val="auto"/>
-        </w:rPr>
-      </w:pPr>
-      <w:r>
-        <w:rPr>
+        <w:t>elif row[0] ** 2 + row[1] ** 2 &gt;= variant**2 + 0.04 * dataset_size**2:</w:t>
+      </w:r>
+    </w:p>
+    <w:p>
+      <w:pPr>
+        <w:pStyle w:val="Code"/>
+        <w:rPr>
+          <w:rFonts w:ascii="Courier New" w:hAnsi="Courier New"/>
+          <w:color w:val="auto"/>
+        </w:rPr>
+      </w:pPr>
+      <w:r>
+        <w:rPr>
+          <w:rFonts w:ascii="Courier New" w:hAnsi="Courier New"/>
+          <w:color w:val="auto"/>
+        </w:rPr>
+        <w:t xml:space="preserve">        </w:t>
+      </w:r>
+      <w:r>
+        <w:rPr>
+          <w:rFonts w:ascii="Courier New" w:hAnsi="Courier New"/>
+          <w:b w:val="false"/>
+          <w:color w:val="auto"/>
+          <w:sz w:val="21"/>
+        </w:rPr>
+        <w:t>return 1</w:t>
+      </w:r>
+    </w:p>
+    <w:p>
+      <w:pPr>
+        <w:pStyle w:val="Code"/>
+        <w:rPr>
+          <w:rFonts w:ascii="Courier New" w:hAnsi="Courier New"/>
+          <w:color w:val="auto"/>
+        </w:rPr>
+      </w:pPr>
+      <w:r>
+        <w:rPr>
+          <w:rFonts w:ascii="Courier New" w:hAnsi="Courier New"/>
+          <w:color w:val="auto"/>
+        </w:rPr>
+      </w:r>
+    </w:p>
+    <w:p>
+      <w:pPr>
+        <w:pStyle w:val="Code"/>
+        <w:rPr>
+          <w:rFonts w:ascii="Courier New" w:hAnsi="Courier New"/>
+          <w:color w:val="auto"/>
+        </w:rPr>
+      </w:pPr>
+      <w:r>
+        <w:rPr>
+          <w:rFonts w:ascii="Courier New" w:hAnsi="Courier New"/>
+          <w:color w:val="auto"/>
+        </w:rPr>
+        <w:t>variant = 19</w:t>
+      </w:r>
+    </w:p>
+    <w:p>
+      <w:pPr>
+        <w:pStyle w:val="Code"/>
+        <w:rPr>
+          <w:rFonts w:ascii="Courier New" w:hAnsi="Courier New"/>
+          <w:color w:val="auto"/>
+        </w:rPr>
+      </w:pPr>
+      <w:r>
+        <w:rPr>
+          <w:rFonts w:ascii="Courier New" w:hAnsi="Courier New"/>
+          <w:color w:val="auto"/>
+        </w:rPr>
+        <w:t>dataset_size = 5 * variant</w:t>
+      </w:r>
+    </w:p>
+    <w:p>
+      <w:pPr>
+        <w:pStyle w:val="Code"/>
+        <w:rPr>
+          <w:rFonts w:ascii="Courier New" w:hAnsi="Courier New"/>
+          <w:color w:val="auto"/>
+        </w:rPr>
+      </w:pPr>
+      <w:r>
+        <w:rPr>
+          <w:rFonts w:ascii="Courier New" w:hAnsi="Courier New"/>
+          <w:color w:val="auto"/>
+        </w:rPr>
+        <w:t>features_count = 3 * variant</w:t>
+      </w:r>
+    </w:p>
+    <w:p>
+      <w:pPr>
+        <w:pStyle w:val="Code"/>
+        <w:rPr>
+          <w:rFonts w:ascii="Courier New" w:hAnsi="Courier New"/>
+          <w:color w:val="auto"/>
+        </w:rPr>
+      </w:pPr>
+      <w:r>
+        <w:rPr>
+          <w:rFonts w:ascii="Courier New" w:hAnsi="Courier New"/>
+          <w:color w:val="auto"/>
+        </w:rPr>
+      </w:r>
+    </w:p>
+    <w:p>
+      <w:pPr>
+        <w:pStyle w:val="Code"/>
+        <w:rPr>
+          <w:rFonts w:ascii="Courier New" w:hAnsi="Courier New"/>
+          <w:color w:val="auto"/>
+        </w:rPr>
+      </w:pPr>
+      <w:r>
+        <w:rPr>
+          <w:rFonts w:ascii="Courier New" w:hAnsi="Courier New"/>
+          <w:color w:val="auto"/>
+        </w:rPr>
+        <w:t>ones_range = range(1, dataset_size, 4)</w:t>
+      </w:r>
+    </w:p>
+    <w:p>
+      <w:pPr>
+        <w:pStyle w:val="Code"/>
+        <w:rPr>
+          <w:rFonts w:ascii="Courier New" w:hAnsi="Courier New"/>
+          <w:color w:val="auto"/>
+        </w:rPr>
+      </w:pPr>
+      <w:r>
+        <w:rPr>
+          <w:rFonts w:ascii="Courier New" w:hAnsi="Courier New"/>
+          <w:color w:val="auto"/>
+        </w:rPr>
+        <w:t>twos_range = range(2, dataset_size, 4)</w:t>
+      </w:r>
+    </w:p>
+    <w:p>
+      <w:pPr>
+        <w:pStyle w:val="Code"/>
+        <w:rPr>
+          <w:rFonts w:ascii="Courier New" w:hAnsi="Courier New"/>
+          <w:color w:val="auto"/>
+        </w:rPr>
+      </w:pPr>
+      <w:r>
+        <w:rPr>
+          <w:rFonts w:ascii="Courier New" w:hAnsi="Courier New"/>
+          <w:color w:val="auto"/>
+        </w:rPr>
+        <w:t>threes_range = range(3, dataset_size, 4)</w:t>
+      </w:r>
+    </w:p>
+    <w:p>
+      <w:pPr>
+        <w:pStyle w:val="Code"/>
+        <w:rPr>
+          <w:rFonts w:ascii="Courier New" w:hAnsi="Courier New"/>
+          <w:color w:val="auto"/>
+        </w:rPr>
+      </w:pPr>
+      <w:r>
+        <w:rPr>
+          <w:rFonts w:ascii="Courier New" w:hAnsi="Courier New"/>
+          <w:color w:val="auto"/>
+        </w:rPr>
+        <w:t>features_holder = []</w:t>
+      </w:r>
+    </w:p>
+    <w:p>
+      <w:pPr>
+        <w:pStyle w:val="Code"/>
+        <w:rPr>
+          <w:rFonts w:ascii="Courier New" w:hAnsi="Courier New"/>
+          <w:color w:val="auto"/>
+        </w:rPr>
+      </w:pPr>
+      <w:r>
+        <w:rPr>
+          <w:rFonts w:ascii="Courier New" w:hAnsi="Courier New"/>
+          <w:color w:val="auto"/>
+        </w:rPr>
+        <w:t>targets_holder = []</w:t>
+      </w:r>
+    </w:p>
+    <w:p>
+      <w:pPr>
+        <w:pStyle w:val="Code"/>
+        <w:rPr>
+          <w:rFonts w:ascii="Courier New" w:hAnsi="Courier New"/>
+          <w:color w:val="auto"/>
+        </w:rPr>
+      </w:pPr>
+      <w:r>
+        <w:rPr>
+          <w:rFonts w:ascii="Courier New" w:hAnsi="Courier New"/>
+          <w:color w:val="auto"/>
+        </w:rPr>
+        <w:t>for sample_number in range(1, dataset_size):</w:t>
+      </w:r>
+    </w:p>
+    <w:p>
+      <w:pPr>
+        <w:pStyle w:val="Code"/>
+        <w:rPr>
+          <w:rFonts w:ascii="Courier New" w:hAnsi="Courier New"/>
+          <w:color w:val="auto"/>
+        </w:rPr>
+      </w:pPr>
+      <w:r>
+        <w:rPr>
+          <w:rFonts w:ascii="Courier New" w:hAnsi="Courier New"/>
           <w:color w:val="auto"/>
         </w:rPr>
         <w:t xml:space="preserve">    </w:t>
       </w:r>
       <w:r>
         <w:rPr>
+          <w:rFonts w:ascii="Courier New" w:hAnsi="Courier New"/>
           <w:b w:val="false"/>
           <w:color w:val="auto"/>
           <w:sz w:val="21"/>
         </w:rPr>
-        <w:t>row=[]</w:t>
-      </w:r>
-    </w:p>
-    <w:p>
-      <w:pPr>
-        <w:pStyle w:val="Code"/>
-        <w:rPr>
-          <w:rFonts w:ascii="Courier New" w:hAnsi="Courier New"/>
-          <w:color w:val="auto"/>
-        </w:rPr>
-      </w:pPr>
-      <w:r>
-        <w:rPr>
+        <w:t>sample_features = []</w:t>
+      </w:r>
+    </w:p>
+    <w:p>
+      <w:pPr>
+        <w:pStyle w:val="Code"/>
+        <w:rPr>
+          <w:rFonts w:ascii="Courier New" w:hAnsi="Courier New"/>
+          <w:color w:val="auto"/>
+        </w:rPr>
+      </w:pPr>
+      <w:r>
+        <w:rPr>
+          <w:rFonts w:ascii="Courier New" w:hAnsi="Courier New"/>
           <w:color w:val="auto"/>
         </w:rPr>
         <w:t xml:space="preserve">    </w:t>
       </w:r>
       <w:r>
         <w:rPr>
+          <w:rFonts w:ascii="Courier New" w:hAnsi="Courier New"/>
           <w:b w:val="false"/>
           <w:color w:val="auto"/>
           <w:sz w:val="21"/>
         </w:rPr>
-        <w:t>for feature_col in range(1,number_of_features):</w:t>
-      </w:r>
-    </w:p>
-    <w:p>
-      <w:pPr>
-        <w:pStyle w:val="Code"/>
-        <w:rPr>
-          <w:rFonts w:ascii="Courier New" w:hAnsi="Courier New"/>
-          <w:color w:val="auto"/>
-        </w:rPr>
-      </w:pPr>
-      <w:r>
-        <w:rPr>
+        <w:t>for feature_number in range(1, features_count):</w:t>
+      </w:r>
+    </w:p>
+    <w:p>
+      <w:pPr>
+        <w:pStyle w:val="Code"/>
+        <w:rPr>
+          <w:rFonts w:ascii="Courier New" w:hAnsi="Courier New"/>
+          <w:color w:val="auto"/>
+        </w:rPr>
+      </w:pPr>
+      <w:r>
+        <w:rPr>
+          <w:rFonts w:ascii="Courier New" w:hAnsi="Courier New"/>
           <w:color w:val="auto"/>
         </w:rPr>
         <w:t xml:space="preserve">        </w:t>
       </w:r>
       <w:r>
         <w:rPr>
+          <w:rFonts w:ascii="Courier New" w:hAnsi="Courier New"/>
           <w:b w:val="false"/>
           <w:color w:val="auto"/>
           <w:sz w:val="21"/>
         </w:rPr>
-        <w:t>if feature_col in ones_range:</w:t>
-      </w:r>
-    </w:p>
-    <w:p>
-      <w:pPr>
-        <w:pStyle w:val="Code"/>
-        <w:rPr>
-          <w:rFonts w:ascii="Courier New" w:hAnsi="Courier New"/>
-          <w:color w:val="auto"/>
-        </w:rPr>
-      </w:pPr>
-      <w:r>
-        <w:rPr>
+        <w:t>if feature_number in ones_range:</w:t>
+      </w:r>
+    </w:p>
+    <w:p>
+      <w:pPr>
+        <w:pStyle w:val="Code"/>
+        <w:rPr>
+          <w:rFonts w:ascii="Courier New" w:hAnsi="Courier New"/>
+          <w:color w:val="auto"/>
+        </w:rPr>
+      </w:pPr>
+      <w:r>
+        <w:rPr>
+          <w:rFonts w:ascii="Courier New" w:hAnsi="Courier New"/>
           <w:color w:val="auto"/>
         </w:rPr>
         <w:t xml:space="preserve">            </w:t>
       </w:r>
       <w:r>
         <w:rPr>
+          <w:rFonts w:ascii="Courier New" w:hAnsi="Courier New"/>
           <w:b w:val="false"/>
           <w:color w:val="auto"/>
           <w:sz w:val="21"/>
         </w:rPr>
-        <w:t>result=feature_col*variant-0.1*data_row</w:t>
-      </w:r>
-    </w:p>
-    <w:p>
-      <w:pPr>
-        <w:pStyle w:val="Code"/>
-        <w:rPr>
-          <w:rFonts w:ascii="Courier New" w:hAnsi="Courier New"/>
-          <w:color w:val="auto"/>
-        </w:rPr>
-      </w:pPr>
-      <w:r>
-        <w:rPr>
+        <w:t>prediction_results = feature_number * variant - 0.1 * sample_number</w:t>
+      </w:r>
+    </w:p>
+    <w:p>
+      <w:pPr>
+        <w:pStyle w:val="Code"/>
+        <w:rPr>
+          <w:rFonts w:ascii="Courier New" w:hAnsi="Courier New"/>
+          <w:color w:val="auto"/>
+        </w:rPr>
+      </w:pPr>
+      <w:r>
+        <w:rPr>
+          <w:rFonts w:ascii="Courier New" w:hAnsi="Courier New"/>
           <w:color w:val="auto"/>
         </w:rPr>
         <w:t xml:space="preserve">        </w:t>
       </w:r>
       <w:r>
         <w:rPr>
+          <w:rFonts w:ascii="Courier New" w:hAnsi="Courier New"/>
           <w:b w:val="false"/>
           <w:color w:val="auto"/>
           <w:sz w:val="21"/>
         </w:rPr>
-        <w:t>elif feature_col in twos_range:</w:t>
-      </w:r>
-    </w:p>
-    <w:p>
-      <w:pPr>
-        <w:pStyle w:val="Code"/>
-        <w:rPr>
-          <w:rFonts w:ascii="Courier New" w:hAnsi="Courier New"/>
-          <w:color w:val="auto"/>
-        </w:rPr>
-      </w:pPr>
-      <w:r>
-        <w:rPr>
+        <w:t>elif feature_number in twos_range:</w:t>
+      </w:r>
+    </w:p>
+    <w:p>
+      <w:pPr>
+        <w:pStyle w:val="Code"/>
+        <w:rPr>
+          <w:rFonts w:ascii="Courier New" w:hAnsi="Courier New"/>
+          <w:color w:val="auto"/>
+        </w:rPr>
+      </w:pPr>
+      <w:r>
+        <w:rPr>
+          <w:rFonts w:ascii="Courier New" w:hAnsi="Courier New"/>
           <w:color w:val="auto"/>
         </w:rPr>
         <w:t xml:space="preserve">            </w:t>
       </w:r>
       <w:r>
         <w:rPr>
+          <w:rFonts w:ascii="Courier New" w:hAnsi="Courier New"/>
           <w:b w:val="false"/>
           <w:color w:val="auto"/>
           <w:sz w:val="21"/>
         </w:rPr>
-        <w:t>result=0.01*feature_col*variant**-1</w:t>
-      </w:r>
-    </w:p>
-    <w:p>
-      <w:pPr>
-        <w:pStyle w:val="Code"/>
-        <w:rPr>
-          <w:rFonts w:ascii="Courier New" w:hAnsi="Courier New"/>
-          <w:color w:val="auto"/>
-        </w:rPr>
-      </w:pPr>
-      <w:r>
-        <w:rPr>
+        <w:t>prediction_results = 0.01 * feature_number * variant**-1</w:t>
+      </w:r>
+    </w:p>
+    <w:p>
+      <w:pPr>
+        <w:pStyle w:val="Code"/>
+        <w:rPr>
+          <w:rFonts w:ascii="Courier New" w:hAnsi="Courier New"/>
+          <w:color w:val="auto"/>
+        </w:rPr>
+      </w:pPr>
+      <w:r>
+        <w:rPr>
+          <w:rFonts w:ascii="Courier New" w:hAnsi="Courier New"/>
           <w:color w:val="auto"/>
         </w:rPr>
         <w:t xml:space="preserve">        </w:t>
       </w:r>
       <w:r>
         <w:rPr>
+          <w:rFonts w:ascii="Courier New" w:hAnsi="Courier New"/>
           <w:b w:val="false"/>
           <w:color w:val="auto"/>
           <w:sz w:val="21"/>
         </w:rPr>
-        <w:t>elif feature_col in threes_range:</w:t>
-      </w:r>
-    </w:p>
-    <w:p>
-      <w:pPr>
-        <w:pStyle w:val="Code"/>
-        <w:rPr>
-          <w:rFonts w:ascii="Courier New" w:hAnsi="Courier New"/>
-          <w:color w:val="auto"/>
-        </w:rPr>
-      </w:pPr>
-      <w:r>
-        <w:rPr>
+        <w:t>elif feature_number in threes_range:</w:t>
+      </w:r>
+    </w:p>
+    <w:p>
+      <w:pPr>
+        <w:pStyle w:val="Code"/>
+        <w:rPr>
+          <w:rFonts w:ascii="Courier New" w:hAnsi="Courier New"/>
+          <w:color w:val="auto"/>
+        </w:rPr>
+      </w:pPr>
+      <w:r>
+        <w:rPr>
+          <w:rFonts w:ascii="Courier New" w:hAnsi="Courier New"/>
           <w:color w:val="auto"/>
         </w:rPr>
         <w:t xml:space="preserve">            </w:t>
       </w:r>
       <w:r>
         <w:rPr>
+          <w:rFonts w:ascii="Courier New" w:hAnsi="Courier New"/>
           <w:b w:val="false"/>
           <w:color w:val="auto"/>
           <w:sz w:val="21"/>
         </w:rPr>
-        <w:t>result=feature_col*random.random()</w:t>
-      </w:r>
-    </w:p>
-    <w:p>
-      <w:pPr>
-        <w:pStyle w:val="Code"/>
-        <w:rPr>
-          <w:rFonts w:ascii="Courier New" w:hAnsi="Courier New"/>
-          <w:color w:val="auto"/>
-        </w:rPr>
-      </w:pPr>
-      <w:r>
-        <w:rPr>
+        <w:t>prediction_results = feature_number * random.random()</w:t>
+      </w:r>
+    </w:p>
+    <w:p>
+      <w:pPr>
+        <w:pStyle w:val="Code"/>
+        <w:rPr>
+          <w:rFonts w:ascii="Courier New" w:hAnsi="Courier New"/>
+          <w:color w:val="auto"/>
+        </w:rPr>
+      </w:pPr>
+      <w:r>
+        <w:rPr>
+          <w:rFonts w:ascii="Courier New" w:hAnsi="Courier New"/>
           <w:color w:val="auto"/>
         </w:rPr>
         <w:t xml:space="preserve">        </w:t>
       </w:r>
       <w:r>
         <w:rPr>
+          <w:rFonts w:ascii="Courier New" w:hAnsi="Courier New"/>
           <w:b w:val="false"/>
           <w:color w:val="auto"/>
           <w:sz w:val="21"/>
         </w:rPr>
-        <w:t>row.append(result)</w:t>
-      </w:r>
-    </w:p>
-    <w:p>
-      <w:pPr>
-        <w:pStyle w:val="Code"/>
-        <w:rPr>
-          <w:rFonts w:ascii="Courier New" w:hAnsi="Courier New"/>
-          <w:color w:val="auto"/>
-        </w:rPr>
-      </w:pPr>
-      <w:r>
-        <w:rPr>
-          <w:color w:val="auto"/>
-        </w:rPr>
-      </w:r>
-    </w:p>
-    <w:p>
-      <w:pPr>
-        <w:pStyle w:val="Code"/>
-        <w:rPr>
-          <w:rFonts w:ascii="Courier New" w:hAnsi="Courier New"/>
-          <w:color w:val="auto"/>
-        </w:rPr>
-      </w:pPr>
-      <w:r>
-        <w:rPr>
+        <w:t>sample_features.append(prediction_results)</w:t>
+      </w:r>
+    </w:p>
+    <w:p>
+      <w:pPr>
+        <w:pStyle w:val="Code"/>
+        <w:rPr>
+          <w:rFonts w:ascii="Courier New" w:hAnsi="Courier New"/>
+          <w:color w:val="auto"/>
+        </w:rPr>
+      </w:pPr>
+      <w:r>
+        <w:rPr>
+          <w:rFonts w:ascii="Courier New" w:hAnsi="Courier New"/>
+          <w:color w:val="auto"/>
+        </w:rPr>
+      </w:r>
+    </w:p>
+    <w:p>
+      <w:pPr>
+        <w:pStyle w:val="Code"/>
+        <w:rPr>
+          <w:rFonts w:ascii="Courier New" w:hAnsi="Courier New"/>
+          <w:color w:val="auto"/>
+        </w:rPr>
+      </w:pPr>
+      <w:r>
+        <w:rPr>
+          <w:rFonts w:ascii="Courier New" w:hAnsi="Courier New"/>
           <w:color w:val="auto"/>
         </w:rPr>
         <w:t xml:space="preserve">    </w:t>
       </w:r>
       <w:r>
         <w:rPr>
+          <w:rFonts w:ascii="Courier New" w:hAnsi="Courier New"/>
           <w:b w:val="false"/>
           <w:color w:val="auto"/>
           <w:sz w:val="21"/>
         </w:rPr>
-        <w:t>targets_input.append(get_target_feature(row=row))</w:t>
-      </w:r>
-    </w:p>
-    <w:p>
-      <w:pPr>
-        <w:pStyle w:val="Code"/>
-        <w:rPr>
-          <w:rFonts w:ascii="Courier New" w:hAnsi="Courier New"/>
-          <w:color w:val="auto"/>
-        </w:rPr>
-      </w:pPr>
-      <w:r>
-        <w:rPr>
+        <w:t>targets_holder.append(get_target_feature(row=sample_features))</w:t>
+      </w:r>
+    </w:p>
+    <w:p>
+      <w:pPr>
+        <w:pStyle w:val="Code"/>
+        <w:rPr>
+          <w:rFonts w:ascii="Courier New" w:hAnsi="Courier New"/>
+          <w:color w:val="auto"/>
+        </w:rPr>
+      </w:pPr>
+      <w:r>
+        <w:rPr>
+          <w:rFonts w:ascii="Courier New" w:hAnsi="Courier New"/>
           <w:color w:val="auto"/>
         </w:rPr>
         <w:t xml:space="preserve">    </w:t>
       </w:r>
       <w:r>
         <w:rPr>
+          <w:rFonts w:ascii="Courier New" w:hAnsi="Courier New"/>
           <w:b w:val="false"/>
           <w:color w:val="auto"/>
           <w:sz w:val="21"/>
         </w:rPr>
-        <w:t>features_input.append(row)</w:t>
-      </w:r>
-    </w:p>
-    <w:p>
-      <w:pPr>
-        <w:pStyle w:val="Code"/>
-        <w:rPr>
-          <w:rFonts w:ascii="Courier New" w:hAnsi="Courier New"/>
-          <w:color w:val="auto"/>
-        </w:rPr>
-      </w:pPr>
-      <w:r>
-        <w:rPr>
-          <w:color w:val="auto"/>
-        </w:rPr>
-        <w:t>features=np.array(features_input)</w:t>
-      </w:r>
-    </w:p>
-    <w:p>
-      <w:pPr>
-        <w:pStyle w:val="Code"/>
-        <w:rPr>
-          <w:rFonts w:ascii="Courier New" w:hAnsi="Courier New"/>
-          <w:color w:val="auto"/>
-        </w:rPr>
-      </w:pPr>
-      <w:r>
-        <w:rPr>
-          <w:color w:val="auto"/>
-        </w:rPr>
-        <w:t>targets=np.array(targets_input)</w:t>
-      </w:r>
-    </w:p>
-    <w:p>
-      <w:pPr>
-        <w:pStyle w:val="Code"/>
-        <w:rPr>
-          <w:rFonts w:ascii="Courier New" w:hAnsi="Courier New"/>
-          <w:color w:val="auto"/>
-        </w:rPr>
-      </w:pPr>
-      <w:r>
-        <w:rPr>
-          <w:color w:val="auto"/>
-        </w:rPr>
-        <w:t>print(f'{features = }')</w:t>
-      </w:r>
-    </w:p>
-    <w:p>
-      <w:pPr>
-        <w:pStyle w:val="Code"/>
-        <w:rPr>
-          <w:rFonts w:ascii="Courier New" w:hAnsi="Courier New"/>
-          <w:color w:val="auto"/>
-        </w:rPr>
-      </w:pPr>
-      <w:r>
-        <w:rPr>
-          <w:color w:val="auto"/>
-        </w:rPr>
-        <w:t>print(f'{targets = }')</w:t>
-      </w:r>
-    </w:p>
-    <w:p>
-      <w:pPr>
-        <w:pStyle w:val="Code"/>
-        <w:rPr>
-          <w:rFonts w:ascii="Courier New" w:hAnsi="Courier New"/>
-          <w:color w:val="auto"/>
-        </w:rPr>
-      </w:pPr>
-      <w:r>
-        <w:rPr>
-          <w:color w:val="auto"/>
-        </w:rPr>
-      </w:r>
-    </w:p>
-    <w:p>
-      <w:pPr>
-        <w:pStyle w:val="Code"/>
-        <w:rPr>
-          <w:rFonts w:ascii="Courier New" w:hAnsi="Courier New"/>
-          <w:color w:val="auto"/>
-        </w:rPr>
-      </w:pPr>
-      <w:r>
-        <w:rPr>
+        <w:t>features_holder.append(sample_features)</w:t>
+      </w:r>
+    </w:p>
+    <w:p>
+      <w:pPr>
+        <w:pStyle w:val="Code"/>
+        <w:rPr>
+          <w:rFonts w:ascii="Courier New" w:hAnsi="Courier New"/>
+          <w:color w:val="auto"/>
+        </w:rPr>
+      </w:pPr>
+      <w:r>
+        <w:rPr>
+          <w:rFonts w:ascii="Courier New" w:hAnsi="Courier New"/>
+          <w:color w:val="auto"/>
+        </w:rPr>
+        <w:t>features = np.array(features_holder)</w:t>
+      </w:r>
+    </w:p>
+    <w:p>
+      <w:pPr>
+        <w:pStyle w:val="Code"/>
+        <w:rPr>
+          <w:rFonts w:ascii="Courier New" w:hAnsi="Courier New"/>
+          <w:color w:val="auto"/>
+        </w:rPr>
+      </w:pPr>
+      <w:r>
+        <w:rPr>
+          <w:rFonts w:ascii="Courier New" w:hAnsi="Courier New"/>
+          <w:color w:val="auto"/>
+        </w:rPr>
+        <w:t>target = np.array(targets_holder)</w:t>
+      </w:r>
+    </w:p>
+    <w:p>
+      <w:pPr>
+        <w:pStyle w:val="Code"/>
+        <w:rPr>
+          <w:rFonts w:ascii="Courier New" w:hAnsi="Courier New"/>
+          <w:color w:val="auto"/>
+        </w:rPr>
+      </w:pPr>
+      <w:r>
+        <w:rPr>
+          <w:rFonts w:ascii="Courier New" w:hAnsi="Courier New"/>
+          <w:color w:val="auto"/>
+        </w:rPr>
+        <w:t>print(f"{features = }")</w:t>
+      </w:r>
+    </w:p>
+    <w:p>
+      <w:pPr>
+        <w:pStyle w:val="Code"/>
+        <w:rPr>
+          <w:rFonts w:ascii="Courier New" w:hAnsi="Courier New"/>
+          <w:color w:val="auto"/>
+        </w:rPr>
+      </w:pPr>
+      <w:r>
+        <w:rPr>
+          <w:rFonts w:ascii="Courier New" w:hAnsi="Courier New"/>
+          <w:color w:val="auto"/>
+        </w:rPr>
+        <w:t>print(f"{target = }")</w:t>
+      </w:r>
+    </w:p>
+    <w:p>
+      <w:pPr>
+        <w:pStyle w:val="Code"/>
+        <w:rPr>
+          <w:rFonts w:ascii="Courier New" w:hAnsi="Courier New"/>
+          <w:color w:val="auto"/>
+        </w:rPr>
+      </w:pPr>
+      <w:r>
+        <w:rPr>
+          <w:rFonts w:ascii="Courier New" w:hAnsi="Courier New"/>
+          <w:color w:val="auto"/>
+        </w:rPr>
+      </w:r>
+    </w:p>
+    <w:p>
+      <w:pPr>
+        <w:pStyle w:val="Code"/>
+        <w:rPr>
+          <w:rFonts w:ascii="Courier New" w:hAnsi="Courier New"/>
+          <w:color w:val="auto"/>
+        </w:rPr>
+      </w:pPr>
+      <w:r>
+        <w:rPr>
+          <w:rFonts w:ascii="Courier New" w:hAnsi="Courier New"/>
+          <w:color w:val="auto"/>
+        </w:rPr>
+        <w:t>df = pd.DataFrame(data=features)</w:t>
+      </w:r>
+    </w:p>
+    <w:p>
+      <w:pPr>
+        <w:pStyle w:val="Code"/>
+        <w:rPr>
+          <w:rFonts w:ascii="Courier New" w:hAnsi="Courier New"/>
+          <w:color w:val="auto"/>
+        </w:rPr>
+      </w:pPr>
+      <w:r>
+        <w:rPr>
+          <w:rFonts w:ascii="Courier New" w:hAnsi="Courier New"/>
+          <w:color w:val="auto"/>
+        </w:rPr>
+        <w:t>df["target"] = target</w:t>
+      </w:r>
+    </w:p>
+    <w:p>
+      <w:pPr>
+        <w:pStyle w:val="Code"/>
+        <w:rPr>
+          <w:rFonts w:ascii="Courier New" w:hAnsi="Courier New"/>
+          <w:color w:val="auto"/>
+        </w:rPr>
+      </w:pPr>
+      <w:r>
+        <w:rPr>
+          <w:rFonts w:ascii="Courier New" w:hAnsi="Courier New"/>
+          <w:color w:val="auto"/>
+        </w:rPr>
+        <w:t>print(df)</w:t>
+      </w:r>
+    </w:p>
+    <w:p>
+      <w:pPr>
+        <w:pStyle w:val="Code"/>
+        <w:rPr>
+          <w:rFonts w:ascii="Courier New" w:hAnsi="Courier New"/>
+          <w:color w:val="auto"/>
+        </w:rPr>
+      </w:pPr>
+      <w:r>
+        <w:rPr>
+          <w:rFonts w:ascii="Courier New" w:hAnsi="Courier New"/>
+          <w:color w:val="auto"/>
+        </w:rPr>
+      </w:r>
+    </w:p>
+    <w:p>
+      <w:pPr>
+        <w:pStyle w:val="Code"/>
+        <w:rPr>
+          <w:rFonts w:ascii="Courier New" w:hAnsi="Courier New"/>
+          <w:color w:val="auto"/>
+        </w:rPr>
+      </w:pPr>
+      <w:r>
+        <w:rPr>
+          <w:rFonts w:ascii="Courier New" w:hAnsi="Courier New"/>
           <w:color w:val="auto"/>
         </w:rPr>
         <w:t># 1.3 Нормування</w:t>
@@ -2688,64 +2889,69 @@
       </w:pPr>
       <w:r>
         <w:rPr>
-          <w:color w:val="auto"/>
-        </w:rPr>
-      </w:r>
-    </w:p>
-    <w:p>
-      <w:pPr>
-        <w:pStyle w:val="Code"/>
-        <w:rPr>
-          <w:rFonts w:ascii="Courier New" w:hAnsi="Courier New"/>
-          <w:color w:val="auto"/>
-        </w:rPr>
-      </w:pPr>
-      <w:r>
-        <w:rPr>
-          <w:color w:val="auto"/>
-        </w:rPr>
-        <w:t>normalized_features=normalize(features)</w:t>
-      </w:r>
-    </w:p>
-    <w:p>
-      <w:pPr>
-        <w:pStyle w:val="Code"/>
-        <w:rPr>
-          <w:rFonts w:ascii="Courier New" w:hAnsi="Courier New"/>
-          <w:color w:val="auto"/>
-        </w:rPr>
-      </w:pPr>
-      <w:r>
-        <w:rPr>
-          <w:color w:val="auto"/>
-        </w:rPr>
-        <w:t>print(f'{normalized_features = }')</w:t>
-      </w:r>
-    </w:p>
-    <w:p>
-      <w:pPr>
-        <w:pStyle w:val="Code"/>
-        <w:rPr>
-          <w:rFonts w:ascii="Courier New" w:hAnsi="Courier New"/>
-          <w:color w:val="auto"/>
-        </w:rPr>
-      </w:pPr>
-      <w:r>
-        <w:rPr>
-          <w:color w:val="auto"/>
-        </w:rPr>
-      </w:r>
-    </w:p>
-    <w:p>
-      <w:pPr>
-        <w:pStyle w:val="Code"/>
-        <w:rPr>
-          <w:rFonts w:ascii="Courier New" w:hAnsi="Courier New"/>
-          <w:color w:val="auto"/>
-        </w:rPr>
-      </w:pPr>
-      <w:r>
-        <w:rPr>
+          <w:rFonts w:ascii="Courier New" w:hAnsi="Courier New"/>
+          <w:color w:val="auto"/>
+        </w:rPr>
+      </w:r>
+    </w:p>
+    <w:p>
+      <w:pPr>
+        <w:pStyle w:val="Code"/>
+        <w:rPr>
+          <w:rFonts w:ascii="Courier New" w:hAnsi="Courier New"/>
+          <w:color w:val="auto"/>
+        </w:rPr>
+      </w:pPr>
+      <w:r>
+        <w:rPr>
+          <w:rFonts w:ascii="Courier New" w:hAnsi="Courier New"/>
+          <w:color w:val="auto"/>
+        </w:rPr>
+        <w:t>normalized_features = normalize(features)</w:t>
+      </w:r>
+    </w:p>
+    <w:p>
+      <w:pPr>
+        <w:pStyle w:val="Code"/>
+        <w:rPr>
+          <w:rFonts w:ascii="Courier New" w:hAnsi="Courier New"/>
+          <w:color w:val="auto"/>
+        </w:rPr>
+      </w:pPr>
+      <w:r>
+        <w:rPr>
+          <w:rFonts w:ascii="Courier New" w:hAnsi="Courier New"/>
+          <w:color w:val="auto"/>
+        </w:rPr>
+        <w:t>print(f"{normalized_features = }")</w:t>
+      </w:r>
+    </w:p>
+    <w:p>
+      <w:pPr>
+        <w:pStyle w:val="Code"/>
+        <w:rPr>
+          <w:rFonts w:ascii="Courier New" w:hAnsi="Courier New"/>
+          <w:color w:val="auto"/>
+        </w:rPr>
+      </w:pPr>
+      <w:r>
+        <w:rPr>
+          <w:rFonts w:ascii="Courier New" w:hAnsi="Courier New"/>
+          <w:color w:val="auto"/>
+        </w:rPr>
+      </w:r>
+    </w:p>
+    <w:p>
+      <w:pPr>
+        <w:pStyle w:val="Code"/>
+        <w:rPr>
+          <w:rFonts w:ascii="Courier New" w:hAnsi="Courier New"/>
+          <w:color w:val="auto"/>
+        </w:rPr>
+      </w:pPr>
+      <w:r>
+        <w:rPr>
+          <w:rFonts w:ascii="Courier New" w:hAnsi="Courier New"/>
           <w:color w:val="auto"/>
         </w:rPr>
         <w:t># 1.4 Побудова моделі</w:t>
@@ -2761,79 +2967,126 @@
       </w:pPr>
       <w:r>
         <w:rPr>
-          <w:color w:val="auto"/>
-        </w:rPr>
-      </w:r>
-    </w:p>
-    <w:p>
-      <w:pPr>
-        <w:pStyle w:val="Code"/>
-        <w:rPr>
-          <w:rFonts w:ascii="Courier New" w:hAnsi="Courier New"/>
-          <w:color w:val="auto"/>
-        </w:rPr>
-      </w:pPr>
-      <w:r>
-        <w:rPr>
-          <w:color w:val="auto"/>
-        </w:rPr>
-        <w:t>features_train,features_test,targets_train,targets_test=train_test_split(normalized_features,targets)</w:t>
-      </w:r>
-    </w:p>
-    <w:p>
-      <w:pPr>
-        <w:pStyle w:val="Code"/>
-        <w:rPr>
-          <w:rFonts w:ascii="Courier New" w:hAnsi="Courier New"/>
-          <w:color w:val="auto"/>
-        </w:rPr>
-      </w:pPr>
-      <w:r>
-        <w:rPr>
-          <w:color w:val="auto"/>
-        </w:rPr>
-      </w:r>
-    </w:p>
-    <w:p>
-      <w:pPr>
-        <w:pStyle w:val="Code"/>
-        <w:rPr>
-          <w:rFonts w:ascii="Courier New" w:hAnsi="Courier New"/>
-          <w:color w:val="auto"/>
-        </w:rPr>
-      </w:pPr>
-      <w:r>
-        <w:rPr>
-          <w:color w:val="auto"/>
-        </w:rPr>
-        <w:t>start_time=time.perf_counter()</w:t>
-      </w:r>
-    </w:p>
-    <w:p>
-      <w:pPr>
-        <w:pStyle w:val="Code"/>
-        <w:rPr>
-          <w:rFonts w:ascii="Courier New" w:hAnsi="Courier New"/>
-          <w:color w:val="auto"/>
-        </w:rPr>
-      </w:pPr>
-      <w:r>
-        <w:rPr>
-          <w:color w:val="auto"/>
-        </w:rPr>
-        <w:t>model=KMeans(n_clusters=number_of_features)</w:t>
-      </w:r>
-    </w:p>
-    <w:p>
-      <w:pPr>
-        <w:pStyle w:val="Code"/>
-        <w:rPr>
-          <w:rFonts w:ascii="Courier New" w:hAnsi="Courier New"/>
-          <w:color w:val="auto"/>
-        </w:rPr>
-      </w:pPr>
-      <w:r>
-        <w:rPr>
+          <w:rFonts w:ascii="Courier New" w:hAnsi="Courier New"/>
+          <w:color w:val="auto"/>
+        </w:rPr>
+      </w:r>
+    </w:p>
+    <w:p>
+      <w:pPr>
+        <w:pStyle w:val="Code"/>
+        <w:rPr>
+          <w:rFonts w:ascii="Courier New" w:hAnsi="Courier New"/>
+          <w:color w:val="auto"/>
+        </w:rPr>
+      </w:pPr>
+      <w:r>
+        <w:rPr>
+          <w:rFonts w:ascii="Courier New" w:hAnsi="Courier New"/>
+          <w:color w:val="auto"/>
+        </w:rPr>
+        <w:t>features_train, features_test, targets_train, targets_test = train_test_split(</w:t>
+      </w:r>
+    </w:p>
+    <w:p>
+      <w:pPr>
+        <w:pStyle w:val="Code"/>
+        <w:rPr>
+          <w:rFonts w:ascii="Courier New" w:hAnsi="Courier New"/>
+          <w:color w:val="auto"/>
+        </w:rPr>
+      </w:pPr>
+      <w:r>
+        <w:rPr>
+          <w:rFonts w:ascii="Courier New" w:hAnsi="Courier New"/>
+          <w:color w:val="auto"/>
+        </w:rPr>
+        <w:t xml:space="preserve">    </w:t>
+      </w:r>
+      <w:r>
+        <w:rPr>
+          <w:rFonts w:ascii="Courier New" w:hAnsi="Courier New"/>
+          <w:b w:val="false"/>
+          <w:color w:val="auto"/>
+          <w:sz w:val="21"/>
+        </w:rPr>
+        <w:t>normalized_features, target</w:t>
+      </w:r>
+    </w:p>
+    <w:p>
+      <w:pPr>
+        <w:pStyle w:val="Code"/>
+        <w:rPr>
+          <w:rFonts w:ascii="Courier New" w:hAnsi="Courier New"/>
+          <w:color w:val="auto"/>
+        </w:rPr>
+      </w:pPr>
+      <w:r>
+        <w:rPr>
+          <w:rFonts w:ascii="Courier New" w:hAnsi="Courier New"/>
+          <w:color w:val="auto"/>
+        </w:rPr>
+        <w:t>)</w:t>
+      </w:r>
+    </w:p>
+    <w:p>
+      <w:pPr>
+        <w:pStyle w:val="Code"/>
+        <w:rPr>
+          <w:rFonts w:ascii="Courier New" w:hAnsi="Courier New"/>
+          <w:color w:val="auto"/>
+        </w:rPr>
+      </w:pPr>
+      <w:r>
+        <w:rPr>
+          <w:rFonts w:ascii="Courier New" w:hAnsi="Courier New"/>
+          <w:color w:val="auto"/>
+        </w:rPr>
+      </w:r>
+    </w:p>
+    <w:p>
+      <w:pPr>
+        <w:pStyle w:val="Code"/>
+        <w:rPr>
+          <w:rFonts w:ascii="Courier New" w:hAnsi="Courier New"/>
+          <w:color w:val="auto"/>
+        </w:rPr>
+      </w:pPr>
+      <w:r>
+        <w:rPr>
+          <w:rFonts w:ascii="Courier New" w:hAnsi="Courier New"/>
+          <w:color w:val="auto"/>
+        </w:rPr>
+        <w:t>start_time = time.perf_counter()</w:t>
+      </w:r>
+    </w:p>
+    <w:p>
+      <w:pPr>
+        <w:pStyle w:val="Code"/>
+        <w:rPr>
+          <w:rFonts w:ascii="Courier New" w:hAnsi="Courier New"/>
+          <w:color w:val="auto"/>
+        </w:rPr>
+      </w:pPr>
+      <w:r>
+        <w:rPr>
+          <w:rFonts w:ascii="Courier New" w:hAnsi="Courier New"/>
+          <w:color w:val="auto"/>
+        </w:rPr>
+        <w:t>model = KMeans(n_clusters=features_count)</w:t>
+      </w:r>
+    </w:p>
+    <w:p>
+      <w:pPr>
+        <w:pStyle w:val="Code"/>
+        <w:rPr>
+          <w:rFonts w:ascii="Courier New" w:hAnsi="Courier New"/>
+          <w:color w:val="auto"/>
+        </w:rPr>
+      </w:pPr>
+      <w:r>
+        <w:rPr>
+          <w:rFonts w:ascii="Courier New" w:hAnsi="Courier New"/>
           <w:color w:val="auto"/>
         </w:rPr>
         <w:t>model.fit(features_train)</w:t>
@@ -2849,80 +3102,86 @@
       </w:pPr>
       <w:r>
         <w:rPr>
-          <w:color w:val="auto"/>
-        </w:rPr>
-        <w:t>end_time=time.perf_counter()</w:t>
-      </w:r>
-    </w:p>
-    <w:p>
-      <w:pPr>
-        <w:pStyle w:val="Code"/>
-        <w:rPr>
-          <w:rFonts w:ascii="Courier New" w:hAnsi="Courier New"/>
-          <w:color w:val="auto"/>
-        </w:rPr>
-      </w:pPr>
-      <w:r>
-        <w:rPr>
-          <w:color w:val="auto"/>
-        </w:rPr>
-        <w:t>learning_time=end_time-start_time</w:t>
-      </w:r>
-    </w:p>
-    <w:p>
-      <w:pPr>
-        <w:pStyle w:val="Code"/>
-        <w:rPr>
-          <w:rFonts w:ascii="Courier New" w:hAnsi="Courier New"/>
-          <w:color w:val="auto"/>
-        </w:rPr>
-      </w:pPr>
-      <w:r>
-        <w:rPr>
-          <w:color w:val="auto"/>
-        </w:rPr>
-        <w:t>print(f'{learning_time = }')</w:t>
-      </w:r>
-    </w:p>
-    <w:p>
-      <w:pPr>
-        <w:pStyle w:val="Code"/>
-        <w:rPr>
-          <w:rFonts w:ascii="Courier New" w:hAnsi="Courier New"/>
-          <w:color w:val="auto"/>
-        </w:rPr>
-      </w:pPr>
-      <w:r>
-        <w:rPr>
-          <w:color w:val="auto"/>
-        </w:rPr>
-        <w:t>print(f'{model.cluster_centers_ = }')</w:t>
-      </w:r>
-    </w:p>
-    <w:p>
-      <w:pPr>
-        <w:pStyle w:val="Code"/>
-        <w:rPr>
-          <w:rFonts w:ascii="Courier New" w:hAnsi="Courier New"/>
-          <w:color w:val="auto"/>
-        </w:rPr>
-      </w:pPr>
-      <w:r>
-        <w:rPr>
-          <w:color w:val="auto"/>
-        </w:rPr>
-      </w:r>
-    </w:p>
-    <w:p>
-      <w:pPr>
-        <w:pStyle w:val="Code"/>
-        <w:rPr>
-          <w:rFonts w:ascii="Courier New" w:hAnsi="Courier New"/>
-          <w:color w:val="auto"/>
-        </w:rPr>
-      </w:pPr>
-      <w:r>
-        <w:rPr>
+          <w:rFonts w:ascii="Courier New" w:hAnsi="Courier New"/>
+          <w:color w:val="auto"/>
+        </w:rPr>
+        <w:t>end_time = time.perf_counter()</w:t>
+      </w:r>
+    </w:p>
+    <w:p>
+      <w:pPr>
+        <w:pStyle w:val="Code"/>
+        <w:rPr>
+          <w:rFonts w:ascii="Courier New" w:hAnsi="Courier New"/>
+          <w:color w:val="auto"/>
+        </w:rPr>
+      </w:pPr>
+      <w:r>
+        <w:rPr>
+          <w:rFonts w:ascii="Courier New" w:hAnsi="Courier New"/>
+          <w:color w:val="auto"/>
+        </w:rPr>
+        <w:t>learning_time = end_time - start_time</w:t>
+      </w:r>
+    </w:p>
+    <w:p>
+      <w:pPr>
+        <w:pStyle w:val="Code"/>
+        <w:rPr>
+          <w:rFonts w:ascii="Courier New" w:hAnsi="Courier New"/>
+          <w:color w:val="auto"/>
+        </w:rPr>
+      </w:pPr>
+      <w:r>
+        <w:rPr>
+          <w:rFonts w:ascii="Courier New" w:hAnsi="Courier New"/>
+          <w:color w:val="auto"/>
+        </w:rPr>
+        <w:t>print(f"{learning_time = }")</w:t>
+      </w:r>
+    </w:p>
+    <w:p>
+      <w:pPr>
+        <w:pStyle w:val="Code"/>
+        <w:rPr>
+          <w:rFonts w:ascii="Courier New" w:hAnsi="Courier New"/>
+          <w:color w:val="auto"/>
+        </w:rPr>
+      </w:pPr>
+      <w:r>
+        <w:rPr>
+          <w:rFonts w:ascii="Courier New" w:hAnsi="Courier New"/>
+          <w:color w:val="auto"/>
+        </w:rPr>
+        <w:t>print(f"{model.cluster_centers_ = }")</w:t>
+      </w:r>
+    </w:p>
+    <w:p>
+      <w:pPr>
+        <w:pStyle w:val="Code"/>
+        <w:rPr>
+          <w:rFonts w:ascii="Courier New" w:hAnsi="Courier New"/>
+          <w:color w:val="auto"/>
+        </w:rPr>
+      </w:pPr>
+      <w:r>
+        <w:rPr>
+          <w:rFonts w:ascii="Courier New" w:hAnsi="Courier New"/>
+          <w:color w:val="auto"/>
+        </w:rPr>
+      </w:r>
+    </w:p>
+    <w:p>
+      <w:pPr>
+        <w:pStyle w:val="Code"/>
+        <w:rPr>
+          <w:rFonts w:ascii="Courier New" w:hAnsi="Courier New"/>
+          <w:color w:val="auto"/>
+        </w:rPr>
+      </w:pPr>
+      <w:r>
+        <w:rPr>
+          <w:rFonts w:ascii="Courier New" w:hAnsi="Courier New"/>
           <w:color w:val="auto"/>
         </w:rPr>
         <w:t># 1.5 Розпізнавання</w:t>
@@ -2938,124 +3197,133 @@
       </w:pPr>
       <w:r>
         <w:rPr>
-          <w:color w:val="auto"/>
-        </w:rPr>
-      </w:r>
-    </w:p>
-    <w:p>
-      <w:pPr>
-        <w:pStyle w:val="Code"/>
-        <w:rPr>
-          <w:rFonts w:ascii="Courier New" w:hAnsi="Courier New"/>
-          <w:color w:val="auto"/>
-        </w:rPr>
-      </w:pPr>
-      <w:r>
-        <w:rPr>
-          <w:color w:val="auto"/>
-        </w:rPr>
-        <w:t>start_time=time.perf_counter()</w:t>
-      </w:r>
-    </w:p>
-    <w:p>
-      <w:pPr>
-        <w:pStyle w:val="Code"/>
-        <w:rPr>
-          <w:rFonts w:ascii="Courier New" w:hAnsi="Courier New"/>
-          <w:color w:val="auto"/>
-        </w:rPr>
-      </w:pPr>
-      <w:r>
-        <w:rPr>
-          <w:color w:val="auto"/>
-        </w:rPr>
-        <w:t>result=model.predict(features_test)</w:t>
-      </w:r>
-    </w:p>
-    <w:p>
-      <w:pPr>
-        <w:pStyle w:val="Code"/>
-        <w:rPr>
-          <w:rFonts w:ascii="Courier New" w:hAnsi="Courier New"/>
-          <w:color w:val="auto"/>
-        </w:rPr>
-      </w:pPr>
-      <w:r>
-        <w:rPr>
-          <w:color w:val="auto"/>
-        </w:rPr>
-        <w:t>print(f'{result = }')</w:t>
-      </w:r>
-    </w:p>
-    <w:p>
-      <w:pPr>
-        <w:pStyle w:val="Code"/>
-        <w:rPr>
-          <w:rFonts w:ascii="Courier New" w:hAnsi="Courier New"/>
-          <w:color w:val="auto"/>
-        </w:rPr>
-      </w:pPr>
-      <w:r>
-        <w:rPr>
-          <w:color w:val="auto"/>
-        </w:rPr>
-        <w:t>end_time=time.perf_counter()</w:t>
-      </w:r>
-    </w:p>
-    <w:p>
-      <w:pPr>
-        <w:pStyle w:val="Code"/>
-        <w:rPr>
-          <w:rFonts w:ascii="Courier New" w:hAnsi="Courier New"/>
-          <w:color w:val="auto"/>
-        </w:rPr>
-      </w:pPr>
-      <w:r>
-        <w:rPr>
-          <w:color w:val="auto"/>
-        </w:rPr>
-        <w:t>prediction_time=end_time-start_time</w:t>
-      </w:r>
-    </w:p>
-    <w:p>
-      <w:pPr>
-        <w:pStyle w:val="Code"/>
-        <w:rPr>
-          <w:rFonts w:ascii="Courier New" w:hAnsi="Courier New"/>
-          <w:color w:val="auto"/>
-        </w:rPr>
-      </w:pPr>
-      <w:r>
-        <w:rPr>
-          <w:color w:val="auto"/>
-        </w:rPr>
-        <w:t>print(f'{prediction_time = }')</w:t>
-      </w:r>
-    </w:p>
-    <w:p>
-      <w:pPr>
-        <w:pStyle w:val="Code"/>
-        <w:rPr>
-          <w:rFonts w:ascii="Courier New" w:hAnsi="Courier New"/>
-          <w:color w:val="auto"/>
-        </w:rPr>
-      </w:pPr>
-      <w:r>
-        <w:rPr>
-          <w:color w:val="auto"/>
-        </w:rPr>
-      </w:r>
-    </w:p>
-    <w:p>
-      <w:pPr>
-        <w:pStyle w:val="Code"/>
-        <w:rPr>
-          <w:rFonts w:ascii="Courier New" w:hAnsi="Courier New"/>
-          <w:color w:val="auto"/>
-        </w:rPr>
-      </w:pPr>
-      <w:r>
-        <w:rPr>
+          <w:rFonts w:ascii="Courier New" w:hAnsi="Courier New"/>
+          <w:color w:val="auto"/>
+        </w:rPr>
+      </w:r>
+    </w:p>
+    <w:p>
+      <w:pPr>
+        <w:pStyle w:val="Code"/>
+        <w:rPr>
+          <w:rFonts w:ascii="Courier New" w:hAnsi="Courier New"/>
+          <w:color w:val="auto"/>
+        </w:rPr>
+      </w:pPr>
+      <w:r>
+        <w:rPr>
+          <w:rFonts w:ascii="Courier New" w:hAnsi="Courier New"/>
+          <w:color w:val="auto"/>
+        </w:rPr>
+        <w:t>start_time = time.perf_counter()</w:t>
+      </w:r>
+    </w:p>
+    <w:p>
+      <w:pPr>
+        <w:pStyle w:val="Code"/>
+        <w:rPr>
+          <w:rFonts w:ascii="Courier New" w:hAnsi="Courier New"/>
+          <w:color w:val="auto"/>
+        </w:rPr>
+      </w:pPr>
+      <w:r>
+        <w:rPr>
+          <w:rFonts w:ascii="Courier New" w:hAnsi="Courier New"/>
+          <w:color w:val="auto"/>
+        </w:rPr>
+        <w:t>prediction_results = model.predict(features_test)</w:t>
+      </w:r>
+    </w:p>
+    <w:p>
+      <w:pPr>
+        <w:pStyle w:val="Code"/>
+        <w:rPr>
+          <w:rFonts w:ascii="Courier New" w:hAnsi="Courier New"/>
+          <w:color w:val="auto"/>
+        </w:rPr>
+      </w:pPr>
+      <w:r>
+        <w:rPr>
+          <w:rFonts w:ascii="Courier New" w:hAnsi="Courier New"/>
+          <w:color w:val="auto"/>
+        </w:rPr>
+        <w:t>print(f"{prediction_results = }")</w:t>
+      </w:r>
+    </w:p>
+    <w:p>
+      <w:pPr>
+        <w:pStyle w:val="Code"/>
+        <w:rPr>
+          <w:rFonts w:ascii="Courier New" w:hAnsi="Courier New"/>
+          <w:color w:val="auto"/>
+        </w:rPr>
+      </w:pPr>
+      <w:r>
+        <w:rPr>
+          <w:rFonts w:ascii="Courier New" w:hAnsi="Courier New"/>
+          <w:color w:val="auto"/>
+        </w:rPr>
+        <w:t>end_time = time.perf_counter()</w:t>
+      </w:r>
+    </w:p>
+    <w:p>
+      <w:pPr>
+        <w:pStyle w:val="Code"/>
+        <w:rPr>
+          <w:rFonts w:ascii="Courier New" w:hAnsi="Courier New"/>
+          <w:color w:val="auto"/>
+        </w:rPr>
+      </w:pPr>
+      <w:r>
+        <w:rPr>
+          <w:rFonts w:ascii="Courier New" w:hAnsi="Courier New"/>
+          <w:color w:val="auto"/>
+        </w:rPr>
+        <w:t>prediction_time = end_time - start_time</w:t>
+      </w:r>
+    </w:p>
+    <w:p>
+      <w:pPr>
+        <w:pStyle w:val="Code"/>
+        <w:rPr>
+          <w:rFonts w:ascii="Courier New" w:hAnsi="Courier New"/>
+          <w:color w:val="auto"/>
+        </w:rPr>
+      </w:pPr>
+      <w:r>
+        <w:rPr>
+          <w:rFonts w:ascii="Courier New" w:hAnsi="Courier New"/>
+          <w:color w:val="auto"/>
+        </w:rPr>
+        <w:t>print(f"{prediction_time = }")</w:t>
+      </w:r>
+    </w:p>
+    <w:p>
+      <w:pPr>
+        <w:pStyle w:val="Code"/>
+        <w:rPr>
+          <w:rFonts w:ascii="Courier New" w:hAnsi="Courier New"/>
+          <w:color w:val="auto"/>
+        </w:rPr>
+      </w:pPr>
+      <w:r>
+        <w:rPr>
+          <w:rFonts w:ascii="Courier New" w:hAnsi="Courier New"/>
+          <w:color w:val="auto"/>
+        </w:rPr>
+      </w:r>
+    </w:p>
+    <w:p>
+      <w:pPr>
+        <w:pStyle w:val="Code"/>
+        <w:rPr>
+          <w:rFonts w:ascii="Courier New" w:hAnsi="Courier New"/>
+          <w:color w:val="auto"/>
+        </w:rPr>
+      </w:pPr>
+      <w:r>
+        <w:rPr>
+          <w:rFonts w:ascii="Courier New" w:hAnsi="Courier New"/>
           <w:color w:val="auto"/>
         </w:rPr>
         <w:t># 1.6 Помилка</w:t>
@@ -3071,124 +3339,133 @@
       </w:pPr>
       <w:r>
         <w:rPr>
-          <w:color w:val="auto"/>
-        </w:rPr>
-      </w:r>
-    </w:p>
-    <w:p>
-      <w:pPr>
-        <w:pStyle w:val="Code"/>
-        <w:rPr>
-          <w:rFonts w:ascii="Courier New" w:hAnsi="Courier New"/>
-          <w:color w:val="auto"/>
-        </w:rPr>
-      </w:pPr>
-      <w:r>
-        <w:rPr>
-          <w:color w:val="auto"/>
-        </w:rPr>
-        <w:t>first_prediction_error=model.score(features_test)</w:t>
-      </w:r>
-    </w:p>
-    <w:p>
-      <w:pPr>
-        <w:pStyle w:val="Code"/>
-        <w:rPr>
-          <w:rFonts w:ascii="Courier New" w:hAnsi="Courier New"/>
-          <w:color w:val="auto"/>
-        </w:rPr>
-      </w:pPr>
-      <w:r>
-        <w:rPr>
-          <w:color w:val="auto"/>
-        </w:rPr>
-        <w:t>print(f'{first_prediction_error = }')</w:t>
-      </w:r>
-    </w:p>
-    <w:p>
-      <w:pPr>
-        <w:pStyle w:val="Code"/>
-        <w:rPr>
-          <w:rFonts w:ascii="Courier New" w:hAnsi="Courier New"/>
-          <w:color w:val="auto"/>
-        </w:rPr>
-      </w:pPr>
-      <w:r>
-        <w:rPr>
-          <w:color w:val="auto"/>
-        </w:rPr>
-        <w:t>first_error_probability=first_prediction_error/size*number_of_features</w:t>
-      </w:r>
-    </w:p>
-    <w:p>
-      <w:pPr>
-        <w:pStyle w:val="Code"/>
-        <w:rPr>
-          <w:rFonts w:ascii="Courier New" w:hAnsi="Courier New"/>
-          <w:color w:val="auto"/>
-        </w:rPr>
-      </w:pPr>
-      <w:r>
-        <w:rPr>
-          <w:color w:val="auto"/>
-        </w:rPr>
-        <w:t>first_right_probability=1-first_error_probability</w:t>
-      </w:r>
-    </w:p>
-    <w:p>
-      <w:pPr>
-        <w:pStyle w:val="Code"/>
-        <w:rPr>
-          <w:rFonts w:ascii="Courier New" w:hAnsi="Courier New"/>
-          <w:color w:val="auto"/>
-        </w:rPr>
-      </w:pPr>
-      <w:r>
-        <w:rPr>
-          <w:color w:val="auto"/>
-        </w:rPr>
-        <w:t>print(f'{first_error_probability = }')</w:t>
-      </w:r>
-    </w:p>
-    <w:p>
-      <w:pPr>
-        <w:pStyle w:val="Code"/>
-        <w:rPr>
-          <w:rFonts w:ascii="Courier New" w:hAnsi="Courier New"/>
-          <w:color w:val="auto"/>
-        </w:rPr>
-      </w:pPr>
-      <w:r>
-        <w:rPr>
-          <w:color w:val="auto"/>
-        </w:rPr>
-        <w:t>print(f'{first_right_probability = }')</w:t>
-      </w:r>
-    </w:p>
-    <w:p>
-      <w:pPr>
-        <w:pStyle w:val="Code"/>
-        <w:rPr>
-          <w:rFonts w:ascii="Courier New" w:hAnsi="Courier New"/>
-          <w:color w:val="auto"/>
-        </w:rPr>
-      </w:pPr>
-      <w:r>
-        <w:rPr>
-          <w:color w:val="auto"/>
-        </w:rPr>
-      </w:r>
-    </w:p>
-    <w:p>
-      <w:pPr>
-        <w:pStyle w:val="Code"/>
-        <w:rPr>
-          <w:rFonts w:ascii="Courier New" w:hAnsi="Courier New"/>
-          <w:color w:val="auto"/>
-        </w:rPr>
-      </w:pPr>
-      <w:r>
-        <w:rPr>
+          <w:rFonts w:ascii="Courier New" w:hAnsi="Courier New"/>
+          <w:color w:val="auto"/>
+        </w:rPr>
+      </w:r>
+    </w:p>
+    <w:p>
+      <w:pPr>
+        <w:pStyle w:val="Code"/>
+        <w:rPr>
+          <w:rFonts w:ascii="Courier New" w:hAnsi="Courier New"/>
+          <w:color w:val="auto"/>
+        </w:rPr>
+      </w:pPr>
+      <w:r>
+        <w:rPr>
+          <w:rFonts w:ascii="Courier New" w:hAnsi="Courier New"/>
+          <w:color w:val="auto"/>
+        </w:rPr>
+        <w:t>original_prediction_error = model.score(features_test)</w:t>
+      </w:r>
+    </w:p>
+    <w:p>
+      <w:pPr>
+        <w:pStyle w:val="Code"/>
+        <w:rPr>
+          <w:rFonts w:ascii="Courier New" w:hAnsi="Courier New"/>
+          <w:color w:val="auto"/>
+        </w:rPr>
+      </w:pPr>
+      <w:r>
+        <w:rPr>
+          <w:rFonts w:ascii="Courier New" w:hAnsi="Courier New"/>
+          <w:color w:val="auto"/>
+        </w:rPr>
+        <w:t>print(f"{original_prediction_error = }")</w:t>
+      </w:r>
+    </w:p>
+    <w:p>
+      <w:pPr>
+        <w:pStyle w:val="Code"/>
+        <w:rPr>
+          <w:rFonts w:ascii="Courier New" w:hAnsi="Courier New"/>
+          <w:color w:val="auto"/>
+        </w:rPr>
+      </w:pPr>
+      <w:r>
+        <w:rPr>
+          <w:rFonts w:ascii="Courier New" w:hAnsi="Courier New"/>
+          <w:color w:val="auto"/>
+        </w:rPr>
+        <w:t>original_error_probability = original_prediction_error / dataset_size * features_count</w:t>
+      </w:r>
+    </w:p>
+    <w:p>
+      <w:pPr>
+        <w:pStyle w:val="Code"/>
+        <w:rPr>
+          <w:rFonts w:ascii="Courier New" w:hAnsi="Courier New"/>
+          <w:color w:val="auto"/>
+        </w:rPr>
+      </w:pPr>
+      <w:r>
+        <w:rPr>
+          <w:rFonts w:ascii="Courier New" w:hAnsi="Courier New"/>
+          <w:color w:val="auto"/>
+        </w:rPr>
+        <w:t>original_correct_probability = 1 - original_error_probability</w:t>
+      </w:r>
+    </w:p>
+    <w:p>
+      <w:pPr>
+        <w:pStyle w:val="Code"/>
+        <w:rPr>
+          <w:rFonts w:ascii="Courier New" w:hAnsi="Courier New"/>
+          <w:color w:val="auto"/>
+        </w:rPr>
+      </w:pPr>
+      <w:r>
+        <w:rPr>
+          <w:rFonts w:ascii="Courier New" w:hAnsi="Courier New"/>
+          <w:color w:val="auto"/>
+        </w:rPr>
+        <w:t>print(f"{original_error_probability = }")</w:t>
+      </w:r>
+    </w:p>
+    <w:p>
+      <w:pPr>
+        <w:pStyle w:val="Code"/>
+        <w:rPr>
+          <w:rFonts w:ascii="Courier New" w:hAnsi="Courier New"/>
+          <w:color w:val="auto"/>
+        </w:rPr>
+      </w:pPr>
+      <w:r>
+        <w:rPr>
+          <w:rFonts w:ascii="Courier New" w:hAnsi="Courier New"/>
+          <w:color w:val="auto"/>
+        </w:rPr>
+        <w:t>print(f"{original_correct_probability = }")</w:t>
+      </w:r>
+    </w:p>
+    <w:p>
+      <w:pPr>
+        <w:pStyle w:val="Code"/>
+        <w:rPr>
+          <w:rFonts w:ascii="Courier New" w:hAnsi="Courier New"/>
+          <w:color w:val="auto"/>
+        </w:rPr>
+      </w:pPr>
+      <w:r>
+        <w:rPr>
+          <w:rFonts w:ascii="Courier New" w:hAnsi="Courier New"/>
+          <w:color w:val="auto"/>
+        </w:rPr>
+      </w:r>
+    </w:p>
+    <w:p>
+      <w:pPr>
+        <w:pStyle w:val="Code"/>
+        <w:rPr>
+          <w:rFonts w:ascii="Courier New" w:hAnsi="Courier New"/>
+          <w:color w:val="auto"/>
+        </w:rPr>
+      </w:pPr>
+      <w:r>
+        <w:rPr>
+          <w:rFonts w:ascii="Courier New" w:hAnsi="Courier New"/>
           <w:color w:val="auto"/>
         </w:rPr>
         <w:t># 1.7 Нова вибірка</w:t>
@@ -3204,124 +3481,133 @@
       </w:pPr>
       <w:r>
         <w:rPr>
-          <w:color w:val="auto"/>
-        </w:rPr>
-      </w:r>
-    </w:p>
-    <w:p>
-      <w:pPr>
-        <w:pStyle w:val="Code"/>
-        <w:rPr>
-          <w:rFonts w:ascii="Courier New" w:hAnsi="Courier New"/>
-          <w:color w:val="auto"/>
-        </w:rPr>
-      </w:pPr>
-      <w:r>
-        <w:rPr>
-          <w:color w:val="auto"/>
-        </w:rPr>
-        <w:t>new_features=[row[variant] for row in features_input]</w:t>
-      </w:r>
-    </w:p>
-    <w:p>
-      <w:pPr>
-        <w:pStyle w:val="Code"/>
-        <w:rPr>
-          <w:rFonts w:ascii="Courier New" w:hAnsi="Courier New"/>
-          <w:color w:val="auto"/>
-        </w:rPr>
-      </w:pPr>
-      <w:r>
-        <w:rPr>
-          <w:color w:val="auto"/>
-        </w:rPr>
-        <w:t>print(f'{new_features = }')</w:t>
-      </w:r>
-    </w:p>
-    <w:p>
-      <w:pPr>
-        <w:pStyle w:val="Code"/>
-        <w:rPr>
-          <w:rFonts w:ascii="Courier New" w:hAnsi="Courier New"/>
-          <w:color w:val="auto"/>
-        </w:rPr>
-      </w:pPr>
-      <w:r>
-        <w:rPr>
-          <w:color w:val="auto"/>
-        </w:rPr>
-        <w:t>new_center=int(result[variant])</w:t>
-      </w:r>
-    </w:p>
-    <w:p>
-      <w:pPr>
-        <w:pStyle w:val="Code"/>
-        <w:rPr>
-          <w:rFonts w:ascii="Courier New" w:hAnsi="Courier New"/>
-          <w:color w:val="auto"/>
-        </w:rPr>
-      </w:pPr>
-      <w:r>
-        <w:rPr>
-          <w:color w:val="auto"/>
-        </w:rPr>
-        <w:t>print(f'{new_center = }')</w:t>
-      </w:r>
-    </w:p>
-    <w:p>
-      <w:pPr>
-        <w:pStyle w:val="Code"/>
-        <w:rPr>
-          <w:rFonts w:ascii="Courier New" w:hAnsi="Courier New"/>
-          <w:color w:val="auto"/>
-        </w:rPr>
-      </w:pPr>
-      <w:r>
-        <w:rPr>
-          <w:color w:val="auto"/>
-        </w:rPr>
-        <w:t>new_target=get_target_feature(row=new_features)</w:t>
-      </w:r>
-    </w:p>
-    <w:p>
-      <w:pPr>
-        <w:pStyle w:val="Code"/>
-        <w:rPr>
-          <w:rFonts w:ascii="Courier New" w:hAnsi="Courier New"/>
-          <w:color w:val="auto"/>
-        </w:rPr>
-      </w:pPr>
-      <w:r>
-        <w:rPr>
-          <w:color w:val="auto"/>
-        </w:rPr>
-        <w:t>print(f'{new_target = }')</w:t>
-      </w:r>
-    </w:p>
-    <w:p>
-      <w:pPr>
-        <w:pStyle w:val="Code"/>
-        <w:rPr>
-          <w:rFonts w:ascii="Courier New" w:hAnsi="Courier New"/>
-          <w:color w:val="auto"/>
-        </w:rPr>
-      </w:pPr>
-      <w:r>
-        <w:rPr>
-          <w:color w:val="auto"/>
-        </w:rPr>
-      </w:r>
-    </w:p>
-    <w:p>
-      <w:pPr>
-        <w:pStyle w:val="Code"/>
-        <w:rPr>
-          <w:rFonts w:ascii="Courier New" w:hAnsi="Courier New"/>
-          <w:color w:val="auto"/>
-        </w:rPr>
-      </w:pPr>
-      <w:r>
-        <w:rPr>
+          <w:rFonts w:ascii="Courier New" w:hAnsi="Courier New"/>
+          <w:color w:val="auto"/>
+        </w:rPr>
+      </w:r>
+    </w:p>
+    <w:p>
+      <w:pPr>
+        <w:pStyle w:val="Code"/>
+        <w:rPr>
+          <w:rFonts w:ascii="Courier New" w:hAnsi="Courier New"/>
+          <w:color w:val="auto"/>
+        </w:rPr>
+      </w:pPr>
+      <w:r>
+        <w:rPr>
+          <w:rFonts w:ascii="Courier New" w:hAnsi="Courier New"/>
+          <w:color w:val="auto"/>
+        </w:rPr>
+        <w:t>single_features = [row[variant] for row in features_holder]</w:t>
+      </w:r>
+    </w:p>
+    <w:p>
+      <w:pPr>
+        <w:pStyle w:val="Code"/>
+        <w:rPr>
+          <w:rFonts w:ascii="Courier New" w:hAnsi="Courier New"/>
+          <w:color w:val="auto"/>
+        </w:rPr>
+      </w:pPr>
+      <w:r>
+        <w:rPr>
+          <w:rFonts w:ascii="Courier New" w:hAnsi="Courier New"/>
+          <w:color w:val="auto"/>
+        </w:rPr>
+        <w:t>print(f"{single_features = }")</w:t>
+      </w:r>
+    </w:p>
+    <w:p>
+      <w:pPr>
+        <w:pStyle w:val="Code"/>
+        <w:rPr>
+          <w:rFonts w:ascii="Courier New" w:hAnsi="Courier New"/>
+          <w:color w:val="auto"/>
+        </w:rPr>
+      </w:pPr>
+      <w:r>
+        <w:rPr>
+          <w:rFonts w:ascii="Courier New" w:hAnsi="Courier New"/>
+          <w:color w:val="auto"/>
+        </w:rPr>
+        <w:t>single_center = int(prediction_results[variant])</w:t>
+      </w:r>
+    </w:p>
+    <w:p>
+      <w:pPr>
+        <w:pStyle w:val="Code"/>
+        <w:rPr>
+          <w:rFonts w:ascii="Courier New" w:hAnsi="Courier New"/>
+          <w:color w:val="auto"/>
+        </w:rPr>
+      </w:pPr>
+      <w:r>
+        <w:rPr>
+          <w:rFonts w:ascii="Courier New" w:hAnsi="Courier New"/>
+          <w:color w:val="auto"/>
+        </w:rPr>
+        <w:t>print(f"{single_center = }")</w:t>
+      </w:r>
+    </w:p>
+    <w:p>
+      <w:pPr>
+        <w:pStyle w:val="Code"/>
+        <w:rPr>
+          <w:rFonts w:ascii="Courier New" w:hAnsi="Courier New"/>
+          <w:color w:val="auto"/>
+        </w:rPr>
+      </w:pPr>
+      <w:r>
+        <w:rPr>
+          <w:rFonts w:ascii="Courier New" w:hAnsi="Courier New"/>
+          <w:color w:val="auto"/>
+        </w:rPr>
+        <w:t>single_target = get_target_feature(row=single_features)</w:t>
+      </w:r>
+    </w:p>
+    <w:p>
+      <w:pPr>
+        <w:pStyle w:val="Code"/>
+        <w:rPr>
+          <w:rFonts w:ascii="Courier New" w:hAnsi="Courier New"/>
+          <w:color w:val="auto"/>
+        </w:rPr>
+      </w:pPr>
+      <w:r>
+        <w:rPr>
+          <w:rFonts w:ascii="Courier New" w:hAnsi="Courier New"/>
+          <w:color w:val="auto"/>
+        </w:rPr>
+        <w:t>print(f"{single_target = }")</w:t>
+      </w:r>
+    </w:p>
+    <w:p>
+      <w:pPr>
+        <w:pStyle w:val="Code"/>
+        <w:rPr>
+          <w:rFonts w:ascii="Courier New" w:hAnsi="Courier New"/>
+          <w:color w:val="auto"/>
+        </w:rPr>
+      </w:pPr>
+      <w:r>
+        <w:rPr>
+          <w:rFonts w:ascii="Courier New" w:hAnsi="Courier New"/>
+          <w:color w:val="auto"/>
+        </w:rPr>
+      </w:r>
+    </w:p>
+    <w:p>
+      <w:pPr>
+        <w:pStyle w:val="Code"/>
+        <w:rPr>
+          <w:rFonts w:ascii="Courier New" w:hAnsi="Courier New"/>
+          <w:color w:val="auto"/>
+        </w:rPr>
+      </w:pPr>
+      <w:r>
+        <w:rPr>
+          <w:rFonts w:ascii="Courier New" w:hAnsi="Courier New"/>
           <w:color w:val="auto"/>
         </w:rPr>
         <w:t># 1.8 Розпізнавання</w:t>
@@ -3337,94 +3623,101 @@
       </w:pPr>
       <w:r>
         <w:rPr>
-          <w:color w:val="auto"/>
-        </w:rPr>
-      </w:r>
-    </w:p>
-    <w:p>
-      <w:pPr>
-        <w:pStyle w:val="Code"/>
-        <w:rPr>
-          <w:rFonts w:ascii="Courier New" w:hAnsi="Courier New"/>
-          <w:color w:val="auto"/>
-        </w:rPr>
-      </w:pPr>
-      <w:r>
-        <w:rPr>
-          <w:color w:val="auto"/>
-        </w:rPr>
-        <w:t>new_features=np.array(new_features).reshape(-1,1)</w:t>
-      </w:r>
-    </w:p>
-    <w:p>
-      <w:pPr>
-        <w:pStyle w:val="Code"/>
-        <w:rPr>
-          <w:rFonts w:ascii="Courier New" w:hAnsi="Courier New"/>
-          <w:color w:val="auto"/>
-        </w:rPr>
-      </w:pPr>
-      <w:r>
-        <w:rPr>
-          <w:color w:val="auto"/>
-        </w:rPr>
-        <w:t>model=model.fit(new_features)</w:t>
-      </w:r>
-    </w:p>
-    <w:p>
-      <w:pPr>
-        <w:pStyle w:val="Code"/>
-        <w:rPr>
-          <w:rFonts w:ascii="Courier New" w:hAnsi="Courier New"/>
-          <w:color w:val="auto"/>
-        </w:rPr>
-      </w:pPr>
-      <w:r>
-        <w:rPr>
-          <w:color w:val="auto"/>
-        </w:rPr>
-        <w:t>result=model.predict(new_features)</w:t>
-      </w:r>
-    </w:p>
-    <w:p>
-      <w:pPr>
-        <w:pStyle w:val="Code"/>
-        <w:rPr>
-          <w:rFonts w:ascii="Courier New" w:hAnsi="Courier New"/>
-          <w:color w:val="auto"/>
-        </w:rPr>
-      </w:pPr>
-      <w:r>
-        <w:rPr>
-          <w:color w:val="auto"/>
-        </w:rPr>
-        <w:t>print(f'{result = }')</w:t>
-      </w:r>
-    </w:p>
-    <w:p>
-      <w:pPr>
-        <w:pStyle w:val="Code"/>
-        <w:rPr>
-          <w:rFonts w:ascii="Courier New" w:hAnsi="Courier New"/>
-          <w:color w:val="auto"/>
-        </w:rPr>
-      </w:pPr>
-      <w:r>
-        <w:rPr>
-          <w:color w:val="auto"/>
-        </w:rPr>
-      </w:r>
-    </w:p>
-    <w:p>
-      <w:pPr>
-        <w:pStyle w:val="Code"/>
-        <w:rPr>
-          <w:rFonts w:ascii="Courier New" w:hAnsi="Courier New"/>
-          <w:color w:val="auto"/>
-        </w:rPr>
-      </w:pPr>
-      <w:r>
-        <w:rPr>
+          <w:rFonts w:ascii="Courier New" w:hAnsi="Courier New"/>
+          <w:color w:val="auto"/>
+        </w:rPr>
+      </w:r>
+    </w:p>
+    <w:p>
+      <w:pPr>
+        <w:pStyle w:val="Code"/>
+        <w:rPr>
+          <w:rFonts w:ascii="Courier New" w:hAnsi="Courier New"/>
+          <w:color w:val="auto"/>
+        </w:rPr>
+      </w:pPr>
+      <w:r>
+        <w:rPr>
+          <w:rFonts w:ascii="Courier New" w:hAnsi="Courier New"/>
+          <w:color w:val="auto"/>
+        </w:rPr>
+        <w:t>single_features = np.array(single_features).reshape(-1, 1)</w:t>
+      </w:r>
+    </w:p>
+    <w:p>
+      <w:pPr>
+        <w:pStyle w:val="Code"/>
+        <w:rPr>
+          <w:rFonts w:ascii="Courier New" w:hAnsi="Courier New"/>
+          <w:color w:val="auto"/>
+        </w:rPr>
+      </w:pPr>
+      <w:r>
+        <w:rPr>
+          <w:rFonts w:ascii="Courier New" w:hAnsi="Courier New"/>
+          <w:color w:val="auto"/>
+        </w:rPr>
+        <w:t>model = model.fit(single_features)</w:t>
+      </w:r>
+    </w:p>
+    <w:p>
+      <w:pPr>
+        <w:pStyle w:val="Code"/>
+        <w:rPr>
+          <w:rFonts w:ascii="Courier New" w:hAnsi="Courier New"/>
+          <w:color w:val="auto"/>
+        </w:rPr>
+      </w:pPr>
+      <w:r>
+        <w:rPr>
+          <w:rFonts w:ascii="Courier New" w:hAnsi="Courier New"/>
+          <w:color w:val="auto"/>
+        </w:rPr>
+        <w:t>prediction_results = model.predict(single_features)</w:t>
+      </w:r>
+    </w:p>
+    <w:p>
+      <w:pPr>
+        <w:pStyle w:val="Code"/>
+        <w:rPr>
+          <w:rFonts w:ascii="Courier New" w:hAnsi="Courier New"/>
+          <w:color w:val="auto"/>
+        </w:rPr>
+      </w:pPr>
+      <w:r>
+        <w:rPr>
+          <w:rFonts w:ascii="Courier New" w:hAnsi="Courier New"/>
+          <w:color w:val="auto"/>
+        </w:rPr>
+        <w:t>print(f"{prediction_results = }")</w:t>
+      </w:r>
+    </w:p>
+    <w:p>
+      <w:pPr>
+        <w:pStyle w:val="Code"/>
+        <w:rPr>
+          <w:rFonts w:ascii="Courier New" w:hAnsi="Courier New"/>
+          <w:color w:val="auto"/>
+        </w:rPr>
+      </w:pPr>
+      <w:r>
+        <w:rPr>
+          <w:rFonts w:ascii="Courier New" w:hAnsi="Courier New"/>
+          <w:color w:val="auto"/>
+        </w:rPr>
+      </w:r>
+    </w:p>
+    <w:p>
+      <w:pPr>
+        <w:pStyle w:val="Code"/>
+        <w:rPr>
+          <w:rFonts w:ascii="Courier New" w:hAnsi="Courier New"/>
+          <w:color w:val="auto"/>
+        </w:rPr>
+      </w:pPr>
+      <w:r>
+        <w:rPr>
+          <w:rFonts w:ascii="Courier New" w:hAnsi="Courier New"/>
           <w:color w:val="auto"/>
         </w:rPr>
         <w:t># 1.9 Помилка</w:t>
@@ -3440,124 +3733,133 @@
       </w:pPr>
       <w:r>
         <w:rPr>
-          <w:color w:val="auto"/>
-        </w:rPr>
-      </w:r>
-    </w:p>
-    <w:p>
-      <w:pPr>
-        <w:pStyle w:val="Code"/>
-        <w:rPr>
-          <w:rFonts w:ascii="Courier New" w:hAnsi="Courier New"/>
-          <w:color w:val="auto"/>
-        </w:rPr>
-      </w:pPr>
-      <w:r>
-        <w:rPr>
-          <w:color w:val="auto"/>
-        </w:rPr>
-        <w:t>prediction_error=model.score(new_features)</w:t>
-      </w:r>
-    </w:p>
-    <w:p>
-      <w:pPr>
-        <w:pStyle w:val="Code"/>
-        <w:rPr>
-          <w:rFonts w:ascii="Courier New" w:hAnsi="Courier New"/>
-          <w:color w:val="auto"/>
-        </w:rPr>
-      </w:pPr>
-      <w:r>
-        <w:rPr>
-          <w:color w:val="auto"/>
-        </w:rPr>
-        <w:t>print(f'{prediction_error = }')</w:t>
-      </w:r>
-    </w:p>
-    <w:p>
-      <w:pPr>
-        <w:pStyle w:val="Code"/>
-        <w:rPr>
-          <w:rFonts w:ascii="Courier New" w:hAnsi="Courier New"/>
-          <w:color w:val="auto"/>
-        </w:rPr>
-      </w:pPr>
-      <w:r>
-        <w:rPr>
-          <w:color w:val="auto"/>
-        </w:rPr>
-        <w:t>error_probability=prediction_error/len(new_features)*1</w:t>
-      </w:r>
-    </w:p>
-    <w:p>
-      <w:pPr>
-        <w:pStyle w:val="Code"/>
-        <w:rPr>
-          <w:rFonts w:ascii="Courier New" w:hAnsi="Courier New"/>
-          <w:color w:val="auto"/>
-        </w:rPr>
-      </w:pPr>
-      <w:r>
-        <w:rPr>
-          <w:color w:val="auto"/>
-        </w:rPr>
-        <w:t>right_probability=1-error_probability</w:t>
-      </w:r>
-    </w:p>
-    <w:p>
-      <w:pPr>
-        <w:pStyle w:val="Code"/>
-        <w:rPr>
-          <w:rFonts w:ascii="Courier New" w:hAnsi="Courier New"/>
-          <w:color w:val="auto"/>
-        </w:rPr>
-      </w:pPr>
-      <w:r>
-        <w:rPr>
-          <w:color w:val="auto"/>
-        </w:rPr>
-        <w:t>print(f'{error_probability = }')</w:t>
-      </w:r>
-    </w:p>
-    <w:p>
-      <w:pPr>
-        <w:pStyle w:val="Code"/>
-        <w:rPr>
-          <w:rFonts w:ascii="Courier New" w:hAnsi="Courier New"/>
-          <w:color w:val="auto"/>
-        </w:rPr>
-      </w:pPr>
-      <w:r>
-        <w:rPr>
-          <w:color w:val="auto"/>
-        </w:rPr>
-        <w:t>print(f'{right_probability = }')</w:t>
-      </w:r>
-    </w:p>
-    <w:p>
-      <w:pPr>
-        <w:pStyle w:val="Code"/>
-        <w:rPr>
-          <w:rFonts w:ascii="Courier New" w:hAnsi="Courier New"/>
-          <w:color w:val="auto"/>
-        </w:rPr>
-      </w:pPr>
-      <w:r>
-        <w:rPr>
-          <w:color w:val="auto"/>
-        </w:rPr>
-      </w:r>
-    </w:p>
-    <w:p>
-      <w:pPr>
-        <w:pStyle w:val="Code"/>
-        <w:rPr>
-          <w:rFonts w:ascii="Courier New" w:hAnsi="Courier New"/>
-          <w:color w:val="auto"/>
-        </w:rPr>
-      </w:pPr>
-      <w:r>
-        <w:rPr>
+          <w:rFonts w:ascii="Courier New" w:hAnsi="Courier New"/>
+          <w:color w:val="auto"/>
+        </w:rPr>
+      </w:r>
+    </w:p>
+    <w:p>
+      <w:pPr>
+        <w:pStyle w:val="Code"/>
+        <w:rPr>
+          <w:rFonts w:ascii="Courier New" w:hAnsi="Courier New"/>
+          <w:color w:val="auto"/>
+        </w:rPr>
+      </w:pPr>
+      <w:r>
+        <w:rPr>
+          <w:rFonts w:ascii="Courier New" w:hAnsi="Courier New"/>
+          <w:color w:val="auto"/>
+        </w:rPr>
+        <w:t>prediction_error = model.score(single_features)</w:t>
+      </w:r>
+    </w:p>
+    <w:p>
+      <w:pPr>
+        <w:pStyle w:val="Code"/>
+        <w:rPr>
+          <w:rFonts w:ascii="Courier New" w:hAnsi="Courier New"/>
+          <w:color w:val="auto"/>
+        </w:rPr>
+      </w:pPr>
+      <w:r>
+        <w:rPr>
+          <w:rFonts w:ascii="Courier New" w:hAnsi="Courier New"/>
+          <w:color w:val="auto"/>
+        </w:rPr>
+        <w:t>print(f"{prediction_error = }")</w:t>
+      </w:r>
+    </w:p>
+    <w:p>
+      <w:pPr>
+        <w:pStyle w:val="Code"/>
+        <w:rPr>
+          <w:rFonts w:ascii="Courier New" w:hAnsi="Courier New"/>
+          <w:color w:val="auto"/>
+        </w:rPr>
+      </w:pPr>
+      <w:r>
+        <w:rPr>
+          <w:rFonts w:ascii="Courier New" w:hAnsi="Courier New"/>
+          <w:color w:val="auto"/>
+        </w:rPr>
+        <w:t>short_error_probability = prediction_error / len(single_features) * 1</w:t>
+      </w:r>
+    </w:p>
+    <w:p>
+      <w:pPr>
+        <w:pStyle w:val="Code"/>
+        <w:rPr>
+          <w:rFonts w:ascii="Courier New" w:hAnsi="Courier New"/>
+          <w:color w:val="auto"/>
+        </w:rPr>
+      </w:pPr>
+      <w:r>
+        <w:rPr>
+          <w:rFonts w:ascii="Courier New" w:hAnsi="Courier New"/>
+          <w:color w:val="auto"/>
+        </w:rPr>
+        <w:t>short_correct_probability = 1 - short_error_probability</w:t>
+      </w:r>
+    </w:p>
+    <w:p>
+      <w:pPr>
+        <w:pStyle w:val="Code"/>
+        <w:rPr>
+          <w:rFonts w:ascii="Courier New" w:hAnsi="Courier New"/>
+          <w:color w:val="auto"/>
+        </w:rPr>
+      </w:pPr>
+      <w:r>
+        <w:rPr>
+          <w:rFonts w:ascii="Courier New" w:hAnsi="Courier New"/>
+          <w:color w:val="auto"/>
+        </w:rPr>
+        <w:t>print(f"{short_error_probability = }")</w:t>
+      </w:r>
+    </w:p>
+    <w:p>
+      <w:pPr>
+        <w:pStyle w:val="Code"/>
+        <w:rPr>
+          <w:rFonts w:ascii="Courier New" w:hAnsi="Courier New"/>
+          <w:color w:val="auto"/>
+        </w:rPr>
+      </w:pPr>
+      <w:r>
+        <w:rPr>
+          <w:rFonts w:ascii="Courier New" w:hAnsi="Courier New"/>
+          <w:color w:val="auto"/>
+        </w:rPr>
+        <w:t>print(f"{short_correct_probability = }")</w:t>
+      </w:r>
+    </w:p>
+    <w:p>
+      <w:pPr>
+        <w:pStyle w:val="Code"/>
+        <w:rPr>
+          <w:rFonts w:ascii="Courier New" w:hAnsi="Courier New"/>
+          <w:color w:val="auto"/>
+        </w:rPr>
+      </w:pPr>
+      <w:r>
+        <w:rPr>
+          <w:rFonts w:ascii="Courier New" w:hAnsi="Courier New"/>
+          <w:color w:val="auto"/>
+        </w:rPr>
+      </w:r>
+    </w:p>
+    <w:p>
+      <w:pPr>
+        <w:pStyle w:val="Code"/>
+        <w:rPr>
+          <w:rFonts w:ascii="Courier New" w:hAnsi="Courier New"/>
+          <w:color w:val="auto"/>
+        </w:rPr>
+      </w:pPr>
+      <w:r>
+        <w:rPr>
+          <w:rFonts w:ascii="Courier New" w:hAnsi="Courier New"/>
           <w:color w:val="auto"/>
         </w:rPr>
         <w:t># 1.10 Порівняння</w:t>
@@ -3573,110 +3875,378 @@
       </w:pPr>
       <w:r>
         <w:rPr>
-          <w:color w:val="auto"/>
-        </w:rPr>
-      </w:r>
-    </w:p>
-    <w:p>
-      <w:pPr>
-        <w:pStyle w:val="Code"/>
-        <w:rPr>
-          <w:rFonts w:ascii="Courier New" w:hAnsi="Courier New"/>
-          <w:color w:val="auto"/>
-        </w:rPr>
-      </w:pPr>
-      <w:r>
-        <w:rPr>
-          <w:color w:val="auto"/>
-        </w:rPr>
-        <w:t>prediction_error_difference=abs(first_prediction_error-prediction_error)</w:t>
-      </w:r>
-    </w:p>
-    <w:p>
-      <w:pPr>
-        <w:pStyle w:val="Code"/>
-        <w:rPr>
-          <w:rFonts w:ascii="Courier New" w:hAnsi="Courier New"/>
-          <w:color w:val="auto"/>
-        </w:rPr>
-      </w:pPr>
-      <w:r>
-        <w:rPr>
-          <w:color w:val="auto"/>
-        </w:rPr>
-        <w:t>error_probability_difference=abs(first_error_probability-error_probability)</w:t>
-      </w:r>
-    </w:p>
-    <w:p>
-      <w:pPr>
-        <w:pStyle w:val="Code"/>
-        <w:rPr>
-          <w:rFonts w:ascii="Courier New" w:hAnsi="Courier New"/>
-          <w:color w:val="auto"/>
-        </w:rPr>
-      </w:pPr>
-      <w:r>
-        <w:rPr>
-          <w:color w:val="auto"/>
-        </w:rPr>
-        <w:t>right_probability_difference=abs(first_right_probability-right_probability)</w:t>
-      </w:r>
-    </w:p>
-    <w:p>
-      <w:pPr>
-        <w:pStyle w:val="Code"/>
-        <w:rPr>
-          <w:rFonts w:ascii="Courier New" w:hAnsi="Courier New"/>
-          <w:color w:val="auto"/>
-        </w:rPr>
-      </w:pPr>
-      <w:r>
-        <w:rPr>
-          <w:color w:val="auto"/>
-        </w:rPr>
-        <w:t>print(f'{prediction_error_difference = }')</w:t>
-      </w:r>
-    </w:p>
-    <w:p>
-      <w:pPr>
-        <w:pStyle w:val="Code"/>
-        <w:rPr>
-          <w:rFonts w:ascii="Courier New" w:hAnsi="Courier New"/>
-          <w:color w:val="auto"/>
-        </w:rPr>
-      </w:pPr>
-      <w:r>
-        <w:rPr>
-          <w:color w:val="auto"/>
-        </w:rPr>
-        <w:t>print(f'{error_probability_difference = }')</w:t>
-      </w:r>
-    </w:p>
-    <w:p>
-      <w:pPr>
-        <w:pStyle w:val="Code"/>
-        <w:rPr>
-          <w:rFonts w:ascii="Courier New" w:hAnsi="Courier New"/>
-          <w:color w:val="auto"/>
-        </w:rPr>
-      </w:pPr>
-      <w:r>
-        <w:rPr>
-          <w:color w:val="auto"/>
-        </w:rPr>
-        <w:t>print(f'{right_probability_difference = }')</w:t>
-      </w:r>
-    </w:p>
-    <w:p>
-      <w:pPr>
-        <w:pStyle w:val="Code"/>
-        <w:rPr>
-          <w:rFonts w:ascii="Courier New" w:hAnsi="Courier New"/>
-          <w:color w:val="auto"/>
-        </w:rPr>
-      </w:pPr>
-      <w:r>
-        <w:rPr>
+          <w:rFonts w:ascii="Courier New" w:hAnsi="Courier New"/>
+          <w:color w:val="auto"/>
+        </w:rPr>
+      </w:r>
+    </w:p>
+    <w:p>
+      <w:pPr>
+        <w:pStyle w:val="Code"/>
+        <w:rPr>
+          <w:rFonts w:ascii="Courier New" w:hAnsi="Courier New"/>
+          <w:color w:val="auto"/>
+        </w:rPr>
+      </w:pPr>
+      <w:r>
+        <w:rPr>
+          <w:rFonts w:ascii="Courier New" w:hAnsi="Courier New"/>
+          <w:color w:val="auto"/>
+        </w:rPr>
+        <w:t>prediction_error_difference = abs(original_prediction_error - prediction_error)</w:t>
+      </w:r>
+    </w:p>
+    <w:p>
+      <w:pPr>
+        <w:pStyle w:val="Code"/>
+        <w:rPr>
+          <w:rFonts w:ascii="Courier New" w:hAnsi="Courier New"/>
+          <w:color w:val="auto"/>
+        </w:rPr>
+      </w:pPr>
+      <w:r>
+        <w:rPr>
+          <w:rFonts w:ascii="Courier New" w:hAnsi="Courier New"/>
+          <w:color w:val="auto"/>
+        </w:rPr>
+        <w:t>error_probability_difference = abs(original_error_probability - short_error_probability)</w:t>
+      </w:r>
+    </w:p>
+    <w:p>
+      <w:pPr>
+        <w:pStyle w:val="Code"/>
+        <w:rPr>
+          <w:rFonts w:ascii="Courier New" w:hAnsi="Courier New"/>
+          <w:color w:val="auto"/>
+        </w:rPr>
+      </w:pPr>
+      <w:r>
+        <w:rPr>
+          <w:rFonts w:ascii="Courier New" w:hAnsi="Courier New"/>
+          <w:color w:val="auto"/>
+        </w:rPr>
+        <w:t>correct_probability_difference = abs(</w:t>
+      </w:r>
+    </w:p>
+    <w:p>
+      <w:pPr>
+        <w:pStyle w:val="Code"/>
+        <w:rPr>
+          <w:rFonts w:ascii="Courier New" w:hAnsi="Courier New"/>
+          <w:color w:val="auto"/>
+        </w:rPr>
+      </w:pPr>
+      <w:r>
+        <w:rPr>
+          <w:rFonts w:ascii="Courier New" w:hAnsi="Courier New"/>
+          <w:color w:val="auto"/>
+        </w:rPr>
+        <w:t xml:space="preserve">    </w:t>
+      </w:r>
+      <w:r>
+        <w:rPr>
+          <w:rFonts w:ascii="Courier New" w:hAnsi="Courier New"/>
+          <w:b w:val="false"/>
+          <w:color w:val="auto"/>
+          <w:sz w:val="21"/>
+        </w:rPr>
+        <w:t>original_correct_probability - short_correct_probability</w:t>
+      </w:r>
+    </w:p>
+    <w:p>
+      <w:pPr>
+        <w:pStyle w:val="Code"/>
+        <w:rPr>
+          <w:rFonts w:ascii="Courier New" w:hAnsi="Courier New"/>
+          <w:color w:val="auto"/>
+        </w:rPr>
+      </w:pPr>
+      <w:r>
+        <w:rPr>
+          <w:rFonts w:ascii="Courier New" w:hAnsi="Courier New"/>
+          <w:color w:val="auto"/>
+        </w:rPr>
+        <w:t>)</w:t>
+      </w:r>
+    </w:p>
+    <w:p>
+      <w:pPr>
+        <w:pStyle w:val="Code"/>
+        <w:rPr>
+          <w:rFonts w:ascii="Courier New" w:hAnsi="Courier New"/>
+          <w:color w:val="auto"/>
+        </w:rPr>
+      </w:pPr>
+      <w:r>
+        <w:rPr>
+          <w:rFonts w:ascii="Courier New" w:hAnsi="Courier New"/>
+          <w:color w:val="auto"/>
+        </w:rPr>
+        <w:t>print(f"{prediction_error_difference = }")</w:t>
+      </w:r>
+    </w:p>
+    <w:p>
+      <w:pPr>
+        <w:pStyle w:val="Code"/>
+        <w:rPr>
+          <w:rFonts w:ascii="Courier New" w:hAnsi="Courier New"/>
+          <w:color w:val="auto"/>
+        </w:rPr>
+      </w:pPr>
+      <w:r>
+        <w:rPr>
+          <w:rFonts w:ascii="Courier New" w:hAnsi="Courier New"/>
+          <w:color w:val="auto"/>
+        </w:rPr>
+        <w:t>print(f"{error_probability_difference = }")</w:t>
+      </w:r>
+    </w:p>
+    <w:p>
+      <w:pPr>
+        <w:pStyle w:val="Code"/>
+        <w:rPr>
+          <w:rFonts w:ascii="Courier New" w:hAnsi="Courier New"/>
+          <w:color w:val="auto"/>
+        </w:rPr>
+      </w:pPr>
+      <w:r>
+        <w:rPr>
+          <w:rFonts w:ascii="Courier New" w:hAnsi="Courier New"/>
+          <w:color w:val="auto"/>
+        </w:rPr>
+        <w:t>print(f"{correct_probability_difference = }")</w:t>
+      </w:r>
+    </w:p>
+    <w:p>
+      <w:pPr>
+        <w:pStyle w:val="Code"/>
+        <w:rPr>
+          <w:rFonts w:ascii="Courier New" w:hAnsi="Courier New"/>
+          <w:color w:val="auto"/>
+        </w:rPr>
+      </w:pPr>
+      <w:r>
+        <w:rPr>
+          <w:rFonts w:ascii="Courier New" w:hAnsi="Courier New"/>
+          <w:color w:val="auto"/>
+        </w:rPr>
+      </w:r>
+    </w:p>
+    <w:p>
+      <w:pPr>
+        <w:pStyle w:val="Code"/>
+        <w:rPr>
+          <w:rFonts w:ascii="Courier New" w:hAnsi="Courier New"/>
+          <w:color w:val="auto"/>
+        </w:rPr>
+      </w:pPr>
+      <w:r>
+        <w:rPr>
+          <w:rFonts w:ascii="Courier New" w:hAnsi="Courier New"/>
+          <w:color w:val="auto"/>
+        </w:rPr>
+        <w:t># 1.10.1 Порівняння таблицею</w:t>
+      </w:r>
+    </w:p>
+    <w:p>
+      <w:pPr>
+        <w:pStyle w:val="Code"/>
+        <w:rPr>
+          <w:rFonts w:ascii="Courier New" w:hAnsi="Courier New"/>
+          <w:color w:val="auto"/>
+        </w:rPr>
+      </w:pPr>
+      <w:r>
+        <w:rPr>
+          <w:rFonts w:ascii="Courier New" w:hAnsi="Courier New"/>
+          <w:color w:val="auto"/>
+        </w:rPr>
+      </w:r>
+    </w:p>
+    <w:p>
+      <w:pPr>
+        <w:pStyle w:val="Code"/>
+        <w:rPr>
+          <w:rFonts w:ascii="Courier New" w:hAnsi="Courier New"/>
+          <w:color w:val="auto"/>
+        </w:rPr>
+      </w:pPr>
+      <w:r>
+        <w:rPr>
+          <w:rFonts w:ascii="Courier New" w:hAnsi="Courier New"/>
+          <w:color w:val="auto"/>
+        </w:rPr>
+        <w:t>errors_table = pd.DataFrame(</w:t>
+      </w:r>
+    </w:p>
+    <w:p>
+      <w:pPr>
+        <w:pStyle w:val="Code"/>
+        <w:rPr>
+          <w:rFonts w:ascii="Courier New" w:hAnsi="Courier New"/>
+          <w:color w:val="auto"/>
+        </w:rPr>
+      </w:pPr>
+      <w:r>
+        <w:rPr>
+          <w:rFonts w:ascii="Courier New" w:hAnsi="Courier New"/>
+          <w:color w:val="auto"/>
+        </w:rPr>
+        <w:t xml:space="preserve">    </w:t>
+      </w:r>
+      <w:r>
+        <w:rPr>
+          <w:rFonts w:ascii="Courier New" w:hAnsi="Courier New"/>
+          <w:b w:val="false"/>
+          <w:color w:val="auto"/>
+          <w:sz w:val="21"/>
+        </w:rPr>
+        <w:t>{</w:t>
+      </w:r>
+    </w:p>
+    <w:p>
+      <w:pPr>
+        <w:pStyle w:val="Code"/>
+        <w:rPr>
+          <w:rFonts w:ascii="Courier New" w:hAnsi="Courier New"/>
+          <w:color w:val="auto"/>
+        </w:rPr>
+      </w:pPr>
+      <w:r>
+        <w:rPr>
+          <w:rFonts w:ascii="Courier New" w:hAnsi="Courier New"/>
+          <w:color w:val="auto"/>
+        </w:rPr>
+        <w:t xml:space="preserve">        </w:t>
+      </w:r>
+      <w:r>
+        <w:rPr>
+          <w:rFonts w:ascii="Courier New" w:hAnsi="Courier New"/>
+          <w:b w:val="false"/>
+          <w:color w:val="auto"/>
+          <w:sz w:val="21"/>
+        </w:rPr>
+        <w:t>"Error": [original_error_probability, short_error_probability],</w:t>
+      </w:r>
+    </w:p>
+    <w:p>
+      <w:pPr>
+        <w:pStyle w:val="Code"/>
+        <w:rPr>
+          <w:rFonts w:ascii="Courier New" w:hAnsi="Courier New"/>
+          <w:color w:val="auto"/>
+        </w:rPr>
+      </w:pPr>
+      <w:r>
+        <w:rPr>
+          <w:rFonts w:ascii="Courier New" w:hAnsi="Courier New"/>
+          <w:color w:val="auto"/>
+        </w:rPr>
+        <w:t xml:space="preserve">        </w:t>
+      </w:r>
+      <w:r>
+        <w:rPr>
+          <w:rFonts w:ascii="Courier New" w:hAnsi="Courier New"/>
+          <w:b w:val="false"/>
+          <w:color w:val="auto"/>
+          <w:sz w:val="21"/>
+        </w:rPr>
+        <w:t>"Correct": [original_correct_probability, short_correct_probability],</w:t>
+      </w:r>
+    </w:p>
+    <w:p>
+      <w:pPr>
+        <w:pStyle w:val="Code"/>
+        <w:rPr>
+          <w:rFonts w:ascii="Courier New" w:hAnsi="Courier New"/>
+          <w:color w:val="auto"/>
+        </w:rPr>
+      </w:pPr>
+      <w:r>
+        <w:rPr>
+          <w:rFonts w:ascii="Courier New" w:hAnsi="Courier New"/>
+          <w:color w:val="auto"/>
+        </w:rPr>
+        <w:t xml:space="preserve">    </w:t>
+      </w:r>
+      <w:r>
+        <w:rPr>
+          <w:rFonts w:ascii="Courier New" w:hAnsi="Courier New"/>
+          <w:b w:val="false"/>
+          <w:color w:val="auto"/>
+          <w:sz w:val="21"/>
+        </w:rPr>
+        <w:t>},</w:t>
+      </w:r>
+    </w:p>
+    <w:p>
+      <w:pPr>
+        <w:pStyle w:val="Code"/>
+        <w:rPr>
+          <w:rFonts w:ascii="Courier New" w:hAnsi="Courier New"/>
+          <w:color w:val="auto"/>
+        </w:rPr>
+      </w:pPr>
+      <w:r>
+        <w:rPr>
+          <w:rFonts w:ascii="Courier New" w:hAnsi="Courier New"/>
+          <w:color w:val="auto"/>
+        </w:rPr>
+        <w:t xml:space="preserve">    </w:t>
+      </w:r>
+      <w:r>
+        <w:rPr>
+          <w:rFonts w:ascii="Courier New" w:hAnsi="Courier New"/>
+          <w:b w:val="false"/>
+          <w:color w:val="auto"/>
+          <w:sz w:val="21"/>
+        </w:rPr>
+        <w:t>index=["Original", "Shortened"],</w:t>
+      </w:r>
+    </w:p>
+    <w:p>
+      <w:pPr>
+        <w:pStyle w:val="Code"/>
+        <w:rPr>
+          <w:rFonts w:ascii="Courier New" w:hAnsi="Courier New"/>
+          <w:color w:val="auto"/>
+        </w:rPr>
+      </w:pPr>
+      <w:r>
+        <w:rPr>
+          <w:rFonts w:ascii="Courier New" w:hAnsi="Courier New"/>
+          <w:color w:val="auto"/>
+        </w:rPr>
+        <w:t>)</w:t>
+      </w:r>
+    </w:p>
+    <w:p>
+      <w:pPr>
+        <w:pStyle w:val="Code"/>
+        <w:rPr>
+          <w:rFonts w:ascii="Courier New" w:hAnsi="Courier New"/>
+          <w:color w:val="auto"/>
+        </w:rPr>
+      </w:pPr>
+      <w:r>
+        <w:rPr>
+          <w:rFonts w:ascii="Courier New" w:hAnsi="Courier New"/>
+          <w:color w:val="auto"/>
+        </w:rPr>
+        <w:t>print(errors_table)</w:t>
+      </w:r>
+    </w:p>
+    <w:p>
+      <w:pPr>
+        <w:pStyle w:val="P1"/>
+        <w:rPr>
+          <w:rFonts w:ascii="Courier New" w:hAnsi="Courier New"/>
+          <w:color w:val="auto"/>
+        </w:rPr>
+      </w:pPr>
+      <w:r>
+        <w:rPr>
+          <w:rFonts w:ascii="Courier New" w:hAnsi="Courier New"/>
           <w:color w:val="auto"/>
         </w:rPr>
       </w:r>
@@ -3684,23 +4254,14 @@
     <w:p>
       <w:pPr>
         <w:pStyle w:val="IMG1"/>
-        <w:rPr>
-          <w:color w:val="auto"/>
-        </w:rPr>
-      </w:pPr>
-      <w:r>
+        <w:rPr/>
+      </w:pPr>
+      <w:r>
+        <w:rPr/>
         <w:drawing>
-          <wp:anchor behindDoc="0" distT="0" distB="0" distL="0" distR="0" simplePos="0" locked="0" layoutInCell="0" allowOverlap="1" relativeHeight="5">
-            <wp:simplePos x="0" y="0"/>
-            <wp:positionH relativeFrom="column">
-              <wp:align>center</wp:align>
-            </wp:positionH>
-            <wp:positionV relativeFrom="paragraph">
-              <wp:posOffset>635</wp:posOffset>
-            </wp:positionV>
-            <wp:extent cx="5731510" cy="8065770"/>
+          <wp:inline distT="0" distB="0" distL="0" distR="0">
+            <wp:extent cx="5731510" cy="7517130"/>
             <wp:effectExtent l="0" t="0" r="0" b="0"/>
-            <wp:wrapSquare wrapText="largest"/>
             <wp:docPr id="2" name="Зображення2" descr=""/>
             <wp:cNvGraphicFramePr>
               <a:graphicFrameLocks xmlns:a="http://schemas.openxmlformats.org/drawingml/2006/main" noChangeAspect="1"/>
@@ -3723,7 +4284,7 @@
                   <pic:spPr bwMode="auto">
                     <a:xfrm>
                       <a:off x="0" y="0"/>
-                      <a:ext cx="5731510" cy="8065770"/>
+                      <a:ext cx="5731510" cy="7517130"/>
                     </a:xfrm>
                     <a:prstGeom prst="rect">
                       <a:avLst/>
@@ -3733,49 +4294,40 @@
                 </pic:pic>
               </a:graphicData>
             </a:graphic>
-          </wp:anchor>
+          </wp:inline>
         </w:drawing>
       </w:r>
-      <w:r>
-        <w:rPr>
-          <w:color w:val="auto"/>
-        </w:rPr>
-        <w:t>Рисунок 1.1 — Виконання, частина 1</w:t>
-      </w:r>
-    </w:p>
-    <w:p>
-      <w:pPr>
-        <w:pStyle w:val="P1"/>
-        <w:rPr>
-          <w:color w:val="auto"/>
-        </w:rPr>
-      </w:pPr>
-      <w:r>
-        <w:rPr>
-          <w:color w:val="auto"/>
-        </w:rPr>
-      </w:r>
     </w:p>
     <w:p>
       <w:pPr>
         <w:pStyle w:val="IMG1"/>
-        <w:rPr>
-          <w:color w:val="auto"/>
-        </w:rPr>
-      </w:pPr>
-      <w:r>
+        <w:rPr/>
+      </w:pPr>
+      <w:r>
+        <w:rPr/>
+        <w:t>Рисунок 1.1 — Виконання</w:t>
+      </w:r>
+    </w:p>
+    <w:p>
+      <w:pPr>
+        <w:pStyle w:val="IMG1"/>
+        <w:rPr/>
+      </w:pPr>
+      <w:r>
+        <w:rPr/>
+      </w:r>
+    </w:p>
+    <w:p>
+      <w:pPr>
+        <w:pStyle w:val="IMG1"/>
+        <w:rPr/>
+      </w:pPr>
+      <w:r>
+        <w:rPr/>
         <w:drawing>
-          <wp:anchor behindDoc="0" distT="0" distB="0" distL="0" distR="0" simplePos="0" locked="0" layoutInCell="0" allowOverlap="1" relativeHeight="6">
-            <wp:simplePos x="0" y="0"/>
-            <wp:positionH relativeFrom="column">
-              <wp:align>center</wp:align>
-            </wp:positionH>
-            <wp:positionV relativeFrom="paragraph">
-              <wp:posOffset>635</wp:posOffset>
-            </wp:positionV>
-            <wp:extent cx="5731510" cy="5003800"/>
+          <wp:inline distT="0" distB="0" distL="0" distR="0">
+            <wp:extent cx="5336540" cy="7976870"/>
             <wp:effectExtent l="0" t="0" r="0" b="0"/>
-            <wp:wrapSquare wrapText="largest"/>
             <wp:docPr id="3" name="Зображення3" descr=""/>
             <wp:cNvGraphicFramePr>
               <a:graphicFrameLocks xmlns:a="http://schemas.openxmlformats.org/drawingml/2006/main" noChangeAspect="1"/>
@@ -3798,7 +4350,7 @@
                   <pic:spPr bwMode="auto">
                     <a:xfrm>
                       <a:off x="0" y="0"/>
-                      <a:ext cx="5731510" cy="5003800"/>
+                      <a:ext cx="5336540" cy="7976870"/>
                     </a:xfrm>
                     <a:prstGeom prst="rect">
                       <a:avLst/>
@@ -3808,14 +4360,18 @@
                 </pic:pic>
               </a:graphicData>
             </a:graphic>
-          </wp:anchor>
+          </wp:inline>
         </w:drawing>
       </w:r>
-      <w:r>
-        <w:rPr>
-          <w:color w:val="auto"/>
-        </w:rPr>
-        <w:t>Рисунок 1.2 — Виконання, частина 2</w:t>
+    </w:p>
+    <w:p>
+      <w:pPr>
+        <w:pStyle w:val="IMG1"/>
+        <w:rPr/>
+      </w:pPr>
+      <w:r>
+        <w:rPr/>
+        <w:t>Рисунок 1.2 — Виконання</w:t>
       </w:r>
     </w:p>
     <w:p>
@@ -3842,7 +4398,27 @@
         <w:rPr>
           <w:lang w:val="uk-UA"/>
         </w:rPr>
-        <w:t xml:space="preserve">У новій </w:t>
+        <w:t>Метод еталонів вираховує належність даних до заданих класів на основі їх відстаней.</w:t>
+      </w:r>
+    </w:p>
+    <w:p>
+      <w:pPr>
+        <w:pStyle w:val="P1"/>
+        <w:rPr>
+          <w:lang w:val="uk-UA"/>
+        </w:rPr>
+      </w:pPr>
+      <w:r>
+        <w:rPr>
+          <w:lang w:val="uk-UA"/>
+        </w:rPr>
+        <w:t>Для згенерованої вибірки помилк</w:t>
+      </w:r>
+      <w:r>
+        <w:rPr>
+          <w:lang w:val="uk-UA"/>
+        </w:rPr>
+        <w:t>и розпізнавання майже не відрізняються, але загалом для вибірки з однією ознакою похибка менше.</w:t>
       </w:r>
     </w:p>
     <w:p>
@@ -3869,7 +4445,13 @@
         <w:rPr>
           <w:color w:val="auto"/>
         </w:rPr>
-        <w:t>Частина 2</w:t>
+        <w:t xml:space="preserve">2 </w:t>
+      </w:r>
+      <w:r>
+        <w:rPr>
+          <w:color w:val="auto"/>
+        </w:rPr>
+        <w:t>Вибірка Титаніку</w:t>
       </w:r>
     </w:p>
     <w:p>
@@ -5683,7 +6265,7 @@
       </w:pPr>
       <w:r>
         <w:drawing>
-          <wp:anchor behindDoc="0" distT="0" distB="0" distL="0" distR="0" simplePos="0" locked="0" layoutInCell="0" allowOverlap="1" relativeHeight="7">
+          <wp:anchor behindDoc="0" distT="0" distB="0" distL="0" distR="0" simplePos="0" locked="0" layoutInCell="0" allowOverlap="1" relativeHeight="5">
             <wp:simplePos x="0" y="0"/>
             <wp:positionH relativeFrom="column">
               <wp:align>center</wp:align>
@@ -5750,7 +6332,7 @@
       </w:pPr>
       <w:r>
         <w:drawing>
-          <wp:anchor behindDoc="0" distT="0" distB="0" distL="0" distR="0" simplePos="0" locked="0" layoutInCell="0" allowOverlap="1" relativeHeight="8">
+          <wp:anchor behindDoc="0" distT="0" distB="0" distL="0" distR="0" simplePos="0" locked="0" layoutInCell="0" allowOverlap="1" relativeHeight="6">
             <wp:simplePos x="0" y="0"/>
             <wp:positionH relativeFrom="column">
               <wp:align>center</wp:align>
@@ -7867,19 +8449,19 @@
       <w:lang w:val="en-US" w:eastAsia="uk-UA"/>
     </w:rPr>
   </w:style>
-  <w:style w:type="character" w:styleId="Style12">
-    <w:name w:val="Маркери"/>
+  <w:style w:type="character" w:styleId="user">
+    <w:name w:val="Маркери (user)"/>
     <w:qFormat/>
     <w:rPr>
       <w:rFonts w:ascii="OpenSymbol" w:hAnsi="OpenSymbol" w:eastAsia="OpenSymbol" w:cs="OpenSymbol"/>
     </w:rPr>
   </w:style>
-  <w:style w:type="character" w:styleId="Style13">
-    <w:name w:val="Символ нумерації"/>
+  <w:style w:type="character" w:styleId="user1">
+    <w:name w:val="Символ нумерації (user)"/>
     <w:qFormat/>
     <w:rPr/>
   </w:style>
-  <w:style w:type="paragraph" w:styleId="Style14">
+  <w:style w:type="paragraph" w:styleId="Style12">
     <w:name w:val="Заголовок"/>
     <w:basedOn w:val="Normal"/>
     <w:next w:val="BodyText"/>
@@ -7926,7 +8508,7 @@
       <w:szCs w:val="24"/>
     </w:rPr>
   </w:style>
-  <w:style w:type="paragraph" w:styleId="Style15">
+  <w:style w:type="paragraph" w:styleId="Style13">
     <w:name w:val="Покажчик"/>
     <w:basedOn w:val="Normal"/>
     <w:qFormat/>
@@ -7937,7 +8519,7 @@
       <w:rFonts w:cs="Arial Unicode MS"/>
     </w:rPr>
   </w:style>
-  <w:style w:type="paragraph" w:styleId="user">
+  <w:style w:type="paragraph" w:styleId="user2">
     <w:name w:val="Заголовок (user)"/>
     <w:basedOn w:val="Normal"/>
     <w:next w:val="BodyText"/>
@@ -7952,7 +8534,7 @@
       <w:szCs w:val="28"/>
     </w:rPr>
   </w:style>
-  <w:style w:type="paragraph" w:styleId="user1">
+  <w:style w:type="paragraph" w:styleId="user3">
     <w:name w:val="Покажчик (user)"/>
     <w:basedOn w:val="Normal"/>
     <w:qFormat/>
@@ -7965,7 +8547,7 @@
   </w:style>
   <w:style w:type="paragraph" w:styleId="IndexHeading">
     <w:name w:val="index heading"/>
-    <w:basedOn w:val="Style14"/>
+    <w:basedOn w:val="user2"/>
     <w:pPr/>
     <w:rPr/>
   </w:style>
@@ -8194,8 +8776,8 @@
       <w:lang w:val="en-US"/>
     </w:rPr>
   </w:style>
-  <w:style w:type="paragraph" w:styleId="Style16">
-    <w:name w:val="Вміст таблиці"/>
+  <w:style w:type="paragraph" w:styleId="user4">
+    <w:name w:val="Вміст таблиці (user)"/>
     <w:basedOn w:val="Normal"/>
     <w:qFormat/>
     <w:pPr>

--- a/32SS Systemy shtuchnogo/1/KNT-122_Onyshchenko_Variant-19_PR1.docx
+++ b/32SS Systemy shtuchnogo/1/KNT-122_Onyshchenko_Variant-19_PR1.docx
@@ -768,7 +768,7 @@
           <w:color w:val="auto"/>
         </w:rPr>
         <w:drawing>
-          <wp:anchor behindDoc="0" distT="0" distB="0" distL="0" distR="0" simplePos="0" locked="0" layoutInCell="0" allowOverlap="1" relativeHeight="4">
+          <wp:anchor behindDoc="0" distT="0" distB="0" distL="0" distR="0" simplePos="0" locked="0" layoutInCell="0" allowOverlap="1" relativeHeight="6">
             <wp:simplePos x="0" y="0"/>
             <wp:positionH relativeFrom="column">
               <wp:align>center</wp:align>
@@ -1631,7 +1631,6 @@
       </w:pPr>
       <w:r>
         <w:rPr>
-          <w:rFonts w:ascii="Courier New" w:hAnsi="Courier New"/>
           <w:color w:val="auto"/>
         </w:rPr>
         <w:t>import os</w:t>
@@ -1647,7 +1646,6 @@
       </w:pPr>
       <w:r>
         <w:rPr>
-          <w:rFonts w:ascii="Courier New" w:hAnsi="Courier New"/>
           <w:color w:val="auto"/>
         </w:rPr>
         <w:t>import random</w:t>
@@ -1663,7 +1661,6 @@
       </w:pPr>
       <w:r>
         <w:rPr>
-          <w:rFonts w:ascii="Courier New" w:hAnsi="Courier New"/>
           <w:color w:val="auto"/>
         </w:rPr>
         <w:t>import time</w:t>
@@ -1679,7 +1676,6 @@
       </w:pPr>
       <w:r>
         <w:rPr>
-          <w:rFonts w:ascii="Courier New" w:hAnsi="Courier New"/>
           <w:color w:val="auto"/>
         </w:rPr>
         <w:t>import pandas as pd</w:t>
@@ -1695,7 +1691,6 @@
       </w:pPr>
       <w:r>
         <w:rPr>
-          <w:rFonts w:ascii="Courier New" w:hAnsi="Courier New"/>
           <w:color w:val="auto"/>
         </w:rPr>
         <w:t>import numpy as np</w:t>
@@ -1711,7 +1706,6 @@
       </w:pPr>
       <w:r>
         <w:rPr>
-          <w:rFonts w:ascii="Courier New" w:hAnsi="Courier New"/>
           <w:color w:val="auto"/>
         </w:rPr>
         <w:t>import matplotlib.pyplot as plt</w:t>
@@ -1727,22 +1721,20 @@
       </w:pPr>
       <w:r>
         <w:rPr>
-          <w:rFonts w:ascii="Courier New" w:hAnsi="Courier New"/>
-          <w:color w:val="auto"/>
-        </w:rPr>
-      </w:r>
-    </w:p>
-    <w:p>
-      <w:pPr>
-        <w:pStyle w:val="Code"/>
-        <w:rPr>
-          <w:rFonts w:ascii="Courier New" w:hAnsi="Courier New"/>
-          <w:color w:val="auto"/>
-        </w:rPr>
-      </w:pPr>
-      <w:r>
-        <w:rPr>
-          <w:rFonts w:ascii="Courier New" w:hAnsi="Courier New"/>
+          <w:color w:val="auto"/>
+        </w:rPr>
+      </w:r>
+    </w:p>
+    <w:p>
+      <w:pPr>
+        <w:pStyle w:val="Code"/>
+        <w:rPr>
+          <w:rFonts w:ascii="Courier New" w:hAnsi="Courier New"/>
+          <w:color w:val="auto"/>
+        </w:rPr>
+      </w:pPr>
+      <w:r>
+        <w:rPr>
           <w:color w:val="auto"/>
         </w:rPr>
         <w:t>from sklearn.cluster import KMeans</w:t>
@@ -1758,7 +1750,6 @@
       </w:pPr>
       <w:r>
         <w:rPr>
-          <w:rFonts w:ascii="Courier New" w:hAnsi="Courier New"/>
           <w:color w:val="auto"/>
         </w:rPr>
         <w:t>from sklearn.model_selection import train_test_split</w:t>
@@ -1774,7 +1765,6 @@
       </w:pPr>
       <w:r>
         <w:rPr>
-          <w:rFonts w:ascii="Courier New" w:hAnsi="Courier New"/>
           <w:color w:val="auto"/>
         </w:rPr>
         <w:t>from sklearn.preprocessing import LabelEncoder, normalize</w:t>
@@ -1790,22 +1780,20 @@
       </w:pPr>
       <w:r>
         <w:rPr>
-          <w:rFonts w:ascii="Courier New" w:hAnsi="Courier New"/>
-          <w:color w:val="auto"/>
-        </w:rPr>
-      </w:r>
-    </w:p>
-    <w:p>
-      <w:pPr>
-        <w:pStyle w:val="Code"/>
-        <w:rPr>
-          <w:rFonts w:ascii="Courier New" w:hAnsi="Courier New"/>
-          <w:color w:val="auto"/>
-        </w:rPr>
-      </w:pPr>
-      <w:r>
-        <w:rPr>
-          <w:rFonts w:ascii="Courier New" w:hAnsi="Courier New"/>
+          <w:color w:val="auto"/>
+        </w:rPr>
+      </w:r>
+    </w:p>
+    <w:p>
+      <w:pPr>
+        <w:pStyle w:val="Code"/>
+        <w:rPr>
+          <w:rFonts w:ascii="Courier New" w:hAnsi="Courier New"/>
+          <w:color w:val="auto"/>
+        </w:rPr>
+      </w:pPr>
+      <w:r>
+        <w:rPr>
           <w:color w:val="auto"/>
         </w:rPr>
         <w:t>current_folder = os.path.dirname(os.path.abspath(__file__))</w:t>
@@ -1821,7 +1809,6 @@
       </w:pPr>
       <w:r>
         <w:rPr>
-          <w:rFonts w:ascii="Courier New" w:hAnsi="Courier New"/>
           <w:color w:val="auto"/>
         </w:rPr>
         <w:t>file_path = os.path.join(current_folder, "train.csv")</w:t>
@@ -1837,7 +1824,6 @@
       </w:pPr>
       <w:r>
         <w:rPr>
-          <w:rFonts w:ascii="Courier New" w:hAnsi="Courier New"/>
           <w:color w:val="auto"/>
         </w:rPr>
         <w:t>data = pd.read_csv(file_path)</w:t>
@@ -1853,22 +1839,20 @@
       </w:pPr>
       <w:r>
         <w:rPr>
-          <w:rFonts w:ascii="Courier New" w:hAnsi="Courier New"/>
-          <w:color w:val="auto"/>
-        </w:rPr>
-      </w:r>
-    </w:p>
-    <w:p>
-      <w:pPr>
-        <w:pStyle w:val="Code"/>
-        <w:rPr>
-          <w:rFonts w:ascii="Courier New" w:hAnsi="Courier New"/>
-          <w:color w:val="auto"/>
-        </w:rPr>
-      </w:pPr>
-      <w:r>
-        <w:rPr>
-          <w:rFonts w:ascii="Courier New" w:hAnsi="Courier New"/>
+          <w:color w:val="auto"/>
+        </w:rPr>
+      </w:r>
+    </w:p>
+    <w:p>
+      <w:pPr>
+        <w:pStyle w:val="Code"/>
+        <w:rPr>
+          <w:rFonts w:ascii="Courier New" w:hAnsi="Courier New"/>
+          <w:color w:val="auto"/>
+        </w:rPr>
+      </w:pPr>
+      <w:r>
+        <w:rPr>
           <w:color w:val="auto"/>
         </w:rPr>
         <w:t># 1.1 Еталони</w:t>
@@ -1884,22 +1868,20 @@
       </w:pPr>
       <w:r>
         <w:rPr>
-          <w:rFonts w:ascii="Courier New" w:hAnsi="Courier New"/>
-          <w:color w:val="auto"/>
-        </w:rPr>
-      </w:r>
-    </w:p>
-    <w:p>
-      <w:pPr>
-        <w:pStyle w:val="Code"/>
-        <w:rPr>
-          <w:rFonts w:ascii="Courier New" w:hAnsi="Courier New"/>
-          <w:color w:val="auto"/>
-        </w:rPr>
-      </w:pPr>
-      <w:r>
-        <w:rPr>
-          <w:rFonts w:ascii="Courier New" w:hAnsi="Courier New"/>
+          <w:color w:val="auto"/>
+        </w:rPr>
+      </w:r>
+    </w:p>
+    <w:p>
+      <w:pPr>
+        <w:pStyle w:val="Code"/>
+        <w:rPr>
+          <w:rFonts w:ascii="Courier New" w:hAnsi="Courier New"/>
+          <w:color w:val="auto"/>
+        </w:rPr>
+      </w:pPr>
+      <w:r>
+        <w:rPr>
           <w:color w:val="auto"/>
         </w:rPr>
         <w:t>needed = "Name,Age,Survived".split(",")</w:t>
@@ -1915,7 +1897,6 @@
       </w:pPr>
       <w:r>
         <w:rPr>
-          <w:rFonts w:ascii="Courier New" w:hAnsi="Courier New"/>
           <w:color w:val="auto"/>
         </w:rPr>
         <w:t>data = data[needed].dropna()</w:t>
@@ -1931,7 +1912,6 @@
       </w:pPr>
       <w:r>
         <w:rPr>
-          <w:rFonts w:ascii="Courier New" w:hAnsi="Courier New"/>
           <w:color w:val="auto"/>
         </w:rPr>
         <w:t>print(data)</w:t>
@@ -1947,22 +1927,20 @@
       </w:pPr>
       <w:r>
         <w:rPr>
-          <w:rFonts w:ascii="Courier New" w:hAnsi="Courier New"/>
-          <w:color w:val="auto"/>
-        </w:rPr>
-      </w:r>
-    </w:p>
-    <w:p>
-      <w:pPr>
-        <w:pStyle w:val="Code"/>
-        <w:rPr>
-          <w:rFonts w:ascii="Courier New" w:hAnsi="Courier New"/>
-          <w:color w:val="auto"/>
-        </w:rPr>
-      </w:pPr>
-      <w:r>
-        <w:rPr>
-          <w:rFonts w:ascii="Courier New" w:hAnsi="Courier New"/>
+          <w:color w:val="auto"/>
+        </w:rPr>
+      </w:r>
+    </w:p>
+    <w:p>
+      <w:pPr>
+        <w:pStyle w:val="Code"/>
+        <w:rPr>
+          <w:rFonts w:ascii="Courier New" w:hAnsi="Courier New"/>
+          <w:color w:val="auto"/>
+        </w:rPr>
+      </w:pPr>
+      <w:r>
+        <w:rPr>
           <w:color w:val="auto"/>
         </w:rPr>
         <w:t>survived_label = data.Survived.to_numpy()</w:t>
@@ -1978,7 +1956,6 @@
       </w:pPr>
       <w:r>
         <w:rPr>
-          <w:rFonts w:ascii="Courier New" w:hAnsi="Courier New"/>
           <w:color w:val="auto"/>
         </w:rPr>
         <w:t>data = data.drop(["Survived", "Name"], axis=1)</w:t>
@@ -1994,22 +1971,20 @@
       </w:pPr>
       <w:r>
         <w:rPr>
-          <w:rFonts w:ascii="Courier New" w:hAnsi="Courier New"/>
-          <w:color w:val="auto"/>
-        </w:rPr>
-      </w:r>
-    </w:p>
-    <w:p>
-      <w:pPr>
-        <w:pStyle w:val="Code"/>
-        <w:rPr>
-          <w:rFonts w:ascii="Courier New" w:hAnsi="Courier New"/>
-          <w:color w:val="auto"/>
-        </w:rPr>
-      </w:pPr>
-      <w:r>
-        <w:rPr>
-          <w:rFonts w:ascii="Courier New" w:hAnsi="Courier New"/>
+          <w:color w:val="auto"/>
+        </w:rPr>
+      </w:r>
+    </w:p>
+    <w:p>
+      <w:pPr>
+        <w:pStyle w:val="Code"/>
+        <w:rPr>
+          <w:rFonts w:ascii="Courier New" w:hAnsi="Courier New"/>
+          <w:color w:val="auto"/>
+        </w:rPr>
+      </w:pPr>
+      <w:r>
+        <w:rPr>
           <w:color w:val="auto"/>
         </w:rPr>
         <w:t>X_train, X_test, y_train, y_test = train_test_split(data, survived_label)</w:t>
@@ -2025,7 +2000,6 @@
       </w:pPr>
       <w:r>
         <w:rPr>
-          <w:rFonts w:ascii="Courier New" w:hAnsi="Courier New"/>
           <w:color w:val="auto"/>
         </w:rPr>
         <w:t>model = KMeans(n_clusters=3)</w:t>
@@ -2041,7 +2015,6 @@
       </w:pPr>
       <w:r>
         <w:rPr>
-          <w:rFonts w:ascii="Courier New" w:hAnsi="Courier New"/>
           <w:color w:val="auto"/>
         </w:rPr>
         <w:t>model.fit(X_train)</w:t>
@@ -2057,7 +2030,6 @@
       </w:pPr>
       <w:r>
         <w:rPr>
-          <w:rFonts w:ascii="Courier New" w:hAnsi="Courier New"/>
           <w:color w:val="auto"/>
         </w:rPr>
         <w:t>print(f"{model.cluster_centers_ = }")</w:t>
@@ -2073,7 +2045,6 @@
       </w:pPr>
       <w:r>
         <w:rPr>
-          <w:rFonts w:ascii="Courier New" w:hAnsi="Courier New"/>
           <w:color w:val="auto"/>
         </w:rPr>
         <w:t>prediction_results = model.predict(X_test)</w:t>
@@ -2089,7 +2060,6 @@
       </w:pPr>
       <w:r>
         <w:rPr>
-          <w:rFonts w:ascii="Courier New" w:hAnsi="Courier New"/>
           <w:color w:val="auto"/>
         </w:rPr>
         <w:t>print(f"{prediction_results = }")</w:t>
@@ -2105,22 +2075,20 @@
       </w:pPr>
       <w:r>
         <w:rPr>
-          <w:rFonts w:ascii="Courier New" w:hAnsi="Courier New"/>
-          <w:color w:val="auto"/>
-        </w:rPr>
-      </w:r>
-    </w:p>
-    <w:p>
-      <w:pPr>
-        <w:pStyle w:val="Code"/>
-        <w:rPr>
-          <w:rFonts w:ascii="Courier New" w:hAnsi="Courier New"/>
-          <w:color w:val="auto"/>
-        </w:rPr>
-      </w:pPr>
-      <w:r>
-        <w:rPr>
-          <w:rFonts w:ascii="Courier New" w:hAnsi="Courier New"/>
+          <w:color w:val="auto"/>
+        </w:rPr>
+      </w:r>
+    </w:p>
+    <w:p>
+      <w:pPr>
+        <w:pStyle w:val="Code"/>
+        <w:rPr>
+          <w:rFonts w:ascii="Courier New" w:hAnsi="Courier New"/>
+          <w:color w:val="auto"/>
+        </w:rPr>
+      </w:pPr>
+      <w:r>
+        <w:rPr>
           <w:color w:val="auto"/>
         </w:rPr>
         <w:t># 1.2 Вибірка</w:t>
@@ -2136,22 +2104,20 @@
       </w:pPr>
       <w:r>
         <w:rPr>
-          <w:rFonts w:ascii="Courier New" w:hAnsi="Courier New"/>
-          <w:color w:val="auto"/>
-        </w:rPr>
-      </w:r>
-    </w:p>
-    <w:p>
-      <w:pPr>
-        <w:pStyle w:val="Code"/>
-        <w:rPr>
-          <w:rFonts w:ascii="Courier New" w:hAnsi="Courier New"/>
-          <w:color w:val="auto"/>
-        </w:rPr>
-      </w:pPr>
-      <w:r>
-        <w:rPr>
-          <w:rFonts w:ascii="Courier New" w:hAnsi="Courier New"/>
+          <w:color w:val="auto"/>
+        </w:rPr>
+      </w:r>
+    </w:p>
+    <w:p>
+      <w:pPr>
+        <w:pStyle w:val="Code"/>
+        <w:rPr>
+          <w:rFonts w:ascii="Courier New" w:hAnsi="Courier New"/>
+          <w:color w:val="auto"/>
+        </w:rPr>
+      </w:pPr>
+      <w:r>
+        <w:rPr>
           <w:color w:val="auto"/>
         </w:rPr>
         <w:t>def get_target_feature(row: list[int]):</w:t>
@@ -2167,14 +2133,12 @@
       </w:pPr>
       <w:r>
         <w:rPr>
-          <w:rFonts w:ascii="Courier New" w:hAnsi="Courier New"/>
           <w:color w:val="auto"/>
         </w:rPr>
         <w:t xml:space="preserve">    </w:t>
       </w:r>
       <w:r>
         <w:rPr>
-          <w:rFonts w:ascii="Courier New" w:hAnsi="Courier New"/>
           <w:b w:val="false"/>
           <w:color w:val="auto"/>
           <w:sz w:val="21"/>
@@ -2192,14 +2156,12 @@
       </w:pPr>
       <w:r>
         <w:rPr>
-          <w:rFonts w:ascii="Courier New" w:hAnsi="Courier New"/>
           <w:color w:val="auto"/>
         </w:rPr>
         <w:t xml:space="preserve">        </w:t>
       </w:r>
       <w:r>
         <w:rPr>
-          <w:rFonts w:ascii="Courier New" w:hAnsi="Courier New"/>
           <w:b w:val="false"/>
           <w:color w:val="auto"/>
           <w:sz w:val="21"/>
@@ -2217,14 +2179,12 @@
       </w:pPr>
       <w:r>
         <w:rPr>
-          <w:rFonts w:ascii="Courier New" w:hAnsi="Courier New"/>
           <w:color w:val="auto"/>
         </w:rPr>
         <w:t xml:space="preserve">    </w:t>
       </w:r>
       <w:r>
         <w:rPr>
-          <w:rFonts w:ascii="Courier New" w:hAnsi="Courier New"/>
           <w:b w:val="false"/>
           <w:color w:val="auto"/>
           <w:sz w:val="21"/>
@@ -2242,14 +2202,12 @@
       </w:pPr>
       <w:r>
         <w:rPr>
-          <w:rFonts w:ascii="Courier New" w:hAnsi="Courier New"/>
           <w:color w:val="auto"/>
         </w:rPr>
         <w:t xml:space="preserve">        </w:t>
       </w:r>
       <w:r>
         <w:rPr>
-          <w:rFonts w:ascii="Courier New" w:hAnsi="Courier New"/>
           <w:b w:val="false"/>
           <w:color w:val="auto"/>
           <w:sz w:val="21"/>
@@ -2267,22 +2225,20 @@
       </w:pPr>
       <w:r>
         <w:rPr>
-          <w:rFonts w:ascii="Courier New" w:hAnsi="Courier New"/>
-          <w:color w:val="auto"/>
-        </w:rPr>
-      </w:r>
-    </w:p>
-    <w:p>
-      <w:pPr>
-        <w:pStyle w:val="Code"/>
-        <w:rPr>
-          <w:rFonts w:ascii="Courier New" w:hAnsi="Courier New"/>
-          <w:color w:val="auto"/>
-        </w:rPr>
-      </w:pPr>
-      <w:r>
-        <w:rPr>
-          <w:rFonts w:ascii="Courier New" w:hAnsi="Courier New"/>
+          <w:color w:val="auto"/>
+        </w:rPr>
+      </w:r>
+    </w:p>
+    <w:p>
+      <w:pPr>
+        <w:pStyle w:val="Code"/>
+        <w:rPr>
+          <w:rFonts w:ascii="Courier New" w:hAnsi="Courier New"/>
+          <w:color w:val="auto"/>
+        </w:rPr>
+      </w:pPr>
+      <w:r>
+        <w:rPr>
           <w:color w:val="auto"/>
         </w:rPr>
         <w:t>variant = 19</w:t>
@@ -2298,7 +2254,6 @@
       </w:pPr>
       <w:r>
         <w:rPr>
-          <w:rFonts w:ascii="Courier New" w:hAnsi="Courier New"/>
           <w:color w:val="auto"/>
         </w:rPr>
         <w:t>dataset_size = 5 * variant</w:t>
@@ -2314,7 +2269,6 @@
       </w:pPr>
       <w:r>
         <w:rPr>
-          <w:rFonts w:ascii="Courier New" w:hAnsi="Courier New"/>
           <w:color w:val="auto"/>
         </w:rPr>
         <w:t>features_count = 3 * variant</w:t>
@@ -2330,22 +2284,20 @@
       </w:pPr>
       <w:r>
         <w:rPr>
-          <w:rFonts w:ascii="Courier New" w:hAnsi="Courier New"/>
-          <w:color w:val="auto"/>
-        </w:rPr>
-      </w:r>
-    </w:p>
-    <w:p>
-      <w:pPr>
-        <w:pStyle w:val="Code"/>
-        <w:rPr>
-          <w:rFonts w:ascii="Courier New" w:hAnsi="Courier New"/>
-          <w:color w:val="auto"/>
-        </w:rPr>
-      </w:pPr>
-      <w:r>
-        <w:rPr>
-          <w:rFonts w:ascii="Courier New" w:hAnsi="Courier New"/>
+          <w:color w:val="auto"/>
+        </w:rPr>
+      </w:r>
+    </w:p>
+    <w:p>
+      <w:pPr>
+        <w:pStyle w:val="Code"/>
+        <w:rPr>
+          <w:rFonts w:ascii="Courier New" w:hAnsi="Courier New"/>
+          <w:color w:val="auto"/>
+        </w:rPr>
+      </w:pPr>
+      <w:r>
+        <w:rPr>
           <w:color w:val="auto"/>
         </w:rPr>
         <w:t>ones_range = range(1, dataset_size, 4)</w:t>
@@ -2361,7 +2313,6 @@
       </w:pPr>
       <w:r>
         <w:rPr>
-          <w:rFonts w:ascii="Courier New" w:hAnsi="Courier New"/>
           <w:color w:val="auto"/>
         </w:rPr>
         <w:t>twos_range = range(2, dataset_size, 4)</w:t>
@@ -2377,7 +2328,6 @@
       </w:pPr>
       <w:r>
         <w:rPr>
-          <w:rFonts w:ascii="Courier New" w:hAnsi="Courier New"/>
           <w:color w:val="auto"/>
         </w:rPr>
         <w:t>threes_range = range(3, dataset_size, 4)</w:t>
@@ -2393,7 +2343,6 @@
       </w:pPr>
       <w:r>
         <w:rPr>
-          <w:rFonts w:ascii="Courier New" w:hAnsi="Courier New"/>
           <w:color w:val="auto"/>
         </w:rPr>
         <w:t>features_holder = []</w:t>
@@ -2409,7 +2358,6 @@
       </w:pPr>
       <w:r>
         <w:rPr>
-          <w:rFonts w:ascii="Courier New" w:hAnsi="Courier New"/>
           <w:color w:val="auto"/>
         </w:rPr>
         <w:t>targets_holder = []</w:t>
@@ -2425,7 +2373,6 @@
       </w:pPr>
       <w:r>
         <w:rPr>
-          <w:rFonts w:ascii="Courier New" w:hAnsi="Courier New"/>
           <w:color w:val="auto"/>
         </w:rPr>
         <w:t>for sample_number in range(1, dataset_size):</w:t>
@@ -2441,14 +2388,12 @@
       </w:pPr>
       <w:r>
         <w:rPr>
-          <w:rFonts w:ascii="Courier New" w:hAnsi="Courier New"/>
           <w:color w:val="auto"/>
         </w:rPr>
         <w:t xml:space="preserve">    </w:t>
       </w:r>
       <w:r>
         <w:rPr>
-          <w:rFonts w:ascii="Courier New" w:hAnsi="Courier New"/>
           <w:b w:val="false"/>
           <w:color w:val="auto"/>
           <w:sz w:val="21"/>
@@ -2466,14 +2411,12 @@
       </w:pPr>
       <w:r>
         <w:rPr>
-          <w:rFonts w:ascii="Courier New" w:hAnsi="Courier New"/>
           <w:color w:val="auto"/>
         </w:rPr>
         <w:t xml:space="preserve">    </w:t>
       </w:r>
       <w:r>
         <w:rPr>
-          <w:rFonts w:ascii="Courier New" w:hAnsi="Courier New"/>
           <w:b w:val="false"/>
           <w:color w:val="auto"/>
           <w:sz w:val="21"/>
@@ -2491,14 +2434,12 @@
       </w:pPr>
       <w:r>
         <w:rPr>
-          <w:rFonts w:ascii="Courier New" w:hAnsi="Courier New"/>
           <w:color w:val="auto"/>
         </w:rPr>
         <w:t xml:space="preserve">        </w:t>
       </w:r>
       <w:r>
         <w:rPr>
-          <w:rFonts w:ascii="Courier New" w:hAnsi="Courier New"/>
           <w:b w:val="false"/>
           <w:color w:val="auto"/>
           <w:sz w:val="21"/>
@@ -2516,14 +2457,12 @@
       </w:pPr>
       <w:r>
         <w:rPr>
-          <w:rFonts w:ascii="Courier New" w:hAnsi="Courier New"/>
           <w:color w:val="auto"/>
         </w:rPr>
         <w:t xml:space="preserve">            </w:t>
       </w:r>
       <w:r>
         <w:rPr>
-          <w:rFonts w:ascii="Courier New" w:hAnsi="Courier New"/>
           <w:b w:val="false"/>
           <w:color w:val="auto"/>
           <w:sz w:val="21"/>
@@ -2541,14 +2480,12 @@
       </w:pPr>
       <w:r>
         <w:rPr>
-          <w:rFonts w:ascii="Courier New" w:hAnsi="Courier New"/>
           <w:color w:val="auto"/>
         </w:rPr>
         <w:t xml:space="preserve">        </w:t>
       </w:r>
       <w:r>
         <w:rPr>
-          <w:rFonts w:ascii="Courier New" w:hAnsi="Courier New"/>
           <w:b w:val="false"/>
           <w:color w:val="auto"/>
           <w:sz w:val="21"/>
@@ -2566,14 +2503,12 @@
       </w:pPr>
       <w:r>
         <w:rPr>
-          <w:rFonts w:ascii="Courier New" w:hAnsi="Courier New"/>
           <w:color w:val="auto"/>
         </w:rPr>
         <w:t xml:space="preserve">            </w:t>
       </w:r>
       <w:r>
         <w:rPr>
-          <w:rFonts w:ascii="Courier New" w:hAnsi="Courier New"/>
           <w:b w:val="false"/>
           <w:color w:val="auto"/>
           <w:sz w:val="21"/>
@@ -2591,14 +2526,12 @@
       </w:pPr>
       <w:r>
         <w:rPr>
-          <w:rFonts w:ascii="Courier New" w:hAnsi="Courier New"/>
           <w:color w:val="auto"/>
         </w:rPr>
         <w:t xml:space="preserve">        </w:t>
       </w:r>
       <w:r>
         <w:rPr>
-          <w:rFonts w:ascii="Courier New" w:hAnsi="Courier New"/>
           <w:b w:val="false"/>
           <w:color w:val="auto"/>
           <w:sz w:val="21"/>
@@ -2616,14 +2549,12 @@
       </w:pPr>
       <w:r>
         <w:rPr>
-          <w:rFonts w:ascii="Courier New" w:hAnsi="Courier New"/>
           <w:color w:val="auto"/>
         </w:rPr>
         <w:t xml:space="preserve">            </w:t>
       </w:r>
       <w:r>
         <w:rPr>
-          <w:rFonts w:ascii="Courier New" w:hAnsi="Courier New"/>
           <w:b w:val="false"/>
           <w:color w:val="auto"/>
           <w:sz w:val="21"/>
@@ -2641,14 +2572,12 @@
       </w:pPr>
       <w:r>
         <w:rPr>
-          <w:rFonts w:ascii="Courier New" w:hAnsi="Courier New"/>
           <w:color w:val="auto"/>
         </w:rPr>
         <w:t xml:space="preserve">        </w:t>
       </w:r>
       <w:r>
         <w:rPr>
-          <w:rFonts w:ascii="Courier New" w:hAnsi="Courier New"/>
           <w:b w:val="false"/>
           <w:color w:val="auto"/>
           <w:sz w:val="21"/>
@@ -2666,29 +2595,26 @@
       </w:pPr>
       <w:r>
         <w:rPr>
-          <w:rFonts w:ascii="Courier New" w:hAnsi="Courier New"/>
-          <w:color w:val="auto"/>
-        </w:rPr>
-      </w:r>
-    </w:p>
-    <w:p>
-      <w:pPr>
-        <w:pStyle w:val="Code"/>
-        <w:rPr>
-          <w:rFonts w:ascii="Courier New" w:hAnsi="Courier New"/>
-          <w:color w:val="auto"/>
-        </w:rPr>
-      </w:pPr>
-      <w:r>
-        <w:rPr>
-          <w:rFonts w:ascii="Courier New" w:hAnsi="Courier New"/>
+          <w:color w:val="auto"/>
+        </w:rPr>
+      </w:r>
+    </w:p>
+    <w:p>
+      <w:pPr>
+        <w:pStyle w:val="Code"/>
+        <w:rPr>
+          <w:rFonts w:ascii="Courier New" w:hAnsi="Courier New"/>
+          <w:color w:val="auto"/>
+        </w:rPr>
+      </w:pPr>
+      <w:r>
+        <w:rPr>
           <w:color w:val="auto"/>
         </w:rPr>
         <w:t xml:space="preserve">    </w:t>
       </w:r>
       <w:r>
         <w:rPr>
-          <w:rFonts w:ascii="Courier New" w:hAnsi="Courier New"/>
           <w:b w:val="false"/>
           <w:color w:val="auto"/>
           <w:sz w:val="21"/>
@@ -2706,14 +2632,12 @@
       </w:pPr>
       <w:r>
         <w:rPr>
-          <w:rFonts w:ascii="Courier New" w:hAnsi="Courier New"/>
           <w:color w:val="auto"/>
         </w:rPr>
         <w:t xml:space="preserve">    </w:t>
       </w:r>
       <w:r>
         <w:rPr>
-          <w:rFonts w:ascii="Courier New" w:hAnsi="Courier New"/>
           <w:b w:val="false"/>
           <w:color w:val="auto"/>
           <w:sz w:val="21"/>
@@ -2731,7 +2655,6 @@
       </w:pPr>
       <w:r>
         <w:rPr>
-          <w:rFonts w:ascii="Courier New" w:hAnsi="Courier New"/>
           <w:color w:val="auto"/>
         </w:rPr>
         <w:t>features = np.array(features_holder)</w:t>
@@ -2747,7 +2670,6 @@
       </w:pPr>
       <w:r>
         <w:rPr>
-          <w:rFonts w:ascii="Courier New" w:hAnsi="Courier New"/>
           <w:color w:val="auto"/>
         </w:rPr>
         <w:t>target = np.array(targets_holder)</w:t>
@@ -2763,7 +2685,6 @@
       </w:pPr>
       <w:r>
         <w:rPr>
-          <w:rFonts w:ascii="Courier New" w:hAnsi="Courier New"/>
           <w:color w:val="auto"/>
         </w:rPr>
         <w:t>print(f"{features = }")</w:t>
@@ -2779,7 +2700,6 @@
       </w:pPr>
       <w:r>
         <w:rPr>
-          <w:rFonts w:ascii="Courier New" w:hAnsi="Courier New"/>
           <w:color w:val="auto"/>
         </w:rPr>
         <w:t>print(f"{target = }")</w:t>
@@ -2795,22 +2715,20 @@
       </w:pPr>
       <w:r>
         <w:rPr>
-          <w:rFonts w:ascii="Courier New" w:hAnsi="Courier New"/>
-          <w:color w:val="auto"/>
-        </w:rPr>
-      </w:r>
-    </w:p>
-    <w:p>
-      <w:pPr>
-        <w:pStyle w:val="Code"/>
-        <w:rPr>
-          <w:rFonts w:ascii="Courier New" w:hAnsi="Courier New"/>
-          <w:color w:val="auto"/>
-        </w:rPr>
-      </w:pPr>
-      <w:r>
-        <w:rPr>
-          <w:rFonts w:ascii="Courier New" w:hAnsi="Courier New"/>
+          <w:color w:val="auto"/>
+        </w:rPr>
+      </w:r>
+    </w:p>
+    <w:p>
+      <w:pPr>
+        <w:pStyle w:val="Code"/>
+        <w:rPr>
+          <w:rFonts w:ascii="Courier New" w:hAnsi="Courier New"/>
+          <w:color w:val="auto"/>
+        </w:rPr>
+      </w:pPr>
+      <w:r>
+        <w:rPr>
           <w:color w:val="auto"/>
         </w:rPr>
         <w:t>df = pd.DataFrame(data=features)</w:t>
@@ -2826,7 +2744,6 @@
       </w:pPr>
       <w:r>
         <w:rPr>
-          <w:rFonts w:ascii="Courier New" w:hAnsi="Courier New"/>
           <w:color w:val="auto"/>
         </w:rPr>
         <w:t>df["target"] = target</w:t>
@@ -2842,7 +2759,6 @@
       </w:pPr>
       <w:r>
         <w:rPr>
-          <w:rFonts w:ascii="Courier New" w:hAnsi="Courier New"/>
           <w:color w:val="auto"/>
         </w:rPr>
         <w:t>print(df)</w:t>
@@ -2858,22 +2774,20 @@
       </w:pPr>
       <w:r>
         <w:rPr>
-          <w:rFonts w:ascii="Courier New" w:hAnsi="Courier New"/>
-          <w:color w:val="auto"/>
-        </w:rPr>
-      </w:r>
-    </w:p>
-    <w:p>
-      <w:pPr>
-        <w:pStyle w:val="Code"/>
-        <w:rPr>
-          <w:rFonts w:ascii="Courier New" w:hAnsi="Courier New"/>
-          <w:color w:val="auto"/>
-        </w:rPr>
-      </w:pPr>
-      <w:r>
-        <w:rPr>
-          <w:rFonts w:ascii="Courier New" w:hAnsi="Courier New"/>
+          <w:color w:val="auto"/>
+        </w:rPr>
+      </w:r>
+    </w:p>
+    <w:p>
+      <w:pPr>
+        <w:pStyle w:val="Code"/>
+        <w:rPr>
+          <w:rFonts w:ascii="Courier New" w:hAnsi="Courier New"/>
+          <w:color w:val="auto"/>
+        </w:rPr>
+      </w:pPr>
+      <w:r>
+        <w:rPr>
           <w:color w:val="auto"/>
         </w:rPr>
         <w:t># 1.3 Нормування</w:t>
@@ -2889,22 +2803,20 @@
       </w:pPr>
       <w:r>
         <w:rPr>
-          <w:rFonts w:ascii="Courier New" w:hAnsi="Courier New"/>
-          <w:color w:val="auto"/>
-        </w:rPr>
-      </w:r>
-    </w:p>
-    <w:p>
-      <w:pPr>
-        <w:pStyle w:val="Code"/>
-        <w:rPr>
-          <w:rFonts w:ascii="Courier New" w:hAnsi="Courier New"/>
-          <w:color w:val="auto"/>
-        </w:rPr>
-      </w:pPr>
-      <w:r>
-        <w:rPr>
-          <w:rFonts w:ascii="Courier New" w:hAnsi="Courier New"/>
+          <w:color w:val="auto"/>
+        </w:rPr>
+      </w:r>
+    </w:p>
+    <w:p>
+      <w:pPr>
+        <w:pStyle w:val="Code"/>
+        <w:rPr>
+          <w:rFonts w:ascii="Courier New" w:hAnsi="Courier New"/>
+          <w:color w:val="auto"/>
+        </w:rPr>
+      </w:pPr>
+      <w:r>
+        <w:rPr>
           <w:color w:val="auto"/>
         </w:rPr>
         <w:t>normalized_features = normalize(features)</w:t>
@@ -2920,7 +2832,6 @@
       </w:pPr>
       <w:r>
         <w:rPr>
-          <w:rFonts w:ascii="Courier New" w:hAnsi="Courier New"/>
           <w:color w:val="auto"/>
         </w:rPr>
         <w:t>print(f"{normalized_features = }")</w:t>
@@ -2936,22 +2847,20 @@
       </w:pPr>
       <w:r>
         <w:rPr>
-          <w:rFonts w:ascii="Courier New" w:hAnsi="Courier New"/>
-          <w:color w:val="auto"/>
-        </w:rPr>
-      </w:r>
-    </w:p>
-    <w:p>
-      <w:pPr>
-        <w:pStyle w:val="Code"/>
-        <w:rPr>
-          <w:rFonts w:ascii="Courier New" w:hAnsi="Courier New"/>
-          <w:color w:val="auto"/>
-        </w:rPr>
-      </w:pPr>
-      <w:r>
-        <w:rPr>
-          <w:rFonts w:ascii="Courier New" w:hAnsi="Courier New"/>
+          <w:color w:val="auto"/>
+        </w:rPr>
+      </w:r>
+    </w:p>
+    <w:p>
+      <w:pPr>
+        <w:pStyle w:val="Code"/>
+        <w:rPr>
+          <w:rFonts w:ascii="Courier New" w:hAnsi="Courier New"/>
+          <w:color w:val="auto"/>
+        </w:rPr>
+      </w:pPr>
+      <w:r>
+        <w:rPr>
           <w:color w:val="auto"/>
         </w:rPr>
         <w:t># 1.4 Побудова моделі</w:t>
@@ -2967,22 +2876,20 @@
       </w:pPr>
       <w:r>
         <w:rPr>
-          <w:rFonts w:ascii="Courier New" w:hAnsi="Courier New"/>
-          <w:color w:val="auto"/>
-        </w:rPr>
-      </w:r>
-    </w:p>
-    <w:p>
-      <w:pPr>
-        <w:pStyle w:val="Code"/>
-        <w:rPr>
-          <w:rFonts w:ascii="Courier New" w:hAnsi="Courier New"/>
-          <w:color w:val="auto"/>
-        </w:rPr>
-      </w:pPr>
-      <w:r>
-        <w:rPr>
-          <w:rFonts w:ascii="Courier New" w:hAnsi="Courier New"/>
+          <w:color w:val="auto"/>
+        </w:rPr>
+      </w:r>
+    </w:p>
+    <w:p>
+      <w:pPr>
+        <w:pStyle w:val="Code"/>
+        <w:rPr>
+          <w:rFonts w:ascii="Courier New" w:hAnsi="Courier New"/>
+          <w:color w:val="auto"/>
+        </w:rPr>
+      </w:pPr>
+      <w:r>
+        <w:rPr>
           <w:color w:val="auto"/>
         </w:rPr>
         <w:t>features_train, features_test, targets_train, targets_test = train_test_split(</w:t>
@@ -2998,14 +2905,12 @@
       </w:pPr>
       <w:r>
         <w:rPr>
-          <w:rFonts w:ascii="Courier New" w:hAnsi="Courier New"/>
           <w:color w:val="auto"/>
         </w:rPr>
         <w:t xml:space="preserve">    </w:t>
       </w:r>
       <w:r>
         <w:rPr>
-          <w:rFonts w:ascii="Courier New" w:hAnsi="Courier New"/>
           <w:b w:val="false"/>
           <w:color w:val="auto"/>
           <w:sz w:val="21"/>
@@ -3023,7 +2928,6 @@
       </w:pPr>
       <w:r>
         <w:rPr>
-          <w:rFonts w:ascii="Courier New" w:hAnsi="Courier New"/>
           <w:color w:val="auto"/>
         </w:rPr>
         <w:t>)</w:t>
@@ -3039,22 +2943,20 @@
       </w:pPr>
       <w:r>
         <w:rPr>
-          <w:rFonts w:ascii="Courier New" w:hAnsi="Courier New"/>
-          <w:color w:val="auto"/>
-        </w:rPr>
-      </w:r>
-    </w:p>
-    <w:p>
-      <w:pPr>
-        <w:pStyle w:val="Code"/>
-        <w:rPr>
-          <w:rFonts w:ascii="Courier New" w:hAnsi="Courier New"/>
-          <w:color w:val="auto"/>
-        </w:rPr>
-      </w:pPr>
-      <w:r>
-        <w:rPr>
-          <w:rFonts w:ascii="Courier New" w:hAnsi="Courier New"/>
+          <w:color w:val="auto"/>
+        </w:rPr>
+      </w:r>
+    </w:p>
+    <w:p>
+      <w:pPr>
+        <w:pStyle w:val="Code"/>
+        <w:rPr>
+          <w:rFonts w:ascii="Courier New" w:hAnsi="Courier New"/>
+          <w:color w:val="auto"/>
+        </w:rPr>
+      </w:pPr>
+      <w:r>
+        <w:rPr>
           <w:color w:val="auto"/>
         </w:rPr>
         <w:t>start_time = time.perf_counter()</w:t>
@@ -3070,7 +2972,6 @@
       </w:pPr>
       <w:r>
         <w:rPr>
-          <w:rFonts w:ascii="Courier New" w:hAnsi="Courier New"/>
           <w:color w:val="auto"/>
         </w:rPr>
         <w:t>model = KMeans(n_clusters=features_count)</w:t>
@@ -3086,7 +2987,6 @@
       </w:pPr>
       <w:r>
         <w:rPr>
-          <w:rFonts w:ascii="Courier New" w:hAnsi="Courier New"/>
           <w:color w:val="auto"/>
         </w:rPr>
         <w:t>model.fit(features_train)</w:t>
@@ -3102,7 +3002,6 @@
       </w:pPr>
       <w:r>
         <w:rPr>
-          <w:rFonts w:ascii="Courier New" w:hAnsi="Courier New"/>
           <w:color w:val="auto"/>
         </w:rPr>
         <w:t>end_time = time.perf_counter()</w:t>
@@ -3118,7 +3017,6 @@
       </w:pPr>
       <w:r>
         <w:rPr>
-          <w:rFonts w:ascii="Courier New" w:hAnsi="Courier New"/>
           <w:color w:val="auto"/>
         </w:rPr>
         <w:t>learning_time = end_time - start_time</w:t>
@@ -3134,7 +3032,6 @@
       </w:pPr>
       <w:r>
         <w:rPr>
-          <w:rFonts w:ascii="Courier New" w:hAnsi="Courier New"/>
           <w:color w:val="auto"/>
         </w:rPr>
         <w:t>print(f"{learning_time = }")</w:t>
@@ -3150,7 +3047,6 @@
       </w:pPr>
       <w:r>
         <w:rPr>
-          <w:rFonts w:ascii="Courier New" w:hAnsi="Courier New"/>
           <w:color w:val="auto"/>
         </w:rPr>
         <w:t>print(f"{model.cluster_centers_ = }")</w:t>
@@ -3166,22 +3062,20 @@
       </w:pPr>
       <w:r>
         <w:rPr>
-          <w:rFonts w:ascii="Courier New" w:hAnsi="Courier New"/>
-          <w:color w:val="auto"/>
-        </w:rPr>
-      </w:r>
-    </w:p>
-    <w:p>
-      <w:pPr>
-        <w:pStyle w:val="Code"/>
-        <w:rPr>
-          <w:rFonts w:ascii="Courier New" w:hAnsi="Courier New"/>
-          <w:color w:val="auto"/>
-        </w:rPr>
-      </w:pPr>
-      <w:r>
-        <w:rPr>
-          <w:rFonts w:ascii="Courier New" w:hAnsi="Courier New"/>
+          <w:color w:val="auto"/>
+        </w:rPr>
+      </w:r>
+    </w:p>
+    <w:p>
+      <w:pPr>
+        <w:pStyle w:val="Code"/>
+        <w:rPr>
+          <w:rFonts w:ascii="Courier New" w:hAnsi="Courier New"/>
+          <w:color w:val="auto"/>
+        </w:rPr>
+      </w:pPr>
+      <w:r>
+        <w:rPr>
           <w:color w:val="auto"/>
         </w:rPr>
         <w:t># 1.5 Розпізнавання</w:t>
@@ -3197,22 +3091,20 @@
       </w:pPr>
       <w:r>
         <w:rPr>
-          <w:rFonts w:ascii="Courier New" w:hAnsi="Courier New"/>
-          <w:color w:val="auto"/>
-        </w:rPr>
-      </w:r>
-    </w:p>
-    <w:p>
-      <w:pPr>
-        <w:pStyle w:val="Code"/>
-        <w:rPr>
-          <w:rFonts w:ascii="Courier New" w:hAnsi="Courier New"/>
-          <w:color w:val="auto"/>
-        </w:rPr>
-      </w:pPr>
-      <w:r>
-        <w:rPr>
-          <w:rFonts w:ascii="Courier New" w:hAnsi="Courier New"/>
+          <w:color w:val="auto"/>
+        </w:rPr>
+      </w:r>
+    </w:p>
+    <w:p>
+      <w:pPr>
+        <w:pStyle w:val="Code"/>
+        <w:rPr>
+          <w:rFonts w:ascii="Courier New" w:hAnsi="Courier New"/>
+          <w:color w:val="auto"/>
+        </w:rPr>
+      </w:pPr>
+      <w:r>
+        <w:rPr>
           <w:color w:val="auto"/>
         </w:rPr>
         <w:t>start_time = time.perf_counter()</w:t>
@@ -3228,7 +3120,6 @@
       </w:pPr>
       <w:r>
         <w:rPr>
-          <w:rFonts w:ascii="Courier New" w:hAnsi="Courier New"/>
           <w:color w:val="auto"/>
         </w:rPr>
         <w:t>prediction_results = model.predict(features_test)</w:t>
@@ -3244,7 +3135,6 @@
       </w:pPr>
       <w:r>
         <w:rPr>
-          <w:rFonts w:ascii="Courier New" w:hAnsi="Courier New"/>
           <w:color w:val="auto"/>
         </w:rPr>
         <w:t>print(f"{prediction_results = }")</w:t>
@@ -3260,7 +3150,6 @@
       </w:pPr>
       <w:r>
         <w:rPr>
-          <w:rFonts w:ascii="Courier New" w:hAnsi="Courier New"/>
           <w:color w:val="auto"/>
         </w:rPr>
         <w:t>end_time = time.perf_counter()</w:t>
@@ -3276,7 +3165,6 @@
       </w:pPr>
       <w:r>
         <w:rPr>
-          <w:rFonts w:ascii="Courier New" w:hAnsi="Courier New"/>
           <w:color w:val="auto"/>
         </w:rPr>
         <w:t>prediction_time = end_time - start_time</w:t>
@@ -3292,7 +3180,6 @@
       </w:pPr>
       <w:r>
         <w:rPr>
-          <w:rFonts w:ascii="Courier New" w:hAnsi="Courier New"/>
           <w:color w:val="auto"/>
         </w:rPr>
         <w:t>print(f"{prediction_time = }")</w:t>
@@ -3308,22 +3195,20 @@
       </w:pPr>
       <w:r>
         <w:rPr>
-          <w:rFonts w:ascii="Courier New" w:hAnsi="Courier New"/>
-          <w:color w:val="auto"/>
-        </w:rPr>
-      </w:r>
-    </w:p>
-    <w:p>
-      <w:pPr>
-        <w:pStyle w:val="Code"/>
-        <w:rPr>
-          <w:rFonts w:ascii="Courier New" w:hAnsi="Courier New"/>
-          <w:color w:val="auto"/>
-        </w:rPr>
-      </w:pPr>
-      <w:r>
-        <w:rPr>
-          <w:rFonts w:ascii="Courier New" w:hAnsi="Courier New"/>
+          <w:color w:val="auto"/>
+        </w:rPr>
+      </w:r>
+    </w:p>
+    <w:p>
+      <w:pPr>
+        <w:pStyle w:val="Code"/>
+        <w:rPr>
+          <w:rFonts w:ascii="Courier New" w:hAnsi="Courier New"/>
+          <w:color w:val="auto"/>
+        </w:rPr>
+      </w:pPr>
+      <w:r>
+        <w:rPr>
           <w:color w:val="auto"/>
         </w:rPr>
         <w:t># 1.6 Помилка</w:t>
@@ -3339,22 +3224,20 @@
       </w:pPr>
       <w:r>
         <w:rPr>
-          <w:rFonts w:ascii="Courier New" w:hAnsi="Courier New"/>
-          <w:color w:val="auto"/>
-        </w:rPr>
-      </w:r>
-    </w:p>
-    <w:p>
-      <w:pPr>
-        <w:pStyle w:val="Code"/>
-        <w:rPr>
-          <w:rFonts w:ascii="Courier New" w:hAnsi="Courier New"/>
-          <w:color w:val="auto"/>
-        </w:rPr>
-      </w:pPr>
-      <w:r>
-        <w:rPr>
-          <w:rFonts w:ascii="Courier New" w:hAnsi="Courier New"/>
+          <w:color w:val="auto"/>
+        </w:rPr>
+      </w:r>
+    </w:p>
+    <w:p>
+      <w:pPr>
+        <w:pStyle w:val="Code"/>
+        <w:rPr>
+          <w:rFonts w:ascii="Courier New" w:hAnsi="Courier New"/>
+          <w:color w:val="auto"/>
+        </w:rPr>
+      </w:pPr>
+      <w:r>
+        <w:rPr>
           <w:color w:val="auto"/>
         </w:rPr>
         <w:t>original_prediction_error = model.score(features_test)</w:t>
@@ -3370,7 +3253,6 @@
       </w:pPr>
       <w:r>
         <w:rPr>
-          <w:rFonts w:ascii="Courier New" w:hAnsi="Courier New"/>
           <w:color w:val="auto"/>
         </w:rPr>
         <w:t>print(f"{original_prediction_error = }")</w:t>
@@ -3386,7 +3268,6 @@
       </w:pPr>
       <w:r>
         <w:rPr>
-          <w:rFonts w:ascii="Courier New" w:hAnsi="Courier New"/>
           <w:color w:val="auto"/>
         </w:rPr>
         <w:t>original_error_probability = original_prediction_error / dataset_size * features_count</w:t>
@@ -3402,7 +3283,6 @@
       </w:pPr>
       <w:r>
         <w:rPr>
-          <w:rFonts w:ascii="Courier New" w:hAnsi="Courier New"/>
           <w:color w:val="auto"/>
         </w:rPr>
         <w:t>original_correct_probability = 1 - original_error_probability</w:t>
@@ -3418,7 +3298,6 @@
       </w:pPr>
       <w:r>
         <w:rPr>
-          <w:rFonts w:ascii="Courier New" w:hAnsi="Courier New"/>
           <w:color w:val="auto"/>
         </w:rPr>
         <w:t>print(f"{original_error_probability = }")</w:t>
@@ -3434,7 +3313,6 @@
       </w:pPr>
       <w:r>
         <w:rPr>
-          <w:rFonts w:ascii="Courier New" w:hAnsi="Courier New"/>
           <w:color w:val="auto"/>
         </w:rPr>
         <w:t>print(f"{original_correct_probability = }")</w:t>
@@ -3450,22 +3328,20 @@
       </w:pPr>
       <w:r>
         <w:rPr>
-          <w:rFonts w:ascii="Courier New" w:hAnsi="Courier New"/>
-          <w:color w:val="auto"/>
-        </w:rPr>
-      </w:r>
-    </w:p>
-    <w:p>
-      <w:pPr>
-        <w:pStyle w:val="Code"/>
-        <w:rPr>
-          <w:rFonts w:ascii="Courier New" w:hAnsi="Courier New"/>
-          <w:color w:val="auto"/>
-        </w:rPr>
-      </w:pPr>
-      <w:r>
-        <w:rPr>
-          <w:rFonts w:ascii="Courier New" w:hAnsi="Courier New"/>
+          <w:color w:val="auto"/>
+        </w:rPr>
+      </w:r>
+    </w:p>
+    <w:p>
+      <w:pPr>
+        <w:pStyle w:val="Code"/>
+        <w:rPr>
+          <w:rFonts w:ascii="Courier New" w:hAnsi="Courier New"/>
+          <w:color w:val="auto"/>
+        </w:rPr>
+      </w:pPr>
+      <w:r>
+        <w:rPr>
           <w:color w:val="auto"/>
         </w:rPr>
         <w:t># 1.7 Нова вибірка</w:t>
@@ -3481,22 +3357,20 @@
       </w:pPr>
       <w:r>
         <w:rPr>
-          <w:rFonts w:ascii="Courier New" w:hAnsi="Courier New"/>
-          <w:color w:val="auto"/>
-        </w:rPr>
-      </w:r>
-    </w:p>
-    <w:p>
-      <w:pPr>
-        <w:pStyle w:val="Code"/>
-        <w:rPr>
-          <w:rFonts w:ascii="Courier New" w:hAnsi="Courier New"/>
-          <w:color w:val="auto"/>
-        </w:rPr>
-      </w:pPr>
-      <w:r>
-        <w:rPr>
-          <w:rFonts w:ascii="Courier New" w:hAnsi="Courier New"/>
+          <w:color w:val="auto"/>
+        </w:rPr>
+      </w:r>
+    </w:p>
+    <w:p>
+      <w:pPr>
+        <w:pStyle w:val="Code"/>
+        <w:rPr>
+          <w:rFonts w:ascii="Courier New" w:hAnsi="Courier New"/>
+          <w:color w:val="auto"/>
+        </w:rPr>
+      </w:pPr>
+      <w:r>
+        <w:rPr>
           <w:color w:val="auto"/>
         </w:rPr>
         <w:t>single_features = [row[variant] for row in features_holder]</w:t>
@@ -3512,7 +3386,6 @@
       </w:pPr>
       <w:r>
         <w:rPr>
-          <w:rFonts w:ascii="Courier New" w:hAnsi="Courier New"/>
           <w:color w:val="auto"/>
         </w:rPr>
         <w:t>print(f"{single_features = }")</w:t>
@@ -3528,7 +3401,6 @@
       </w:pPr>
       <w:r>
         <w:rPr>
-          <w:rFonts w:ascii="Courier New" w:hAnsi="Courier New"/>
           <w:color w:val="auto"/>
         </w:rPr>
         <w:t>single_center = int(prediction_results[variant])</w:t>
@@ -3544,7 +3416,6 @@
       </w:pPr>
       <w:r>
         <w:rPr>
-          <w:rFonts w:ascii="Courier New" w:hAnsi="Courier New"/>
           <w:color w:val="auto"/>
         </w:rPr>
         <w:t>print(f"{single_center = }")</w:t>
@@ -3560,7 +3431,6 @@
       </w:pPr>
       <w:r>
         <w:rPr>
-          <w:rFonts w:ascii="Courier New" w:hAnsi="Courier New"/>
           <w:color w:val="auto"/>
         </w:rPr>
         <w:t>single_target = get_target_feature(row=single_features)</w:t>
@@ -3576,7 +3446,6 @@
       </w:pPr>
       <w:r>
         <w:rPr>
-          <w:rFonts w:ascii="Courier New" w:hAnsi="Courier New"/>
           <w:color w:val="auto"/>
         </w:rPr>
         <w:t>print(f"{single_target = }")</w:t>
@@ -3592,22 +3461,20 @@
       </w:pPr>
       <w:r>
         <w:rPr>
-          <w:rFonts w:ascii="Courier New" w:hAnsi="Courier New"/>
-          <w:color w:val="auto"/>
-        </w:rPr>
-      </w:r>
-    </w:p>
-    <w:p>
-      <w:pPr>
-        <w:pStyle w:val="Code"/>
-        <w:rPr>
-          <w:rFonts w:ascii="Courier New" w:hAnsi="Courier New"/>
-          <w:color w:val="auto"/>
-        </w:rPr>
-      </w:pPr>
-      <w:r>
-        <w:rPr>
-          <w:rFonts w:ascii="Courier New" w:hAnsi="Courier New"/>
+          <w:color w:val="auto"/>
+        </w:rPr>
+      </w:r>
+    </w:p>
+    <w:p>
+      <w:pPr>
+        <w:pStyle w:val="Code"/>
+        <w:rPr>
+          <w:rFonts w:ascii="Courier New" w:hAnsi="Courier New"/>
+          <w:color w:val="auto"/>
+        </w:rPr>
+      </w:pPr>
+      <w:r>
+        <w:rPr>
           <w:color w:val="auto"/>
         </w:rPr>
         <w:t># 1.8 Розпізнавання</w:t>
@@ -3623,22 +3490,20 @@
       </w:pPr>
       <w:r>
         <w:rPr>
-          <w:rFonts w:ascii="Courier New" w:hAnsi="Courier New"/>
-          <w:color w:val="auto"/>
-        </w:rPr>
-      </w:r>
-    </w:p>
-    <w:p>
-      <w:pPr>
-        <w:pStyle w:val="Code"/>
-        <w:rPr>
-          <w:rFonts w:ascii="Courier New" w:hAnsi="Courier New"/>
-          <w:color w:val="auto"/>
-        </w:rPr>
-      </w:pPr>
-      <w:r>
-        <w:rPr>
-          <w:rFonts w:ascii="Courier New" w:hAnsi="Courier New"/>
+          <w:color w:val="auto"/>
+        </w:rPr>
+      </w:r>
+    </w:p>
+    <w:p>
+      <w:pPr>
+        <w:pStyle w:val="Code"/>
+        <w:rPr>
+          <w:rFonts w:ascii="Courier New" w:hAnsi="Courier New"/>
+          <w:color w:val="auto"/>
+        </w:rPr>
+      </w:pPr>
+      <w:r>
+        <w:rPr>
           <w:color w:val="auto"/>
         </w:rPr>
         <w:t>single_features = np.array(single_features).reshape(-1, 1)</w:t>
@@ -3654,7 +3519,6 @@
       </w:pPr>
       <w:r>
         <w:rPr>
-          <w:rFonts w:ascii="Courier New" w:hAnsi="Courier New"/>
           <w:color w:val="auto"/>
         </w:rPr>
         <w:t>model = model.fit(single_features)</w:t>
@@ -3670,7 +3534,6 @@
       </w:pPr>
       <w:r>
         <w:rPr>
-          <w:rFonts w:ascii="Courier New" w:hAnsi="Courier New"/>
           <w:color w:val="auto"/>
         </w:rPr>
         <w:t>prediction_results = model.predict(single_features)</w:t>
@@ -3686,7 +3549,6 @@
       </w:pPr>
       <w:r>
         <w:rPr>
-          <w:rFonts w:ascii="Courier New" w:hAnsi="Courier New"/>
           <w:color w:val="auto"/>
         </w:rPr>
         <w:t>print(f"{prediction_results = }")</w:t>
@@ -3702,22 +3564,20 @@
       </w:pPr>
       <w:r>
         <w:rPr>
-          <w:rFonts w:ascii="Courier New" w:hAnsi="Courier New"/>
-          <w:color w:val="auto"/>
-        </w:rPr>
-      </w:r>
-    </w:p>
-    <w:p>
-      <w:pPr>
-        <w:pStyle w:val="Code"/>
-        <w:rPr>
-          <w:rFonts w:ascii="Courier New" w:hAnsi="Courier New"/>
-          <w:color w:val="auto"/>
-        </w:rPr>
-      </w:pPr>
-      <w:r>
-        <w:rPr>
-          <w:rFonts w:ascii="Courier New" w:hAnsi="Courier New"/>
+          <w:color w:val="auto"/>
+        </w:rPr>
+      </w:r>
+    </w:p>
+    <w:p>
+      <w:pPr>
+        <w:pStyle w:val="Code"/>
+        <w:rPr>
+          <w:rFonts w:ascii="Courier New" w:hAnsi="Courier New"/>
+          <w:color w:val="auto"/>
+        </w:rPr>
+      </w:pPr>
+      <w:r>
+        <w:rPr>
           <w:color w:val="auto"/>
         </w:rPr>
         <w:t># 1.9 Помилка</w:t>
@@ -3733,22 +3593,20 @@
       </w:pPr>
       <w:r>
         <w:rPr>
-          <w:rFonts w:ascii="Courier New" w:hAnsi="Courier New"/>
-          <w:color w:val="auto"/>
-        </w:rPr>
-      </w:r>
-    </w:p>
-    <w:p>
-      <w:pPr>
-        <w:pStyle w:val="Code"/>
-        <w:rPr>
-          <w:rFonts w:ascii="Courier New" w:hAnsi="Courier New"/>
-          <w:color w:val="auto"/>
-        </w:rPr>
-      </w:pPr>
-      <w:r>
-        <w:rPr>
-          <w:rFonts w:ascii="Courier New" w:hAnsi="Courier New"/>
+          <w:color w:val="auto"/>
+        </w:rPr>
+      </w:r>
+    </w:p>
+    <w:p>
+      <w:pPr>
+        <w:pStyle w:val="Code"/>
+        <w:rPr>
+          <w:rFonts w:ascii="Courier New" w:hAnsi="Courier New"/>
+          <w:color w:val="auto"/>
+        </w:rPr>
+      </w:pPr>
+      <w:r>
+        <w:rPr>
           <w:color w:val="auto"/>
         </w:rPr>
         <w:t>prediction_error = model.score(single_features)</w:t>
@@ -3764,7 +3622,6 @@
       </w:pPr>
       <w:r>
         <w:rPr>
-          <w:rFonts w:ascii="Courier New" w:hAnsi="Courier New"/>
           <w:color w:val="auto"/>
         </w:rPr>
         <w:t>print(f"{prediction_error = }")</w:t>
@@ -3780,7 +3637,6 @@
       </w:pPr>
       <w:r>
         <w:rPr>
-          <w:rFonts w:ascii="Courier New" w:hAnsi="Courier New"/>
           <w:color w:val="auto"/>
         </w:rPr>
         <w:t>short_error_probability = prediction_error / len(single_features) * 1</w:t>
@@ -3796,7 +3652,6 @@
       </w:pPr>
       <w:r>
         <w:rPr>
-          <w:rFonts w:ascii="Courier New" w:hAnsi="Courier New"/>
           <w:color w:val="auto"/>
         </w:rPr>
         <w:t>short_correct_probability = 1 - short_error_probability</w:t>
@@ -3812,7 +3667,6 @@
       </w:pPr>
       <w:r>
         <w:rPr>
-          <w:rFonts w:ascii="Courier New" w:hAnsi="Courier New"/>
           <w:color w:val="auto"/>
         </w:rPr>
         <w:t>print(f"{short_error_probability = }")</w:t>
@@ -3828,7 +3682,6 @@
       </w:pPr>
       <w:r>
         <w:rPr>
-          <w:rFonts w:ascii="Courier New" w:hAnsi="Courier New"/>
           <w:color w:val="auto"/>
         </w:rPr>
         <w:t>print(f"{short_correct_probability = }")</w:t>
@@ -3844,22 +3697,20 @@
       </w:pPr>
       <w:r>
         <w:rPr>
-          <w:rFonts w:ascii="Courier New" w:hAnsi="Courier New"/>
-          <w:color w:val="auto"/>
-        </w:rPr>
-      </w:r>
-    </w:p>
-    <w:p>
-      <w:pPr>
-        <w:pStyle w:val="Code"/>
-        <w:rPr>
-          <w:rFonts w:ascii="Courier New" w:hAnsi="Courier New"/>
-          <w:color w:val="auto"/>
-        </w:rPr>
-      </w:pPr>
-      <w:r>
-        <w:rPr>
-          <w:rFonts w:ascii="Courier New" w:hAnsi="Courier New"/>
+          <w:color w:val="auto"/>
+        </w:rPr>
+      </w:r>
+    </w:p>
+    <w:p>
+      <w:pPr>
+        <w:pStyle w:val="Code"/>
+        <w:rPr>
+          <w:rFonts w:ascii="Courier New" w:hAnsi="Courier New"/>
+          <w:color w:val="auto"/>
+        </w:rPr>
+      </w:pPr>
+      <w:r>
+        <w:rPr>
           <w:color w:val="auto"/>
         </w:rPr>
         <w:t># 1.10 Порівняння</w:t>
@@ -3875,22 +3726,20 @@
       </w:pPr>
       <w:r>
         <w:rPr>
-          <w:rFonts w:ascii="Courier New" w:hAnsi="Courier New"/>
-          <w:color w:val="auto"/>
-        </w:rPr>
-      </w:r>
-    </w:p>
-    <w:p>
-      <w:pPr>
-        <w:pStyle w:val="Code"/>
-        <w:rPr>
-          <w:rFonts w:ascii="Courier New" w:hAnsi="Courier New"/>
-          <w:color w:val="auto"/>
-        </w:rPr>
-      </w:pPr>
-      <w:r>
-        <w:rPr>
-          <w:rFonts w:ascii="Courier New" w:hAnsi="Courier New"/>
+          <w:color w:val="auto"/>
+        </w:rPr>
+      </w:r>
+    </w:p>
+    <w:p>
+      <w:pPr>
+        <w:pStyle w:val="Code"/>
+        <w:rPr>
+          <w:rFonts w:ascii="Courier New" w:hAnsi="Courier New"/>
+          <w:color w:val="auto"/>
+        </w:rPr>
+      </w:pPr>
+      <w:r>
+        <w:rPr>
           <w:color w:val="auto"/>
         </w:rPr>
         <w:t>prediction_error_difference = abs(original_prediction_error - prediction_error)</w:t>
@@ -3906,7 +3755,6 @@
       </w:pPr>
       <w:r>
         <w:rPr>
-          <w:rFonts w:ascii="Courier New" w:hAnsi="Courier New"/>
           <w:color w:val="auto"/>
         </w:rPr>
         <w:t>error_probability_difference = abs(original_error_probability - short_error_probability)</w:t>
@@ -3922,7 +3770,6 @@
       </w:pPr>
       <w:r>
         <w:rPr>
-          <w:rFonts w:ascii="Courier New" w:hAnsi="Courier New"/>
           <w:color w:val="auto"/>
         </w:rPr>
         <w:t>correct_probability_difference = abs(</w:t>
@@ -3938,14 +3785,12 @@
       </w:pPr>
       <w:r>
         <w:rPr>
-          <w:rFonts w:ascii="Courier New" w:hAnsi="Courier New"/>
           <w:color w:val="auto"/>
         </w:rPr>
         <w:t xml:space="preserve">    </w:t>
       </w:r>
       <w:r>
         <w:rPr>
-          <w:rFonts w:ascii="Courier New" w:hAnsi="Courier New"/>
           <w:b w:val="false"/>
           <w:color w:val="auto"/>
           <w:sz w:val="21"/>
@@ -3963,7 +3808,6 @@
       </w:pPr>
       <w:r>
         <w:rPr>
-          <w:rFonts w:ascii="Courier New" w:hAnsi="Courier New"/>
           <w:color w:val="auto"/>
         </w:rPr>
         <w:t>)</w:t>
@@ -3979,7 +3823,6 @@
       </w:pPr>
       <w:r>
         <w:rPr>
-          <w:rFonts w:ascii="Courier New" w:hAnsi="Courier New"/>
           <w:color w:val="auto"/>
         </w:rPr>
         <w:t>print(f"{prediction_error_difference = }")</w:t>
@@ -3995,7 +3838,6 @@
       </w:pPr>
       <w:r>
         <w:rPr>
-          <w:rFonts w:ascii="Courier New" w:hAnsi="Courier New"/>
           <w:color w:val="auto"/>
         </w:rPr>
         <w:t>print(f"{error_probability_difference = }")</w:t>
@@ -4011,7 +3853,6 @@
       </w:pPr>
       <w:r>
         <w:rPr>
-          <w:rFonts w:ascii="Courier New" w:hAnsi="Courier New"/>
           <w:color w:val="auto"/>
         </w:rPr>
         <w:t>print(f"{correct_probability_difference = }")</w:t>
@@ -4027,22 +3868,20 @@
       </w:pPr>
       <w:r>
         <w:rPr>
-          <w:rFonts w:ascii="Courier New" w:hAnsi="Courier New"/>
-          <w:color w:val="auto"/>
-        </w:rPr>
-      </w:r>
-    </w:p>
-    <w:p>
-      <w:pPr>
-        <w:pStyle w:val="Code"/>
-        <w:rPr>
-          <w:rFonts w:ascii="Courier New" w:hAnsi="Courier New"/>
-          <w:color w:val="auto"/>
-        </w:rPr>
-      </w:pPr>
-      <w:r>
-        <w:rPr>
-          <w:rFonts w:ascii="Courier New" w:hAnsi="Courier New"/>
+          <w:color w:val="auto"/>
+        </w:rPr>
+      </w:r>
+    </w:p>
+    <w:p>
+      <w:pPr>
+        <w:pStyle w:val="Code"/>
+        <w:rPr>
+          <w:rFonts w:ascii="Courier New" w:hAnsi="Courier New"/>
+          <w:color w:val="auto"/>
+        </w:rPr>
+      </w:pPr>
+      <w:r>
+        <w:rPr>
           <w:color w:val="auto"/>
         </w:rPr>
         <w:t># 1.10.1 Порівняння таблицею</w:t>
@@ -4058,22 +3897,20 @@
       </w:pPr>
       <w:r>
         <w:rPr>
-          <w:rFonts w:ascii="Courier New" w:hAnsi="Courier New"/>
-          <w:color w:val="auto"/>
-        </w:rPr>
-      </w:r>
-    </w:p>
-    <w:p>
-      <w:pPr>
-        <w:pStyle w:val="Code"/>
-        <w:rPr>
-          <w:rFonts w:ascii="Courier New" w:hAnsi="Courier New"/>
-          <w:color w:val="auto"/>
-        </w:rPr>
-      </w:pPr>
-      <w:r>
-        <w:rPr>
-          <w:rFonts w:ascii="Courier New" w:hAnsi="Courier New"/>
+          <w:color w:val="auto"/>
+        </w:rPr>
+      </w:r>
+    </w:p>
+    <w:p>
+      <w:pPr>
+        <w:pStyle w:val="Code"/>
+        <w:rPr>
+          <w:rFonts w:ascii="Courier New" w:hAnsi="Courier New"/>
+          <w:color w:val="auto"/>
+        </w:rPr>
+      </w:pPr>
+      <w:r>
+        <w:rPr>
           <w:color w:val="auto"/>
         </w:rPr>
         <w:t>errors_table = pd.DataFrame(</w:t>
@@ -4089,14 +3926,12 @@
       </w:pPr>
       <w:r>
         <w:rPr>
-          <w:rFonts w:ascii="Courier New" w:hAnsi="Courier New"/>
           <w:color w:val="auto"/>
         </w:rPr>
         <w:t xml:space="preserve">    </w:t>
       </w:r>
       <w:r>
         <w:rPr>
-          <w:rFonts w:ascii="Courier New" w:hAnsi="Courier New"/>
           <w:b w:val="false"/>
           <w:color w:val="auto"/>
           <w:sz w:val="21"/>
@@ -4114,14 +3949,12 @@
       </w:pPr>
       <w:r>
         <w:rPr>
-          <w:rFonts w:ascii="Courier New" w:hAnsi="Courier New"/>
           <w:color w:val="auto"/>
         </w:rPr>
         <w:t xml:space="preserve">        </w:t>
       </w:r>
       <w:r>
         <w:rPr>
-          <w:rFonts w:ascii="Courier New" w:hAnsi="Courier New"/>
           <w:b w:val="false"/>
           <w:color w:val="auto"/>
           <w:sz w:val="21"/>
@@ -4139,14 +3972,12 @@
       </w:pPr>
       <w:r>
         <w:rPr>
-          <w:rFonts w:ascii="Courier New" w:hAnsi="Courier New"/>
           <w:color w:val="auto"/>
         </w:rPr>
         <w:t xml:space="preserve">        </w:t>
       </w:r>
       <w:r>
         <w:rPr>
-          <w:rFonts w:ascii="Courier New" w:hAnsi="Courier New"/>
           <w:b w:val="false"/>
           <w:color w:val="auto"/>
           <w:sz w:val="21"/>
@@ -4164,14 +3995,12 @@
       </w:pPr>
       <w:r>
         <w:rPr>
-          <w:rFonts w:ascii="Courier New" w:hAnsi="Courier New"/>
           <w:color w:val="auto"/>
         </w:rPr>
         <w:t xml:space="preserve">    </w:t>
       </w:r>
       <w:r>
         <w:rPr>
-          <w:rFonts w:ascii="Courier New" w:hAnsi="Courier New"/>
           <w:b w:val="false"/>
           <w:color w:val="auto"/>
           <w:sz w:val="21"/>
@@ -4189,14 +4018,12 @@
       </w:pPr>
       <w:r>
         <w:rPr>
-          <w:rFonts w:ascii="Courier New" w:hAnsi="Courier New"/>
           <w:color w:val="auto"/>
         </w:rPr>
         <w:t xml:space="preserve">    </w:t>
       </w:r>
       <w:r>
         <w:rPr>
-          <w:rFonts w:ascii="Courier New" w:hAnsi="Courier New"/>
           <w:b w:val="false"/>
           <w:color w:val="auto"/>
           <w:sz w:val="21"/>
@@ -4214,7 +4041,6 @@
       </w:pPr>
       <w:r>
         <w:rPr>
-          <w:rFonts w:ascii="Courier New" w:hAnsi="Courier New"/>
           <w:color w:val="auto"/>
         </w:rPr>
         <w:t>)</w:t>
@@ -4230,7 +4056,6 @@
       </w:pPr>
       <w:r>
         <w:rPr>
-          <w:rFonts w:ascii="Courier New" w:hAnsi="Courier New"/>
           <w:color w:val="auto"/>
         </w:rPr>
         <w:t>print(errors_table)</w:t>
@@ -4412,13 +4237,7 @@
         <w:rPr>
           <w:lang w:val="uk-UA"/>
         </w:rPr>
-        <w:t>Для згенерованої вибірки помилк</w:t>
-      </w:r>
-      <w:r>
-        <w:rPr>
-          <w:lang w:val="uk-UA"/>
-        </w:rPr>
-        <w:t>и розпізнавання майже не відрізняються, але загалом для вибірки з однією ознакою похибка менше.</w:t>
+        <w:t>Для згенерованої вибірки помилки розпізнавання майже не відрізняються, але загалом для вибірки з однією ознакою похибка менше.</w:t>
       </w:r>
     </w:p>
     <w:p>
@@ -4445,13 +4264,7 @@
         <w:rPr>
           <w:color w:val="auto"/>
         </w:rPr>
-        <w:t xml:space="preserve">2 </w:t>
-      </w:r>
-      <w:r>
-        <w:rPr>
-          <w:color w:val="auto"/>
-        </w:rPr>
-        <w:t>Вибірка Титаніку</w:t>
+        <w:t>2 Вибірка Титаніку</w:t>
       </w:r>
     </w:p>
     <w:p>
@@ -5044,11 +4857,13 @@
       <w:pPr>
         <w:pStyle w:val="Code"/>
         <w:rPr>
-          <w:color w:val="auto"/>
-        </w:rPr>
-      </w:pPr>
-      <w:r>
-        <w:rPr>
+          <w:rFonts w:ascii="Courier New" w:hAnsi="Courier New"/>
+          <w:color w:val="auto"/>
+        </w:rPr>
+      </w:pPr>
+      <w:r>
+        <w:rPr>
+          <w:rFonts w:ascii="Courier New" w:hAnsi="Courier New"/>
           <w:color w:val="auto"/>
         </w:rPr>
         <w:t>import os</w:t>
@@ -5058,25 +4873,13 @@
       <w:pPr>
         <w:pStyle w:val="Code"/>
         <w:rPr>
-          <w:color w:val="auto"/>
-        </w:rPr>
-      </w:pPr>
-      <w:r>
-        <w:rPr>
-          <w:color w:val="auto"/>
-        </w:rPr>
-        <w:t>import time</w:t>
-      </w:r>
-    </w:p>
-    <w:p>
-      <w:pPr>
-        <w:pStyle w:val="Code"/>
-        <w:rPr>
-          <w:color w:val="auto"/>
-        </w:rPr>
-      </w:pPr>
-      <w:r>
-        <w:rPr>
+          <w:rFonts w:ascii="Courier New" w:hAnsi="Courier New"/>
+          <w:color w:val="auto"/>
+        </w:rPr>
+      </w:pPr>
+      <w:r>
+        <w:rPr>
+          <w:rFonts w:ascii="Courier New" w:hAnsi="Courier New"/>
           <w:color w:val="auto"/>
         </w:rPr>
         <w:t>import pandas as pd</w:t>
@@ -5086,25 +4889,13 @@
       <w:pPr>
         <w:pStyle w:val="Code"/>
         <w:rPr>
-          <w:color w:val="auto"/>
-        </w:rPr>
-      </w:pPr>
-      <w:r>
-        <w:rPr>
-          <w:color w:val="auto"/>
-        </w:rPr>
-        <w:t>import numpy as np</w:t>
-      </w:r>
-    </w:p>
-    <w:p>
-      <w:pPr>
-        <w:pStyle w:val="Code"/>
-        <w:rPr>
-          <w:color w:val="auto"/>
-        </w:rPr>
-      </w:pPr>
-      <w:r>
-        <w:rPr>
+          <w:rFonts w:ascii="Courier New" w:hAnsi="Courier New"/>
+          <w:color w:val="auto"/>
+        </w:rPr>
+      </w:pPr>
+      <w:r>
+        <w:rPr>
+          <w:rFonts w:ascii="Courier New" w:hAnsi="Courier New"/>
           <w:color w:val="auto"/>
         </w:rPr>
         <w:t>import matplotlib.pyplot as plt</w:t>
@@ -5114,24 +4905,28 @@
       <w:pPr>
         <w:pStyle w:val="Code"/>
         <w:rPr>
-          <w:color w:val="auto"/>
-        </w:rPr>
-      </w:pPr>
-      <w:r>
-        <w:rPr>
-          <w:color w:val="auto"/>
-        </w:rPr>
-      </w:r>
-    </w:p>
-    <w:p>
-      <w:pPr>
-        <w:pStyle w:val="Code"/>
-        <w:rPr>
-          <w:color w:val="auto"/>
-        </w:rPr>
-      </w:pPr>
-      <w:r>
-        <w:rPr>
+          <w:rFonts w:ascii="Courier New" w:hAnsi="Courier New"/>
+          <w:color w:val="auto"/>
+        </w:rPr>
+      </w:pPr>
+      <w:r>
+        <w:rPr>
+          <w:rFonts w:ascii="Courier New" w:hAnsi="Courier New"/>
+          <w:color w:val="auto"/>
+        </w:rPr>
+      </w:r>
+    </w:p>
+    <w:p>
+      <w:pPr>
+        <w:pStyle w:val="Code"/>
+        <w:rPr>
+          <w:rFonts w:ascii="Courier New" w:hAnsi="Courier New"/>
+          <w:color w:val="auto"/>
+        </w:rPr>
+      </w:pPr>
+      <w:r>
+        <w:rPr>
+          <w:rFonts w:ascii="Courier New" w:hAnsi="Courier New"/>
           <w:color w:val="auto"/>
         </w:rPr>
         <w:t>from sklearn.cluster import KMeans</w:t>
@@ -5141,11 +4936,13 @@
       <w:pPr>
         <w:pStyle w:val="Code"/>
         <w:rPr>
-          <w:color w:val="auto"/>
-        </w:rPr>
-      </w:pPr>
-      <w:r>
-        <w:rPr>
+          <w:rFonts w:ascii="Courier New" w:hAnsi="Courier New"/>
+          <w:color w:val="auto"/>
+        </w:rPr>
+      </w:pPr>
+      <w:r>
+        <w:rPr>
+          <w:rFonts w:ascii="Courier New" w:hAnsi="Courier New"/>
           <w:color w:val="auto"/>
         </w:rPr>
         <w:t>from sklearn.ensemble import RandomForestClassifier</w:t>
@@ -5155,25 +4952,29 @@
       <w:pPr>
         <w:pStyle w:val="Code"/>
         <w:rPr>
-          <w:color w:val="auto"/>
-        </w:rPr>
-      </w:pPr>
-      <w:r>
-        <w:rPr>
-          <w:color w:val="auto"/>
-        </w:rPr>
-        <w:t>from sklearn.impute import KNNImputer, SimpleImputer</w:t>
-      </w:r>
-    </w:p>
-    <w:p>
-      <w:pPr>
-        <w:pStyle w:val="Code"/>
-        <w:rPr>
-          <w:color w:val="auto"/>
-        </w:rPr>
-      </w:pPr>
-      <w:r>
-        <w:rPr>
+          <w:rFonts w:ascii="Courier New" w:hAnsi="Courier New"/>
+          <w:color w:val="auto"/>
+        </w:rPr>
+      </w:pPr>
+      <w:r>
+        <w:rPr>
+          <w:rFonts w:ascii="Courier New" w:hAnsi="Courier New"/>
+          <w:color w:val="auto"/>
+        </w:rPr>
+        <w:t>from sklearn.impute import KNNImputer</w:t>
+      </w:r>
+    </w:p>
+    <w:p>
+      <w:pPr>
+        <w:pStyle w:val="Code"/>
+        <w:rPr>
+          <w:rFonts w:ascii="Courier New" w:hAnsi="Courier New"/>
+          <w:color w:val="auto"/>
+        </w:rPr>
+      </w:pPr>
+      <w:r>
+        <w:rPr>
+          <w:rFonts w:ascii="Courier New" w:hAnsi="Courier New"/>
           <w:color w:val="auto"/>
         </w:rPr>
         <w:t>from sklearn.linear_model import LogisticRegression</w:t>
@@ -5183,11 +4984,13 @@
       <w:pPr>
         <w:pStyle w:val="Code"/>
         <w:rPr>
-          <w:color w:val="auto"/>
-        </w:rPr>
-      </w:pPr>
-      <w:r>
-        <w:rPr>
+          <w:rFonts w:ascii="Courier New" w:hAnsi="Courier New"/>
+          <w:color w:val="auto"/>
+        </w:rPr>
+      </w:pPr>
+      <w:r>
+        <w:rPr>
+          <w:rFonts w:ascii="Courier New" w:hAnsi="Courier New"/>
           <w:color w:val="auto"/>
         </w:rPr>
         <w:t>from sklearn.model_selection import train_test_split</w:t>
@@ -5197,11 +5000,13 @@
       <w:pPr>
         <w:pStyle w:val="Code"/>
         <w:rPr>
-          <w:color w:val="auto"/>
-        </w:rPr>
-      </w:pPr>
-      <w:r>
-        <w:rPr>
+          <w:rFonts w:ascii="Courier New" w:hAnsi="Courier New"/>
+          <w:color w:val="auto"/>
+        </w:rPr>
+      </w:pPr>
+      <w:r>
+        <w:rPr>
+          <w:rFonts w:ascii="Courier New" w:hAnsi="Courier New"/>
           <w:color w:val="auto"/>
         </w:rPr>
         <w:t>from sklearn.neighbors import KNeighborsClassifier</w:t>
@@ -5211,25 +5016,29 @@
       <w:pPr>
         <w:pStyle w:val="Code"/>
         <w:rPr>
-          <w:color w:val="auto"/>
-        </w:rPr>
-      </w:pPr>
-      <w:r>
-        <w:rPr>
-          <w:color w:val="auto"/>
-        </w:rPr>
-        <w:t>from sklearn.preprocessing import LabelEncoder, normalize</w:t>
-      </w:r>
-    </w:p>
-    <w:p>
-      <w:pPr>
-        <w:pStyle w:val="Code"/>
-        <w:rPr>
-          <w:color w:val="auto"/>
-        </w:rPr>
-      </w:pPr>
-      <w:r>
-        <w:rPr>
+          <w:rFonts w:ascii="Courier New" w:hAnsi="Courier New"/>
+          <w:color w:val="auto"/>
+        </w:rPr>
+      </w:pPr>
+      <w:r>
+        <w:rPr>
+          <w:rFonts w:ascii="Courier New" w:hAnsi="Courier New"/>
+          <w:color w:val="auto"/>
+        </w:rPr>
+        <w:t>from sklearn.preprocessing import LabelEncoder</w:t>
+      </w:r>
+    </w:p>
+    <w:p>
+      <w:pPr>
+        <w:pStyle w:val="Code"/>
+        <w:rPr>
+          <w:rFonts w:ascii="Courier New" w:hAnsi="Courier New"/>
+          <w:color w:val="auto"/>
+        </w:rPr>
+      </w:pPr>
+      <w:r>
+        <w:rPr>
+          <w:rFonts w:ascii="Courier New" w:hAnsi="Courier New"/>
           <w:color w:val="auto"/>
         </w:rPr>
         <w:t>from sklearn.svm import SVC</w:t>
@@ -5239,24 +5048,28 @@
       <w:pPr>
         <w:pStyle w:val="Code"/>
         <w:rPr>
-          <w:color w:val="auto"/>
-        </w:rPr>
-      </w:pPr>
-      <w:r>
-        <w:rPr>
-          <w:color w:val="auto"/>
-        </w:rPr>
-      </w:r>
-    </w:p>
-    <w:p>
-      <w:pPr>
-        <w:pStyle w:val="Code"/>
-        <w:rPr>
-          <w:color w:val="auto"/>
-        </w:rPr>
-      </w:pPr>
-      <w:r>
-        <w:rPr>
+          <w:rFonts w:ascii="Courier New" w:hAnsi="Courier New"/>
+          <w:color w:val="auto"/>
+        </w:rPr>
+      </w:pPr>
+      <w:r>
+        <w:rPr>
+          <w:rFonts w:ascii="Courier New" w:hAnsi="Courier New"/>
+          <w:color w:val="auto"/>
+        </w:rPr>
+      </w:r>
+    </w:p>
+    <w:p>
+      <w:pPr>
+        <w:pStyle w:val="Code"/>
+        <w:rPr>
+          <w:rFonts w:ascii="Courier New" w:hAnsi="Courier New"/>
+          <w:color w:val="auto"/>
+        </w:rPr>
+      </w:pPr>
+      <w:r>
+        <w:rPr>
+          <w:rFonts w:ascii="Courier New" w:hAnsi="Courier New"/>
           <w:color w:val="auto"/>
         </w:rPr>
         <w:t>current_folder = os.path.dirname(os.path.abspath(__file__))</w:t>
@@ -5266,25 +5079,29 @@
       <w:pPr>
         <w:pStyle w:val="Code"/>
         <w:rPr>
-          <w:color w:val="auto"/>
-        </w:rPr>
-      </w:pPr>
-      <w:r>
-        <w:rPr>
-          <w:color w:val="auto"/>
-        </w:rPr>
-        <w:t>file_path = os.path.join(current_folder,'..', 'train.csv')</w:t>
-      </w:r>
-    </w:p>
-    <w:p>
-      <w:pPr>
-        <w:pStyle w:val="Code"/>
-        <w:rPr>
-          <w:color w:val="auto"/>
-        </w:rPr>
-      </w:pPr>
-      <w:r>
-        <w:rPr>
+          <w:rFonts w:ascii="Courier New" w:hAnsi="Courier New"/>
+          <w:color w:val="auto"/>
+        </w:rPr>
+      </w:pPr>
+      <w:r>
+        <w:rPr>
+          <w:rFonts w:ascii="Courier New" w:hAnsi="Courier New"/>
+          <w:color w:val="auto"/>
+        </w:rPr>
+        <w:t>file_path = os.path.join(current_folder, "..", "train.csv")</w:t>
+      </w:r>
+    </w:p>
+    <w:p>
+      <w:pPr>
+        <w:pStyle w:val="Code"/>
+        <w:rPr>
+          <w:rFonts w:ascii="Courier New" w:hAnsi="Courier New"/>
+          <w:color w:val="auto"/>
+        </w:rPr>
+      </w:pPr>
+      <w:r>
+        <w:rPr>
+          <w:rFonts w:ascii="Courier New" w:hAnsi="Courier New"/>
           <w:color w:val="auto"/>
         </w:rPr>
         <w:t>df = pd.read_csv(file_path)</w:t>
@@ -5294,24 +5111,28 @@
       <w:pPr>
         <w:pStyle w:val="Code"/>
         <w:rPr>
-          <w:color w:val="auto"/>
-        </w:rPr>
-      </w:pPr>
-      <w:r>
-        <w:rPr>
-          <w:color w:val="auto"/>
-        </w:rPr>
-      </w:r>
-    </w:p>
-    <w:p>
-      <w:pPr>
-        <w:pStyle w:val="Code"/>
-        <w:rPr>
-          <w:color w:val="auto"/>
-        </w:rPr>
-      </w:pPr>
-      <w:r>
-        <w:rPr>
+          <w:rFonts w:ascii="Courier New" w:hAnsi="Courier New"/>
+          <w:color w:val="auto"/>
+        </w:rPr>
+      </w:pPr>
+      <w:r>
+        <w:rPr>
+          <w:rFonts w:ascii="Courier New" w:hAnsi="Courier New"/>
+          <w:color w:val="auto"/>
+        </w:rPr>
+      </w:r>
+    </w:p>
+    <w:p>
+      <w:pPr>
+        <w:pStyle w:val="Code"/>
+        <w:rPr>
+          <w:rFonts w:ascii="Courier New" w:hAnsi="Courier New"/>
+          <w:color w:val="auto"/>
+        </w:rPr>
+      </w:pPr>
+      <w:r>
+        <w:rPr>
+          <w:rFonts w:ascii="Courier New" w:hAnsi="Courier New"/>
           <w:color w:val="auto"/>
         </w:rPr>
         <w:t># Remove unnecessary columns</w:t>
@@ -5321,39 +5142,45 @@
       <w:pPr>
         <w:pStyle w:val="Code"/>
         <w:rPr>
-          <w:color w:val="auto"/>
-        </w:rPr>
-      </w:pPr>
-      <w:r>
-        <w:rPr>
-          <w:color w:val="auto"/>
-        </w:rPr>
-        <w:t>unnecessary='PassengerId,Pclass,SibSp,Parch,Ticket,Fare,Cabin,Embarked'.split(',')</w:t>
-      </w:r>
-    </w:p>
-    <w:p>
-      <w:pPr>
-        <w:pStyle w:val="Code"/>
-        <w:rPr>
-          <w:color w:val="auto"/>
-        </w:rPr>
-      </w:pPr>
-      <w:r>
-        <w:rPr>
-          <w:color w:val="auto"/>
-        </w:rPr>
-        <w:t>df=df.drop(unnecessary,axis=1)</w:t>
-      </w:r>
-    </w:p>
-    <w:p>
-      <w:pPr>
-        <w:pStyle w:val="Code"/>
-        <w:rPr>
-          <w:color w:val="auto"/>
-        </w:rPr>
-      </w:pPr>
-      <w:r>
-        <w:rPr>
+          <w:rFonts w:ascii="Courier New" w:hAnsi="Courier New"/>
+          <w:color w:val="auto"/>
+        </w:rPr>
+      </w:pPr>
+      <w:r>
+        <w:rPr>
+          <w:rFonts w:ascii="Courier New" w:hAnsi="Courier New"/>
+          <w:color w:val="auto"/>
+        </w:rPr>
+        <w:t>unnecessary = "PassengerId,Pclass,SibSp,Parch,Ticket,Fare,Cabin,Embarked".split(",")</w:t>
+      </w:r>
+    </w:p>
+    <w:p>
+      <w:pPr>
+        <w:pStyle w:val="Code"/>
+        <w:rPr>
+          <w:rFonts w:ascii="Courier New" w:hAnsi="Courier New"/>
+          <w:color w:val="auto"/>
+        </w:rPr>
+      </w:pPr>
+      <w:r>
+        <w:rPr>
+          <w:rFonts w:ascii="Courier New" w:hAnsi="Courier New"/>
+          <w:color w:val="auto"/>
+        </w:rPr>
+        <w:t>df = df.drop(unnecessary, axis=1)</w:t>
+      </w:r>
+    </w:p>
+    <w:p>
+      <w:pPr>
+        <w:pStyle w:val="Code"/>
+        <w:rPr>
+          <w:rFonts w:ascii="Courier New" w:hAnsi="Courier New"/>
+          <w:color w:val="auto"/>
+        </w:rPr>
+      </w:pPr>
+      <w:r>
+        <w:rPr>
+          <w:rFonts w:ascii="Courier New" w:hAnsi="Courier New"/>
           <w:color w:val="auto"/>
         </w:rPr>
         <w:t>print(df)</w:t>
@@ -5363,24 +5190,28 @@
       <w:pPr>
         <w:pStyle w:val="Code"/>
         <w:rPr>
-          <w:color w:val="auto"/>
-        </w:rPr>
-      </w:pPr>
-      <w:r>
-        <w:rPr>
-          <w:color w:val="auto"/>
-        </w:rPr>
-      </w:r>
-    </w:p>
-    <w:p>
-      <w:pPr>
-        <w:pStyle w:val="Code"/>
-        <w:rPr>
-          <w:color w:val="auto"/>
-        </w:rPr>
-      </w:pPr>
-      <w:r>
-        <w:rPr>
+          <w:rFonts w:ascii="Courier New" w:hAnsi="Courier New"/>
+          <w:color w:val="auto"/>
+        </w:rPr>
+      </w:pPr>
+      <w:r>
+        <w:rPr>
+          <w:rFonts w:ascii="Courier New" w:hAnsi="Courier New"/>
+          <w:color w:val="auto"/>
+        </w:rPr>
+      </w:r>
+    </w:p>
+    <w:p>
+      <w:pPr>
+        <w:pStyle w:val="Code"/>
+        <w:rPr>
+          <w:rFonts w:ascii="Courier New" w:hAnsi="Courier New"/>
+          <w:color w:val="auto"/>
+        </w:rPr>
+      </w:pPr>
+      <w:r>
+        <w:rPr>
+          <w:rFonts w:ascii="Courier New" w:hAnsi="Courier New"/>
           <w:color w:val="auto"/>
         </w:rPr>
         <w:t># Remove name</w:t>
@@ -5390,25 +5221,29 @@
       <w:pPr>
         <w:pStyle w:val="Code"/>
         <w:rPr>
-          <w:color w:val="auto"/>
-        </w:rPr>
-      </w:pPr>
-      <w:r>
-        <w:rPr>
-          <w:color w:val="auto"/>
-        </w:rPr>
-        <w:t>df=df.drop('Name',axis=1)</w:t>
-      </w:r>
-    </w:p>
-    <w:p>
-      <w:pPr>
-        <w:pStyle w:val="Code"/>
-        <w:rPr>
-          <w:color w:val="auto"/>
-        </w:rPr>
-      </w:pPr>
-      <w:r>
-        <w:rPr>
+          <w:rFonts w:ascii="Courier New" w:hAnsi="Courier New"/>
+          <w:color w:val="auto"/>
+        </w:rPr>
+      </w:pPr>
+      <w:r>
+        <w:rPr>
+          <w:rFonts w:ascii="Courier New" w:hAnsi="Courier New"/>
+          <w:color w:val="auto"/>
+        </w:rPr>
+        <w:t>df = df.drop("Name", axis=1)</w:t>
+      </w:r>
+    </w:p>
+    <w:p>
+      <w:pPr>
+        <w:pStyle w:val="Code"/>
+        <w:rPr>
+          <w:rFonts w:ascii="Courier New" w:hAnsi="Courier New"/>
+          <w:color w:val="auto"/>
+        </w:rPr>
+      </w:pPr>
+      <w:r>
+        <w:rPr>
+          <w:rFonts w:ascii="Courier New" w:hAnsi="Courier New"/>
           <w:color w:val="auto"/>
         </w:rPr>
         <w:t># Count missing values</w:t>
@@ -5418,11 +5253,13 @@
       <w:pPr>
         <w:pStyle w:val="Code"/>
         <w:rPr>
-          <w:color w:val="auto"/>
-        </w:rPr>
-      </w:pPr>
-      <w:r>
-        <w:rPr>
+          <w:rFonts w:ascii="Courier New" w:hAnsi="Courier New"/>
+          <w:color w:val="auto"/>
+        </w:rPr>
+      </w:pPr>
+      <w:r>
+        <w:rPr>
+          <w:rFonts w:ascii="Courier New" w:hAnsi="Courier New"/>
           <w:color w:val="auto"/>
         </w:rPr>
         <w:t>print(df.isnull().sum())</w:t>
@@ -5432,24 +5269,28 @@
       <w:pPr>
         <w:pStyle w:val="Code"/>
         <w:rPr>
-          <w:color w:val="auto"/>
-        </w:rPr>
-      </w:pPr>
-      <w:r>
-        <w:rPr>
-          <w:color w:val="auto"/>
-        </w:rPr>
-      </w:r>
-    </w:p>
-    <w:p>
-      <w:pPr>
-        <w:pStyle w:val="Code"/>
-        <w:rPr>
-          <w:color w:val="auto"/>
-        </w:rPr>
-      </w:pPr>
-      <w:r>
-        <w:rPr>
+          <w:rFonts w:ascii="Courier New" w:hAnsi="Courier New"/>
+          <w:color w:val="auto"/>
+        </w:rPr>
+      </w:pPr>
+      <w:r>
+        <w:rPr>
+          <w:rFonts w:ascii="Courier New" w:hAnsi="Courier New"/>
+          <w:color w:val="auto"/>
+        </w:rPr>
+      </w:r>
+    </w:p>
+    <w:p>
+      <w:pPr>
+        <w:pStyle w:val="Code"/>
+        <w:rPr>
+          <w:rFonts w:ascii="Courier New" w:hAnsi="Courier New"/>
+          <w:color w:val="auto"/>
+        </w:rPr>
+      </w:pPr>
+      <w:r>
+        <w:rPr>
+          <w:rFonts w:ascii="Courier New" w:hAnsi="Courier New"/>
           <w:color w:val="auto"/>
         </w:rPr>
         <w:t># Convert gender to 0 and 1</w:t>
@@ -5459,52 +5300,60 @@
       <w:pPr>
         <w:pStyle w:val="Code"/>
         <w:rPr>
-          <w:color w:val="auto"/>
-        </w:rPr>
-      </w:pPr>
-      <w:r>
-        <w:rPr>
-          <w:color w:val="auto"/>
-        </w:rPr>
-        <w:t>le=LabelEncoder()</w:t>
-      </w:r>
-    </w:p>
-    <w:p>
-      <w:pPr>
-        <w:pStyle w:val="Code"/>
-        <w:rPr>
-          <w:color w:val="auto"/>
-        </w:rPr>
-      </w:pPr>
-      <w:r>
-        <w:rPr>
-          <w:color w:val="auto"/>
-        </w:rPr>
-        <w:t>df['Sex']=le.fit_transform(df['Sex'])</w:t>
-      </w:r>
-    </w:p>
-    <w:p>
-      <w:pPr>
-        <w:pStyle w:val="Code"/>
-        <w:rPr>
-          <w:color w:val="auto"/>
-        </w:rPr>
-      </w:pPr>
-      <w:r>
-        <w:rPr>
-          <w:color w:val="auto"/>
-        </w:rPr>
-      </w:r>
-    </w:p>
-    <w:p>
-      <w:pPr>
-        <w:pStyle w:val="Code"/>
-        <w:rPr>
-          <w:color w:val="auto"/>
-        </w:rPr>
-      </w:pPr>
-      <w:r>
-        <w:rPr>
+          <w:rFonts w:ascii="Courier New" w:hAnsi="Courier New"/>
+          <w:color w:val="auto"/>
+        </w:rPr>
+      </w:pPr>
+      <w:r>
+        <w:rPr>
+          <w:rFonts w:ascii="Courier New" w:hAnsi="Courier New"/>
+          <w:color w:val="auto"/>
+        </w:rPr>
+        <w:t>le = LabelEncoder()</w:t>
+      </w:r>
+    </w:p>
+    <w:p>
+      <w:pPr>
+        <w:pStyle w:val="Code"/>
+        <w:rPr>
+          <w:rFonts w:ascii="Courier New" w:hAnsi="Courier New"/>
+          <w:color w:val="auto"/>
+        </w:rPr>
+      </w:pPr>
+      <w:r>
+        <w:rPr>
+          <w:rFonts w:ascii="Courier New" w:hAnsi="Courier New"/>
+          <w:color w:val="auto"/>
+        </w:rPr>
+        <w:t>df["Sex"] = le.fit_transform(df["Sex"])</w:t>
+      </w:r>
+    </w:p>
+    <w:p>
+      <w:pPr>
+        <w:pStyle w:val="Code"/>
+        <w:rPr>
+          <w:rFonts w:ascii="Courier New" w:hAnsi="Courier New"/>
+          <w:color w:val="auto"/>
+        </w:rPr>
+      </w:pPr>
+      <w:r>
+        <w:rPr>
+          <w:rFonts w:ascii="Courier New" w:hAnsi="Courier New"/>
+          <w:color w:val="auto"/>
+        </w:rPr>
+      </w:r>
+    </w:p>
+    <w:p>
+      <w:pPr>
+        <w:pStyle w:val="Code"/>
+        <w:rPr>
+          <w:rFonts w:ascii="Courier New" w:hAnsi="Courier New"/>
+          <w:color w:val="auto"/>
+        </w:rPr>
+      </w:pPr>
+      <w:r>
+        <w:rPr>
+          <w:rFonts w:ascii="Courier New" w:hAnsi="Courier New"/>
           <w:color w:val="auto"/>
         </w:rPr>
         <w:t># Replace missing ages with average</w:t>
@@ -5514,39 +5363,45 @@
       <w:pPr>
         <w:pStyle w:val="Code"/>
         <w:rPr>
-          <w:color w:val="auto"/>
-        </w:rPr>
-      </w:pPr>
-      <w:r>
-        <w:rPr>
-          <w:color w:val="auto"/>
-        </w:rPr>
-        <w:t>imputer=KNNImputer(n_neighbors=7)</w:t>
-      </w:r>
-    </w:p>
-    <w:p>
-      <w:pPr>
-        <w:pStyle w:val="Code"/>
-        <w:rPr>
-          <w:color w:val="auto"/>
-        </w:rPr>
-      </w:pPr>
-      <w:r>
-        <w:rPr>
-          <w:color w:val="auto"/>
-        </w:rPr>
-        <w:t>df['Age']=imputer.fit_transform(df[['Age']]).ravel()</w:t>
-      </w:r>
-    </w:p>
-    <w:p>
-      <w:pPr>
-        <w:pStyle w:val="Code"/>
-        <w:rPr>
-          <w:color w:val="auto"/>
-        </w:rPr>
-      </w:pPr>
-      <w:r>
-        <w:rPr>
+          <w:rFonts w:ascii="Courier New" w:hAnsi="Courier New"/>
+          <w:color w:val="auto"/>
+        </w:rPr>
+      </w:pPr>
+      <w:r>
+        <w:rPr>
+          <w:rFonts w:ascii="Courier New" w:hAnsi="Courier New"/>
+          <w:color w:val="auto"/>
+        </w:rPr>
+        <w:t>imputer = KNNImputer(n_neighbors=7)</w:t>
+      </w:r>
+    </w:p>
+    <w:p>
+      <w:pPr>
+        <w:pStyle w:val="Code"/>
+        <w:rPr>
+          <w:rFonts w:ascii="Courier New" w:hAnsi="Courier New"/>
+          <w:color w:val="auto"/>
+        </w:rPr>
+      </w:pPr>
+      <w:r>
+        <w:rPr>
+          <w:rFonts w:ascii="Courier New" w:hAnsi="Courier New"/>
+          <w:color w:val="auto"/>
+        </w:rPr>
+        <w:t>df["Age"] = imputer.fit_transform(df[["Age"]]).ravel()</w:t>
+      </w:r>
+    </w:p>
+    <w:p>
+      <w:pPr>
+        <w:pStyle w:val="Code"/>
+        <w:rPr>
+          <w:rFonts w:ascii="Courier New" w:hAnsi="Courier New"/>
+          <w:color w:val="auto"/>
+        </w:rPr>
+      </w:pPr>
+      <w:r>
+        <w:rPr>
+          <w:rFonts w:ascii="Courier New" w:hAnsi="Courier New"/>
           <w:color w:val="auto"/>
         </w:rPr>
         <w:t>print(df)</w:t>
@@ -5556,24 +5411,28 @@
       <w:pPr>
         <w:pStyle w:val="Code"/>
         <w:rPr>
-          <w:color w:val="auto"/>
-        </w:rPr>
-      </w:pPr>
-      <w:r>
-        <w:rPr>
-          <w:color w:val="auto"/>
-        </w:rPr>
-      </w:r>
-    </w:p>
-    <w:p>
-      <w:pPr>
-        <w:pStyle w:val="Code"/>
-        <w:rPr>
-          <w:color w:val="auto"/>
-        </w:rPr>
-      </w:pPr>
-      <w:r>
-        <w:rPr>
+          <w:rFonts w:ascii="Courier New" w:hAnsi="Courier New"/>
+          <w:color w:val="auto"/>
+        </w:rPr>
+      </w:pPr>
+      <w:r>
+        <w:rPr>
+          <w:rFonts w:ascii="Courier New" w:hAnsi="Courier New"/>
+          <w:color w:val="auto"/>
+        </w:rPr>
+      </w:r>
+    </w:p>
+    <w:p>
+      <w:pPr>
+        <w:pStyle w:val="Code"/>
+        <w:rPr>
+          <w:rFonts w:ascii="Courier New" w:hAnsi="Courier New"/>
+          <w:color w:val="auto"/>
+        </w:rPr>
+      </w:pPr>
+      <w:r>
+        <w:rPr>
+          <w:rFonts w:ascii="Courier New" w:hAnsi="Courier New"/>
           <w:color w:val="auto"/>
         </w:rPr>
         <w:t># Split dataset</w:t>
@@ -5583,80 +5442,92 @@
       <w:pPr>
         <w:pStyle w:val="Code"/>
         <w:rPr>
-          <w:color w:val="auto"/>
-        </w:rPr>
-      </w:pPr>
-      <w:r>
-        <w:rPr>
-          <w:color w:val="auto"/>
-        </w:rPr>
-        <w:t>target_feature=df.Survived.to_numpy()</w:t>
-      </w:r>
-    </w:p>
-    <w:p>
-      <w:pPr>
-        <w:pStyle w:val="Code"/>
-        <w:rPr>
-          <w:color w:val="auto"/>
-        </w:rPr>
-      </w:pPr>
-      <w:r>
-        <w:rPr>
-          <w:color w:val="auto"/>
-        </w:rPr>
-        <w:t>survived_scores=pd.DataFrame(target_feature,columns=['Survived'])</w:t>
-      </w:r>
-    </w:p>
-    <w:p>
-      <w:pPr>
-        <w:pStyle w:val="Code"/>
-        <w:rPr>
-          <w:color w:val="auto"/>
-        </w:rPr>
-      </w:pPr>
-      <w:r>
-        <w:rPr>
-          <w:color w:val="auto"/>
-        </w:rPr>
-        <w:t>df=df.drop(['Survived'],axis=1)</w:t>
-      </w:r>
-    </w:p>
-    <w:p>
-      <w:pPr>
-        <w:pStyle w:val="Code"/>
-        <w:rPr>
-          <w:color w:val="auto"/>
-        </w:rPr>
-      </w:pPr>
-      <w:r>
-        <w:rPr>
-          <w:color w:val="auto"/>
-        </w:rPr>
-        <w:t>X_train,X_test,y_train,y_test=train_test_split(df,target_feature)</w:t>
-      </w:r>
-    </w:p>
-    <w:p>
-      <w:pPr>
-        <w:pStyle w:val="Code"/>
-        <w:rPr>
-          <w:color w:val="auto"/>
-        </w:rPr>
-      </w:pPr>
-      <w:r>
-        <w:rPr>
-          <w:color w:val="auto"/>
-        </w:rPr>
-      </w:r>
-    </w:p>
-    <w:p>
-      <w:pPr>
-        <w:pStyle w:val="Code"/>
-        <w:rPr>
-          <w:color w:val="auto"/>
-        </w:rPr>
-      </w:pPr>
-      <w:r>
-        <w:rPr>
+          <w:rFonts w:ascii="Courier New" w:hAnsi="Courier New"/>
+          <w:color w:val="auto"/>
+        </w:rPr>
+      </w:pPr>
+      <w:r>
+        <w:rPr>
+          <w:rFonts w:ascii="Courier New" w:hAnsi="Courier New"/>
+          <w:color w:val="auto"/>
+        </w:rPr>
+        <w:t>target_feature = df.Survived.to_numpy()</w:t>
+      </w:r>
+    </w:p>
+    <w:p>
+      <w:pPr>
+        <w:pStyle w:val="Code"/>
+        <w:rPr>
+          <w:rFonts w:ascii="Courier New" w:hAnsi="Courier New"/>
+          <w:color w:val="auto"/>
+        </w:rPr>
+      </w:pPr>
+      <w:r>
+        <w:rPr>
+          <w:rFonts w:ascii="Courier New" w:hAnsi="Courier New"/>
+          <w:color w:val="auto"/>
+        </w:rPr>
+        <w:t>survived_scores = pd.DataFrame(target_feature, columns=["Survived"])</w:t>
+      </w:r>
+    </w:p>
+    <w:p>
+      <w:pPr>
+        <w:pStyle w:val="Code"/>
+        <w:rPr>
+          <w:rFonts w:ascii="Courier New" w:hAnsi="Courier New"/>
+          <w:color w:val="auto"/>
+        </w:rPr>
+      </w:pPr>
+      <w:r>
+        <w:rPr>
+          <w:rFonts w:ascii="Courier New" w:hAnsi="Courier New"/>
+          <w:color w:val="auto"/>
+        </w:rPr>
+        <w:t>df = df.drop(["Survived"], axis=1)</w:t>
+      </w:r>
+    </w:p>
+    <w:p>
+      <w:pPr>
+        <w:pStyle w:val="Code"/>
+        <w:rPr>
+          <w:rFonts w:ascii="Courier New" w:hAnsi="Courier New"/>
+          <w:color w:val="auto"/>
+        </w:rPr>
+      </w:pPr>
+      <w:r>
+        <w:rPr>
+          <w:rFonts w:ascii="Courier New" w:hAnsi="Courier New"/>
+          <w:color w:val="auto"/>
+        </w:rPr>
+        <w:t>X_train, X_test, y_train, y_test = train_test_split(df, target_feature)</w:t>
+      </w:r>
+    </w:p>
+    <w:p>
+      <w:pPr>
+        <w:pStyle w:val="Code"/>
+        <w:rPr>
+          <w:rFonts w:ascii="Courier New" w:hAnsi="Courier New"/>
+          <w:color w:val="auto"/>
+        </w:rPr>
+      </w:pPr>
+      <w:r>
+        <w:rPr>
+          <w:rFonts w:ascii="Courier New" w:hAnsi="Courier New"/>
+          <w:color w:val="auto"/>
+        </w:rPr>
+      </w:r>
+    </w:p>
+    <w:p>
+      <w:pPr>
+        <w:pStyle w:val="Code"/>
+        <w:rPr>
+          <w:rFonts w:ascii="Courier New" w:hAnsi="Courier New"/>
+          <w:color w:val="auto"/>
+        </w:rPr>
+      </w:pPr>
+      <w:r>
+        <w:rPr>
+          <w:rFonts w:ascii="Courier New" w:hAnsi="Courier New"/>
           <w:color w:val="auto"/>
         </w:rPr>
         <w:t># Modeling results</w:t>
@@ -5666,25 +5537,29 @@
       <w:pPr>
         <w:pStyle w:val="Code"/>
         <w:rPr>
-          <w:color w:val="auto"/>
-        </w:rPr>
-      </w:pPr>
-      <w:r>
-        <w:rPr>
-          <w:color w:val="auto"/>
-        </w:rPr>
-        <w:t>kmeans_model=KMeans()</w:t>
-      </w:r>
-    </w:p>
-    <w:p>
-      <w:pPr>
-        <w:pStyle w:val="Code"/>
-        <w:rPr>
-          <w:color w:val="auto"/>
-        </w:rPr>
-      </w:pPr>
-      <w:r>
-        <w:rPr>
+          <w:rFonts w:ascii="Courier New" w:hAnsi="Courier New"/>
+          <w:color w:val="auto"/>
+        </w:rPr>
+      </w:pPr>
+      <w:r>
+        <w:rPr>
+          <w:rFonts w:ascii="Courier New" w:hAnsi="Courier New"/>
+          <w:color w:val="auto"/>
+        </w:rPr>
+        <w:t>kmeans_model = KMeans()</w:t>
+      </w:r>
+    </w:p>
+    <w:p>
+      <w:pPr>
+        <w:pStyle w:val="Code"/>
+        <w:rPr>
+          <w:rFonts w:ascii="Courier New" w:hAnsi="Courier New"/>
+          <w:color w:val="auto"/>
+        </w:rPr>
+      </w:pPr>
+      <w:r>
+        <w:rPr>
+          <w:rFonts w:ascii="Courier New" w:hAnsi="Courier New"/>
           <w:color w:val="auto"/>
         </w:rPr>
         <w:t>kmeans_model.fit(X_train)</w:t>
@@ -5694,177 +5569,203 @@
       <w:pPr>
         <w:pStyle w:val="Code"/>
         <w:rPr>
-          <w:color w:val="auto"/>
-        </w:rPr>
-      </w:pPr>
-      <w:r>
-        <w:rPr>
-          <w:color w:val="auto"/>
-        </w:rPr>
-        <w:t>kmeans_results=kmeans_model.predict(X_test)</w:t>
-      </w:r>
-    </w:p>
-    <w:p>
-      <w:pPr>
-        <w:pStyle w:val="Code"/>
-        <w:rPr>
-          <w:color w:val="auto"/>
-        </w:rPr>
-      </w:pPr>
-      <w:r>
-        <w:rPr>
-          <w:color w:val="auto"/>
-        </w:rPr>
-        <w:t>print(f'{kmeans_model.cluster_centers_ = }')</w:t>
-      </w:r>
-    </w:p>
-    <w:p>
-      <w:pPr>
-        <w:pStyle w:val="Code"/>
-        <w:rPr>
-          <w:color w:val="auto"/>
-        </w:rPr>
-      </w:pPr>
-      <w:r>
-        <w:rPr>
-          <w:color w:val="auto"/>
-        </w:rPr>
-        <w:t>print(f'{kmeans_results = }')</w:t>
-      </w:r>
-    </w:p>
-    <w:p>
-      <w:pPr>
-        <w:pStyle w:val="Code"/>
-        <w:rPr>
-          <w:color w:val="auto"/>
-        </w:rPr>
-      </w:pPr>
-      <w:r>
-        <w:rPr>
-          <w:color w:val="auto"/>
-        </w:rPr>
-      </w:r>
-    </w:p>
-    <w:p>
-      <w:pPr>
-        <w:pStyle w:val="Code"/>
-        <w:rPr>
-          <w:color w:val="auto"/>
-        </w:rPr>
-      </w:pPr>
-      <w:r>
-        <w:rPr>
-          <w:color w:val="auto"/>
-        </w:rPr>
-        <w:t>kneighbors_model=KNeighborsClassifier(n_neighbors=7)</w:t>
-      </w:r>
-    </w:p>
-    <w:p>
-      <w:pPr>
-        <w:pStyle w:val="Code"/>
-        <w:rPr>
-          <w:color w:val="auto"/>
-        </w:rPr>
-      </w:pPr>
-      <w:r>
-        <w:rPr>
-          <w:color w:val="auto"/>
-        </w:rPr>
-        <w:t>kneighbors_model.fit(X_train,y_train)</w:t>
-      </w:r>
-    </w:p>
-    <w:p>
-      <w:pPr>
-        <w:pStyle w:val="Code"/>
-        <w:rPr>
-          <w:color w:val="auto"/>
-        </w:rPr>
-      </w:pPr>
-      <w:r>
-        <w:rPr>
-          <w:color w:val="auto"/>
-        </w:rPr>
-        <w:t>kneighbors_results=kneighbors_model.predict(X_test)</w:t>
-      </w:r>
-    </w:p>
-    <w:p>
-      <w:pPr>
-        <w:pStyle w:val="Code"/>
-        <w:rPr>
-          <w:color w:val="auto"/>
-        </w:rPr>
-      </w:pPr>
-      <w:r>
-        <w:rPr>
-          <w:color w:val="auto"/>
-        </w:rPr>
-        <w:t>print(f'{kneighbors_results = }')</w:t>
-      </w:r>
-    </w:p>
-    <w:p>
-      <w:pPr>
-        <w:pStyle w:val="Code"/>
-        <w:rPr>
-          <w:color w:val="auto"/>
-        </w:rPr>
-      </w:pPr>
-      <w:r>
-        <w:rPr>
-          <w:color w:val="auto"/>
-        </w:rPr>
-      </w:r>
-    </w:p>
-    <w:p>
-      <w:pPr>
-        <w:pStyle w:val="Code"/>
-        <w:rPr>
-          <w:color w:val="auto"/>
-        </w:rPr>
-      </w:pPr>
-      <w:r>
-        <w:rPr>
-          <w:color w:val="auto"/>
-        </w:rPr>
-        <w:t>forest_model=RandomForestClassifier()</w:t>
-      </w:r>
-    </w:p>
-    <w:p>
-      <w:pPr>
-        <w:pStyle w:val="Code"/>
-        <w:rPr>
-          <w:color w:val="auto"/>
-        </w:rPr>
-      </w:pPr>
-      <w:r>
-        <w:rPr>
-          <w:color w:val="auto"/>
-        </w:rPr>
-        <w:t>forest_model.fit(X_train,y_train)</w:t>
-      </w:r>
-    </w:p>
-    <w:p>
-      <w:pPr>
-        <w:pStyle w:val="Code"/>
-        <w:rPr>
-          <w:color w:val="auto"/>
-        </w:rPr>
-      </w:pPr>
-      <w:r>
-        <w:rPr>
-          <w:color w:val="auto"/>
-        </w:rPr>
-        <w:t>forest_results=forest_model.predict(X_test)</w:t>
-      </w:r>
-    </w:p>
-    <w:p>
-      <w:pPr>
-        <w:pStyle w:val="Code"/>
-        <w:rPr>
-          <w:color w:val="auto"/>
-        </w:rPr>
-      </w:pPr>
-      <w:r>
-        <w:rPr>
+          <w:rFonts w:ascii="Courier New" w:hAnsi="Courier New"/>
+          <w:color w:val="auto"/>
+        </w:rPr>
+      </w:pPr>
+      <w:r>
+        <w:rPr>
+          <w:rFonts w:ascii="Courier New" w:hAnsi="Courier New"/>
+          <w:color w:val="auto"/>
+        </w:rPr>
+        <w:t>kmeans_results = kmeans_model.predict(X_test)</w:t>
+      </w:r>
+    </w:p>
+    <w:p>
+      <w:pPr>
+        <w:pStyle w:val="Code"/>
+        <w:rPr>
+          <w:rFonts w:ascii="Courier New" w:hAnsi="Courier New"/>
+          <w:color w:val="auto"/>
+        </w:rPr>
+      </w:pPr>
+      <w:r>
+        <w:rPr>
+          <w:rFonts w:ascii="Courier New" w:hAnsi="Courier New"/>
+          <w:color w:val="auto"/>
+        </w:rPr>
+        <w:t>print(f"{kmeans_model.cluster_centers_ = }")</w:t>
+      </w:r>
+    </w:p>
+    <w:p>
+      <w:pPr>
+        <w:pStyle w:val="Code"/>
+        <w:rPr>
+          <w:rFonts w:ascii="Courier New" w:hAnsi="Courier New"/>
+          <w:color w:val="auto"/>
+        </w:rPr>
+      </w:pPr>
+      <w:r>
+        <w:rPr>
+          <w:rFonts w:ascii="Courier New" w:hAnsi="Courier New"/>
+          <w:color w:val="auto"/>
+        </w:rPr>
+        <w:t>print(f"{kmeans_results = }")</w:t>
+      </w:r>
+    </w:p>
+    <w:p>
+      <w:pPr>
+        <w:pStyle w:val="Code"/>
+        <w:rPr>
+          <w:rFonts w:ascii="Courier New" w:hAnsi="Courier New"/>
+          <w:color w:val="auto"/>
+        </w:rPr>
+      </w:pPr>
+      <w:r>
+        <w:rPr>
+          <w:rFonts w:ascii="Courier New" w:hAnsi="Courier New"/>
+          <w:color w:val="auto"/>
+        </w:rPr>
+      </w:r>
+    </w:p>
+    <w:p>
+      <w:pPr>
+        <w:pStyle w:val="Code"/>
+        <w:rPr>
+          <w:rFonts w:ascii="Courier New" w:hAnsi="Courier New"/>
+          <w:color w:val="auto"/>
+        </w:rPr>
+      </w:pPr>
+      <w:r>
+        <w:rPr>
+          <w:rFonts w:ascii="Courier New" w:hAnsi="Courier New"/>
+          <w:color w:val="auto"/>
+        </w:rPr>
+        <w:t>kneighbors_model = KNeighborsClassifier(n_neighbors=7)</w:t>
+      </w:r>
+    </w:p>
+    <w:p>
+      <w:pPr>
+        <w:pStyle w:val="Code"/>
+        <w:rPr>
+          <w:rFonts w:ascii="Courier New" w:hAnsi="Courier New"/>
+          <w:color w:val="auto"/>
+        </w:rPr>
+      </w:pPr>
+      <w:r>
+        <w:rPr>
+          <w:rFonts w:ascii="Courier New" w:hAnsi="Courier New"/>
+          <w:color w:val="auto"/>
+        </w:rPr>
+        <w:t>kneighbors_model.fit(X_train, y_train)</w:t>
+      </w:r>
+    </w:p>
+    <w:p>
+      <w:pPr>
+        <w:pStyle w:val="Code"/>
+        <w:rPr>
+          <w:rFonts w:ascii="Courier New" w:hAnsi="Courier New"/>
+          <w:color w:val="auto"/>
+        </w:rPr>
+      </w:pPr>
+      <w:r>
+        <w:rPr>
+          <w:rFonts w:ascii="Courier New" w:hAnsi="Courier New"/>
+          <w:color w:val="auto"/>
+        </w:rPr>
+        <w:t>kneighbors_results = kneighbors_model.predict(X_test)</w:t>
+      </w:r>
+    </w:p>
+    <w:p>
+      <w:pPr>
+        <w:pStyle w:val="Code"/>
+        <w:rPr>
+          <w:rFonts w:ascii="Courier New" w:hAnsi="Courier New"/>
+          <w:color w:val="auto"/>
+        </w:rPr>
+      </w:pPr>
+      <w:r>
+        <w:rPr>
+          <w:rFonts w:ascii="Courier New" w:hAnsi="Courier New"/>
+          <w:color w:val="auto"/>
+        </w:rPr>
+        <w:t>print(f"{kneighbors_results = }")</w:t>
+      </w:r>
+    </w:p>
+    <w:p>
+      <w:pPr>
+        <w:pStyle w:val="Code"/>
+        <w:rPr>
+          <w:rFonts w:ascii="Courier New" w:hAnsi="Courier New"/>
+          <w:color w:val="auto"/>
+        </w:rPr>
+      </w:pPr>
+      <w:r>
+        <w:rPr>
+          <w:rFonts w:ascii="Courier New" w:hAnsi="Courier New"/>
+          <w:color w:val="auto"/>
+        </w:rPr>
+      </w:r>
+    </w:p>
+    <w:p>
+      <w:pPr>
+        <w:pStyle w:val="Code"/>
+        <w:rPr>
+          <w:rFonts w:ascii="Courier New" w:hAnsi="Courier New"/>
+          <w:color w:val="auto"/>
+        </w:rPr>
+      </w:pPr>
+      <w:r>
+        <w:rPr>
+          <w:rFonts w:ascii="Courier New" w:hAnsi="Courier New"/>
+          <w:color w:val="auto"/>
+        </w:rPr>
+        <w:t>forest_model = RandomForestClassifier()</w:t>
+      </w:r>
+    </w:p>
+    <w:p>
+      <w:pPr>
+        <w:pStyle w:val="Code"/>
+        <w:rPr>
+          <w:rFonts w:ascii="Courier New" w:hAnsi="Courier New"/>
+          <w:color w:val="auto"/>
+        </w:rPr>
+      </w:pPr>
+      <w:r>
+        <w:rPr>
+          <w:rFonts w:ascii="Courier New" w:hAnsi="Courier New"/>
+          <w:color w:val="auto"/>
+        </w:rPr>
+        <w:t>forest_model.fit(X_train, y_train)</w:t>
+      </w:r>
+    </w:p>
+    <w:p>
+      <w:pPr>
+        <w:pStyle w:val="Code"/>
+        <w:rPr>
+          <w:rFonts w:ascii="Courier New" w:hAnsi="Courier New"/>
+          <w:color w:val="auto"/>
+        </w:rPr>
+      </w:pPr>
+      <w:r>
+        <w:rPr>
+          <w:rFonts w:ascii="Courier New" w:hAnsi="Courier New"/>
+          <w:color w:val="auto"/>
+        </w:rPr>
+        <w:t>forest_results = forest_model.predict(X_test)</w:t>
+      </w:r>
+    </w:p>
+    <w:p>
+      <w:pPr>
+        <w:pStyle w:val="Code"/>
+        <w:rPr>
+          <w:rFonts w:ascii="Courier New" w:hAnsi="Courier New"/>
+          <w:color w:val="auto"/>
+        </w:rPr>
+      </w:pPr>
+      <w:r>
+        <w:rPr>
+          <w:rFonts w:ascii="Courier New" w:hAnsi="Courier New"/>
           <w:color w:val="auto"/>
         </w:rPr>
         <w:t>print(f"{forest_results = }")</w:t>
@@ -5874,162 +5775,186 @@
       <w:pPr>
         <w:pStyle w:val="Code"/>
         <w:rPr>
-          <w:color w:val="auto"/>
-        </w:rPr>
-      </w:pPr>
-      <w:r>
-        <w:rPr>
-          <w:color w:val="auto"/>
-        </w:rPr>
-      </w:r>
-    </w:p>
-    <w:p>
-      <w:pPr>
-        <w:pStyle w:val="Code"/>
-        <w:rPr>
-          <w:color w:val="auto"/>
-        </w:rPr>
-      </w:pPr>
-      <w:r>
-        <w:rPr>
-          <w:color w:val="auto"/>
-        </w:rPr>
-        <w:t>logistic_model=LogisticRegression()</w:t>
-      </w:r>
-    </w:p>
-    <w:p>
-      <w:pPr>
-        <w:pStyle w:val="Code"/>
-        <w:rPr>
-          <w:color w:val="auto"/>
-        </w:rPr>
-      </w:pPr>
-      <w:r>
-        <w:rPr>
-          <w:color w:val="auto"/>
-        </w:rPr>
-        <w:t>logistic_model.fit(X_train,y_train)</w:t>
-      </w:r>
-    </w:p>
-    <w:p>
-      <w:pPr>
-        <w:pStyle w:val="Code"/>
-        <w:rPr>
-          <w:color w:val="auto"/>
-        </w:rPr>
-      </w:pPr>
-      <w:r>
-        <w:rPr>
-          <w:color w:val="auto"/>
-        </w:rPr>
-        <w:t>logistic_results=logistic_model.predict(X_test)</w:t>
-      </w:r>
-    </w:p>
-    <w:p>
-      <w:pPr>
-        <w:pStyle w:val="Code"/>
-        <w:rPr>
-          <w:color w:val="auto"/>
-        </w:rPr>
-      </w:pPr>
-      <w:r>
-        <w:rPr>
-          <w:color w:val="auto"/>
-        </w:rPr>
-        <w:t>print(f'{logistic_results = }')</w:t>
-      </w:r>
-    </w:p>
-    <w:p>
-      <w:pPr>
-        <w:pStyle w:val="Code"/>
-        <w:rPr>
-          <w:color w:val="auto"/>
-        </w:rPr>
-      </w:pPr>
-      <w:r>
-        <w:rPr>
-          <w:color w:val="auto"/>
-        </w:rPr>
-      </w:r>
-    </w:p>
-    <w:p>
-      <w:pPr>
-        <w:pStyle w:val="Code"/>
-        <w:rPr>
-          <w:color w:val="auto"/>
-        </w:rPr>
-      </w:pPr>
-      <w:r>
-        <w:rPr>
-          <w:color w:val="auto"/>
-        </w:rPr>
-        <w:t>svc_model=SVC()</w:t>
-      </w:r>
-    </w:p>
-    <w:p>
-      <w:pPr>
-        <w:pStyle w:val="Code"/>
-        <w:rPr>
-          <w:color w:val="auto"/>
-        </w:rPr>
-      </w:pPr>
-      <w:r>
-        <w:rPr>
-          <w:color w:val="auto"/>
-        </w:rPr>
-        <w:t>svc_model.fit(X_train,y_train)</w:t>
-      </w:r>
-    </w:p>
-    <w:p>
-      <w:pPr>
-        <w:pStyle w:val="Code"/>
-        <w:rPr>
-          <w:color w:val="auto"/>
-        </w:rPr>
-      </w:pPr>
-      <w:r>
-        <w:rPr>
-          <w:color w:val="auto"/>
-        </w:rPr>
-        <w:t>svc_results=svc_model.predict(X_test)</w:t>
-      </w:r>
-    </w:p>
-    <w:p>
-      <w:pPr>
-        <w:pStyle w:val="Code"/>
-        <w:rPr>
-          <w:color w:val="auto"/>
-        </w:rPr>
-      </w:pPr>
-      <w:r>
-        <w:rPr>
-          <w:color w:val="auto"/>
-        </w:rPr>
-        <w:t>print(f'{svc_results = }')</w:t>
-      </w:r>
-    </w:p>
-    <w:p>
-      <w:pPr>
-        <w:pStyle w:val="Code"/>
-        <w:rPr>
-          <w:color w:val="auto"/>
-        </w:rPr>
-      </w:pPr>
-      <w:r>
-        <w:rPr>
-          <w:color w:val="auto"/>
-        </w:rPr>
-      </w:r>
-    </w:p>
-    <w:p>
-      <w:pPr>
-        <w:pStyle w:val="Code"/>
-        <w:rPr>
-          <w:color w:val="auto"/>
-        </w:rPr>
-      </w:pPr>
-      <w:r>
-        <w:rPr>
+          <w:rFonts w:ascii="Courier New" w:hAnsi="Courier New"/>
+          <w:color w:val="auto"/>
+        </w:rPr>
+      </w:pPr>
+      <w:r>
+        <w:rPr>
+          <w:rFonts w:ascii="Courier New" w:hAnsi="Courier New"/>
+          <w:color w:val="auto"/>
+        </w:rPr>
+      </w:r>
+    </w:p>
+    <w:p>
+      <w:pPr>
+        <w:pStyle w:val="Code"/>
+        <w:rPr>
+          <w:rFonts w:ascii="Courier New" w:hAnsi="Courier New"/>
+          <w:color w:val="auto"/>
+        </w:rPr>
+      </w:pPr>
+      <w:r>
+        <w:rPr>
+          <w:rFonts w:ascii="Courier New" w:hAnsi="Courier New"/>
+          <w:color w:val="auto"/>
+        </w:rPr>
+        <w:t>logistic_model = LogisticRegression()</w:t>
+      </w:r>
+    </w:p>
+    <w:p>
+      <w:pPr>
+        <w:pStyle w:val="Code"/>
+        <w:rPr>
+          <w:rFonts w:ascii="Courier New" w:hAnsi="Courier New"/>
+          <w:color w:val="auto"/>
+        </w:rPr>
+      </w:pPr>
+      <w:r>
+        <w:rPr>
+          <w:rFonts w:ascii="Courier New" w:hAnsi="Courier New"/>
+          <w:color w:val="auto"/>
+        </w:rPr>
+        <w:t>logistic_model.fit(X_train, y_train)</w:t>
+      </w:r>
+    </w:p>
+    <w:p>
+      <w:pPr>
+        <w:pStyle w:val="Code"/>
+        <w:rPr>
+          <w:rFonts w:ascii="Courier New" w:hAnsi="Courier New"/>
+          <w:color w:val="auto"/>
+        </w:rPr>
+      </w:pPr>
+      <w:r>
+        <w:rPr>
+          <w:rFonts w:ascii="Courier New" w:hAnsi="Courier New"/>
+          <w:color w:val="auto"/>
+        </w:rPr>
+        <w:t>logistic_results = logistic_model.predict(X_test)</w:t>
+      </w:r>
+    </w:p>
+    <w:p>
+      <w:pPr>
+        <w:pStyle w:val="Code"/>
+        <w:rPr>
+          <w:rFonts w:ascii="Courier New" w:hAnsi="Courier New"/>
+          <w:color w:val="auto"/>
+        </w:rPr>
+      </w:pPr>
+      <w:r>
+        <w:rPr>
+          <w:rFonts w:ascii="Courier New" w:hAnsi="Courier New"/>
+          <w:color w:val="auto"/>
+        </w:rPr>
+        <w:t>print(f"{logistic_results = }")</w:t>
+      </w:r>
+    </w:p>
+    <w:p>
+      <w:pPr>
+        <w:pStyle w:val="Code"/>
+        <w:rPr>
+          <w:rFonts w:ascii="Courier New" w:hAnsi="Courier New"/>
+          <w:color w:val="auto"/>
+        </w:rPr>
+      </w:pPr>
+      <w:r>
+        <w:rPr>
+          <w:rFonts w:ascii="Courier New" w:hAnsi="Courier New"/>
+          <w:color w:val="auto"/>
+        </w:rPr>
+      </w:r>
+    </w:p>
+    <w:p>
+      <w:pPr>
+        <w:pStyle w:val="Code"/>
+        <w:rPr>
+          <w:rFonts w:ascii="Courier New" w:hAnsi="Courier New"/>
+          <w:color w:val="auto"/>
+        </w:rPr>
+      </w:pPr>
+      <w:r>
+        <w:rPr>
+          <w:rFonts w:ascii="Courier New" w:hAnsi="Courier New"/>
+          <w:color w:val="auto"/>
+        </w:rPr>
+        <w:t>svc_model = SVC()</w:t>
+      </w:r>
+    </w:p>
+    <w:p>
+      <w:pPr>
+        <w:pStyle w:val="Code"/>
+        <w:rPr>
+          <w:rFonts w:ascii="Courier New" w:hAnsi="Courier New"/>
+          <w:color w:val="auto"/>
+        </w:rPr>
+      </w:pPr>
+      <w:r>
+        <w:rPr>
+          <w:rFonts w:ascii="Courier New" w:hAnsi="Courier New"/>
+          <w:color w:val="auto"/>
+        </w:rPr>
+        <w:t>svc_model.fit(X_train, y_train)</w:t>
+      </w:r>
+    </w:p>
+    <w:p>
+      <w:pPr>
+        <w:pStyle w:val="Code"/>
+        <w:rPr>
+          <w:rFonts w:ascii="Courier New" w:hAnsi="Courier New"/>
+          <w:color w:val="auto"/>
+        </w:rPr>
+      </w:pPr>
+      <w:r>
+        <w:rPr>
+          <w:rFonts w:ascii="Courier New" w:hAnsi="Courier New"/>
+          <w:color w:val="auto"/>
+        </w:rPr>
+        <w:t>svc_results = svc_model.predict(X_test)</w:t>
+      </w:r>
+    </w:p>
+    <w:p>
+      <w:pPr>
+        <w:pStyle w:val="Code"/>
+        <w:rPr>
+          <w:rFonts w:ascii="Courier New" w:hAnsi="Courier New"/>
+          <w:color w:val="auto"/>
+        </w:rPr>
+      </w:pPr>
+      <w:r>
+        <w:rPr>
+          <w:rFonts w:ascii="Courier New" w:hAnsi="Courier New"/>
+          <w:color w:val="auto"/>
+        </w:rPr>
+        <w:t>print(f"{svc_results = }")</w:t>
+      </w:r>
+    </w:p>
+    <w:p>
+      <w:pPr>
+        <w:pStyle w:val="Code"/>
+        <w:rPr>
+          <w:rFonts w:ascii="Courier New" w:hAnsi="Courier New"/>
+          <w:color w:val="auto"/>
+        </w:rPr>
+      </w:pPr>
+      <w:r>
+        <w:rPr>
+          <w:rFonts w:ascii="Courier New" w:hAnsi="Courier New"/>
+          <w:color w:val="auto"/>
+        </w:rPr>
+      </w:r>
+    </w:p>
+    <w:p>
+      <w:pPr>
+        <w:pStyle w:val="Code"/>
+        <w:rPr>
+          <w:rFonts w:ascii="Courier New" w:hAnsi="Courier New"/>
+          <w:color w:val="auto"/>
+        </w:rPr>
+      </w:pPr>
+      <w:r>
+        <w:rPr>
+          <w:rFonts w:ascii="Courier New" w:hAnsi="Courier New"/>
           <w:color w:val="auto"/>
         </w:rPr>
         <w:t># Comparing models</w:t>
@@ -6039,52 +5964,60 @@
       <w:pPr>
         <w:pStyle w:val="Code"/>
         <w:rPr>
-          <w:color w:val="auto"/>
-        </w:rPr>
-      </w:pPr>
-      <w:r>
-        <w:rPr>
-          <w:color w:val="auto"/>
-        </w:rPr>
-        <w:t>testing_indeces=list(X_test.index)</w:t>
-      </w:r>
-    </w:p>
-    <w:p>
-      <w:pPr>
-        <w:pStyle w:val="Code"/>
-        <w:rPr>
-          <w:color w:val="auto"/>
-        </w:rPr>
-      </w:pPr>
-      <w:r>
-        <w:rPr>
-          <w:color w:val="auto"/>
-        </w:rPr>
-        <w:t>corrects=[int(survived_scores.iloc[i].Survived) for i in testing_indeces]</w:t>
-      </w:r>
-    </w:p>
-    <w:p>
-      <w:pPr>
-        <w:pStyle w:val="Code"/>
-        <w:rPr>
-          <w:color w:val="auto"/>
-        </w:rPr>
-      </w:pPr>
-      <w:r>
-        <w:rPr>
-          <w:color w:val="auto"/>
-        </w:rPr>
-      </w:r>
-    </w:p>
-    <w:p>
-      <w:pPr>
-        <w:pStyle w:val="Code"/>
-        <w:rPr>
-          <w:color w:val="auto"/>
-        </w:rPr>
-      </w:pPr>
-      <w:r>
-        <w:rPr>
+          <w:rFonts w:ascii="Courier New" w:hAnsi="Courier New"/>
+          <w:color w:val="auto"/>
+        </w:rPr>
+      </w:pPr>
+      <w:r>
+        <w:rPr>
+          <w:rFonts w:ascii="Courier New" w:hAnsi="Courier New"/>
+          <w:color w:val="auto"/>
+        </w:rPr>
+        <w:t>testing_indeces = list(X_test.index)</w:t>
+      </w:r>
+    </w:p>
+    <w:p>
+      <w:pPr>
+        <w:pStyle w:val="Code"/>
+        <w:rPr>
+          <w:rFonts w:ascii="Courier New" w:hAnsi="Courier New"/>
+          <w:color w:val="auto"/>
+        </w:rPr>
+      </w:pPr>
+      <w:r>
+        <w:rPr>
+          <w:rFonts w:ascii="Courier New" w:hAnsi="Courier New"/>
+          <w:color w:val="auto"/>
+        </w:rPr>
+        <w:t>corrects = [int(survived_scores.iloc[i].Survived) for i in testing_indeces]</w:t>
+      </w:r>
+    </w:p>
+    <w:p>
+      <w:pPr>
+        <w:pStyle w:val="Code"/>
+        <w:rPr>
+          <w:rFonts w:ascii="Courier New" w:hAnsi="Courier New"/>
+          <w:color w:val="auto"/>
+        </w:rPr>
+      </w:pPr>
+      <w:r>
+        <w:rPr>
+          <w:rFonts w:ascii="Courier New" w:hAnsi="Courier New"/>
+          <w:color w:val="auto"/>
+        </w:rPr>
+      </w:r>
+    </w:p>
+    <w:p>
+      <w:pPr>
+        <w:pStyle w:val="Code"/>
+        <w:rPr>
+          <w:rFonts w:ascii="Courier New" w:hAnsi="Courier New"/>
+          <w:color w:val="auto"/>
+        </w:rPr>
+      </w:pPr>
+      <w:r>
+        <w:rPr>
+          <w:rFonts w:ascii="Courier New" w:hAnsi="Courier New"/>
           <w:color w:val="auto"/>
         </w:rPr>
         <w:t># Plotting graphs</w:t>
@@ -6094,81 +6027,406 @@
       <w:pPr>
         <w:pStyle w:val="Code"/>
         <w:rPr>
-          <w:color w:val="auto"/>
-        </w:rPr>
-      </w:pPr>
-      <w:r>
-        <w:rPr>
-          <w:color w:val="auto"/>
-        </w:rPr>
-        <w:t>models=['KNeighbors','RandomForest','Logistic','SVC']</w:t>
-      </w:r>
-    </w:p>
-    <w:p>
-      <w:pPr>
-        <w:pStyle w:val="Code"/>
-        <w:rPr>
-          <w:color w:val="auto"/>
-        </w:rPr>
-      </w:pPr>
-      <w:r>
-        <w:rPr>
-          <w:color w:val="auto"/>
-        </w:rPr>
-        <w:t>accuracies=[sum([int(abs(corrects[i]-model[i])) for i in range(len(corrects))]) for model in [kneighbors_results,forest_results,logistic_results,svc_results]]</w:t>
-      </w:r>
-    </w:p>
-    <w:p>
-      <w:pPr>
-        <w:pStyle w:val="Code"/>
-        <w:rPr>
-          <w:color w:val="auto"/>
-        </w:rPr>
-      </w:pPr>
-      <w:r>
-        <w:rPr>
-          <w:color w:val="auto"/>
-        </w:rPr>
-        <w:t>print("Errors in each model:",{m:a for m in models for a in accuracies})</w:t>
-      </w:r>
-    </w:p>
-    <w:p>
-      <w:pPr>
-        <w:pStyle w:val="Code"/>
-        <w:rPr>
-          <w:color w:val="auto"/>
-        </w:rPr>
-      </w:pPr>
-      <w:r>
-        <w:rPr>
-          <w:color w:val="auto"/>
-        </w:rPr>
-        <w:t>plt.title('How unnaccurate is each model')</w:t>
-      </w:r>
-    </w:p>
-    <w:p>
-      <w:pPr>
-        <w:pStyle w:val="Code"/>
-        <w:rPr>
-          <w:color w:val="auto"/>
-        </w:rPr>
-      </w:pPr>
-      <w:r>
-        <w:rPr>
-          <w:color w:val="auto"/>
-        </w:rPr>
-        <w:t>plt.bar(models,accuracies,color='g')</w:t>
-      </w:r>
-    </w:p>
-    <w:p>
-      <w:pPr>
-        <w:pStyle w:val="Code"/>
-        <w:rPr>
-          <w:color w:val="auto"/>
-        </w:rPr>
-      </w:pPr>
-      <w:r>
-        <w:rPr>
+          <w:rFonts w:ascii="Courier New" w:hAnsi="Courier New"/>
+          <w:color w:val="auto"/>
+        </w:rPr>
+      </w:pPr>
+      <w:r>
+        <w:rPr>
+          <w:rFonts w:ascii="Courier New" w:hAnsi="Courier New"/>
+          <w:color w:val="auto"/>
+        </w:rPr>
+        <w:t>models = ["KNeighbors", "RandomForest", "Logistic", "SVC"]</w:t>
+      </w:r>
+    </w:p>
+    <w:p>
+      <w:pPr>
+        <w:pStyle w:val="Code"/>
+        <w:rPr>
+          <w:rFonts w:ascii="Courier New" w:hAnsi="Courier New"/>
+          <w:color w:val="auto"/>
+        </w:rPr>
+      </w:pPr>
+      <w:r>
+        <w:rPr>
+          <w:rFonts w:ascii="Courier New" w:hAnsi="Courier New"/>
+          <w:color w:val="auto"/>
+        </w:rPr>
+        <w:t>accuracies = [</w:t>
+      </w:r>
+    </w:p>
+    <w:p>
+      <w:pPr>
+        <w:pStyle w:val="Code"/>
+        <w:rPr>
+          <w:rFonts w:ascii="Courier New" w:hAnsi="Courier New"/>
+          <w:color w:val="auto"/>
+        </w:rPr>
+      </w:pPr>
+      <w:r>
+        <w:rPr>
+          <w:rFonts w:ascii="Courier New" w:hAnsi="Courier New"/>
+          <w:color w:val="auto"/>
+        </w:rPr>
+        <w:t xml:space="preserve">    </w:t>
+      </w:r>
+      <w:r>
+        <w:rPr>
+          <w:rFonts w:ascii="Courier New" w:hAnsi="Courier New"/>
+          <w:b w:val="false"/>
+          <w:color w:val="auto"/>
+          <w:sz w:val="21"/>
+        </w:rPr>
+        <w:t>sum([int(abs(corrects[i] - model_result[i])) for i in range(len(corrects))])</w:t>
+      </w:r>
+    </w:p>
+    <w:p>
+      <w:pPr>
+        <w:pStyle w:val="Code"/>
+        <w:rPr>
+          <w:rFonts w:ascii="Courier New" w:hAnsi="Courier New"/>
+          <w:color w:val="auto"/>
+        </w:rPr>
+      </w:pPr>
+      <w:r>
+        <w:rPr>
+          <w:rFonts w:ascii="Courier New" w:hAnsi="Courier New"/>
+          <w:color w:val="auto"/>
+        </w:rPr>
+        <w:t xml:space="preserve">    </w:t>
+      </w:r>
+      <w:r>
+        <w:rPr>
+          <w:rFonts w:ascii="Courier New" w:hAnsi="Courier New"/>
+          <w:b w:val="false"/>
+          <w:color w:val="auto"/>
+          <w:sz w:val="21"/>
+        </w:rPr>
+        <w:t>for model_result in [</w:t>
+      </w:r>
+    </w:p>
+    <w:p>
+      <w:pPr>
+        <w:pStyle w:val="Code"/>
+        <w:rPr>
+          <w:rFonts w:ascii="Courier New" w:hAnsi="Courier New"/>
+          <w:color w:val="auto"/>
+        </w:rPr>
+      </w:pPr>
+      <w:r>
+        <w:rPr>
+          <w:rFonts w:ascii="Courier New" w:hAnsi="Courier New"/>
+          <w:color w:val="auto"/>
+        </w:rPr>
+        <w:t xml:space="preserve">        </w:t>
+      </w:r>
+      <w:r>
+        <w:rPr>
+          <w:rFonts w:ascii="Courier New" w:hAnsi="Courier New"/>
+          <w:b w:val="false"/>
+          <w:color w:val="auto"/>
+          <w:sz w:val="21"/>
+        </w:rPr>
+        <w:t>kneighbors_results,</w:t>
+      </w:r>
+    </w:p>
+    <w:p>
+      <w:pPr>
+        <w:pStyle w:val="Code"/>
+        <w:rPr>
+          <w:rFonts w:ascii="Courier New" w:hAnsi="Courier New"/>
+          <w:color w:val="auto"/>
+        </w:rPr>
+      </w:pPr>
+      <w:r>
+        <w:rPr>
+          <w:rFonts w:ascii="Courier New" w:hAnsi="Courier New"/>
+          <w:color w:val="auto"/>
+        </w:rPr>
+        <w:t xml:space="preserve">        </w:t>
+      </w:r>
+      <w:r>
+        <w:rPr>
+          <w:rFonts w:ascii="Courier New" w:hAnsi="Courier New"/>
+          <w:b w:val="false"/>
+          <w:color w:val="auto"/>
+          <w:sz w:val="21"/>
+        </w:rPr>
+        <w:t>forest_results,</w:t>
+      </w:r>
+    </w:p>
+    <w:p>
+      <w:pPr>
+        <w:pStyle w:val="Code"/>
+        <w:rPr>
+          <w:rFonts w:ascii="Courier New" w:hAnsi="Courier New"/>
+          <w:color w:val="auto"/>
+        </w:rPr>
+      </w:pPr>
+      <w:r>
+        <w:rPr>
+          <w:rFonts w:ascii="Courier New" w:hAnsi="Courier New"/>
+          <w:color w:val="auto"/>
+        </w:rPr>
+        <w:t xml:space="preserve">        </w:t>
+      </w:r>
+      <w:r>
+        <w:rPr>
+          <w:rFonts w:ascii="Courier New" w:hAnsi="Courier New"/>
+          <w:b w:val="false"/>
+          <w:color w:val="auto"/>
+          <w:sz w:val="21"/>
+        </w:rPr>
+        <w:t>logistic_results,</w:t>
+      </w:r>
+    </w:p>
+    <w:p>
+      <w:pPr>
+        <w:pStyle w:val="Code"/>
+        <w:rPr>
+          <w:rFonts w:ascii="Courier New" w:hAnsi="Courier New"/>
+          <w:color w:val="auto"/>
+        </w:rPr>
+      </w:pPr>
+      <w:r>
+        <w:rPr>
+          <w:rFonts w:ascii="Courier New" w:hAnsi="Courier New"/>
+          <w:color w:val="auto"/>
+        </w:rPr>
+        <w:t xml:space="preserve">        </w:t>
+      </w:r>
+      <w:r>
+        <w:rPr>
+          <w:rFonts w:ascii="Courier New" w:hAnsi="Courier New"/>
+          <w:b w:val="false"/>
+          <w:color w:val="auto"/>
+          <w:sz w:val="21"/>
+        </w:rPr>
+        <w:t>svc_results,</w:t>
+      </w:r>
+    </w:p>
+    <w:p>
+      <w:pPr>
+        <w:pStyle w:val="Code"/>
+        <w:rPr>
+          <w:rFonts w:ascii="Courier New" w:hAnsi="Courier New"/>
+          <w:color w:val="auto"/>
+        </w:rPr>
+      </w:pPr>
+      <w:r>
+        <w:rPr>
+          <w:rFonts w:ascii="Courier New" w:hAnsi="Courier New"/>
+          <w:color w:val="auto"/>
+        </w:rPr>
+        <w:t xml:space="preserve">    </w:t>
+      </w:r>
+      <w:r>
+        <w:rPr>
+          <w:rFonts w:ascii="Courier New" w:hAnsi="Courier New"/>
+          <w:b w:val="false"/>
+          <w:color w:val="auto"/>
+          <w:sz w:val="21"/>
+        </w:rPr>
+        <w:t>]</w:t>
+      </w:r>
+    </w:p>
+    <w:p>
+      <w:pPr>
+        <w:pStyle w:val="Code"/>
+        <w:rPr>
+          <w:rFonts w:ascii="Courier New" w:hAnsi="Courier New"/>
+          <w:color w:val="auto"/>
+        </w:rPr>
+      </w:pPr>
+      <w:r>
+        <w:rPr>
+          <w:rFonts w:ascii="Courier New" w:hAnsi="Courier New"/>
+          <w:color w:val="auto"/>
+        </w:rPr>
+        <w:t>]</w:t>
+      </w:r>
+    </w:p>
+    <w:p>
+      <w:pPr>
+        <w:pStyle w:val="Code"/>
+        <w:rPr>
+          <w:rFonts w:ascii="Courier New" w:hAnsi="Courier New"/>
+          <w:color w:val="auto"/>
+        </w:rPr>
+      </w:pPr>
+      <w:r>
+        <w:rPr>
+          <w:rFonts w:ascii="Courier New" w:hAnsi="Courier New"/>
+          <w:color w:val="auto"/>
+        </w:rPr>
+      </w:r>
+    </w:p>
+    <w:p>
+      <w:pPr>
+        <w:pStyle w:val="Code"/>
+        <w:rPr>
+          <w:rFonts w:ascii="Courier New" w:hAnsi="Courier New"/>
+          <w:color w:val="auto"/>
+        </w:rPr>
+      </w:pPr>
+      <w:r>
+        <w:rPr>
+          <w:rFonts w:ascii="Courier New" w:hAnsi="Courier New"/>
+          <w:color w:val="auto"/>
+        </w:rPr>
+        <w:t>resulting_dictionary = dict()</w:t>
+      </w:r>
+    </w:p>
+    <w:p>
+      <w:pPr>
+        <w:pStyle w:val="Code"/>
+        <w:rPr>
+          <w:rFonts w:ascii="Courier New" w:hAnsi="Courier New"/>
+          <w:color w:val="auto"/>
+        </w:rPr>
+      </w:pPr>
+      <w:r>
+        <w:rPr>
+          <w:rFonts w:ascii="Courier New" w:hAnsi="Courier New"/>
+          <w:color w:val="auto"/>
+        </w:rPr>
+        <w:t>for index in range(len(models)):</w:t>
+      </w:r>
+    </w:p>
+    <w:p>
+      <w:pPr>
+        <w:pStyle w:val="Code"/>
+        <w:rPr>
+          <w:rFonts w:ascii="Courier New" w:hAnsi="Courier New"/>
+          <w:color w:val="auto"/>
+        </w:rPr>
+      </w:pPr>
+      <w:r>
+        <w:rPr>
+          <w:rFonts w:ascii="Courier New" w:hAnsi="Courier New"/>
+          <w:color w:val="auto"/>
+        </w:rPr>
+        <w:t xml:space="preserve">    </w:t>
+      </w:r>
+      <w:r>
+        <w:rPr>
+          <w:rFonts w:ascii="Courier New" w:hAnsi="Courier New"/>
+          <w:b w:val="false"/>
+          <w:color w:val="auto"/>
+          <w:sz w:val="21"/>
+        </w:rPr>
+        <w:t>m = models[index]</w:t>
+      </w:r>
+    </w:p>
+    <w:p>
+      <w:pPr>
+        <w:pStyle w:val="Code"/>
+        <w:rPr>
+          <w:rFonts w:ascii="Courier New" w:hAnsi="Courier New"/>
+          <w:color w:val="auto"/>
+        </w:rPr>
+      </w:pPr>
+      <w:r>
+        <w:rPr>
+          <w:rFonts w:ascii="Courier New" w:hAnsi="Courier New"/>
+          <w:color w:val="auto"/>
+        </w:rPr>
+        <w:t xml:space="preserve">    </w:t>
+      </w:r>
+      <w:r>
+        <w:rPr>
+          <w:rFonts w:ascii="Courier New" w:hAnsi="Courier New"/>
+          <w:b w:val="false"/>
+          <w:color w:val="auto"/>
+          <w:sz w:val="21"/>
+        </w:rPr>
+        <w:t>a = accuracies[index] / len(testing_indeces)</w:t>
+      </w:r>
+    </w:p>
+    <w:p>
+      <w:pPr>
+        <w:pStyle w:val="Code"/>
+        <w:rPr>
+          <w:rFonts w:ascii="Courier New" w:hAnsi="Courier New"/>
+          <w:color w:val="auto"/>
+        </w:rPr>
+      </w:pPr>
+      <w:r>
+        <w:rPr>
+          <w:rFonts w:ascii="Courier New" w:hAnsi="Courier New"/>
+          <w:color w:val="auto"/>
+        </w:rPr>
+        <w:t xml:space="preserve">    </w:t>
+      </w:r>
+      <w:r>
+        <w:rPr>
+          <w:rFonts w:ascii="Courier New" w:hAnsi="Courier New"/>
+          <w:b w:val="false"/>
+          <w:color w:val="auto"/>
+          <w:sz w:val="21"/>
+        </w:rPr>
+        <w:t>resulting_dictionary[m] = a</w:t>
+      </w:r>
+    </w:p>
+    <w:p>
+      <w:pPr>
+        <w:pStyle w:val="Code"/>
+        <w:rPr>
+          <w:rFonts w:ascii="Courier New" w:hAnsi="Courier New"/>
+          <w:color w:val="auto"/>
+        </w:rPr>
+      </w:pPr>
+      <w:r>
+        <w:rPr>
+          <w:rFonts w:ascii="Courier New" w:hAnsi="Courier New"/>
+          <w:color w:val="auto"/>
+        </w:rPr>
+        <w:t>print("Errors in each model:", resulting_dictionary)</w:t>
+      </w:r>
+    </w:p>
+    <w:p>
+      <w:pPr>
+        <w:pStyle w:val="Code"/>
+        <w:rPr>
+          <w:rFonts w:ascii="Courier New" w:hAnsi="Courier New"/>
+          <w:color w:val="auto"/>
+        </w:rPr>
+      </w:pPr>
+      <w:r>
+        <w:rPr>
+          <w:rFonts w:ascii="Courier New" w:hAnsi="Courier New"/>
+          <w:color w:val="auto"/>
+        </w:rPr>
+        <w:t>plt.title("Number of errors in each model")</w:t>
+      </w:r>
+    </w:p>
+    <w:p>
+      <w:pPr>
+        <w:pStyle w:val="Code"/>
+        <w:rPr>
+          <w:rFonts w:ascii="Courier New" w:hAnsi="Courier New"/>
+          <w:color w:val="auto"/>
+        </w:rPr>
+      </w:pPr>
+      <w:r>
+        <w:rPr>
+          <w:rFonts w:ascii="Courier New" w:hAnsi="Courier New"/>
+          <w:color w:val="auto"/>
+        </w:rPr>
+        <w:t>plt.bar(models, accuracies, color="g")</w:t>
+      </w:r>
+    </w:p>
+    <w:p>
+      <w:pPr>
+        <w:pStyle w:val="Code"/>
+        <w:rPr>
+          <w:rFonts w:ascii="Courier New" w:hAnsi="Courier New"/>
+          <w:color w:val="auto"/>
+        </w:rPr>
+      </w:pPr>
+      <w:r>
+        <w:rPr>
+          <w:rFonts w:ascii="Courier New" w:hAnsi="Courier New"/>
           <w:color w:val="auto"/>
         </w:rPr>
         <w:t>plt.show()</w:t>
@@ -6265,7 +6523,7 @@
       </w:pPr>
       <w:r>
         <w:drawing>
-          <wp:anchor behindDoc="0" distT="0" distB="0" distL="0" distR="0" simplePos="0" locked="0" layoutInCell="0" allowOverlap="1" relativeHeight="5">
+          <wp:anchor behindDoc="0" distT="0" distB="0" distL="0" distR="0" simplePos="0" locked="0" layoutInCell="0" allowOverlap="1" relativeHeight="7">
             <wp:simplePos x="0" y="0"/>
             <wp:positionH relativeFrom="column">
               <wp:align>center</wp:align>
@@ -6332,7 +6590,7 @@
       </w:pPr>
       <w:r>
         <w:drawing>
-          <wp:anchor behindDoc="0" distT="0" distB="0" distL="0" distR="0" simplePos="0" locked="0" layoutInCell="0" allowOverlap="1" relativeHeight="6">
+          <wp:anchor behindDoc="0" distT="0" distB="0" distL="0" distR="0" simplePos="0" locked="0" layoutInCell="0" allowOverlap="1" relativeHeight="8">
             <wp:simplePos x="0" y="0"/>
             <wp:positionH relativeFrom="column">
               <wp:align>center</wp:align>
@@ -8449,19 +8707,19 @@
       <w:lang w:val="en-US" w:eastAsia="uk-UA"/>
     </w:rPr>
   </w:style>
-  <w:style w:type="character" w:styleId="user">
-    <w:name w:val="Маркери (user)"/>
+  <w:style w:type="character" w:styleId="Style12">
+    <w:name w:val="Маркери"/>
     <w:qFormat/>
     <w:rPr>
       <w:rFonts w:ascii="OpenSymbol" w:hAnsi="OpenSymbol" w:eastAsia="OpenSymbol" w:cs="OpenSymbol"/>
     </w:rPr>
   </w:style>
-  <w:style w:type="character" w:styleId="user1">
-    <w:name w:val="Символ нумерації (user)"/>
+  <w:style w:type="character" w:styleId="Style13">
+    <w:name w:val="Символ нумерації"/>
     <w:qFormat/>
     <w:rPr/>
   </w:style>
-  <w:style w:type="paragraph" w:styleId="Style12">
+  <w:style w:type="paragraph" w:styleId="Style14">
     <w:name w:val="Заголовок"/>
     <w:basedOn w:val="Normal"/>
     <w:next w:val="BodyText"/>
@@ -8508,7 +8766,7 @@
       <w:szCs w:val="24"/>
     </w:rPr>
   </w:style>
-  <w:style w:type="paragraph" w:styleId="Style13">
+  <w:style w:type="paragraph" w:styleId="Style15">
     <w:name w:val="Покажчик"/>
     <w:basedOn w:val="Normal"/>
     <w:qFormat/>
@@ -8519,7 +8777,7 @@
       <w:rFonts w:cs="Arial Unicode MS"/>
     </w:rPr>
   </w:style>
-  <w:style w:type="paragraph" w:styleId="user2">
+  <w:style w:type="paragraph" w:styleId="user">
     <w:name w:val="Заголовок (user)"/>
     <w:basedOn w:val="Normal"/>
     <w:next w:val="BodyText"/>
@@ -8534,7 +8792,7 @@
       <w:szCs w:val="28"/>
     </w:rPr>
   </w:style>
-  <w:style w:type="paragraph" w:styleId="user3">
+  <w:style w:type="paragraph" w:styleId="user1">
     <w:name w:val="Покажчик (user)"/>
     <w:basedOn w:val="Normal"/>
     <w:qFormat/>
@@ -8547,7 +8805,7 @@
   </w:style>
   <w:style w:type="paragraph" w:styleId="IndexHeading">
     <w:name w:val="index heading"/>
-    <w:basedOn w:val="user2"/>
+    <w:basedOn w:val="Style14"/>
     <w:pPr/>
     <w:rPr/>
   </w:style>
@@ -8776,8 +9034,8 @@
       <w:lang w:val="en-US"/>
     </w:rPr>
   </w:style>
-  <w:style w:type="paragraph" w:styleId="user4">
-    <w:name w:val="Вміст таблиці (user)"/>
+  <w:style w:type="paragraph" w:styleId="Style16">
+    <w:name w:val="Вміст таблиці"/>
     <w:basedOn w:val="Normal"/>
     <w:qFormat/>
     <w:pPr>

--- a/32SS Systemy shtuchnogo/1/KNT-122_Onyshchenko_Variant-19_PR1.docx
+++ b/32SS Systemy shtuchnogo/1/KNT-122_Onyshchenko_Variant-19_PR1.docx
@@ -369,7 +369,7 @@
         <w:t xml:space="preserve">Студент КНТ-122                            </w:t>
         <w:tab/>
         <w:tab/>
-        <w:t xml:space="preserve">                     </w:t>
+        <w:t xml:space="preserve">           </w:t>
         <w:tab/>
         <w:t>Онищенко О.А.</w:t>
       </w:r>
@@ -427,8 +427,30 @@
         <w:tab/>
         <w:tab/>
         <w:tab/>
-        <w:tab/>
-        <w:t>Калюжна О.С.</w:t>
+      </w:r>
+      <w:r>
+        <w:rPr>
+          <w:color w:val="auto"/>
+        </w:rPr>
+        <w:t xml:space="preserve">Подковаліхіна </w:t>
+      </w:r>
+      <w:r>
+        <w:rPr>
+          <w:color w:val="auto"/>
+        </w:rPr>
+        <w:t>О.</w:t>
+      </w:r>
+      <w:r>
+        <w:rPr>
+          <w:color w:val="auto"/>
+        </w:rPr>
+        <w:t>О</w:t>
+      </w:r>
+      <w:r>
+        <w:rPr>
+          <w:color w:val="auto"/>
+        </w:rPr>
+        <w:t>.</w:t>
       </w:r>
     </w:p>
     <w:p>
@@ -4863,7 +4885,6 @@
       </w:pPr>
       <w:r>
         <w:rPr>
-          <w:rFonts w:ascii="Courier New" w:hAnsi="Courier New"/>
           <w:color w:val="auto"/>
         </w:rPr>
         <w:t>import os</w:t>
@@ -4879,7 +4900,6 @@
       </w:pPr>
       <w:r>
         <w:rPr>
-          <w:rFonts w:ascii="Courier New" w:hAnsi="Courier New"/>
           <w:color w:val="auto"/>
         </w:rPr>
         <w:t>import pandas as pd</w:t>
@@ -4895,7 +4915,6 @@
       </w:pPr>
       <w:r>
         <w:rPr>
-          <w:rFonts w:ascii="Courier New" w:hAnsi="Courier New"/>
           <w:color w:val="auto"/>
         </w:rPr>
         <w:t>import matplotlib.pyplot as plt</w:t>
@@ -4911,22 +4930,20 @@
       </w:pPr>
       <w:r>
         <w:rPr>
-          <w:rFonts w:ascii="Courier New" w:hAnsi="Courier New"/>
-          <w:color w:val="auto"/>
-        </w:rPr>
-      </w:r>
-    </w:p>
-    <w:p>
-      <w:pPr>
-        <w:pStyle w:val="Code"/>
-        <w:rPr>
-          <w:rFonts w:ascii="Courier New" w:hAnsi="Courier New"/>
-          <w:color w:val="auto"/>
-        </w:rPr>
-      </w:pPr>
-      <w:r>
-        <w:rPr>
-          <w:rFonts w:ascii="Courier New" w:hAnsi="Courier New"/>
+          <w:color w:val="auto"/>
+        </w:rPr>
+      </w:r>
+    </w:p>
+    <w:p>
+      <w:pPr>
+        <w:pStyle w:val="Code"/>
+        <w:rPr>
+          <w:rFonts w:ascii="Courier New" w:hAnsi="Courier New"/>
+          <w:color w:val="auto"/>
+        </w:rPr>
+      </w:pPr>
+      <w:r>
+        <w:rPr>
           <w:color w:val="auto"/>
         </w:rPr>
         <w:t>from sklearn.cluster import KMeans</w:t>
@@ -4942,7 +4959,6 @@
       </w:pPr>
       <w:r>
         <w:rPr>
-          <w:rFonts w:ascii="Courier New" w:hAnsi="Courier New"/>
           <w:color w:val="auto"/>
         </w:rPr>
         <w:t>from sklearn.ensemble import RandomForestClassifier</w:t>
@@ -4958,7 +4974,6 @@
       </w:pPr>
       <w:r>
         <w:rPr>
-          <w:rFonts w:ascii="Courier New" w:hAnsi="Courier New"/>
           <w:color w:val="auto"/>
         </w:rPr>
         <w:t>from sklearn.impute import KNNImputer</w:t>
@@ -4974,7 +4989,6 @@
       </w:pPr>
       <w:r>
         <w:rPr>
-          <w:rFonts w:ascii="Courier New" w:hAnsi="Courier New"/>
           <w:color w:val="auto"/>
         </w:rPr>
         <w:t>from sklearn.linear_model import LogisticRegression</w:t>
@@ -4990,7 +5004,6 @@
       </w:pPr>
       <w:r>
         <w:rPr>
-          <w:rFonts w:ascii="Courier New" w:hAnsi="Courier New"/>
           <w:color w:val="auto"/>
         </w:rPr>
         <w:t>from sklearn.model_selection import train_test_split</w:t>
@@ -5006,7 +5019,6 @@
       </w:pPr>
       <w:r>
         <w:rPr>
-          <w:rFonts w:ascii="Courier New" w:hAnsi="Courier New"/>
           <w:color w:val="auto"/>
         </w:rPr>
         <w:t>from sklearn.neighbors import KNeighborsClassifier</w:t>
@@ -5022,7 +5034,6 @@
       </w:pPr>
       <w:r>
         <w:rPr>
-          <w:rFonts w:ascii="Courier New" w:hAnsi="Courier New"/>
           <w:color w:val="auto"/>
         </w:rPr>
         <w:t>from sklearn.preprocessing import LabelEncoder</w:t>
@@ -5038,7 +5049,6 @@
       </w:pPr>
       <w:r>
         <w:rPr>
-          <w:rFonts w:ascii="Courier New" w:hAnsi="Courier New"/>
           <w:color w:val="auto"/>
         </w:rPr>
         <w:t>from sklearn.svm import SVC</w:t>
@@ -5054,22 +5064,20 @@
       </w:pPr>
       <w:r>
         <w:rPr>
-          <w:rFonts w:ascii="Courier New" w:hAnsi="Courier New"/>
-          <w:color w:val="auto"/>
-        </w:rPr>
-      </w:r>
-    </w:p>
-    <w:p>
-      <w:pPr>
-        <w:pStyle w:val="Code"/>
-        <w:rPr>
-          <w:rFonts w:ascii="Courier New" w:hAnsi="Courier New"/>
-          <w:color w:val="auto"/>
-        </w:rPr>
-      </w:pPr>
-      <w:r>
-        <w:rPr>
-          <w:rFonts w:ascii="Courier New" w:hAnsi="Courier New"/>
+          <w:color w:val="auto"/>
+        </w:rPr>
+      </w:r>
+    </w:p>
+    <w:p>
+      <w:pPr>
+        <w:pStyle w:val="Code"/>
+        <w:rPr>
+          <w:rFonts w:ascii="Courier New" w:hAnsi="Courier New"/>
+          <w:color w:val="auto"/>
+        </w:rPr>
+      </w:pPr>
+      <w:r>
+        <w:rPr>
           <w:color w:val="auto"/>
         </w:rPr>
         <w:t>current_folder = os.path.dirname(os.path.abspath(__file__))</w:t>
@@ -5085,7 +5093,6 @@
       </w:pPr>
       <w:r>
         <w:rPr>
-          <w:rFonts w:ascii="Courier New" w:hAnsi="Courier New"/>
           <w:color w:val="auto"/>
         </w:rPr>
         <w:t>file_path = os.path.join(current_folder, "..", "train.csv")</w:t>
@@ -5101,7 +5108,6 @@
       </w:pPr>
       <w:r>
         <w:rPr>
-          <w:rFonts w:ascii="Courier New" w:hAnsi="Courier New"/>
           <w:color w:val="auto"/>
         </w:rPr>
         <w:t>df = pd.read_csv(file_path)</w:t>
@@ -5117,22 +5123,20 @@
       </w:pPr>
       <w:r>
         <w:rPr>
-          <w:rFonts w:ascii="Courier New" w:hAnsi="Courier New"/>
-          <w:color w:val="auto"/>
-        </w:rPr>
-      </w:r>
-    </w:p>
-    <w:p>
-      <w:pPr>
-        <w:pStyle w:val="Code"/>
-        <w:rPr>
-          <w:rFonts w:ascii="Courier New" w:hAnsi="Courier New"/>
-          <w:color w:val="auto"/>
-        </w:rPr>
-      </w:pPr>
-      <w:r>
-        <w:rPr>
-          <w:rFonts w:ascii="Courier New" w:hAnsi="Courier New"/>
+          <w:color w:val="auto"/>
+        </w:rPr>
+      </w:r>
+    </w:p>
+    <w:p>
+      <w:pPr>
+        <w:pStyle w:val="Code"/>
+        <w:rPr>
+          <w:rFonts w:ascii="Courier New" w:hAnsi="Courier New"/>
+          <w:color w:val="auto"/>
+        </w:rPr>
+      </w:pPr>
+      <w:r>
+        <w:rPr>
           <w:color w:val="auto"/>
         </w:rPr>
         <w:t># Remove unnecessary columns</w:t>
@@ -5148,7 +5152,6 @@
       </w:pPr>
       <w:r>
         <w:rPr>
-          <w:rFonts w:ascii="Courier New" w:hAnsi="Courier New"/>
           <w:color w:val="auto"/>
         </w:rPr>
         <w:t>unnecessary = "PassengerId,Pclass,SibSp,Parch,Ticket,Fare,Cabin,Embarked".split(",")</w:t>
@@ -5164,7 +5167,6 @@
       </w:pPr>
       <w:r>
         <w:rPr>
-          <w:rFonts w:ascii="Courier New" w:hAnsi="Courier New"/>
           <w:color w:val="auto"/>
         </w:rPr>
         <w:t>df = df.drop(unnecessary, axis=1)</w:t>
@@ -5180,7 +5182,6 @@
       </w:pPr>
       <w:r>
         <w:rPr>
-          <w:rFonts w:ascii="Courier New" w:hAnsi="Courier New"/>
           <w:color w:val="auto"/>
         </w:rPr>
         <w:t>print(df)</w:t>
@@ -5196,22 +5197,20 @@
       </w:pPr>
       <w:r>
         <w:rPr>
-          <w:rFonts w:ascii="Courier New" w:hAnsi="Courier New"/>
-          <w:color w:val="auto"/>
-        </w:rPr>
-      </w:r>
-    </w:p>
-    <w:p>
-      <w:pPr>
-        <w:pStyle w:val="Code"/>
-        <w:rPr>
-          <w:rFonts w:ascii="Courier New" w:hAnsi="Courier New"/>
-          <w:color w:val="auto"/>
-        </w:rPr>
-      </w:pPr>
-      <w:r>
-        <w:rPr>
-          <w:rFonts w:ascii="Courier New" w:hAnsi="Courier New"/>
+          <w:color w:val="auto"/>
+        </w:rPr>
+      </w:r>
+    </w:p>
+    <w:p>
+      <w:pPr>
+        <w:pStyle w:val="Code"/>
+        <w:rPr>
+          <w:rFonts w:ascii="Courier New" w:hAnsi="Courier New"/>
+          <w:color w:val="auto"/>
+        </w:rPr>
+      </w:pPr>
+      <w:r>
+        <w:rPr>
           <w:color w:val="auto"/>
         </w:rPr>
         <w:t># Remove name</w:t>
@@ -5227,7 +5226,6 @@
       </w:pPr>
       <w:r>
         <w:rPr>
-          <w:rFonts w:ascii="Courier New" w:hAnsi="Courier New"/>
           <w:color w:val="auto"/>
         </w:rPr>
         <w:t>df = df.drop("Name", axis=1)</w:t>
@@ -5243,7 +5241,6 @@
       </w:pPr>
       <w:r>
         <w:rPr>
-          <w:rFonts w:ascii="Courier New" w:hAnsi="Courier New"/>
           <w:color w:val="auto"/>
         </w:rPr>
         <w:t># Count missing values</w:t>
@@ -5259,7 +5256,6 @@
       </w:pPr>
       <w:r>
         <w:rPr>
-          <w:rFonts w:ascii="Courier New" w:hAnsi="Courier New"/>
           <w:color w:val="auto"/>
         </w:rPr>
         <w:t>print(df.isnull().sum())</w:t>
@@ -5275,22 +5271,20 @@
       </w:pPr>
       <w:r>
         <w:rPr>
-          <w:rFonts w:ascii="Courier New" w:hAnsi="Courier New"/>
-          <w:color w:val="auto"/>
-        </w:rPr>
-      </w:r>
-    </w:p>
-    <w:p>
-      <w:pPr>
-        <w:pStyle w:val="Code"/>
-        <w:rPr>
-          <w:rFonts w:ascii="Courier New" w:hAnsi="Courier New"/>
-          <w:color w:val="auto"/>
-        </w:rPr>
-      </w:pPr>
-      <w:r>
-        <w:rPr>
-          <w:rFonts w:ascii="Courier New" w:hAnsi="Courier New"/>
+          <w:color w:val="auto"/>
+        </w:rPr>
+      </w:r>
+    </w:p>
+    <w:p>
+      <w:pPr>
+        <w:pStyle w:val="Code"/>
+        <w:rPr>
+          <w:rFonts w:ascii="Courier New" w:hAnsi="Courier New"/>
+          <w:color w:val="auto"/>
+        </w:rPr>
+      </w:pPr>
+      <w:r>
+        <w:rPr>
           <w:color w:val="auto"/>
         </w:rPr>
         <w:t># Convert gender to 0 and 1</w:t>
@@ -5306,7 +5300,6 @@
       </w:pPr>
       <w:r>
         <w:rPr>
-          <w:rFonts w:ascii="Courier New" w:hAnsi="Courier New"/>
           <w:color w:val="auto"/>
         </w:rPr>
         <w:t>le = LabelEncoder()</w:t>
@@ -5322,7 +5315,6 @@
       </w:pPr>
       <w:r>
         <w:rPr>
-          <w:rFonts w:ascii="Courier New" w:hAnsi="Courier New"/>
           <w:color w:val="auto"/>
         </w:rPr>
         <w:t>df["Sex"] = le.fit_transform(df["Sex"])</w:t>
@@ -5338,22 +5330,20 @@
       </w:pPr>
       <w:r>
         <w:rPr>
-          <w:rFonts w:ascii="Courier New" w:hAnsi="Courier New"/>
-          <w:color w:val="auto"/>
-        </w:rPr>
-      </w:r>
-    </w:p>
-    <w:p>
-      <w:pPr>
-        <w:pStyle w:val="Code"/>
-        <w:rPr>
-          <w:rFonts w:ascii="Courier New" w:hAnsi="Courier New"/>
-          <w:color w:val="auto"/>
-        </w:rPr>
-      </w:pPr>
-      <w:r>
-        <w:rPr>
-          <w:rFonts w:ascii="Courier New" w:hAnsi="Courier New"/>
+          <w:color w:val="auto"/>
+        </w:rPr>
+      </w:r>
+    </w:p>
+    <w:p>
+      <w:pPr>
+        <w:pStyle w:val="Code"/>
+        <w:rPr>
+          <w:rFonts w:ascii="Courier New" w:hAnsi="Courier New"/>
+          <w:color w:val="auto"/>
+        </w:rPr>
+      </w:pPr>
+      <w:r>
+        <w:rPr>
           <w:color w:val="auto"/>
         </w:rPr>
         <w:t># Replace missing ages with average</w:t>
@@ -5369,7 +5359,6 @@
       </w:pPr>
       <w:r>
         <w:rPr>
-          <w:rFonts w:ascii="Courier New" w:hAnsi="Courier New"/>
           <w:color w:val="auto"/>
         </w:rPr>
         <w:t>imputer = KNNImputer(n_neighbors=7)</w:t>
@@ -5385,7 +5374,6 @@
       </w:pPr>
       <w:r>
         <w:rPr>
-          <w:rFonts w:ascii="Courier New" w:hAnsi="Courier New"/>
           <w:color w:val="auto"/>
         </w:rPr>
         <w:t>df["Age"] = imputer.fit_transform(df[["Age"]]).ravel()</w:t>
@@ -5401,7 +5389,6 @@
       </w:pPr>
       <w:r>
         <w:rPr>
-          <w:rFonts w:ascii="Courier New" w:hAnsi="Courier New"/>
           <w:color w:val="auto"/>
         </w:rPr>
         <w:t>print(df)</w:t>
@@ -5417,22 +5404,20 @@
       </w:pPr>
       <w:r>
         <w:rPr>
-          <w:rFonts w:ascii="Courier New" w:hAnsi="Courier New"/>
-          <w:color w:val="auto"/>
-        </w:rPr>
-      </w:r>
-    </w:p>
-    <w:p>
-      <w:pPr>
-        <w:pStyle w:val="Code"/>
-        <w:rPr>
-          <w:rFonts w:ascii="Courier New" w:hAnsi="Courier New"/>
-          <w:color w:val="auto"/>
-        </w:rPr>
-      </w:pPr>
-      <w:r>
-        <w:rPr>
-          <w:rFonts w:ascii="Courier New" w:hAnsi="Courier New"/>
+          <w:color w:val="auto"/>
+        </w:rPr>
+      </w:r>
+    </w:p>
+    <w:p>
+      <w:pPr>
+        <w:pStyle w:val="Code"/>
+        <w:rPr>
+          <w:rFonts w:ascii="Courier New" w:hAnsi="Courier New"/>
+          <w:color w:val="auto"/>
+        </w:rPr>
+      </w:pPr>
+      <w:r>
+        <w:rPr>
           <w:color w:val="auto"/>
         </w:rPr>
         <w:t># Split dataset</w:t>
@@ -5448,7 +5433,6 @@
       </w:pPr>
       <w:r>
         <w:rPr>
-          <w:rFonts w:ascii="Courier New" w:hAnsi="Courier New"/>
           <w:color w:val="auto"/>
         </w:rPr>
         <w:t>target_feature = df.Survived.to_numpy()</w:t>
@@ -5464,7 +5448,6 @@
       </w:pPr>
       <w:r>
         <w:rPr>
-          <w:rFonts w:ascii="Courier New" w:hAnsi="Courier New"/>
           <w:color w:val="auto"/>
         </w:rPr>
         <w:t>survived_scores = pd.DataFrame(target_feature, columns=["Survived"])</w:t>
@@ -5480,7 +5463,6 @@
       </w:pPr>
       <w:r>
         <w:rPr>
-          <w:rFonts w:ascii="Courier New" w:hAnsi="Courier New"/>
           <w:color w:val="auto"/>
         </w:rPr>
         <w:t>df = df.drop(["Survived"], axis=1)</w:t>
@@ -5496,7 +5478,6 @@
       </w:pPr>
       <w:r>
         <w:rPr>
-          <w:rFonts w:ascii="Courier New" w:hAnsi="Courier New"/>
           <w:color w:val="auto"/>
         </w:rPr>
         <w:t>X_train, X_test, y_train, y_test = train_test_split(df, target_feature)</w:t>
@@ -5512,22 +5493,20 @@
       </w:pPr>
       <w:r>
         <w:rPr>
-          <w:rFonts w:ascii="Courier New" w:hAnsi="Courier New"/>
-          <w:color w:val="auto"/>
-        </w:rPr>
-      </w:r>
-    </w:p>
-    <w:p>
-      <w:pPr>
-        <w:pStyle w:val="Code"/>
-        <w:rPr>
-          <w:rFonts w:ascii="Courier New" w:hAnsi="Courier New"/>
-          <w:color w:val="auto"/>
-        </w:rPr>
-      </w:pPr>
-      <w:r>
-        <w:rPr>
-          <w:rFonts w:ascii="Courier New" w:hAnsi="Courier New"/>
+          <w:color w:val="auto"/>
+        </w:rPr>
+      </w:r>
+    </w:p>
+    <w:p>
+      <w:pPr>
+        <w:pStyle w:val="Code"/>
+        <w:rPr>
+          <w:rFonts w:ascii="Courier New" w:hAnsi="Courier New"/>
+          <w:color w:val="auto"/>
+        </w:rPr>
+      </w:pPr>
+      <w:r>
+        <w:rPr>
           <w:color w:val="auto"/>
         </w:rPr>
         <w:t># Modeling results</w:t>
@@ -5543,7 +5522,6 @@
       </w:pPr>
       <w:r>
         <w:rPr>
-          <w:rFonts w:ascii="Courier New" w:hAnsi="Courier New"/>
           <w:color w:val="auto"/>
         </w:rPr>
         <w:t>kmeans_model = KMeans()</w:t>
@@ -5559,7 +5537,6 @@
       </w:pPr>
       <w:r>
         <w:rPr>
-          <w:rFonts w:ascii="Courier New" w:hAnsi="Courier New"/>
           <w:color w:val="auto"/>
         </w:rPr>
         <w:t>kmeans_model.fit(X_train)</w:t>
@@ -5575,7 +5552,6 @@
       </w:pPr>
       <w:r>
         <w:rPr>
-          <w:rFonts w:ascii="Courier New" w:hAnsi="Courier New"/>
           <w:color w:val="auto"/>
         </w:rPr>
         <w:t>kmeans_results = kmeans_model.predict(X_test)</w:t>
@@ -5591,7 +5567,6 @@
       </w:pPr>
       <w:r>
         <w:rPr>
-          <w:rFonts w:ascii="Courier New" w:hAnsi="Courier New"/>
           <w:color w:val="auto"/>
         </w:rPr>
         <w:t>print(f"{kmeans_model.cluster_centers_ = }")</w:t>
@@ -5607,7 +5582,6 @@
       </w:pPr>
       <w:r>
         <w:rPr>
-          <w:rFonts w:ascii="Courier New" w:hAnsi="Courier New"/>
           <w:color w:val="auto"/>
         </w:rPr>
         <w:t>print(f"{kmeans_results = }")</w:t>
@@ -5623,22 +5597,20 @@
       </w:pPr>
       <w:r>
         <w:rPr>
-          <w:rFonts w:ascii="Courier New" w:hAnsi="Courier New"/>
-          <w:color w:val="auto"/>
-        </w:rPr>
-      </w:r>
-    </w:p>
-    <w:p>
-      <w:pPr>
-        <w:pStyle w:val="Code"/>
-        <w:rPr>
-          <w:rFonts w:ascii="Courier New" w:hAnsi="Courier New"/>
-          <w:color w:val="auto"/>
-        </w:rPr>
-      </w:pPr>
-      <w:r>
-        <w:rPr>
-          <w:rFonts w:ascii="Courier New" w:hAnsi="Courier New"/>
+          <w:color w:val="auto"/>
+        </w:rPr>
+      </w:r>
+    </w:p>
+    <w:p>
+      <w:pPr>
+        <w:pStyle w:val="Code"/>
+        <w:rPr>
+          <w:rFonts w:ascii="Courier New" w:hAnsi="Courier New"/>
+          <w:color w:val="auto"/>
+        </w:rPr>
+      </w:pPr>
+      <w:r>
+        <w:rPr>
           <w:color w:val="auto"/>
         </w:rPr>
         <w:t>kneighbors_model = KNeighborsClassifier(n_neighbors=7)</w:t>
@@ -5654,7 +5626,6 @@
       </w:pPr>
       <w:r>
         <w:rPr>
-          <w:rFonts w:ascii="Courier New" w:hAnsi="Courier New"/>
           <w:color w:val="auto"/>
         </w:rPr>
         <w:t>kneighbors_model.fit(X_train, y_train)</w:t>
@@ -5670,7 +5641,6 @@
       </w:pPr>
       <w:r>
         <w:rPr>
-          <w:rFonts w:ascii="Courier New" w:hAnsi="Courier New"/>
           <w:color w:val="auto"/>
         </w:rPr>
         <w:t>kneighbors_results = kneighbors_model.predict(X_test)</w:t>
@@ -5686,7 +5656,6 @@
       </w:pPr>
       <w:r>
         <w:rPr>
-          <w:rFonts w:ascii="Courier New" w:hAnsi="Courier New"/>
           <w:color w:val="auto"/>
         </w:rPr>
         <w:t>print(f"{kneighbors_results = }")</w:t>
@@ -5702,22 +5671,20 @@
       </w:pPr>
       <w:r>
         <w:rPr>
-          <w:rFonts w:ascii="Courier New" w:hAnsi="Courier New"/>
-          <w:color w:val="auto"/>
-        </w:rPr>
-      </w:r>
-    </w:p>
-    <w:p>
-      <w:pPr>
-        <w:pStyle w:val="Code"/>
-        <w:rPr>
-          <w:rFonts w:ascii="Courier New" w:hAnsi="Courier New"/>
-          <w:color w:val="auto"/>
-        </w:rPr>
-      </w:pPr>
-      <w:r>
-        <w:rPr>
-          <w:rFonts w:ascii="Courier New" w:hAnsi="Courier New"/>
+          <w:color w:val="auto"/>
+        </w:rPr>
+      </w:r>
+    </w:p>
+    <w:p>
+      <w:pPr>
+        <w:pStyle w:val="Code"/>
+        <w:rPr>
+          <w:rFonts w:ascii="Courier New" w:hAnsi="Courier New"/>
+          <w:color w:val="auto"/>
+        </w:rPr>
+      </w:pPr>
+      <w:r>
+        <w:rPr>
           <w:color w:val="auto"/>
         </w:rPr>
         <w:t>forest_model = RandomForestClassifier()</w:t>
@@ -5733,7 +5700,6 @@
       </w:pPr>
       <w:r>
         <w:rPr>
-          <w:rFonts w:ascii="Courier New" w:hAnsi="Courier New"/>
           <w:color w:val="auto"/>
         </w:rPr>
         <w:t>forest_model.fit(X_train, y_train)</w:t>
@@ -5749,7 +5715,6 @@
       </w:pPr>
       <w:r>
         <w:rPr>
-          <w:rFonts w:ascii="Courier New" w:hAnsi="Courier New"/>
           <w:color w:val="auto"/>
         </w:rPr>
         <w:t>forest_results = forest_model.predict(X_test)</w:t>
@@ -5765,7 +5730,6 @@
       </w:pPr>
       <w:r>
         <w:rPr>
-          <w:rFonts w:ascii="Courier New" w:hAnsi="Courier New"/>
           <w:color w:val="auto"/>
         </w:rPr>
         <w:t>print(f"{forest_results = }")</w:t>
@@ -5781,22 +5745,20 @@
       </w:pPr>
       <w:r>
         <w:rPr>
-          <w:rFonts w:ascii="Courier New" w:hAnsi="Courier New"/>
-          <w:color w:val="auto"/>
-        </w:rPr>
-      </w:r>
-    </w:p>
-    <w:p>
-      <w:pPr>
-        <w:pStyle w:val="Code"/>
-        <w:rPr>
-          <w:rFonts w:ascii="Courier New" w:hAnsi="Courier New"/>
-          <w:color w:val="auto"/>
-        </w:rPr>
-      </w:pPr>
-      <w:r>
-        <w:rPr>
-          <w:rFonts w:ascii="Courier New" w:hAnsi="Courier New"/>
+          <w:color w:val="auto"/>
+        </w:rPr>
+      </w:r>
+    </w:p>
+    <w:p>
+      <w:pPr>
+        <w:pStyle w:val="Code"/>
+        <w:rPr>
+          <w:rFonts w:ascii="Courier New" w:hAnsi="Courier New"/>
+          <w:color w:val="auto"/>
+        </w:rPr>
+      </w:pPr>
+      <w:r>
+        <w:rPr>
           <w:color w:val="auto"/>
         </w:rPr>
         <w:t>logistic_model = LogisticRegression()</w:t>
@@ -5812,7 +5774,6 @@
       </w:pPr>
       <w:r>
         <w:rPr>
-          <w:rFonts w:ascii="Courier New" w:hAnsi="Courier New"/>
           <w:color w:val="auto"/>
         </w:rPr>
         <w:t>logistic_model.fit(X_train, y_train)</w:t>
@@ -5828,7 +5789,6 @@
       </w:pPr>
       <w:r>
         <w:rPr>
-          <w:rFonts w:ascii="Courier New" w:hAnsi="Courier New"/>
           <w:color w:val="auto"/>
         </w:rPr>
         <w:t>logistic_results = logistic_model.predict(X_test)</w:t>
@@ -5844,7 +5804,6 @@
       </w:pPr>
       <w:r>
         <w:rPr>
-          <w:rFonts w:ascii="Courier New" w:hAnsi="Courier New"/>
           <w:color w:val="auto"/>
         </w:rPr>
         <w:t>print(f"{logistic_results = }")</w:t>
@@ -5860,22 +5819,20 @@
       </w:pPr>
       <w:r>
         <w:rPr>
-          <w:rFonts w:ascii="Courier New" w:hAnsi="Courier New"/>
-          <w:color w:val="auto"/>
-        </w:rPr>
-      </w:r>
-    </w:p>
-    <w:p>
-      <w:pPr>
-        <w:pStyle w:val="Code"/>
-        <w:rPr>
-          <w:rFonts w:ascii="Courier New" w:hAnsi="Courier New"/>
-          <w:color w:val="auto"/>
-        </w:rPr>
-      </w:pPr>
-      <w:r>
-        <w:rPr>
-          <w:rFonts w:ascii="Courier New" w:hAnsi="Courier New"/>
+          <w:color w:val="auto"/>
+        </w:rPr>
+      </w:r>
+    </w:p>
+    <w:p>
+      <w:pPr>
+        <w:pStyle w:val="Code"/>
+        <w:rPr>
+          <w:rFonts w:ascii="Courier New" w:hAnsi="Courier New"/>
+          <w:color w:val="auto"/>
+        </w:rPr>
+      </w:pPr>
+      <w:r>
+        <w:rPr>
           <w:color w:val="auto"/>
         </w:rPr>
         <w:t>svc_model = SVC()</w:t>
@@ -5891,7 +5848,6 @@
       </w:pPr>
       <w:r>
         <w:rPr>
-          <w:rFonts w:ascii="Courier New" w:hAnsi="Courier New"/>
           <w:color w:val="auto"/>
         </w:rPr>
         <w:t>svc_model.fit(X_train, y_train)</w:t>
@@ -5907,7 +5863,6 @@
       </w:pPr>
       <w:r>
         <w:rPr>
-          <w:rFonts w:ascii="Courier New" w:hAnsi="Courier New"/>
           <w:color w:val="auto"/>
         </w:rPr>
         <w:t>svc_results = svc_model.predict(X_test)</w:t>
@@ -5923,7 +5878,6 @@
       </w:pPr>
       <w:r>
         <w:rPr>
-          <w:rFonts w:ascii="Courier New" w:hAnsi="Courier New"/>
           <w:color w:val="auto"/>
         </w:rPr>
         <w:t>print(f"{svc_results = }")</w:t>
@@ -5939,22 +5893,20 @@
       </w:pPr>
       <w:r>
         <w:rPr>
-          <w:rFonts w:ascii="Courier New" w:hAnsi="Courier New"/>
-          <w:color w:val="auto"/>
-        </w:rPr>
-      </w:r>
-    </w:p>
-    <w:p>
-      <w:pPr>
-        <w:pStyle w:val="Code"/>
-        <w:rPr>
-          <w:rFonts w:ascii="Courier New" w:hAnsi="Courier New"/>
-          <w:color w:val="auto"/>
-        </w:rPr>
-      </w:pPr>
-      <w:r>
-        <w:rPr>
-          <w:rFonts w:ascii="Courier New" w:hAnsi="Courier New"/>
+          <w:color w:val="auto"/>
+        </w:rPr>
+      </w:r>
+    </w:p>
+    <w:p>
+      <w:pPr>
+        <w:pStyle w:val="Code"/>
+        <w:rPr>
+          <w:rFonts w:ascii="Courier New" w:hAnsi="Courier New"/>
+          <w:color w:val="auto"/>
+        </w:rPr>
+      </w:pPr>
+      <w:r>
+        <w:rPr>
           <w:color w:val="auto"/>
         </w:rPr>
         <w:t># Comparing models</w:t>
@@ -5970,7 +5922,6 @@
       </w:pPr>
       <w:r>
         <w:rPr>
-          <w:rFonts w:ascii="Courier New" w:hAnsi="Courier New"/>
           <w:color w:val="auto"/>
         </w:rPr>
         <w:t>testing_indeces = list(X_test.index)</w:t>
@@ -5986,7 +5937,6 @@
       </w:pPr>
       <w:r>
         <w:rPr>
-          <w:rFonts w:ascii="Courier New" w:hAnsi="Courier New"/>
           <w:color w:val="auto"/>
         </w:rPr>
         <w:t>corrects = [int(survived_scores.iloc[i].Survived) for i in testing_indeces]</w:t>
@@ -6002,22 +5952,20 @@
       </w:pPr>
       <w:r>
         <w:rPr>
-          <w:rFonts w:ascii="Courier New" w:hAnsi="Courier New"/>
-          <w:color w:val="auto"/>
-        </w:rPr>
-      </w:r>
-    </w:p>
-    <w:p>
-      <w:pPr>
-        <w:pStyle w:val="Code"/>
-        <w:rPr>
-          <w:rFonts w:ascii="Courier New" w:hAnsi="Courier New"/>
-          <w:color w:val="auto"/>
-        </w:rPr>
-      </w:pPr>
-      <w:r>
-        <w:rPr>
-          <w:rFonts w:ascii="Courier New" w:hAnsi="Courier New"/>
+          <w:color w:val="auto"/>
+        </w:rPr>
+      </w:r>
+    </w:p>
+    <w:p>
+      <w:pPr>
+        <w:pStyle w:val="Code"/>
+        <w:rPr>
+          <w:rFonts w:ascii="Courier New" w:hAnsi="Courier New"/>
+          <w:color w:val="auto"/>
+        </w:rPr>
+      </w:pPr>
+      <w:r>
+        <w:rPr>
           <w:color w:val="auto"/>
         </w:rPr>
         <w:t># Plotting graphs</w:t>
@@ -6033,7 +5981,6 @@
       </w:pPr>
       <w:r>
         <w:rPr>
-          <w:rFonts w:ascii="Courier New" w:hAnsi="Courier New"/>
           <w:color w:val="auto"/>
         </w:rPr>
         <w:t>models = ["KNeighbors", "RandomForest", "Logistic", "SVC"]</w:t>
@@ -6049,7 +5996,6 @@
       </w:pPr>
       <w:r>
         <w:rPr>
-          <w:rFonts w:ascii="Courier New" w:hAnsi="Courier New"/>
           <w:color w:val="auto"/>
         </w:rPr>
         <w:t>accuracies = [</w:t>
@@ -6065,14 +6011,12 @@
       </w:pPr>
       <w:r>
         <w:rPr>
-          <w:rFonts w:ascii="Courier New" w:hAnsi="Courier New"/>
           <w:color w:val="auto"/>
         </w:rPr>
         <w:t xml:space="preserve">    </w:t>
       </w:r>
       <w:r>
         <w:rPr>
-          <w:rFonts w:ascii="Courier New" w:hAnsi="Courier New"/>
           <w:b w:val="false"/>
           <w:color w:val="auto"/>
           <w:sz w:val="21"/>
@@ -6090,14 +6034,12 @@
       </w:pPr>
       <w:r>
         <w:rPr>
-          <w:rFonts w:ascii="Courier New" w:hAnsi="Courier New"/>
           <w:color w:val="auto"/>
         </w:rPr>
         <w:t xml:space="preserve">    </w:t>
       </w:r>
       <w:r>
         <w:rPr>
-          <w:rFonts w:ascii="Courier New" w:hAnsi="Courier New"/>
           <w:b w:val="false"/>
           <w:color w:val="auto"/>
           <w:sz w:val="21"/>
@@ -6115,14 +6057,12 @@
       </w:pPr>
       <w:r>
         <w:rPr>
-          <w:rFonts w:ascii="Courier New" w:hAnsi="Courier New"/>
           <w:color w:val="auto"/>
         </w:rPr>
         <w:t xml:space="preserve">        </w:t>
       </w:r>
       <w:r>
         <w:rPr>
-          <w:rFonts w:ascii="Courier New" w:hAnsi="Courier New"/>
           <w:b w:val="false"/>
           <w:color w:val="auto"/>
           <w:sz w:val="21"/>
@@ -6140,14 +6080,12 @@
       </w:pPr>
       <w:r>
         <w:rPr>
-          <w:rFonts w:ascii="Courier New" w:hAnsi="Courier New"/>
           <w:color w:val="auto"/>
         </w:rPr>
         <w:t xml:space="preserve">        </w:t>
       </w:r>
       <w:r>
         <w:rPr>
-          <w:rFonts w:ascii="Courier New" w:hAnsi="Courier New"/>
           <w:b w:val="false"/>
           <w:color w:val="auto"/>
           <w:sz w:val="21"/>
@@ -6165,14 +6103,12 @@
       </w:pPr>
       <w:r>
         <w:rPr>
-          <w:rFonts w:ascii="Courier New" w:hAnsi="Courier New"/>
           <w:color w:val="auto"/>
         </w:rPr>
         <w:t xml:space="preserve">        </w:t>
       </w:r>
       <w:r>
         <w:rPr>
-          <w:rFonts w:ascii="Courier New" w:hAnsi="Courier New"/>
           <w:b w:val="false"/>
           <w:color w:val="auto"/>
           <w:sz w:val="21"/>
@@ -6190,14 +6126,12 @@
       </w:pPr>
       <w:r>
         <w:rPr>
-          <w:rFonts w:ascii="Courier New" w:hAnsi="Courier New"/>
           <w:color w:val="auto"/>
         </w:rPr>
         <w:t xml:space="preserve">        </w:t>
       </w:r>
       <w:r>
         <w:rPr>
-          <w:rFonts w:ascii="Courier New" w:hAnsi="Courier New"/>
           <w:b w:val="false"/>
           <w:color w:val="auto"/>
           <w:sz w:val="21"/>
@@ -6215,14 +6149,12 @@
       </w:pPr>
       <w:r>
         <w:rPr>
-          <w:rFonts w:ascii="Courier New" w:hAnsi="Courier New"/>
           <w:color w:val="auto"/>
         </w:rPr>
         <w:t xml:space="preserve">    </w:t>
       </w:r>
       <w:r>
         <w:rPr>
-          <w:rFonts w:ascii="Courier New" w:hAnsi="Courier New"/>
           <w:b w:val="false"/>
           <w:color w:val="auto"/>
           <w:sz w:val="21"/>
@@ -6240,7 +6172,6 @@
       </w:pPr>
       <w:r>
         <w:rPr>
-          <w:rFonts w:ascii="Courier New" w:hAnsi="Courier New"/>
           <w:color w:val="auto"/>
         </w:rPr>
         <w:t>]</w:t>
@@ -6256,22 +6187,20 @@
       </w:pPr>
       <w:r>
         <w:rPr>
-          <w:rFonts w:ascii="Courier New" w:hAnsi="Courier New"/>
-          <w:color w:val="auto"/>
-        </w:rPr>
-      </w:r>
-    </w:p>
-    <w:p>
-      <w:pPr>
-        <w:pStyle w:val="Code"/>
-        <w:rPr>
-          <w:rFonts w:ascii="Courier New" w:hAnsi="Courier New"/>
-          <w:color w:val="auto"/>
-        </w:rPr>
-      </w:pPr>
-      <w:r>
-        <w:rPr>
-          <w:rFonts w:ascii="Courier New" w:hAnsi="Courier New"/>
+          <w:color w:val="auto"/>
+        </w:rPr>
+      </w:r>
+    </w:p>
+    <w:p>
+      <w:pPr>
+        <w:pStyle w:val="Code"/>
+        <w:rPr>
+          <w:rFonts w:ascii="Courier New" w:hAnsi="Courier New"/>
+          <w:color w:val="auto"/>
+        </w:rPr>
+      </w:pPr>
+      <w:r>
+        <w:rPr>
           <w:color w:val="auto"/>
         </w:rPr>
         <w:t>resulting_dictionary = dict()</w:t>
@@ -6287,7 +6216,6 @@
       </w:pPr>
       <w:r>
         <w:rPr>
-          <w:rFonts w:ascii="Courier New" w:hAnsi="Courier New"/>
           <w:color w:val="auto"/>
         </w:rPr>
         <w:t>for index in range(len(models)):</w:t>
@@ -6303,14 +6231,12 @@
       </w:pPr>
       <w:r>
         <w:rPr>
-          <w:rFonts w:ascii="Courier New" w:hAnsi="Courier New"/>
           <w:color w:val="auto"/>
         </w:rPr>
         <w:t xml:space="preserve">    </w:t>
       </w:r>
       <w:r>
         <w:rPr>
-          <w:rFonts w:ascii="Courier New" w:hAnsi="Courier New"/>
           <w:b w:val="false"/>
           <w:color w:val="auto"/>
           <w:sz w:val="21"/>
@@ -6328,14 +6254,12 @@
       </w:pPr>
       <w:r>
         <w:rPr>
-          <w:rFonts w:ascii="Courier New" w:hAnsi="Courier New"/>
           <w:color w:val="auto"/>
         </w:rPr>
         <w:t xml:space="preserve">    </w:t>
       </w:r>
       <w:r>
         <w:rPr>
-          <w:rFonts w:ascii="Courier New" w:hAnsi="Courier New"/>
           <w:b w:val="false"/>
           <w:color w:val="auto"/>
           <w:sz w:val="21"/>
@@ -6353,14 +6277,12 @@
       </w:pPr>
       <w:r>
         <w:rPr>
-          <w:rFonts w:ascii="Courier New" w:hAnsi="Courier New"/>
           <w:color w:val="auto"/>
         </w:rPr>
         <w:t xml:space="preserve">    </w:t>
       </w:r>
       <w:r>
         <w:rPr>
-          <w:rFonts w:ascii="Courier New" w:hAnsi="Courier New"/>
           <w:b w:val="false"/>
           <w:color w:val="auto"/>
           <w:sz w:val="21"/>
@@ -6378,7 +6300,6 @@
       </w:pPr>
       <w:r>
         <w:rPr>
-          <w:rFonts w:ascii="Courier New" w:hAnsi="Courier New"/>
           <w:color w:val="auto"/>
         </w:rPr>
         <w:t>print("Errors in each model:", resulting_dictionary)</w:t>
@@ -6394,7 +6315,6 @@
       </w:pPr>
       <w:r>
         <w:rPr>
-          <w:rFonts w:ascii="Courier New" w:hAnsi="Courier New"/>
           <w:color w:val="auto"/>
         </w:rPr>
         <w:t>plt.title("Number of errors in each model")</w:t>
@@ -6410,7 +6330,6 @@
       </w:pPr>
       <w:r>
         <w:rPr>
-          <w:rFonts w:ascii="Courier New" w:hAnsi="Courier New"/>
           <w:color w:val="auto"/>
         </w:rPr>
         <w:t>plt.bar(models, accuracies, color="g")</w:t>
@@ -6426,7 +6345,6 @@
       </w:pPr>
       <w:r>
         <w:rPr>
-          <w:rFonts w:ascii="Courier New" w:hAnsi="Courier New"/>
           <w:color w:val="auto"/>
         </w:rPr>
         <w:t>plt.show()</w:t>
@@ -7003,7 +6921,13 @@
       </w:pPr>
       <w:r>
         <w:rPr/>
-        <w:t>Потрібне, щоб модель могла працювати з ще не баченими даними. Перемішує дані і розділяє їх на два масиви різних розмірів.</w:t>
+        <w:t xml:space="preserve">Потрібне, щоб модель могла працювати з ще не баченими даними. Перемішує дані і розділяє їх на два масиви різних розмірів. Розмір навчальної вибірки зазвичай 80%, а розмір тестової 20%. </w:t>
+      </w:r>
+      <w:r>
+        <w:rPr>
+          <w:lang w:val="uk-UA"/>
+        </w:rPr>
+        <w:t>Навчальна вибірка потрібна для визначення початкових параметрів моделі. Тестова вибірка потрібна при розпізнаванні.</w:t>
       </w:r>
     </w:p>
     <w:p>
@@ -7307,7 +7231,7 @@
       </w:pPr>
       <w:r>
         <w:rPr/>
-        <w:t>Така, що достовірно представляє дані.</w:t>
+        <w:t>Така, що достовірно представляє дані. Дані достовірні якщо всі екземпляри вибірки повністю представляють генеральну сукупністю.</w:t>
       </w:r>
     </w:p>
     <w:p>
@@ -8707,19 +8631,19 @@
       <w:lang w:val="en-US" w:eastAsia="uk-UA"/>
     </w:rPr>
   </w:style>
-  <w:style w:type="character" w:styleId="Style12">
-    <w:name w:val="Маркери"/>
+  <w:style w:type="character" w:styleId="user">
+    <w:name w:val="Маркери (user)"/>
     <w:qFormat/>
     <w:rPr>
       <w:rFonts w:ascii="OpenSymbol" w:hAnsi="OpenSymbol" w:eastAsia="OpenSymbol" w:cs="OpenSymbol"/>
     </w:rPr>
   </w:style>
-  <w:style w:type="character" w:styleId="Style13">
-    <w:name w:val="Символ нумерації"/>
+  <w:style w:type="character" w:styleId="user1">
+    <w:name w:val="Символ нумерації (user)"/>
     <w:qFormat/>
     <w:rPr/>
   </w:style>
-  <w:style w:type="paragraph" w:styleId="Style14">
+  <w:style w:type="paragraph" w:styleId="Style12">
     <w:name w:val="Заголовок"/>
     <w:basedOn w:val="Normal"/>
     <w:next w:val="BodyText"/>
@@ -8766,7 +8690,7 @@
       <w:szCs w:val="24"/>
     </w:rPr>
   </w:style>
-  <w:style w:type="paragraph" w:styleId="Style15">
+  <w:style w:type="paragraph" w:styleId="Style13">
     <w:name w:val="Покажчик"/>
     <w:basedOn w:val="Normal"/>
     <w:qFormat/>
@@ -8777,7 +8701,7 @@
       <w:rFonts w:cs="Arial Unicode MS"/>
     </w:rPr>
   </w:style>
-  <w:style w:type="paragraph" w:styleId="user">
+  <w:style w:type="paragraph" w:styleId="user2">
     <w:name w:val="Заголовок (user)"/>
     <w:basedOn w:val="Normal"/>
     <w:next w:val="BodyText"/>
@@ -8792,7 +8716,7 @@
       <w:szCs w:val="28"/>
     </w:rPr>
   </w:style>
-  <w:style w:type="paragraph" w:styleId="user1">
+  <w:style w:type="paragraph" w:styleId="user3">
     <w:name w:val="Покажчик (user)"/>
     <w:basedOn w:val="Normal"/>
     <w:qFormat/>
@@ -8805,7 +8729,7 @@
   </w:style>
   <w:style w:type="paragraph" w:styleId="IndexHeading">
     <w:name w:val="index heading"/>
-    <w:basedOn w:val="Style14"/>
+    <w:basedOn w:val="user2"/>
     <w:pPr/>
     <w:rPr/>
   </w:style>
@@ -9034,8 +8958,8 @@
       <w:lang w:val="en-US"/>
     </w:rPr>
   </w:style>
-  <w:style w:type="paragraph" w:styleId="Style16">
-    <w:name w:val="Вміст таблиці"/>
+  <w:style w:type="paragraph" w:styleId="user4">
+    <w:name w:val="Вміст таблиці (user)"/>
     <w:basedOn w:val="Normal"/>
     <w:qFormat/>
     <w:pPr>
